--- a/zht/docx/003.content.docx
+++ b/zht/docx/003.content.docx
@@ -166,26 +166,6 @@
       </w:r>
       <w:r>
         <w:rPr>
-          <w:i/>
-          <w:lang w:val="zh_TW" w:bidi="zh_TW"/>
-        </w:rPr>
-        <w:t>安息日</w:t>
-      </w:r>
-      <w:r>
-        <w:rPr>
-          <w:lang w:val="zh_TW" w:bidi="zh_TW"/>
-        </w:rPr>
-      </w:r>
-    </w:p>
-    <w:p>
-      <w:pPr/>
-      <w:r>
-        <w:rPr>
-          <w:lang w:val="zh_TW" w:bidi="zh_TW"/>
-        </w:rPr>
-      </w:r>
-      <w:r>
-        <w:rPr>
           <w:lang w:val="zh_TW" w:bidi="zh_TW"/>
         </w:rPr>
         <w:t xml:space="preserve"> </w:t>
@@ -232,7 +212,7 @@
         <w:rPr>
           <w:lang w:val="zh_TW" w:bidi="zh_TW"/>
         </w:rPr>
-        <w:t>安息日</w:t>
+        <w:t>安息</w:t>
       </w:r>
       <w:r>
         <w:rPr>
@@ -251,18 +231,56 @@
         <w:rPr>
           <w:lang w:val="zh_TW" w:bidi="zh_TW"/>
         </w:rPr>
-        <w:t>源自一個希伯來文，意思是「停止」或「休止」。安息日是人們停止一切日常工作的日子（在耶穌的時代，是從星期五晚上到星期六晚上）。聖經提到神賜給祂的百姓安息日，作為一個服事祂的機會，也提醒他們聖經中的兩個重要真理——創造與救贖。</w:t>
-      </w:r>
-    </w:p>
-    <w:p>
-      <w:pPr>
-        <w:pStyle w:val="Heading3"/>
-      </w:pPr>
-      <w:r>
-        <w:rPr>
-          <w:lang w:val="zh_TW" w:bidi="zh_TW"/>
-        </w:rPr>
-        <w:t>舊約中的安息日</w:t>
+        <w:t>安息的意思是脫離工作或活動，得享自由。基督信仰中的安息概念起源於神自己的安息。神在六日創造天地之後，「就在第七日歇了他一切的工，安息了」（</w:t>
+      </w:r>
+      <w:hyperlink r:id="rId13">
+        <w:r>
+          <w:rPr>
+            <w:lang w:val="zh_TW" w:bidi="zh_TW"/>
+          </w:rPr>
+          <w:rPr>
+            <w:color w:val="0000EE"/>
+            <w:u w:val="single"/>
+          </w:rPr>
+          <w:t>創2:2</w:t>
+        </w:r>
+      </w:hyperlink>
+      <w:r>
+        <w:rPr>
+          <w:lang w:val="zh_TW" w:bidi="zh_TW"/>
+        </w:rPr>
+        <w:t>）。這一事件成為以色列人安息日的基礎，也就是每週得以安息的日子。安息日（</w:t>
+      </w:r>
+      <w:r>
+        <w:rPr>
+          <w:i/>
+          <w:lang w:val="zh_TW" w:bidi="zh_TW"/>
+        </w:rPr>
+        <w:t>sabbath</w:t>
+      </w:r>
+      <w:r>
+        <w:rPr>
+          <w:lang w:val="zh_TW" w:bidi="zh_TW"/>
+        </w:rPr>
+        <w:t>）在希伯來文中就是「安息」的意思。七日之中，第七日的安息被視為創造秩序的一部分。第四條誡命要人為神守安息日，只工作六日，因為神用六日創造萬物，第七日便安息（</w:t>
+      </w:r>
+      <w:hyperlink r:id="rId14">
+        <w:r>
+          <w:rPr>
+            <w:lang w:val="zh_TW" w:bidi="zh_TW"/>
+          </w:rPr>
+          <w:rPr>
+            <w:color w:val="0000EE"/>
+            <w:u w:val="single"/>
+          </w:rPr>
+          <w:t>出20:8–11</w:t>
+        </w:r>
+      </w:hyperlink>
+      <w:r>
+        <w:rPr>
+          <w:lang w:val="zh_TW" w:bidi="zh_TW"/>
+        </w:rPr>
+        <w:t>）。</w:t>
       </w:r>
     </w:p>
     <w:p>
@@ -276,43 +294,25 @@
         <w:rPr>
           <w:lang w:val="zh_TW" w:bidi="zh_TW"/>
         </w:rPr>
-        <w:t>創造與安息日之間的關係首先在</w:t>
-      </w:r>
-      <w:hyperlink r:id="rId13">
-        <w:r>
-          <w:rPr>
-            <w:lang w:val="zh_TW" w:bidi="zh_TW"/>
-          </w:rPr>
-          <w:rPr>
-            <w:color w:val="0000EE"/>
-            <w:u w:val="single"/>
-          </w:rPr>
-          <w:t>創世記二章2至3節</w:t>
-        </w:r>
-      </w:hyperlink>
-      <w:r>
-        <w:rPr>
-          <w:lang w:val="zh_TW" w:bidi="zh_TW"/>
-        </w:rPr>
-        <w:t>中表達出來。神在六天創造之後「歇了」祂的工作，並且「賜福」給第七日，並「定為聖日」。在第四條誡命中（</w:t>
-      </w:r>
-      <w:hyperlink r:id="rId14">
-        <w:r>
-          <w:rPr>
-            <w:lang w:val="zh_TW" w:bidi="zh_TW"/>
-          </w:rPr>
-          <w:rPr>
-            <w:color w:val="0000EE"/>
-            <w:u w:val="single"/>
-          </w:rPr>
-          <w:t>出20:8–11</w:t>
-        </w:r>
-      </w:hyperlink>
-      <w:r>
-        <w:rPr>
-          <w:lang w:val="zh_TW" w:bidi="zh_TW"/>
-        </w:rPr>
-        <w:t>），神在創造之後「賜福」第七日，並「定為聖日」（所用的詞與創世記中的相同），這成為祂要求人們要守第七日為安息日的根據。</w:t>
+        <w:t>聖經中安息的概念不僅關乎過去（創造）與現在（每週的安息），也關乎將來。這將來的安息是以以色列人在摩西帶領下，從埃及的奴役走向應許之地的「安息」作為象徵。他們在約書亞的帶領下進入那地，得著安息（見</w:t>
+      </w:r>
+      <w:hyperlink r:id="rId15">
+        <w:r>
+          <w:rPr>
+            <w:lang w:val="zh_TW" w:bidi="zh_TW"/>
+          </w:rPr>
+          <w:rPr>
+            <w:color w:val="0000EE"/>
+            <w:u w:val="single"/>
+          </w:rPr>
+          <w:t>書23–24章</w:t>
+        </w:r>
+      </w:hyperlink>
+      <w:r>
+        <w:rPr>
+          <w:lang w:val="zh_TW" w:bidi="zh_TW"/>
+        </w:rPr>
+        <w:t>）。</w:t>
       </w:r>
     </w:p>
     <w:p>
@@ -326,25 +326,7 @@
         <w:rPr>
           <w:lang w:val="zh_TW" w:bidi="zh_TW"/>
         </w:rPr>
-        <w:t>神從祂的工作中休息這一概念是令人驚奇的。在</w:t>
-      </w:r>
-      <w:hyperlink r:id="rId15">
-        <w:r>
-          <w:rPr>
-            <w:lang w:val="zh_TW" w:bidi="zh_TW"/>
-          </w:rPr>
-          <w:rPr>
-            <w:color w:val="0000EE"/>
-            <w:u w:val="single"/>
-          </w:rPr>
-          <w:t>出埃及記三十一章17節</w:t>
-        </w:r>
-      </w:hyperlink>
-      <w:r>
-        <w:rPr>
-          <w:lang w:val="zh_TW" w:bidi="zh_TW"/>
-        </w:rPr>
-        <w:t>中，神告訴摩西祂在安息日得到安息舒暢，使這一概念更加生動。聖經常把造物主描繪成一個做工的人。在出埃及記中，這種生動的表述無疑是為了強調安息日的基本教訓：人必須遵循造物主為他們設立的模式，在七天之中休息一天，對個人、家庭、家庭成員，甚至動物來說，都是必要的（</w:t>
+        <w:t>以色列人在曠野漂流四十年，這表示那些與摩西一同出埃及的成年人無法進入應許之地。他們因忘記神的恩典與悖逆神而自招審判（</w:t>
       </w:r>
       <w:hyperlink r:id="rId16">
         <w:r>
@@ -355,7 +337,79 @@
             <w:color w:val="0000EE"/>
             <w:u w:val="single"/>
           </w:rPr>
-          <w:t>出20:10</w:t>
+          <w:t>民14:26–35</w:t>
+        </w:r>
+      </w:hyperlink>
+      <w:r>
+        <w:rPr>
+          <w:lang w:val="zh_TW" w:bidi="zh_TW"/>
+        </w:rPr>
+        <w:t>）。幾個世紀之後，神警戒他們的後代，不可心硬，免得失去祂所賜的安息：「惟願你們今天聽他的話：你們不可硬著心」（</w:t>
+      </w:r>
+      <w:hyperlink r:id="rId17">
+        <w:r>
+          <w:rPr>
+            <w:lang w:val="zh_TW" w:bidi="zh_TW"/>
+          </w:rPr>
+          <w:rPr>
+            <w:color w:val="0000EE"/>
+            <w:u w:val="single"/>
+          </w:rPr>
+          <w:t>詩95:7–11</w:t>
+        </w:r>
+      </w:hyperlink>
+      <w:r>
+        <w:rPr>
+          <w:lang w:val="zh_TW" w:bidi="zh_TW"/>
+        </w:rPr>
+        <w:t>）。希伯來書的作者引用這段經文（</w:t>
+      </w:r>
+      <w:hyperlink r:id="rId18">
+        <w:r>
+          <w:rPr>
+            <w:lang w:val="zh_TW" w:bidi="zh_TW"/>
+          </w:rPr>
+          <w:rPr>
+            <w:color w:val="0000EE"/>
+            <w:u w:val="single"/>
+          </w:rPr>
+          <w:t>來3:7–8</w:t>
+        </w:r>
+      </w:hyperlink>
+      <w:r>
+        <w:rPr>
+          <w:lang w:val="zh_TW" w:bidi="zh_TW"/>
+        </w:rPr>
+        <w:t>，</w:t>
+      </w:r>
+      <w:hyperlink r:id="rId19">
+        <w:r>
+          <w:rPr>
+            <w:lang w:val="zh_TW" w:bidi="zh_TW"/>
+          </w:rPr>
+          <w:rPr>
+            <w:color w:val="0000EE"/>
+            <w:u w:val="single"/>
+          </w:rPr>
+          <w:t>4:7</w:t>
+        </w:r>
+      </w:hyperlink>
+      <w:r>
+        <w:rPr>
+          <w:lang w:val="zh_TW" w:bidi="zh_TW"/>
+        </w:rPr>
+        <w:t>），表明神的安息不只是歷史的一部分，神仍然向人敞開進入祂安息的機會。「今日」這個詞顯明恩典的日子仍在：「若是約書亞已叫他們享了安息，後來神就不再提別的日子了。這樣看來，必另有一安息日的安息為神的子民存留。」（</w:t>
+      </w:r>
+      <w:hyperlink r:id="rId20">
+        <w:r>
+          <w:rPr>
+            <w:lang w:val="zh_TW" w:bidi="zh_TW"/>
+          </w:rPr>
+          <w:rPr>
+            <w:color w:val="0000EE"/>
+            <w:u w:val="single"/>
+          </w:rPr>
+          <w:t>來4:8–9</w:t>
         </w:r>
       </w:hyperlink>
       <w:r>
@@ -376,61 +430,97 @@
         <w:rPr>
           <w:lang w:val="zh_TW" w:bidi="zh_TW"/>
         </w:rPr>
-        <w:t>設立安息日與聖經中的創造故事有關，這暗示它是舊約中的一條為所有人（而非僅僅為以色列人）而設立的標準。將安息日律法納入十誡，進一步強調了這一重要真理。十誡在舊約律法中佔有特殊地位。在神的一切命令中，只有十誡是由神以可聽見的聲音說出來（</w:t>
-      </w:r>
-      <w:hyperlink r:id="rId17">
-        <w:r>
-          <w:rPr>
-            <w:lang w:val="zh_TW" w:bidi="zh_TW"/>
-          </w:rPr>
-          <w:rPr>
-            <w:color w:val="0000EE"/>
-            <w:u w:val="single"/>
-          </w:rPr>
-          <w:t>出20:1</w:t>
-        </w:r>
-      </w:hyperlink>
-      <w:r>
-        <w:rPr>
-          <w:lang w:val="zh_TW" w:bidi="zh_TW"/>
-        </w:rPr>
-        <w:t>），由祂的指頭寫下（</w:t>
-      </w:r>
-      <w:hyperlink r:id="rId18">
-        <w:r>
-          <w:rPr>
-            <w:lang w:val="zh_TW" w:bidi="zh_TW"/>
-          </w:rPr>
-          <w:rPr>
-            <w:color w:val="0000EE"/>
-            <w:u w:val="single"/>
-          </w:rPr>
-          <w:t>31:18</w:t>
-        </w:r>
-      </w:hyperlink>
-      <w:r>
-        <w:rPr>
-          <w:lang w:val="zh_TW" w:bidi="zh_TW"/>
-        </w:rPr>
-        <w:t>），最後放置於帳幕的約櫃中，成為以色列敬拜的中心（</w:t>
-      </w:r>
-      <w:hyperlink r:id="rId19">
-        <w:r>
-          <w:rPr>
-            <w:lang w:val="zh_TW" w:bidi="zh_TW"/>
-          </w:rPr>
-          <w:rPr>
-            <w:color w:val="0000EE"/>
-            <w:u w:val="single"/>
-          </w:rPr>
-          <w:t>25:16</w:t>
-        </w:r>
-      </w:hyperlink>
-      <w:r>
-        <w:rPr>
-          <w:lang w:val="zh_TW" w:bidi="zh_TW"/>
-        </w:rPr>
-        <w:t>）。新約也強調了十誡作為一個整體，代表著對所有人、在所有地方、所有時代永遠有效的原則。無論是否將星期天認定為基督徒的安息日，人們都應接受聖經中關於安息日教導的核心原則，即神的教導要求人們每週定期休息。</w:t>
+        <w:t>神邀請所有人進入祂的安息。每週的安息日提醒並反映這真正的安息。以色列人在曠野漂流之後在應許之地所得的安息，是神永恆安息的預表，祂的百姓將一同分享這安息。基督向凡到祂那裡來的人所賜的安息（</w:t>
+      </w:r>
+      <w:hyperlink r:id="rId21">
+        <w:r>
+          <w:rPr>
+            <w:lang w:val="zh_TW" w:bidi="zh_TW"/>
+          </w:rPr>
+          <w:rPr>
+            <w:color w:val="0000EE"/>
+            <w:u w:val="single"/>
+          </w:rPr>
+          <w:t>太11:28</w:t>
+        </w:r>
+      </w:hyperlink>
+      <w:r>
+        <w:rPr>
+          <w:lang w:val="zh_TW" w:bidi="zh_TW"/>
+        </w:rPr>
+        <w:t>），讓人預先嘗到並領受神所應許的安息。信徒「在基督裡睡了」之後所享的安息，是更深的安息經歷：「在主裡面而死的人有福了……他們息了自己的勞苦」（</w:t>
+      </w:r>
+      <w:hyperlink r:id="rId22">
+        <w:r>
+          <w:rPr>
+            <w:lang w:val="zh_TW" w:bidi="zh_TW"/>
+          </w:rPr>
+          <w:rPr>
+            <w:color w:val="0000EE"/>
+            <w:u w:val="single"/>
+          </w:rPr>
+          <w:t>啟14:13</w:t>
+        </w:r>
+      </w:hyperlink>
+      <w:r>
+        <w:rPr>
+          <w:lang w:val="zh_TW" w:bidi="zh_TW"/>
+        </w:rPr>
+        <w:t>）。然而，這安息要在基督再來的時候才完全實現。那時，凡屬於祂的人都要完全彰顯祂的樣式（</w:t>
+      </w:r>
+      <w:hyperlink r:id="rId23">
+        <w:r>
+          <w:rPr>
+            <w:lang w:val="zh_TW" w:bidi="zh_TW"/>
+          </w:rPr>
+          <w:rPr>
+            <w:color w:val="0000EE"/>
+            <w:u w:val="single"/>
+          </w:rPr>
+          <w:t>約一3:2</w:t>
+        </w:r>
+      </w:hyperlink>
+      <w:r>
+        <w:rPr>
+          <w:lang w:val="zh_TW" w:bidi="zh_TW"/>
+        </w:rPr>
+        <w:t>），救恩將得以完全。他們要得著不朽、榮耀的身體（</w:t>
+      </w:r>
+      <w:hyperlink r:id="rId24">
+        <w:r>
+          <w:rPr>
+            <w:lang w:val="zh_TW" w:bidi="zh_TW"/>
+          </w:rPr>
+          <w:rPr>
+            <w:color w:val="0000EE"/>
+            <w:u w:val="single"/>
+          </w:rPr>
+          <w:t>林後5</w:t>
+        </w:r>
+      </w:hyperlink>
+      <w:r>
+        <w:rPr>
+          <w:lang w:val="zh_TW" w:bidi="zh_TW"/>
+        </w:rPr>
+        <w:t>），並且神要建立有公義居住其中的新天新地（</w:t>
+      </w:r>
+      <w:hyperlink r:id="rId25">
+        <w:r>
+          <w:rPr>
+            <w:lang w:val="zh_TW" w:bidi="zh_TW"/>
+          </w:rPr>
+          <w:rPr>
+            <w:color w:val="0000EE"/>
+            <w:u w:val="single"/>
+          </w:rPr>
+          <w:t>彼後3:13</w:t>
+        </w:r>
+      </w:hyperlink>
+      <w:r>
+        <w:rPr>
+          <w:lang w:val="zh_TW" w:bidi="zh_TW"/>
+        </w:rPr>
+        <w:t>）。</w:t>
       </w:r>
     </w:p>
     <w:p>
@@ -444,61 +534,61 @@
         <w:rPr>
           <w:lang w:val="zh_TW" w:bidi="zh_TW"/>
         </w:rPr>
-        <w:t>值得注意的是，聖經中關於安息日教導的第二個主要觀點——救贖——也出現在十誡的清單中。安息日的律法（已在</w:t>
-      </w:r>
-      <w:hyperlink r:id="rId14">
-        <w:r>
-          <w:rPr>
-            <w:lang w:val="zh_TW" w:bidi="zh_TW"/>
-          </w:rPr>
-          <w:rPr>
-            <w:color w:val="0000EE"/>
-            <w:u w:val="single"/>
-          </w:rPr>
-          <w:t>出20:8–11</w:t>
-        </w:r>
-      </w:hyperlink>
-      <w:r>
-        <w:rPr>
-          <w:lang w:val="zh_TW" w:bidi="zh_TW"/>
-        </w:rPr>
-        <w:t>中提到）在</w:t>
-      </w:r>
-      <w:hyperlink r:id="rId20">
-        <w:r>
-          <w:rPr>
-            <w:lang w:val="zh_TW" w:bidi="zh_TW"/>
-          </w:rPr>
-          <w:rPr>
-            <w:color w:val="0000EE"/>
-            <w:u w:val="single"/>
-          </w:rPr>
-          <w:t>申命記五章12至15節</w:t>
-        </w:r>
-      </w:hyperlink>
-      <w:r>
-        <w:rPr>
-          <w:lang w:val="zh_TW" w:bidi="zh_TW"/>
-        </w:rPr>
-        <w:t>中再次出現，為守安息日附加了一個不同的理由：「記念你在埃及地作過奴僕；耶和華—你神用大能的手和伸出來的膀臂將你從那裡領出來。因此，耶和華—你的神吩咐你守安息日。」（</w:t>
-      </w:r>
-      <w:hyperlink r:id="rId21">
-        <w:r>
-          <w:rPr>
-            <w:lang w:val="zh_TW" w:bidi="zh_TW"/>
-          </w:rPr>
-          <w:rPr>
-            <w:color w:val="0000EE"/>
-            <w:u w:val="single"/>
-          </w:rPr>
-          <w:t>15</w:t>
-        </w:r>
-      </w:hyperlink>
-      <w:r>
-        <w:rPr>
-          <w:lang w:val="zh_TW" w:bidi="zh_TW"/>
-        </w:rPr>
-        <w:t>節，和合本）。</w:t>
+        <w:t>那時將是歷史的高潮，也是神的百姓完全進入祂永恆安息的時刻。基督在十字架上成就的救贖將得以完全，帶來脫離一切罪的安息與自由，也使人不再經歷憂傷、痛苦和死亡（</w:t>
+      </w:r>
+      <w:hyperlink r:id="rId26">
+        <w:r>
+          <w:rPr>
+            <w:lang w:val="zh_TW" w:bidi="zh_TW"/>
+          </w:rPr>
+          <w:rPr>
+            <w:color w:val="0000EE"/>
+            <w:u w:val="single"/>
+          </w:rPr>
+          <w:t>啟7:9–17</w:t>
+        </w:r>
+      </w:hyperlink>
+      <w:r>
+        <w:rPr>
+          <w:lang w:val="zh_TW" w:bidi="zh_TW"/>
+        </w:rPr>
+        <w:t>，</w:t>
+      </w:r>
+      <w:hyperlink r:id="rId27">
+        <w:r>
+          <w:rPr>
+            <w:lang w:val="zh_TW" w:bidi="zh_TW"/>
+          </w:rPr>
+          <w:rPr>
+            <w:color w:val="0000EE"/>
+            <w:u w:val="single"/>
+          </w:rPr>
+          <w:t>21:1–7</w:t>
+        </w:r>
+      </w:hyperlink>
+      <w:r>
+        <w:rPr>
+          <w:lang w:val="zh_TW" w:bidi="zh_TW"/>
+        </w:rPr>
+        <w:t>）。此外，人類將與神一切的受造物一同得著更新，萬物要照著起初神的旨意得以成全（見</w:t>
+      </w:r>
+      <w:hyperlink r:id="rId28">
+        <w:r>
+          <w:rPr>
+            <w:lang w:val="zh_TW" w:bidi="zh_TW"/>
+          </w:rPr>
+          <w:rPr>
+            <w:color w:val="0000EE"/>
+            <w:u w:val="single"/>
+          </w:rPr>
+          <w:t>羅8:19–25</w:t>
+        </w:r>
+      </w:hyperlink>
+      <w:r>
+        <w:rPr>
+          <w:lang w:val="zh_TW" w:bidi="zh_TW"/>
+        </w:rPr>
+        <w:t>）。</w:t>
       </w:r>
     </w:p>
     <w:p>
@@ -512,43 +602,43 @@
         <w:rPr>
           <w:lang w:val="zh_TW" w:bidi="zh_TW"/>
         </w:rPr>
-        <w:t>這兩個關於第四誡敘述之間的差異十分重要。第一個（</w:t>
-      </w:r>
-      <w:hyperlink r:id="rId22">
-        <w:r>
-          <w:rPr>
-            <w:lang w:val="zh_TW" w:bidi="zh_TW"/>
-          </w:rPr>
-          <w:rPr>
-            <w:color w:val="0000EE"/>
-            <w:u w:val="single"/>
-          </w:rPr>
-          <w:t>出20章</w:t>
-        </w:r>
-      </w:hyperlink>
-      <w:r>
-        <w:rPr>
-          <w:lang w:val="zh_TW" w:bidi="zh_TW"/>
-        </w:rPr>
-        <w:t>）是通過以色列向所有受造之人發出的，第二個（</w:t>
-      </w:r>
-      <w:hyperlink r:id="rId23">
-        <w:r>
-          <w:rPr>
-            <w:lang w:val="zh_TW" w:bidi="zh_TW"/>
-          </w:rPr>
-          <w:rPr>
-            <w:color w:val="0000EE"/>
-            <w:u w:val="single"/>
-          </w:rPr>
-          <w:t>申5章</w:t>
-        </w:r>
-      </w:hyperlink>
-      <w:r>
-        <w:rPr>
-          <w:lang w:val="zh_TW" w:bidi="zh_TW"/>
-        </w:rPr>
-        <w:t>）是向以色列這些被神救贖的百姓發出的。因此，安息日是神的標誌，不僅指向祂作為創造主對全人類的慈愛，也指向祂作為救贖主對祂揀選之民的憐憫。</w:t>
+        <w:t>安息並不是表示沒有行動。神在創造的工作完成後安息，但祂仍在作工，持續托住祂所造的一切，並施行公義的審判與慈愛的拯救。耶穌基督藉著祂的生、死、復活與榮耀，彰顯出神仍在行動（</w:t>
+      </w:r>
+      <w:hyperlink r:id="rId29">
+        <w:r>
+          <w:rPr>
+            <w:lang w:val="zh_TW" w:bidi="zh_TW"/>
+          </w:rPr>
+          <w:rPr>
+            <w:color w:val="0000EE"/>
+            <w:u w:val="single"/>
+          </w:rPr>
+          <w:t>林後5:19</w:t>
+        </w:r>
+      </w:hyperlink>
+      <w:r>
+        <w:rPr>
+          <w:lang w:val="zh_TW" w:bidi="zh_TW"/>
+        </w:rPr>
+        <w:t>）。正如耶穌所說：「我父做事直到如今，我也做事」（</w:t>
+      </w:r>
+      <w:hyperlink r:id="rId30">
+        <w:r>
+          <w:rPr>
+            <w:lang w:val="zh_TW" w:bidi="zh_TW"/>
+          </w:rPr>
+          <w:rPr>
+            <w:color w:val="0000EE"/>
+            <w:u w:val="single"/>
+          </w:rPr>
+          <w:t>約5:17</w:t>
+        </w:r>
+      </w:hyperlink>
+      <w:r>
+        <w:rPr>
+          <w:lang w:val="zh_TW" w:bidi="zh_TW"/>
+        </w:rPr>
+        <w:t>）。信徒將從與罪惡的爭戰和今生的苦難中得著安息；然而，他們所進入的安息並非是枯燥或毫無作為的。神自己是活潑而有作為的，祂的安息也是如此。</w:t>
       </w:r>
     </w:p>
     <w:p>
@@ -562,36 +652,72 @@
         <w:rPr>
           <w:lang w:val="zh_TW" w:bidi="zh_TW"/>
         </w:rPr>
-        <w:t>在申命記版本的安息日誡命中，有一個重要的觀點不容忽視。在禁止一切工作的命令之後，附有一個解釋性說明——「這一日，你和你的兒女、僕婢、牛、驢、牲畜，並在你城裡寄居的客旅，無論何工都不可做，使你的僕婢可以和你一樣安息。」（</w:t>
-      </w:r>
-      <w:hyperlink r:id="rId24">
-        <w:r>
-          <w:rPr>
-            <w:lang w:val="zh_TW" w:bidi="zh_TW"/>
-          </w:rPr>
-          <w:rPr>
-            <w:color w:val="0000EE"/>
-            <w:u w:val="single"/>
-          </w:rPr>
-          <w:t>申5:14</w:t>
-        </w:r>
-      </w:hyperlink>
-      <w:r>
-        <w:rPr>
-          <w:lang w:val="zh_TW" w:bidi="zh_TW"/>
-        </w:rPr>
-        <w:t>，和合本）。對他人的實際關懷是舊約所有聖約教導中的一個特徵。因此，神對以色列在埃及為奴時的慈愛，必須與以色列家庭對那些服侍他們的人的慈愛相匹配。安息日提供了一個理想的途徑來實際表達這種關懷。耶穌特別積極地從大量僵化的規條中拯救出遵安安息日這人道主義的一面，因為在祂的時代，那些規條阻礙這原本應存在的關懷（見，例如，</w:t>
-      </w:r>
-      <w:hyperlink r:id="rId25">
-        <w:r>
-          <w:rPr>
-            <w:lang w:val="zh_TW" w:bidi="zh_TW"/>
-          </w:rPr>
-          <w:rPr>
-            <w:color w:val="0000EE"/>
-            <w:u w:val="single"/>
-          </w:rPr>
-          <w:t>可3:1–5</w:t>
+        <w:t>因此，信徒所歇下的一切，正使他們能喜樂而不斷地事奉那創造並救贖的神。信徒要與神一切的作為完全和諧地同工，歡喜讚美並事奉三一的神。他們的喜樂要完全，不再有缺乏，也不需再有改進（見</w:t>
+      </w:r>
+      <w:hyperlink r:id="rId31">
+        <w:r>
+          <w:rPr>
+            <w:lang w:val="zh_TW" w:bidi="zh_TW"/>
+          </w:rPr>
+          <w:rPr>
+            <w:color w:val="0000EE"/>
+            <w:u w:val="single"/>
+          </w:rPr>
+          <w:t>啟4:8–11</w:t>
+        </w:r>
+      </w:hyperlink>
+      <w:r>
+        <w:rPr>
+          <w:lang w:val="zh_TW" w:bidi="zh_TW"/>
+        </w:rPr>
+        <w:t>，</w:t>
+      </w:r>
+      <w:hyperlink r:id="rId32">
+        <w:r>
+          <w:rPr>
+            <w:lang w:val="zh_TW" w:bidi="zh_TW"/>
+          </w:rPr>
+          <w:rPr>
+            <w:color w:val="0000EE"/>
+            <w:u w:val="single"/>
+          </w:rPr>
+          <w:t>5:8–14</w:t>
+        </w:r>
+      </w:hyperlink>
+      <w:r>
+        <w:rPr>
+          <w:lang w:val="zh_TW" w:bidi="zh_TW"/>
+        </w:rPr>
+        <w:t>，</w:t>
+      </w:r>
+      <w:hyperlink r:id="rId33">
+        <w:r>
+          <w:rPr>
+            <w:lang w:val="zh_TW" w:bidi="zh_TW"/>
+          </w:rPr>
+          <w:rPr>
+            <w:color w:val="0000EE"/>
+            <w:u w:val="single"/>
+          </w:rPr>
+          <w:t>7:9–12</w:t>
+        </w:r>
+      </w:hyperlink>
+      <w:r>
+        <w:rPr>
+          <w:lang w:val="zh_TW" w:bidi="zh_TW"/>
+        </w:rPr>
+        <w:t>）。這就是那有始無終的永恆安息日：「所以，我們務必竭力進入那安息」（</w:t>
+      </w:r>
+      <w:hyperlink r:id="rId34">
+        <w:r>
+          <w:rPr>
+            <w:lang w:val="zh_TW" w:bidi="zh_TW"/>
+          </w:rPr>
+          <w:rPr>
+            <w:color w:val="0000EE"/>
+            <w:u w:val="single"/>
+          </w:rPr>
+          <w:t>來4:11</w:t>
         </w:r>
       </w:hyperlink>
       <w:r>
@@ -610,153 +736,56 @@
       </w:r>
       <w:r>
         <w:rPr>
-          <w:lang w:val="zh_TW" w:bidi="zh_TW"/>
-        </w:rPr>
-        <w:t>舊約中有關「安息年」的規定，進一步發展了這個人道主義的主題（見</w:t>
-      </w:r>
-      <w:hyperlink r:id="rId26">
-        <w:r>
-          <w:rPr>
-            <w:lang w:val="zh_TW" w:bidi="zh_TW"/>
-          </w:rPr>
-          <w:rPr>
-            <w:color w:val="0000EE"/>
-            <w:u w:val="single"/>
-          </w:rPr>
-          <w:t>出23:10–12</w:t>
-        </w:r>
-      </w:hyperlink>
+          <w:i/>
+          <w:lang w:val="zh_TW" w:bidi="zh_TW"/>
+        </w:rPr>
+        <w:t>另見</w:t>
+      </w:r>
+      <w:r>
+        <w:rPr>
+          <w:lang w:val="zh_TW" w:bidi="zh_TW"/>
+        </w:rPr>
+        <w:t>天（天堂）</w:t>
+      </w:r>
       <w:r>
         <w:rPr>
           <w:lang w:val="zh_TW" w:bidi="zh_TW"/>
         </w:rPr>
         <w:t>；</w:t>
       </w:r>
-      <w:hyperlink r:id="rId27">
-        <w:r>
-          <w:rPr>
-            <w:lang w:val="zh_TW" w:bidi="zh_TW"/>
-          </w:rPr>
-          <w:rPr>
-            <w:color w:val="0000EE"/>
-            <w:u w:val="single"/>
-          </w:rPr>
-          <w:t>利25:1–7</w:t>
-        </w:r>
-      </w:hyperlink>
+      <w:r>
+        <w:rPr>
+          <w:lang w:val="zh_TW" w:bidi="zh_TW"/>
+        </w:rPr>
+        <w:t>主日</w:t>
+      </w:r>
       <w:r>
         <w:rPr>
           <w:lang w:val="zh_TW" w:bidi="zh_TW"/>
         </w:rPr>
         <w:t>；</w:t>
       </w:r>
-      <w:hyperlink r:id="rId28">
-        <w:r>
-          <w:rPr>
-            <w:lang w:val="zh_TW" w:bidi="zh_TW"/>
-          </w:rPr>
-          <w:rPr>
-            <w:color w:val="0000EE"/>
-            <w:u w:val="single"/>
-          </w:rPr>
-          <w:t>申15:1–11</w:t>
-        </w:r>
-      </w:hyperlink>
-      <w:r>
-        <w:rPr>
-          <w:lang w:val="zh_TW" w:bidi="zh_TW"/>
-        </w:rPr>
-        <w:t>；以及</w:t>
-      </w:r>
-      <w:hyperlink r:id="rId29">
-        <w:r>
-          <w:rPr>
-            <w:lang w:val="zh_TW" w:bidi="zh_TW"/>
-          </w:rPr>
-          <w:rPr>
-            <w:color w:val="0000EE"/>
-            <w:u w:val="single"/>
-          </w:rPr>
-          <w:t>利25:8–55</w:t>
-        </w:r>
-      </w:hyperlink>
-      <w:r>
-        <w:rPr>
-          <w:lang w:val="zh_TW" w:bidi="zh_TW"/>
-        </w:rPr>
-        <w:t>的「禧年」規定）。每逢第七年，土地要休耕不耕種（</w:t>
-      </w:r>
-      <w:hyperlink r:id="rId30">
-        <w:r>
-          <w:rPr>
-            <w:lang w:val="zh_TW" w:bidi="zh_TW"/>
-          </w:rPr>
-          <w:rPr>
-            <w:color w:val="0000EE"/>
-            <w:u w:val="single"/>
-          </w:rPr>
-          <w:t>利25:4</w:t>
-        </w:r>
-      </w:hyperlink>
-      <w:r>
-        <w:rPr>
-          <w:lang w:val="zh_TW" w:bidi="zh_TW"/>
-        </w:rPr>
-        <w:t>）。土地和它所養活的人一樣，也需要定期的休息。這條律法的主要目的是以仁慈待人：「地在安息年所出的，要給你和你的僕人、婢女、雇工人，並寄居的外人當食物。這年的土產也要給你的牲畜和你地上的走獸當食物。」（</w:t>
-      </w:r>
-      <w:hyperlink r:id="rId31">
-        <w:r>
-          <w:rPr>
-            <w:lang w:val="zh_TW" w:bidi="zh_TW"/>
-          </w:rPr>
-          <w:rPr>
-            <w:color w:val="0000EE"/>
-            <w:u w:val="single"/>
-          </w:rPr>
-          <w:t>6–7</w:t>
-        </w:r>
-      </w:hyperlink>
-      <w:r>
-        <w:rPr>
-          <w:lang w:val="zh_TW" w:bidi="zh_TW"/>
-        </w:rPr>
-        <w:t>節）。</w:t>
-      </w:r>
-      <w:hyperlink r:id="rId28">
-        <w:r>
-          <w:rPr>
-            <w:lang w:val="zh_TW" w:bidi="zh_TW"/>
-          </w:rPr>
-          <w:rPr>
-            <w:color w:val="0000EE"/>
-            <w:u w:val="single"/>
-          </w:rPr>
-          <w:t>申命記十五章1至11節</w:t>
-        </w:r>
-      </w:hyperlink>
-      <w:r>
-        <w:rPr>
-          <w:lang w:val="zh_TW" w:bidi="zh_TW"/>
-        </w:rPr>
-        <w:t>將同樣的人道主義原則延伸到商業領域。在神的救贖群體中，所有的債務在安息年都必須一筆勾消。對於那些因安息年即將到來而可能拒絕借款的吝嗇之人，律法加了一個警告和應許：「你要謹慎，不可心裡起惡念，說：『第七年的豁免年快到了』，你便惡眼看你窮乏的弟兄，甚麼都不給他，以致他因你求告耶和華，罪便歸於你了。你總要給他，給他的時候心裡不可愁煩；因耶和華—你的神必在你這一切所行的，並你手裡所辦的事上，賜福與你。」（</w:t>
-      </w:r>
-      <w:hyperlink r:id="rId32">
-        <w:r>
-          <w:rPr>
-            <w:lang w:val="zh_TW" w:bidi="zh_TW"/>
-          </w:rPr>
-          <w:rPr>
-            <w:color w:val="0000EE"/>
-            <w:u w:val="single"/>
-          </w:rPr>
-          <w:t>申15:9–10</w:t>
-        </w:r>
-      </w:hyperlink>
-      <w:r>
-        <w:rPr>
-          <w:lang w:val="zh_TW" w:bidi="zh_TW"/>
-        </w:rPr>
-        <w:t>）。</w:t>
+      <w:r>
+        <w:rPr>
+          <w:lang w:val="zh_TW" w:bidi="zh_TW"/>
+        </w:rPr>
+        <w:t>安息日</w:t>
+      </w:r>
+      <w:r>
+        <w:rPr>
+          <w:lang w:val="zh_TW" w:bidi="zh_TW"/>
+        </w:rPr>
+        <w:t>。</w:t>
+      </w:r>
+      <w:r>
+        <w:rPr>
+          <w:lang w:val="zh_TW" w:bidi="zh_TW"/>
+        </w:rPr>
+      </w:r>
+      <w:r>
+        <w:rPr>
+          <w:lang w:val="zh_TW" w:bidi="zh_TW"/>
+        </w:rPr>
       </w:r>
     </w:p>
     <w:p>
@@ -766,11 +795,21 @@
           <w:lang w:val="zh_TW" w:bidi="zh_TW"/>
         </w:rPr>
       </w:r>
-      <w:r>
-        <w:rPr>
-          <w:lang w:val="zh_TW" w:bidi="zh_TW"/>
-        </w:rPr>
-        <w:t>遵守安息年，顯然是對百姓順服神及信靠祂供養的意願的一次重大考驗。有時候，忽視這條律法的試探太大，但歷史證明，以色列人多次不顧外敵入侵和饑荒的威脅，勇敢地遵守這律法的規定。亞歷山大大帝和羅馬人都對猶太人在每第七年豁免納稅，以表彰他們堅定的宗教信仰。</w:t>
+    </w:p>
+    <w:p>
+      <w:pPr>
+        <w:pStyle w:val="Heading2"/>
+      </w:pPr>
+      <w:r>
+        <w:rPr>
+          <w:lang w:val="zh_TW" w:bidi="zh_TW"/>
+        </w:rPr>
+        <w:t>安息日</w:t>
+      </w:r>
+      <w:r>
+        <w:rPr>
+          <w:lang w:val="zh_TW" w:bidi="zh_TW"/>
+        </w:rPr>
       </w:r>
     </w:p>
     <w:p>
@@ -784,79 +823,18 @@
         <w:rPr>
           <w:lang w:val="zh_TW" w:bidi="zh_TW"/>
         </w:rPr>
-        <w:t>討論過關於第七年的安息後，接下來我們來探討第七天。舊約的律法詳細規定了安息日禁止工作的命令，明確指出神的百姓在安息日可以做什麼和不能做什麼。這些禁令並不是要排除任何形式的活動，它們的目的是停止日常的工作，因為如果神將安息日分別為聖（</w:t>
-      </w:r>
-      <w:hyperlink r:id="rId33">
-        <w:r>
-          <w:rPr>
-            <w:lang w:val="zh_TW" w:bidi="zh_TW"/>
-          </w:rPr>
-          <w:rPr>
-            <w:color w:val="0000EE"/>
-            <w:u w:val="single"/>
-          </w:rPr>
-          <w:t>出20:11</w:t>
-        </w:r>
-      </w:hyperlink>
-      <w:r>
-        <w:rPr>
-          <w:lang w:val="zh_TW" w:bidi="zh_TW"/>
-        </w:rPr>
-        <w:t>），那麼對這日最明顯的褻瀆，就是把它視為普通的一天。這些規則以具體的方式列出，以便農夫（</w:t>
-      </w:r>
-      <w:hyperlink r:id="rId34">
-        <w:r>
-          <w:rPr>
-            <w:lang w:val="zh_TW" w:bidi="zh_TW"/>
-          </w:rPr>
-          <w:rPr>
-            <w:color w:val="0000EE"/>
-            <w:u w:val="single"/>
-          </w:rPr>
-          <w:t>34:21</w:t>
-        </w:r>
-      </w:hyperlink>
-      <w:r>
-        <w:rPr>
-          <w:lang w:val="zh_TW" w:bidi="zh_TW"/>
-        </w:rPr>
-        <w:t>）、商人（</w:t>
-      </w:r>
-      <w:hyperlink r:id="rId35">
-        <w:r>
-          <w:rPr>
-            <w:lang w:val="zh_TW" w:bidi="zh_TW"/>
-          </w:rPr>
-          <w:rPr>
-            <w:color w:val="0000EE"/>
-            <w:u w:val="single"/>
-          </w:rPr>
-          <w:t>耶17:27</w:t>
-        </w:r>
-      </w:hyperlink>
-      <w:r>
-        <w:rPr>
-          <w:lang w:val="zh_TW" w:bidi="zh_TW"/>
-        </w:rPr>
-        <w:t>）甚至主婦（</w:t>
-      </w:r>
-      <w:hyperlink r:id="rId36">
-        <w:r>
-          <w:rPr>
-            <w:lang w:val="zh_TW" w:bidi="zh_TW"/>
-          </w:rPr>
-          <w:rPr>
-            <w:color w:val="0000EE"/>
-            <w:u w:val="single"/>
-          </w:rPr>
-          <w:t>出35:2–3</w:t>
-        </w:r>
-      </w:hyperlink>
-      <w:r>
-        <w:rPr>
-          <w:lang w:val="zh_TW" w:bidi="zh_TW"/>
-        </w:rPr>
-        <w:t>）都能理解。</w:t>
+        <w:t>源自一個希伯來文，意思是「停止」或「休止」。安息日是人們停止一切日常工作的日子（在耶穌的時代，是從星期五晚上到星期六晚上）。聖經提到神賜給祂的百姓安息日，作為一個服事祂的機會，也提醒他們聖經中的兩個重要真理——創造與救贖。</w:t>
+      </w:r>
+    </w:p>
+    <w:p>
+      <w:pPr>
+        <w:pStyle w:val="Heading3"/>
+      </w:pPr>
+      <w:r>
+        <w:rPr>
+          <w:lang w:val="zh_TW" w:bidi="zh_TW"/>
+        </w:rPr>
+        <w:t>舊約中的安息日</w:t>
       </w:r>
     </w:p>
     <w:p>
@@ -870,43 +848,43 @@
         <w:rPr>
           <w:lang w:val="zh_TW" w:bidi="zh_TW"/>
         </w:rPr>
-        <w:t>這些細節可能看似微不足道，但遵守安息日律法被視為百姓對耶和華忠誠的主要考驗。律法明確指出，故意違背這條律法是死罪（</w:t>
-      </w:r>
-      <w:hyperlink r:id="rId37">
-        <w:r>
-          <w:rPr>
-            <w:lang w:val="zh_TW" w:bidi="zh_TW"/>
-          </w:rPr>
-          <w:rPr>
-            <w:color w:val="0000EE"/>
-            <w:u w:val="single"/>
-          </w:rPr>
-          <w:t>出35:2</w:t>
-        </w:r>
-      </w:hyperlink>
-      <w:r>
-        <w:rPr>
-          <w:lang w:val="zh_TW" w:bidi="zh_TW"/>
-        </w:rPr>
-        <w:t>），而那個在安息日違規撿柴的人所遭受的命運讓我們看見這並非只是嚇人的空談（</w:t>
-      </w:r>
-      <w:hyperlink r:id="rId38">
-        <w:r>
-          <w:rPr>
-            <w:lang w:val="zh_TW" w:bidi="zh_TW"/>
-          </w:rPr>
-          <w:rPr>
-            <w:color w:val="0000EE"/>
-            <w:u w:val="single"/>
-          </w:rPr>
-          <w:t>民15:32–36</w:t>
-        </w:r>
-      </w:hyperlink>
-      <w:r>
-        <w:rPr>
-          <w:lang w:val="zh_TW" w:bidi="zh_TW"/>
-        </w:rPr>
-        <w:t>）。</w:t>
+        <w:t>創造與安息日之間的關係首先在</w:t>
+      </w:r>
+      <w:hyperlink r:id="rId35">
+        <w:r>
+          <w:rPr>
+            <w:lang w:val="zh_TW" w:bidi="zh_TW"/>
+          </w:rPr>
+          <w:rPr>
+            <w:color w:val="0000EE"/>
+            <w:u w:val="single"/>
+          </w:rPr>
+          <w:t>創世記二章2至3節</w:t>
+        </w:r>
+      </w:hyperlink>
+      <w:r>
+        <w:rPr>
+          <w:lang w:val="zh_TW" w:bidi="zh_TW"/>
+        </w:rPr>
+        <w:t>中表達出來。神在六天創造之後「歇了」祂的工作，並且「賜福」給第七日，並「定為聖日」。在第四條誡命中（</w:t>
+      </w:r>
+      <w:hyperlink r:id="rId14">
+        <w:r>
+          <w:rPr>
+            <w:lang w:val="zh_TW" w:bidi="zh_TW"/>
+          </w:rPr>
+          <w:rPr>
+            <w:color w:val="0000EE"/>
+            <w:u w:val="single"/>
+          </w:rPr>
+          <w:t>出20:8–11</w:t>
+        </w:r>
+      </w:hyperlink>
+      <w:r>
+        <w:rPr>
+          <w:lang w:val="zh_TW" w:bidi="zh_TW"/>
+        </w:rPr>
+        <w:t>），神在創造之後「賜福」第七日，並「定為聖日」（所用的詞與創世記中的相同），這成為祂要求人們要守第七日為安息日的根據。</w:t>
       </w:r>
     </w:p>
     <w:p>
@@ -920,43 +898,43 @@
         <w:rPr>
           <w:lang w:val="zh_TW" w:bidi="zh_TW"/>
         </w:rPr>
-        <w:t>安息日被如此多的規則環伺（並且有死刑的威脅），很容易變成一個充滿恐懼的日子——人們更多的是害怕犯罪，而不是敬拜耶和華並享受每週的休息。但安息日的本意是要成為一個祝福，而非負擔。最重要的是它是每週的一個標誌，表明耶和華愛祂的百姓，並希望與他們建立更加親密的關係。那些珍惜這種關係的人會享受安息日，稱它為可喜樂的日子（</w:t>
-      </w:r>
-      <w:hyperlink r:id="rId39">
-        <w:r>
-          <w:rPr>
-            <w:lang w:val="zh_TW" w:bidi="zh_TW"/>
-          </w:rPr>
-          <w:rPr>
-            <w:color w:val="0000EE"/>
-            <w:u w:val="single"/>
-          </w:rPr>
-          <w:t>賽58:13–14</w:t>
-        </w:r>
-      </w:hyperlink>
-      <w:r>
-        <w:rPr>
-          <w:lang w:val="zh_TW" w:bidi="zh_TW"/>
-        </w:rPr>
-        <w:t>）。舊約中所表達的在安息日敬拜的歡欣，沒有能超過</w:t>
-      </w:r>
-      <w:hyperlink r:id="rId40">
-        <w:r>
-          <w:rPr>
-            <w:lang w:val="zh_TW" w:bidi="zh_TW"/>
-          </w:rPr>
-          <w:rPr>
-            <w:color w:val="0000EE"/>
-            <w:u w:val="single"/>
-          </w:rPr>
-          <w:t>詩篇第九十二篇</w:t>
-        </w:r>
-      </w:hyperlink>
-      <w:r>
-        <w:rPr>
-          <w:lang w:val="zh_TW" w:bidi="zh_TW"/>
-        </w:rPr>
-        <w:t>的，這首詩的標題是「安息日的詩歌」。</w:t>
+        <w:t>神從祂的工作中休息這一概念是令人驚奇的。在</w:t>
+      </w:r>
+      <w:hyperlink r:id="rId36">
+        <w:r>
+          <w:rPr>
+            <w:lang w:val="zh_TW" w:bidi="zh_TW"/>
+          </w:rPr>
+          <w:rPr>
+            <w:color w:val="0000EE"/>
+            <w:u w:val="single"/>
+          </w:rPr>
+          <w:t>出埃及記三十一章17節</w:t>
+        </w:r>
+      </w:hyperlink>
+      <w:r>
+        <w:rPr>
+          <w:lang w:val="zh_TW" w:bidi="zh_TW"/>
+        </w:rPr>
+        <w:t>中，神告訴摩西祂在安息日得到安息舒暢，使這一概念更加生動。聖經常把造物主描繪成一個做工的人。在出埃及記中，這種生動的表述無疑是為了強調安息日的基本教訓：人必須遵循造物主為他們設立的模式，在七天之中休息一天，對個人、家庭、家庭成員，甚至動物來說，都是必要的（</w:t>
+      </w:r>
+      <w:hyperlink r:id="rId37">
+        <w:r>
+          <w:rPr>
+            <w:lang w:val="zh_TW" w:bidi="zh_TW"/>
+          </w:rPr>
+          <w:rPr>
+            <w:color w:val="0000EE"/>
+            <w:u w:val="single"/>
+          </w:rPr>
+          <w:t>出20:10</w:t>
+        </w:r>
+      </w:hyperlink>
+      <w:r>
+        <w:rPr>
+          <w:lang w:val="zh_TW" w:bidi="zh_TW"/>
+        </w:rPr>
+        <w:t>）。</w:t>
       </w:r>
     </w:p>
     <w:p>
@@ -970,43 +948,61 @@
         <w:rPr>
           <w:lang w:val="zh_TW" w:bidi="zh_TW"/>
         </w:rPr>
-        <w:t>然而，後來的先知十分清楚人性的陰暗面。他們知道許多人只是形式上遵守安息日，將安息日視為假日而不是聖日，是為放縱自己的機會，而不是以耶和華為樂（</w:t>
-      </w:r>
-      <w:hyperlink r:id="rId41">
-        <w:r>
-          <w:rPr>
-            <w:lang w:val="zh_TW" w:bidi="zh_TW"/>
-          </w:rPr>
-          <w:rPr>
-            <w:color w:val="0000EE"/>
-            <w:u w:val="single"/>
-          </w:rPr>
-          <w:t>賽58:13</w:t>
-        </w:r>
-      </w:hyperlink>
-      <w:r>
-        <w:rPr>
-          <w:lang w:val="zh_TW" w:bidi="zh_TW"/>
-        </w:rPr>
-        <w:t>）。一些貪婪的商人則視這天的限制為障礙（</w:t>
-      </w:r>
-      <w:hyperlink r:id="rId42">
-        <w:r>
-          <w:rPr>
-            <w:lang w:val="zh_TW" w:bidi="zh_TW"/>
-          </w:rPr>
-          <w:rPr>
-            <w:color w:val="0000EE"/>
-            <w:u w:val="single"/>
-          </w:rPr>
-          <w:t>摩8:5</w:t>
-        </w:r>
-      </w:hyperlink>
-      <w:r>
-        <w:rPr>
-          <w:lang w:val="zh_TW" w:bidi="zh_TW"/>
-        </w:rPr>
-        <w:t>）。</w:t>
+        <w:t>設立安息日與聖經中的創造故事有關，這暗示它是舊約中的一條為所有人（而非僅僅為以色列人）而設立的標準。將安息日律法納入十誡，進一步強調了這一重要真理。十誡在舊約律法中佔有特殊地位。在神的一切命令中，只有十誡是由神以可聽見的聲音說出來（</w:t>
+      </w:r>
+      <w:hyperlink r:id="rId38">
+        <w:r>
+          <w:rPr>
+            <w:lang w:val="zh_TW" w:bidi="zh_TW"/>
+          </w:rPr>
+          <w:rPr>
+            <w:color w:val="0000EE"/>
+            <w:u w:val="single"/>
+          </w:rPr>
+          <w:t>出20:1</w:t>
+        </w:r>
+      </w:hyperlink>
+      <w:r>
+        <w:rPr>
+          <w:lang w:val="zh_TW" w:bidi="zh_TW"/>
+        </w:rPr>
+        <w:t>），由祂的指頭寫下（</w:t>
+      </w:r>
+      <w:hyperlink r:id="rId39">
+        <w:r>
+          <w:rPr>
+            <w:lang w:val="zh_TW" w:bidi="zh_TW"/>
+          </w:rPr>
+          <w:rPr>
+            <w:color w:val="0000EE"/>
+            <w:u w:val="single"/>
+          </w:rPr>
+          <w:t>31:18</w:t>
+        </w:r>
+      </w:hyperlink>
+      <w:r>
+        <w:rPr>
+          <w:lang w:val="zh_TW" w:bidi="zh_TW"/>
+        </w:rPr>
+        <w:t>），最後放置於帳幕的約櫃中，成為以色列敬拜的中心（</w:t>
+      </w:r>
+      <w:hyperlink r:id="rId40">
+        <w:r>
+          <w:rPr>
+            <w:lang w:val="zh_TW" w:bidi="zh_TW"/>
+          </w:rPr>
+          <w:rPr>
+            <w:color w:val="0000EE"/>
+            <w:u w:val="single"/>
+          </w:rPr>
+          <w:t>25:16</w:t>
+        </w:r>
+      </w:hyperlink>
+      <w:r>
+        <w:rPr>
+          <w:lang w:val="zh_TW" w:bidi="zh_TW"/>
+        </w:rPr>
+        <w:t>）。新約也強調了十誡作為一個整體，代表著對所有人、在所有地方、所有時代永遠有效的原則。無論是否將星期天認定為基督徒的安息日，人們都應接受聖經中關於安息日教導的核心原則，即神的教導要求人們每週定期休息。</w:t>
       </w:r>
     </w:p>
     <w:p>
@@ -1020,79 +1016,61 @@
         <w:rPr>
           <w:lang w:val="zh_TW" w:bidi="zh_TW"/>
         </w:rPr>
-        <w:t>作為神的代言人，先知們毫不畏懼地揭露這種忽視和濫用（</w:t>
-      </w:r>
-      <w:hyperlink r:id="rId43">
-        <w:r>
-          <w:rPr>
-            <w:lang w:val="zh_TW" w:bidi="zh_TW"/>
-          </w:rPr>
-          <w:rPr>
-            <w:color w:val="0000EE"/>
-            <w:u w:val="single"/>
-          </w:rPr>
-          <w:t>結22:26</w:t>
-        </w:r>
-      </w:hyperlink>
-      <w:r>
-        <w:rPr>
-          <w:lang w:val="zh_TW" w:bidi="zh_TW"/>
-        </w:rPr>
-        <w:t>）。以賽亞說，那些心未悔改卻參與安息日敬拜的人，令耶和華感到憎惡（</w:t>
-      </w:r>
-      <w:hyperlink r:id="rId44">
-        <w:r>
-          <w:rPr>
-            <w:lang w:val="zh_TW" w:bidi="zh_TW"/>
-          </w:rPr>
-          <w:rPr>
-            <w:color w:val="0000EE"/>
-            <w:u w:val="single"/>
-          </w:rPr>
-          <w:t>賽1:10–15</w:t>
-        </w:r>
-      </w:hyperlink>
-      <w:r>
-        <w:rPr>
-          <w:lang w:val="zh_TW" w:bidi="zh_TW"/>
-        </w:rPr>
-        <w:t>）。耶利米則怒吼，耶路撒冷違背安息日，反映他們背叛神，這將會招致該城被毀（</w:t>
-      </w:r>
-      <w:hyperlink r:id="rId35">
-        <w:r>
-          <w:rPr>
-            <w:lang w:val="zh_TW" w:bidi="zh_TW"/>
-          </w:rPr>
-          <w:rPr>
-            <w:color w:val="0000EE"/>
-            <w:u w:val="single"/>
-          </w:rPr>
-          <w:t>耶17:27</w:t>
-        </w:r>
-      </w:hyperlink>
-      <w:r>
-        <w:rPr>
-          <w:lang w:val="zh_TW" w:bidi="zh_TW"/>
-        </w:rPr>
-        <w:t>）。以西結警告說，耶和華對祂的百姓極其忍耐，但百姓長期忽視祂的安息日，審判終將會臨到他們（</w:t>
-      </w:r>
-      <w:hyperlink r:id="rId45">
-        <w:r>
-          <w:rPr>
-            <w:lang w:val="zh_TW" w:bidi="zh_TW"/>
-          </w:rPr>
-          <w:rPr>
-            <w:color w:val="0000EE"/>
-            <w:u w:val="single"/>
-          </w:rPr>
-          <w:t>結20:12–24</w:t>
-        </w:r>
-      </w:hyperlink>
-      <w:r>
-        <w:rPr>
-          <w:lang w:val="zh_TW" w:bidi="zh_TW"/>
-        </w:rPr>
-        <w:t>）。</w:t>
+        <w:t>值得注意的是，聖經中關於安息日教導的第二個主要觀點——救贖——也出現在十誡的清單中。安息日的律法（已在</w:t>
+      </w:r>
+      <w:hyperlink r:id="rId14">
+        <w:r>
+          <w:rPr>
+            <w:lang w:val="zh_TW" w:bidi="zh_TW"/>
+          </w:rPr>
+          <w:rPr>
+            <w:color w:val="0000EE"/>
+            <w:u w:val="single"/>
+          </w:rPr>
+          <w:t>出20:8–11</w:t>
+        </w:r>
+      </w:hyperlink>
+      <w:r>
+        <w:rPr>
+          <w:lang w:val="zh_TW" w:bidi="zh_TW"/>
+        </w:rPr>
+        <w:t>中提到）在</w:t>
+      </w:r>
+      <w:hyperlink r:id="rId41">
+        <w:r>
+          <w:rPr>
+            <w:lang w:val="zh_TW" w:bidi="zh_TW"/>
+          </w:rPr>
+          <w:rPr>
+            <w:color w:val="0000EE"/>
+            <w:u w:val="single"/>
+          </w:rPr>
+          <w:t>申命記五章12至15節</w:t>
+        </w:r>
+      </w:hyperlink>
+      <w:r>
+        <w:rPr>
+          <w:lang w:val="zh_TW" w:bidi="zh_TW"/>
+        </w:rPr>
+        <w:t>中再次出現，為守安息日附加了一個不同的理由：「記念你在埃及地作過奴僕；耶和華—你神用大能的手和伸出來的膀臂將你從那裡領出來。因此，耶和華—你的神吩咐你守安息日。」（</w:t>
+      </w:r>
+      <w:hyperlink r:id="rId42">
+        <w:r>
+          <w:rPr>
+            <w:lang w:val="zh_TW" w:bidi="zh_TW"/>
+          </w:rPr>
+          <w:rPr>
+            <w:color w:val="0000EE"/>
+            <w:u w:val="single"/>
+          </w:rPr>
+          <w:t>15</w:t>
+        </w:r>
+      </w:hyperlink>
+      <w:r>
+        <w:rPr>
+          <w:lang w:val="zh_TW" w:bidi="zh_TW"/>
+        </w:rPr>
+        <w:t>節，和合本）。</w:t>
       </w:r>
     </w:p>
     <w:p>
@@ -1106,108 +1084,43 @@
         <w:rPr>
           <w:lang w:val="zh_TW" w:bidi="zh_TW"/>
         </w:rPr>
-        <w:t>當審判的斧頭落下時（被擄至巴比倫，公元前586年），倖存的餘民將領會這個教訓。遵守安息日，是在外邦之地忠心的猶太人中僅存的幾個獨特標誌之一，因此它變得格外重要。在先知以西結的推動下，他們為重建的耶路撒冷聖殿設立了安息日敬拜的規範（</w:t>
-      </w:r>
-      <w:hyperlink r:id="rId46">
-        <w:r>
-          <w:rPr>
-            <w:lang w:val="zh_TW" w:bidi="zh_TW"/>
-          </w:rPr>
-          <w:rPr>
-            <w:color w:val="0000EE"/>
-            <w:u w:val="single"/>
-          </w:rPr>
-          <w:t>結44:24</w:t>
-        </w:r>
-      </w:hyperlink>
-      <w:r>
-        <w:rPr>
-          <w:lang w:val="zh_TW" w:bidi="zh_TW"/>
-        </w:rPr>
-        <w:t>，</w:t>
-      </w:r>
-      <w:hyperlink r:id="rId47">
-        <w:r>
-          <w:rPr>
-            <w:lang w:val="zh_TW" w:bidi="zh_TW"/>
-          </w:rPr>
-          <w:rPr>
-            <w:color w:val="0000EE"/>
-            <w:u w:val="single"/>
-          </w:rPr>
-          <w:t>45:17</w:t>
-        </w:r>
-      </w:hyperlink>
-      <w:r>
-        <w:rPr>
-          <w:lang w:val="zh_TW" w:bidi="zh_TW"/>
-        </w:rPr>
-        <w:t>，</w:t>
-      </w:r>
-      <w:hyperlink r:id="rId48">
-        <w:r>
-          <w:rPr>
-            <w:lang w:val="zh_TW" w:bidi="zh_TW"/>
-          </w:rPr>
-          <w:rPr>
-            <w:color w:val="0000EE"/>
-            <w:u w:val="single"/>
-          </w:rPr>
-          <w:t>46:3</w:t>
-        </w:r>
-      </w:hyperlink>
-      <w:r>
-        <w:rPr>
-          <w:lang w:val="zh_TW" w:bidi="zh_TW"/>
-        </w:rPr>
-        <w:t>），並在尼希米等人的帶領下，被擄歸回的人比他們的祖先更謹慎地遵守安息日（</w:t>
-      </w:r>
-      <w:hyperlink r:id="rId49">
-        <w:r>
-          <w:rPr>
-            <w:lang w:val="zh_TW" w:bidi="zh_TW"/>
-          </w:rPr>
-          <w:rPr>
-            <w:color w:val="0000EE"/>
-            <w:u w:val="single"/>
-          </w:rPr>
-          <w:t>尼10:31</w:t>
-        </w:r>
-      </w:hyperlink>
-      <w:r>
-        <w:rPr>
-          <w:lang w:val="zh_TW" w:bidi="zh_TW"/>
-        </w:rPr>
-        <w:t>，</w:t>
-      </w:r>
-      <w:hyperlink r:id="rId50">
-        <w:r>
-          <w:rPr>
-            <w:lang w:val="zh_TW" w:bidi="zh_TW"/>
-          </w:rPr>
-          <w:rPr>
-            <w:color w:val="0000EE"/>
-            <w:u w:val="single"/>
-          </w:rPr>
-          <w:t>13:15–22</w:t>
-        </w:r>
-      </w:hyperlink>
-      <w:r>
-        <w:rPr>
-          <w:lang w:val="zh_TW" w:bidi="zh_TW"/>
-        </w:rPr>
-        <w:t>）。</w:t>
-      </w:r>
-    </w:p>
-    <w:p>
-      <w:pPr>
-        <w:pStyle w:val="Heading3"/>
-      </w:pPr>
-      <w:r>
-        <w:rPr>
-          <w:lang w:val="zh_TW" w:bidi="zh_TW"/>
-        </w:rPr>
-        <w:t>新約中的安息日</w:t>
+        <w:t>這兩個關於第四誡敘述之間的差異十分重要。第一個（</w:t>
+      </w:r>
+      <w:hyperlink r:id="rId43">
+        <w:r>
+          <w:rPr>
+            <w:lang w:val="zh_TW" w:bidi="zh_TW"/>
+          </w:rPr>
+          <w:rPr>
+            <w:color w:val="0000EE"/>
+            <w:u w:val="single"/>
+          </w:rPr>
+          <w:t>出20章</w:t>
+        </w:r>
+      </w:hyperlink>
+      <w:r>
+        <w:rPr>
+          <w:lang w:val="zh_TW" w:bidi="zh_TW"/>
+        </w:rPr>
+        <w:t>）是通過以色列向所有受造之人發出的，第二個（</w:t>
+      </w:r>
+      <w:hyperlink r:id="rId44">
+        <w:r>
+          <w:rPr>
+            <w:lang w:val="zh_TW" w:bidi="zh_TW"/>
+          </w:rPr>
+          <w:rPr>
+            <w:color w:val="0000EE"/>
+            <w:u w:val="single"/>
+          </w:rPr>
+          <w:t>申5章</w:t>
+        </w:r>
+      </w:hyperlink>
+      <w:r>
+        <w:rPr>
+          <w:lang w:val="zh_TW" w:bidi="zh_TW"/>
+        </w:rPr>
+        <w:t>）是向以色列這些被神救贖的百姓發出的。因此，安息日是神的標誌，不僅指向祂作為創造主對全人類的慈愛，也指向祂作為救贖主對祂揀選之民的憐憫。</w:t>
       </w:r>
     </w:p>
     <w:p>
@@ -1221,7 +1134,43 @@
         <w:rPr>
           <w:lang w:val="zh_TW" w:bidi="zh_TW"/>
         </w:rPr>
-        <w:t>在公元一世紀之前，巴勒斯坦的一些猶太人制定了幾條規則以促進安息日的遵守。米示拿中的兩篇論文專門討論這些安息日的規則和條例。它們的主要目的是定義工作（其中一篇以三十九個標題進行這種討論），試圖向每一位以色列人展示什麼在安息日是允許的，什麼是不允許的。可惜，這導致了相當繁瑣的複雜性和規避行為，是宗教律法師常常在解釋上存在分歧的地方，其結果就是安息日的主要目的被埋沒在大量的律法細節之中。拉比們自己也意識到他們在舊約簡單教導的基礎上添加了多少內容。正如其中一位拉比所說：「關於安息日的規則……就像在頭髮上掛上眾山，因為聖經的內容很少，而規則卻很多。」</w:t>
+        <w:t>在申命記版本的安息日誡命中，有一個重要的觀點不容忽視。在禁止一切工作的命令之後，附有一個解釋性說明——「這一日，你和你的兒女、僕婢、牛、驢、牲畜，並在你城裡寄居的客旅，無論何工都不可做，使你的僕婢可以和你一樣安息。」（</w:t>
+      </w:r>
+      <w:hyperlink r:id="rId45">
+        <w:r>
+          <w:rPr>
+            <w:lang w:val="zh_TW" w:bidi="zh_TW"/>
+          </w:rPr>
+          <w:rPr>
+            <w:color w:val="0000EE"/>
+            <w:u w:val="single"/>
+          </w:rPr>
+          <w:t>申5:14</w:t>
+        </w:r>
+      </w:hyperlink>
+      <w:r>
+        <w:rPr>
+          <w:lang w:val="zh_TW" w:bidi="zh_TW"/>
+        </w:rPr>
+        <w:t>，和合本）。對他人的實際關懷是舊約所有聖約教導中的一個特徵。因此，神對以色列在埃及為奴時的慈愛，必須與以色列家庭對那些服侍他們的人的慈愛相匹配。安息日提供了一個理想的途徑來實際表達這種關懷。耶穌特別積極地從大量僵化的規條中拯救出遵安安息日這人道主義的一面，因為在祂的時代，那些規條阻礙這原本應存在的關懷（見，例如，</w:t>
+      </w:r>
+      <w:hyperlink r:id="rId46">
+        <w:r>
+          <w:rPr>
+            <w:lang w:val="zh_TW" w:bidi="zh_TW"/>
+          </w:rPr>
+          <w:rPr>
+            <w:color w:val="0000EE"/>
+            <w:u w:val="single"/>
+          </w:rPr>
+          <w:t>可3:1–5</w:t>
+        </w:r>
+      </w:hyperlink>
+      <w:r>
+        <w:rPr>
+          <w:lang w:val="zh_TW" w:bidi="zh_TW"/>
+        </w:rPr>
+        <w:t>）。</w:t>
       </w:r>
     </w:p>
     <w:p>
@@ -1235,7 +1184,79 @@
         <w:rPr>
           <w:lang w:val="zh_TW" w:bidi="zh_TW"/>
         </w:rPr>
-        <w:t>耶穌在守安息日的問題上與猶太宗教領袖發生許多衝突。在他們看來，耶穌破壞了安息日，因此也違背了律法。然而，耶穌從未認為自己破壞了安息日，祂經常在安息日去會堂（</w:t>
+        <w:t>舊約中有關「安息年」的規定，進一步發展了這個人道主義的主題（見</w:t>
+      </w:r>
+      <w:hyperlink r:id="rId47">
+        <w:r>
+          <w:rPr>
+            <w:lang w:val="zh_TW" w:bidi="zh_TW"/>
+          </w:rPr>
+          <w:rPr>
+            <w:color w:val="0000EE"/>
+            <w:u w:val="single"/>
+          </w:rPr>
+          <w:t>出23:10–12</w:t>
+        </w:r>
+      </w:hyperlink>
+      <w:r>
+        <w:rPr>
+          <w:lang w:val="zh_TW" w:bidi="zh_TW"/>
+        </w:rPr>
+        <w:t>；</w:t>
+      </w:r>
+      <w:hyperlink r:id="rId48">
+        <w:r>
+          <w:rPr>
+            <w:lang w:val="zh_TW" w:bidi="zh_TW"/>
+          </w:rPr>
+          <w:rPr>
+            <w:color w:val="0000EE"/>
+            <w:u w:val="single"/>
+          </w:rPr>
+          <w:t>利25:1–7</w:t>
+        </w:r>
+      </w:hyperlink>
+      <w:r>
+        <w:rPr>
+          <w:lang w:val="zh_TW" w:bidi="zh_TW"/>
+        </w:rPr>
+        <w:t>；</w:t>
+      </w:r>
+      <w:hyperlink r:id="rId49">
+        <w:r>
+          <w:rPr>
+            <w:lang w:val="zh_TW" w:bidi="zh_TW"/>
+          </w:rPr>
+          <w:rPr>
+            <w:color w:val="0000EE"/>
+            <w:u w:val="single"/>
+          </w:rPr>
+          <w:t>申15:1–11</w:t>
+        </w:r>
+      </w:hyperlink>
+      <w:r>
+        <w:rPr>
+          <w:lang w:val="zh_TW" w:bidi="zh_TW"/>
+        </w:rPr>
+        <w:t>；以及</w:t>
+      </w:r>
+      <w:hyperlink r:id="rId50">
+        <w:r>
+          <w:rPr>
+            <w:lang w:val="zh_TW" w:bidi="zh_TW"/>
+          </w:rPr>
+          <w:rPr>
+            <w:color w:val="0000EE"/>
+            <w:u w:val="single"/>
+          </w:rPr>
+          <w:t>利25:8–55</w:t>
+        </w:r>
+      </w:hyperlink>
+      <w:r>
+        <w:rPr>
+          <w:lang w:val="zh_TW" w:bidi="zh_TW"/>
+        </w:rPr>
+        <w:t>的「禧年」規定）。每逢第七年，土地要休耕不耕種（</w:t>
       </w:r>
       <w:hyperlink r:id="rId51">
         <w:r>
@@ -1246,14 +1267,14 @@
             <w:color w:val="0000EE"/>
             <w:u w:val="single"/>
           </w:rPr>
-          <w:t>路4:16</w:t>
-        </w:r>
-      </w:hyperlink>
-      <w:r>
-        <w:rPr>
-          <w:lang w:val="zh_TW" w:bidi="zh_TW"/>
-        </w:rPr>
-        <w:t>），在那裡讀經、宣講和教訓人（</w:t>
+          <w:t>利25:4</w:t>
+        </w:r>
+      </w:hyperlink>
+      <w:r>
+        <w:rPr>
+          <w:lang w:val="zh_TW" w:bidi="zh_TW"/>
+        </w:rPr>
+        <w:t>）。土地和它所養活的人一樣，也需要定期的休息。這條律法的主要目的是以仁慈待人：「地在安息年所出的，要給你和你的僕人、婢女、雇工人，並寄居的外人當食物。這年的土產也要給你的牲畜和你地上的走獸當食物。」（</w:t>
       </w:r>
       <w:hyperlink r:id="rId52">
         <w:r>
@@ -1264,14 +1285,32 @@
             <w:color w:val="0000EE"/>
             <w:u w:val="single"/>
           </w:rPr>
-          <w:t>可1:21</w:t>
-        </w:r>
-      </w:hyperlink>
-      <w:r>
-        <w:rPr>
-          <w:lang w:val="zh_TW" w:bidi="zh_TW"/>
-        </w:rPr>
-        <w:t>；</w:t>
+          <w:t>6–7</w:t>
+        </w:r>
+      </w:hyperlink>
+      <w:r>
+        <w:rPr>
+          <w:lang w:val="zh_TW" w:bidi="zh_TW"/>
+        </w:rPr>
+        <w:t>節）。</w:t>
+      </w:r>
+      <w:hyperlink r:id="rId49">
+        <w:r>
+          <w:rPr>
+            <w:lang w:val="zh_TW" w:bidi="zh_TW"/>
+          </w:rPr>
+          <w:rPr>
+            <w:color w:val="0000EE"/>
+            <w:u w:val="single"/>
+          </w:rPr>
+          <w:t>申命記十五章1至11節</w:t>
+        </w:r>
+      </w:hyperlink>
+      <w:r>
+        <w:rPr>
+          <w:lang w:val="zh_TW" w:bidi="zh_TW"/>
+        </w:rPr>
+        <w:t>將同樣的人道主義原則延伸到商業領域。在神的救贖群體中，所有的債務在安息年都必須一筆勾消。對於那些因安息年即將到來而可能拒絕借款的吝嗇之人，律法加了一個警告和應許：「你要謹慎，不可心裡起惡念，說：『第七年的豁免年快到了』，你便惡眼看你窮乏的弟兄，甚麼都不給他，以致他因你求告耶和華，罪便歸於你了。你總要給他，給他的時候心裡不可愁煩；因耶和華—你的神必在你這一切所行的，並你手裡所辦的事上，賜福與你。」（</w:t>
       </w:r>
       <w:hyperlink r:id="rId53">
         <w:r>
@@ -1282,14 +1321,14 @@
             <w:color w:val="0000EE"/>
             <w:u w:val="single"/>
           </w:rPr>
-          <w:t>路13:10</w:t>
-        </w:r>
-      </w:hyperlink>
-      <w:r>
-        <w:rPr>
-          <w:lang w:val="zh_TW" w:bidi="zh_TW"/>
-        </w:rPr>
-        <w:t>）。祂明顯接受了安息日是一個敬拜的合適日子的原則。</w:t>
+          <w:t>申15:9–10</w:t>
+        </w:r>
+      </w:hyperlink>
+      <w:r>
+        <w:rPr>
+          <w:lang w:val="zh_TW" w:bidi="zh_TW"/>
+        </w:rPr>
+        <w:t>）。</w:t>
       </w:r>
     </w:p>
     <w:p>
@@ -1303,43 +1342,7 @@
         <w:rPr>
           <w:lang w:val="zh_TW" w:bidi="zh_TW"/>
         </w:rPr>
-        <w:t>耶穌與法利賽人的衝突點在於他們的傳統偏離聖經的教導。當法利賽人指責祂的門徒在安息日走過麥地，用手掐麥穗時（根據法利賽人的說法，這屬於「收割」的範疇；</w:t>
-      </w:r>
-      <w:hyperlink r:id="rId54">
-        <w:r>
-          <w:rPr>
-            <w:lang w:val="zh_TW" w:bidi="zh_TW"/>
-          </w:rPr>
-          <w:rPr>
-            <w:color w:val="0000EE"/>
-            <w:u w:val="single"/>
-          </w:rPr>
-          <w:t>可2:23–26</w:t>
-        </w:r>
-      </w:hyperlink>
-      <w:r>
-        <w:rPr>
-          <w:lang w:val="zh_TW" w:bidi="zh_TW"/>
-        </w:rPr>
-        <w:t>），耶穌引用聖經為門徒們辯護，並隨即指出：「安息日是為人設立的，人不是為安息日設立的」（</w:t>
-      </w:r>
-      <w:hyperlink r:id="rId55">
-        <w:r>
-          <w:rPr>
-            <w:lang w:val="zh_TW" w:bidi="zh_TW"/>
-          </w:rPr>
-          <w:rPr>
-            <w:color w:val="0000EE"/>
-            <w:u w:val="single"/>
-          </w:rPr>
-          <w:t>可2:27</w:t>
-        </w:r>
-      </w:hyperlink>
-      <w:r>
-        <w:rPr>
-          <w:lang w:val="zh_TW" w:bidi="zh_TW"/>
-        </w:rPr>
-        <w:t>）。</w:t>
+        <w:t>遵守安息年，顯然是對百姓順服神及信靠祂供養的意願的一次重大考驗。有時候，忽視這條律法的試探太大，但歷史證明，以色列人多次不顧外敵入侵和饑荒的威脅，勇敢地遵守這律法的規定。亞歷山大大帝和羅馬人都對猶太人在每第七年豁免納稅，以表彰他們堅定的宗教信仰。</w:t>
       </w:r>
     </w:p>
     <w:p>
@@ -1353,7 +1356,79 @@
         <w:rPr>
           <w:lang w:val="zh_TW" w:bidi="zh_TW"/>
         </w:rPr>
-        <w:t>拉比傳統將制度凌駕於它應服務的人民之上。法利賽人將安息日視為目的本身，實際上剝奪了安息日的一個主要目的。耶穌的話語在法利賽人耳中必定聽起來極為熟悉。曾有一位著名的拉比說過：「安息日是為你們設立的，而你們並不是為安息日而存在。」</w:t>
+        <w:t>討論過關於第七年的安息後，接下來我們來探討第七天。舊約的律法詳細規定了安息日禁止工作的命令，明確指出神的百姓在安息日可以做什麼和不能做什麼。這些禁令並不是要排除任何形式的活動，它們的目的是停止日常的工作，因為如果神將安息日分別為聖（</w:t>
+      </w:r>
+      <w:hyperlink r:id="rId54">
+        <w:r>
+          <w:rPr>
+            <w:lang w:val="zh_TW" w:bidi="zh_TW"/>
+          </w:rPr>
+          <w:rPr>
+            <w:color w:val="0000EE"/>
+            <w:u w:val="single"/>
+          </w:rPr>
+          <w:t>出20:11</w:t>
+        </w:r>
+      </w:hyperlink>
+      <w:r>
+        <w:rPr>
+          <w:lang w:val="zh_TW" w:bidi="zh_TW"/>
+        </w:rPr>
+        <w:t>），那麼對這日最明顯的褻瀆，就是把它視為普通的一天。這些規則以具體的方式列出，以便農夫（</w:t>
+      </w:r>
+      <w:hyperlink r:id="rId55">
+        <w:r>
+          <w:rPr>
+            <w:lang w:val="zh_TW" w:bidi="zh_TW"/>
+          </w:rPr>
+          <w:rPr>
+            <w:color w:val="0000EE"/>
+            <w:u w:val="single"/>
+          </w:rPr>
+          <w:t>34:21</w:t>
+        </w:r>
+      </w:hyperlink>
+      <w:r>
+        <w:rPr>
+          <w:lang w:val="zh_TW" w:bidi="zh_TW"/>
+        </w:rPr>
+        <w:t>）、商人（</w:t>
+      </w:r>
+      <w:hyperlink r:id="rId56">
+        <w:r>
+          <w:rPr>
+            <w:lang w:val="zh_TW" w:bidi="zh_TW"/>
+          </w:rPr>
+          <w:rPr>
+            <w:color w:val="0000EE"/>
+            <w:u w:val="single"/>
+          </w:rPr>
+          <w:t>耶17:27</w:t>
+        </w:r>
+      </w:hyperlink>
+      <w:r>
+        <w:rPr>
+          <w:lang w:val="zh_TW" w:bidi="zh_TW"/>
+        </w:rPr>
+        <w:t>）甚至主婦（</w:t>
+      </w:r>
+      <w:hyperlink r:id="rId57">
+        <w:r>
+          <w:rPr>
+            <w:lang w:val="zh_TW" w:bidi="zh_TW"/>
+          </w:rPr>
+          <w:rPr>
+            <w:color w:val="0000EE"/>
+            <w:u w:val="single"/>
+          </w:rPr>
+          <w:t>出35:2–3</w:t>
+        </w:r>
+      </w:hyperlink>
+      <w:r>
+        <w:rPr>
+          <w:lang w:val="zh_TW" w:bidi="zh_TW"/>
+        </w:rPr>
+        <w:t>）都能理解。</w:t>
       </w:r>
     </w:p>
     <w:p>
@@ -1367,43 +1442,7 @@
         <w:rPr>
           <w:lang w:val="zh_TW" w:bidi="zh_TW"/>
         </w:rPr>
-        <w:t>耶穌在安息日的醫治行為使祂與拉比的規範發生了最激烈的衝突。舊約並未禁止在安息日治病，但拉比們將所有醫治視為工作，除非性命有危險，否則必須避免在安息日醫治。耶穌毫不畏懼地揭露了這種態度所帶來的冷酷無情和荒謬矛盾。祂問道，安息日既然可以給嬰兒行割禮或帶動物去飲水（這些是傳統允許的），那麼為何不能醫治一個長期受苦的婦人或瘸腿的男人，即使他們的生命沒有立即危險呢（</w:t>
-      </w:r>
-      <w:hyperlink r:id="rId56">
-        <w:r>
-          <w:rPr>
-            <w:lang w:val="zh_TW" w:bidi="zh_TW"/>
-          </w:rPr>
-          <w:rPr>
-            <w:color w:val="0000EE"/>
-            <w:u w:val="single"/>
-          </w:rPr>
-          <w:t>路13:10–17</w:t>
-        </w:r>
-      </w:hyperlink>
-      <w:r>
-        <w:rPr>
-          <w:lang w:val="zh_TW" w:bidi="zh_TW"/>
-        </w:rPr>
-        <w:t>；</w:t>
-      </w:r>
-      <w:hyperlink r:id="rId57">
-        <w:r>
-          <w:rPr>
-            <w:lang w:val="zh_TW" w:bidi="zh_TW"/>
-          </w:rPr>
-          <w:rPr>
-            <w:color w:val="0000EE"/>
-            <w:u w:val="single"/>
-          </w:rPr>
-          <w:t>約7:21–24</w:t>
-        </w:r>
-      </w:hyperlink>
-      <w:r>
-        <w:rPr>
-          <w:lang w:val="zh_TW" w:bidi="zh_TW"/>
-        </w:rPr>
-        <w:t>）？祂教導說，安息日是特別適合行善的日子（</w:t>
+        <w:t>這些細節可能看似微不足道，但遵守安息日律法被視為百姓對耶和華忠誠的主要考驗。律法明確指出，故意違背這條律法是死罪（</w:t>
       </w:r>
       <w:hyperlink r:id="rId58">
         <w:r>
@@ -1414,7 +1453,25 @@
             <w:color w:val="0000EE"/>
             <w:u w:val="single"/>
           </w:rPr>
-          <w:t>可3:4–5</w:t>
+          <w:t>出35:2</w:t>
+        </w:r>
+      </w:hyperlink>
+      <w:r>
+        <w:rPr>
+          <w:lang w:val="zh_TW" w:bidi="zh_TW"/>
+        </w:rPr>
+        <w:t>），而那個在安息日違規撿柴的人所遭受的命運讓我們看見這並非只是嚇人的空談（</w:t>
+      </w:r>
+      <w:hyperlink r:id="rId59">
+        <w:r>
+          <w:rPr>
+            <w:lang w:val="zh_TW" w:bidi="zh_TW"/>
+          </w:rPr>
+          <w:rPr>
+            <w:color w:val="0000EE"/>
+            <w:u w:val="single"/>
+          </w:rPr>
+          <w:t>民15:32–36</w:t>
         </w:r>
       </w:hyperlink>
       <w:r>
@@ -1435,25 +1492,7 @@
         <w:rPr>
           <w:lang w:val="zh_TW" w:bidi="zh_TW"/>
         </w:rPr>
-        <w:t>耶穌是來自天上的人，宣稱祂是安息日的主（</w:t>
-      </w:r>
-      <w:hyperlink r:id="rId59">
-        <w:r>
-          <w:rPr>
-            <w:lang w:val="zh_TW" w:bidi="zh_TW"/>
-          </w:rPr>
-          <w:rPr>
-            <w:color w:val="0000EE"/>
-            <w:u w:val="single"/>
-          </w:rPr>
-          <w:t>可2:28</w:t>
-        </w:r>
-      </w:hyperlink>
-      <w:r>
-        <w:rPr>
-          <w:lang w:val="zh_TW" w:bidi="zh_TW"/>
-        </w:rPr>
-        <w:t>；參</w:t>
+        <w:t>安息日被如此多的規則環伺（並且有死刑的威脅），很容易變成一個充滿恐懼的日子——人們更多的是害怕犯罪，而不是敬拜耶和華並享受每週的休息。但安息日的本意是要成為一個祝福，而非負擔。最重要的是它是每週的一個標誌，表明耶和華愛祂的百姓，並希望與他們建立更加親密的關係。那些珍惜這種關係的人會享受安息日，稱它為可喜樂的日子（</w:t>
       </w:r>
       <w:hyperlink r:id="rId60">
         <w:r>
@@ -1464,14 +1503,14 @@
             <w:color w:val="0000EE"/>
             <w:u w:val="single"/>
           </w:rPr>
-          <w:t>太12:5–8</w:t>
-        </w:r>
-      </w:hyperlink>
-      <w:r>
-        <w:rPr>
-          <w:lang w:val="zh_TW" w:bidi="zh_TW"/>
-        </w:rPr>
-        <w:t>）。正如神雖然有創造之後的安息，但祂仍然持續作工，並以祂慈愛顧念世界，耶穌也會繼續在安息日教導和醫治（</w:t>
+          <w:t>賽58:13–14</w:t>
+        </w:r>
+      </w:hyperlink>
+      <w:r>
+        <w:rPr>
+          <w:lang w:val="zh_TW" w:bidi="zh_TW"/>
+        </w:rPr>
+        <w:t>）。舊約中所表達的在安息日敬拜的歡欣，沒有能超過</w:t>
       </w:r>
       <w:hyperlink r:id="rId61">
         <w:r>
@@ -1482,14 +1521,14 @@
             <w:color w:val="0000EE"/>
             <w:u w:val="single"/>
           </w:rPr>
-          <w:t>約5:2–17</w:t>
-        </w:r>
-      </w:hyperlink>
-      <w:r>
-        <w:rPr>
-          <w:lang w:val="zh_TW" w:bidi="zh_TW"/>
-        </w:rPr>
-        <w:t>）。但有一天，祂的救贖工作將完成，那時安息日作為救贖的標誌將實現其終極目的。</w:t>
+          <w:t>詩篇第九十二篇</w:t>
+        </w:r>
+      </w:hyperlink>
+      <w:r>
+        <w:rPr>
+          <w:lang w:val="zh_TW" w:bidi="zh_TW"/>
+        </w:rPr>
+        <w:t>的，這首詩的標題是「安息日的詩歌」。</w:t>
       </w:r>
     </w:p>
     <w:p>
@@ -1503,7 +1542,7 @@
         <w:rPr>
           <w:lang w:val="zh_TW" w:bidi="zh_TW"/>
         </w:rPr>
-        <w:t>保羅在耶穌死亡與復活後，迅速領會到這兩者對於遵守安息日的重要意義。他並未禁止所有遵守猶太安息日的做法。事實上，在他傳福音的旅程中，他多次參加安息日的會堂聚會（見，例如，</w:t>
+        <w:t>然而，後來的先知十分清楚人性的陰暗面。他們知道許多人只是形式上遵守安息日，將安息日視為假日而不是聖日，是為放縱自己的機會，而不是以耶和華為樂（</w:t>
       </w:r>
       <w:hyperlink r:id="rId62">
         <w:r>
@@ -1514,14 +1553,14 @@
             <w:color w:val="0000EE"/>
             <w:u w:val="single"/>
           </w:rPr>
-          <w:t>徒13:14–16</w:t>
-        </w:r>
-      </w:hyperlink>
-      <w:r>
-        <w:rPr>
-          <w:lang w:val="zh_TW" w:bidi="zh_TW"/>
-        </w:rPr>
-        <w:t>）。堅持保持安息日習慣的猶太基督徒可以自由這樣做，只要他們尊重那些有不同觀點的人（</w:t>
+          <w:t>賽58:13</w:t>
+        </w:r>
+      </w:hyperlink>
+      <w:r>
+        <w:rPr>
+          <w:lang w:val="zh_TW" w:bidi="zh_TW"/>
+        </w:rPr>
+        <w:t>）。一些貪婪的商人則視這天的限制為障礙（</w:t>
       </w:r>
       <w:hyperlink r:id="rId63">
         <w:r>
@@ -1532,43 +1571,7 @@
             <w:color w:val="0000EE"/>
             <w:u w:val="single"/>
           </w:rPr>
-          <w:t>羅14:5–6、13</w:t>
-        </w:r>
-      </w:hyperlink>
-      <w:r>
-        <w:rPr>
-          <w:lang w:val="zh_TW" w:bidi="zh_TW"/>
-        </w:rPr>
-        <w:t>）。但任何認為遵守猶太曆法是得救的必要條件的觀點，都必須加以抵制（</w:t>
-      </w:r>
-      <w:hyperlink r:id="rId64">
-        <w:r>
-          <w:rPr>
-            <w:lang w:val="zh_TW" w:bidi="zh_TW"/>
-          </w:rPr>
-          <w:rPr>
-            <w:color w:val="0000EE"/>
-            <w:u w:val="single"/>
-          </w:rPr>
-          <w:t>加4:8–11</w:t>
-        </w:r>
-      </w:hyperlink>
-      <w:r>
-        <w:rPr>
-          <w:lang w:val="zh_TW" w:bidi="zh_TW"/>
-        </w:rPr>
-        <w:t>）。因為保羅認為安息日是影兒，而基督自己才是那形體（</w:t>
-      </w:r>
-      <w:hyperlink r:id="rId65">
-        <w:r>
-          <w:rPr>
-            <w:lang w:val="zh_TW" w:bidi="zh_TW"/>
-          </w:rPr>
-          <w:rPr>
-            <w:color w:val="0000EE"/>
-            <w:u w:val="single"/>
-          </w:rPr>
-          <w:t>西2:17</w:t>
+          <w:t>摩8:5</w:t>
         </w:r>
       </w:hyperlink>
       <w:r>
@@ -1589,7 +1592,61 @@
         <w:rPr>
           <w:lang w:val="zh_TW" w:bidi="zh_TW"/>
         </w:rPr>
-        <w:t>最後，希伯來書的作者解釋了聖經中創造和救贖這兩個「安息主題」，如何在基督裡找到共同的實現。他通過將神在創造後的休息與祂帶領以色列進入迦南「安息」的救贖行動聯繫起來，並展示了這兩者如何與基督徒在現今和將來所享有的安息相關聯（</w:t>
+        <w:t>作為神的代言人，先知們毫不畏懼地揭露這種忽視和濫用（</w:t>
+      </w:r>
+      <w:hyperlink r:id="rId64">
+        <w:r>
+          <w:rPr>
+            <w:lang w:val="zh_TW" w:bidi="zh_TW"/>
+          </w:rPr>
+          <w:rPr>
+            <w:color w:val="0000EE"/>
+            <w:u w:val="single"/>
+          </w:rPr>
+          <w:t>結22:26</w:t>
+        </w:r>
+      </w:hyperlink>
+      <w:r>
+        <w:rPr>
+          <w:lang w:val="zh_TW" w:bidi="zh_TW"/>
+        </w:rPr>
+        <w:t>）。以賽亞說，那些心未悔改卻參與安息日敬拜的人，令耶和華感到憎惡（</w:t>
+      </w:r>
+      <w:hyperlink r:id="rId65">
+        <w:r>
+          <w:rPr>
+            <w:lang w:val="zh_TW" w:bidi="zh_TW"/>
+          </w:rPr>
+          <w:rPr>
+            <w:color w:val="0000EE"/>
+            <w:u w:val="single"/>
+          </w:rPr>
+          <w:t>賽1:10–15</w:t>
+        </w:r>
+      </w:hyperlink>
+      <w:r>
+        <w:rPr>
+          <w:lang w:val="zh_TW" w:bidi="zh_TW"/>
+        </w:rPr>
+        <w:t>）。耶利米則怒吼，耶路撒冷違背安息日，反映他們背叛神，這將會招致該城被毀（</w:t>
+      </w:r>
+      <w:hyperlink r:id="rId56">
+        <w:r>
+          <w:rPr>
+            <w:lang w:val="zh_TW" w:bidi="zh_TW"/>
+          </w:rPr>
+          <w:rPr>
+            <w:color w:val="0000EE"/>
+            <w:u w:val="single"/>
+          </w:rPr>
+          <w:t>耶17:27</w:t>
+        </w:r>
+      </w:hyperlink>
+      <w:r>
+        <w:rPr>
+          <w:lang w:val="zh_TW" w:bidi="zh_TW"/>
+        </w:rPr>
+        <w:t>）。以西結警告說，耶和華對祂的百姓極其忍耐，但百姓長期忽視祂的安息日，審判終將會臨到他們（</w:t>
       </w:r>
       <w:hyperlink r:id="rId66">
         <w:r>
@@ -1600,7 +1657,7 @@
             <w:color w:val="0000EE"/>
             <w:u w:val="single"/>
           </w:rPr>
-          <w:t>來4:1–11</w:t>
+          <w:t>結20:12–24</w:t>
         </w:r>
       </w:hyperlink>
       <w:r>
@@ -1621,9 +1678,524 @@
         <w:rPr>
           <w:lang w:val="zh_TW" w:bidi="zh_TW"/>
         </w:rPr>
+        <w:t>當審判的斧頭落下時（被擄至巴比倫，公元前586年），倖存的餘民將領會這個教訓。遵守安息日，是在外邦之地忠心的猶太人中僅存的幾個獨特標誌之一，因此它變得格外重要。在先知以西結的推動下，他們為重建的耶路撒冷聖殿設立了安息日敬拜的規範（</w:t>
+      </w:r>
+      <w:hyperlink r:id="rId67">
+        <w:r>
+          <w:rPr>
+            <w:lang w:val="zh_TW" w:bidi="zh_TW"/>
+          </w:rPr>
+          <w:rPr>
+            <w:color w:val="0000EE"/>
+            <w:u w:val="single"/>
+          </w:rPr>
+          <w:t>結44:24</w:t>
+        </w:r>
+      </w:hyperlink>
+      <w:r>
+        <w:rPr>
+          <w:lang w:val="zh_TW" w:bidi="zh_TW"/>
+        </w:rPr>
+        <w:t>，</w:t>
+      </w:r>
+      <w:hyperlink r:id="rId68">
+        <w:r>
+          <w:rPr>
+            <w:lang w:val="zh_TW" w:bidi="zh_TW"/>
+          </w:rPr>
+          <w:rPr>
+            <w:color w:val="0000EE"/>
+            <w:u w:val="single"/>
+          </w:rPr>
+          <w:t>45:17</w:t>
+        </w:r>
+      </w:hyperlink>
+      <w:r>
+        <w:rPr>
+          <w:lang w:val="zh_TW" w:bidi="zh_TW"/>
+        </w:rPr>
+        <w:t>，</w:t>
+      </w:r>
+      <w:hyperlink r:id="rId69">
+        <w:r>
+          <w:rPr>
+            <w:lang w:val="zh_TW" w:bidi="zh_TW"/>
+          </w:rPr>
+          <w:rPr>
+            <w:color w:val="0000EE"/>
+            <w:u w:val="single"/>
+          </w:rPr>
+          <w:t>46:3</w:t>
+        </w:r>
+      </w:hyperlink>
+      <w:r>
+        <w:rPr>
+          <w:lang w:val="zh_TW" w:bidi="zh_TW"/>
+        </w:rPr>
+        <w:t>），並在尼希米等人的帶領下，被擄歸回的人比他們的祖先更謹慎地遵守安息日（</w:t>
+      </w:r>
+      <w:hyperlink r:id="rId70">
+        <w:r>
+          <w:rPr>
+            <w:lang w:val="zh_TW" w:bidi="zh_TW"/>
+          </w:rPr>
+          <w:rPr>
+            <w:color w:val="0000EE"/>
+            <w:u w:val="single"/>
+          </w:rPr>
+          <w:t>尼10:31</w:t>
+        </w:r>
+      </w:hyperlink>
+      <w:r>
+        <w:rPr>
+          <w:lang w:val="zh_TW" w:bidi="zh_TW"/>
+        </w:rPr>
+        <w:t>，</w:t>
+      </w:r>
+      <w:hyperlink r:id="rId71">
+        <w:r>
+          <w:rPr>
+            <w:lang w:val="zh_TW" w:bidi="zh_TW"/>
+          </w:rPr>
+          <w:rPr>
+            <w:color w:val="0000EE"/>
+            <w:u w:val="single"/>
+          </w:rPr>
+          <w:t>13:15–22</w:t>
+        </w:r>
+      </w:hyperlink>
+      <w:r>
+        <w:rPr>
+          <w:lang w:val="zh_TW" w:bidi="zh_TW"/>
+        </w:rPr>
+        <w:t>）。</w:t>
+      </w:r>
+    </w:p>
+    <w:p>
+      <w:pPr>
+        <w:pStyle w:val="Heading3"/>
+      </w:pPr>
+      <w:r>
+        <w:rPr>
+          <w:lang w:val="zh_TW" w:bidi="zh_TW"/>
+        </w:rPr>
+        <w:t>新約中的安息日</w:t>
+      </w:r>
+    </w:p>
+    <w:p>
+      <w:pPr/>
+      <w:r>
+        <w:rPr>
+          <w:lang w:val="zh_TW" w:bidi="zh_TW"/>
+        </w:rPr>
+      </w:r>
+      <w:r>
+        <w:rPr>
+          <w:lang w:val="zh_TW" w:bidi="zh_TW"/>
+        </w:rPr>
+        <w:t>在公元一世紀之前，巴勒斯坦的一些猶太人制定了幾條規則以促進安息日的遵守。米示拿中的兩篇論文專門討論這些安息日的規則和條例。它們的主要目的是定義工作（其中一篇以三十九個標題進行這種討論），試圖向每一位以色列人展示什麼在安息日是允許的，什麼是不允許的。可惜，這導致了相當繁瑣的複雜性和規避行為，是宗教律法師常常在解釋上存在分歧的地方，其結果就是安息日的主要目的被埋沒在大量的律法細節之中。拉比們自己也意識到他們在舊約簡單教導的基礎上添加了多少內容。正如其中一位拉比所說：「關於安息日的規則……就像在頭髮上掛上眾山，因為聖經的內容很少，而規則卻很多。」</w:t>
+      </w:r>
+    </w:p>
+    <w:p>
+      <w:pPr/>
+      <w:r>
+        <w:rPr>
+          <w:lang w:val="zh_TW" w:bidi="zh_TW"/>
+        </w:rPr>
+      </w:r>
+      <w:r>
+        <w:rPr>
+          <w:lang w:val="zh_TW" w:bidi="zh_TW"/>
+        </w:rPr>
+        <w:t>耶穌在守安息日的問題上與猶太宗教領袖發生許多衝突。在他們看來，耶穌破壞了安息日，因此也違背了律法。然而，耶穌從未認為自己破壞了安息日，祂經常在安息日去會堂（</w:t>
+      </w:r>
+      <w:hyperlink r:id="rId72">
+        <w:r>
+          <w:rPr>
+            <w:lang w:val="zh_TW" w:bidi="zh_TW"/>
+          </w:rPr>
+          <w:rPr>
+            <w:color w:val="0000EE"/>
+            <w:u w:val="single"/>
+          </w:rPr>
+          <w:t>路4:16</w:t>
+        </w:r>
+      </w:hyperlink>
+      <w:r>
+        <w:rPr>
+          <w:lang w:val="zh_TW" w:bidi="zh_TW"/>
+        </w:rPr>
+        <w:t>），在那裡讀經、宣講和教訓人（</w:t>
+      </w:r>
+      <w:hyperlink r:id="rId73">
+        <w:r>
+          <w:rPr>
+            <w:lang w:val="zh_TW" w:bidi="zh_TW"/>
+          </w:rPr>
+          <w:rPr>
+            <w:color w:val="0000EE"/>
+            <w:u w:val="single"/>
+          </w:rPr>
+          <w:t>可1:21</w:t>
+        </w:r>
+      </w:hyperlink>
+      <w:r>
+        <w:rPr>
+          <w:lang w:val="zh_TW" w:bidi="zh_TW"/>
+        </w:rPr>
+        <w:t>；</w:t>
+      </w:r>
+      <w:hyperlink r:id="rId74">
+        <w:r>
+          <w:rPr>
+            <w:lang w:val="zh_TW" w:bidi="zh_TW"/>
+          </w:rPr>
+          <w:rPr>
+            <w:color w:val="0000EE"/>
+            <w:u w:val="single"/>
+          </w:rPr>
+          <w:t>路13:10</w:t>
+        </w:r>
+      </w:hyperlink>
+      <w:r>
+        <w:rPr>
+          <w:lang w:val="zh_TW" w:bidi="zh_TW"/>
+        </w:rPr>
+        <w:t>）。祂明顯接受了安息日是一個敬拜的合適日子的原則。</w:t>
+      </w:r>
+    </w:p>
+    <w:p>
+      <w:pPr/>
+      <w:r>
+        <w:rPr>
+          <w:lang w:val="zh_TW" w:bidi="zh_TW"/>
+        </w:rPr>
+      </w:r>
+      <w:r>
+        <w:rPr>
+          <w:lang w:val="zh_TW" w:bidi="zh_TW"/>
+        </w:rPr>
+        <w:t>耶穌與法利賽人的衝突點在於他們的傳統偏離聖經的教導。當法利賽人指責祂的門徒在安息日走過麥地，用手掐麥穗時（根據法利賽人的說法，這屬於「收割」的範疇；</w:t>
+      </w:r>
+      <w:hyperlink r:id="rId75">
+        <w:r>
+          <w:rPr>
+            <w:lang w:val="zh_TW" w:bidi="zh_TW"/>
+          </w:rPr>
+          <w:rPr>
+            <w:color w:val="0000EE"/>
+            <w:u w:val="single"/>
+          </w:rPr>
+          <w:t>可2:23–26</w:t>
+        </w:r>
+      </w:hyperlink>
+      <w:r>
+        <w:rPr>
+          <w:lang w:val="zh_TW" w:bidi="zh_TW"/>
+        </w:rPr>
+        <w:t>），耶穌引用聖經為門徒們辯護，並隨即指出：「安息日是為人設立的，人不是為安息日設立的」（</w:t>
+      </w:r>
+      <w:hyperlink r:id="rId76">
+        <w:r>
+          <w:rPr>
+            <w:lang w:val="zh_TW" w:bidi="zh_TW"/>
+          </w:rPr>
+          <w:rPr>
+            <w:color w:val="0000EE"/>
+            <w:u w:val="single"/>
+          </w:rPr>
+          <w:t>可2:27</w:t>
+        </w:r>
+      </w:hyperlink>
+      <w:r>
+        <w:rPr>
+          <w:lang w:val="zh_TW" w:bidi="zh_TW"/>
+        </w:rPr>
+        <w:t>）。</w:t>
+      </w:r>
+    </w:p>
+    <w:p>
+      <w:pPr/>
+      <w:r>
+        <w:rPr>
+          <w:lang w:val="zh_TW" w:bidi="zh_TW"/>
+        </w:rPr>
+      </w:r>
+      <w:r>
+        <w:rPr>
+          <w:lang w:val="zh_TW" w:bidi="zh_TW"/>
+        </w:rPr>
+        <w:t>拉比傳統將制度凌駕於它應服務的人民之上。法利賽人將安息日視為目的本身，實際上剝奪了安息日的一個主要目的。耶穌的話語在法利賽人耳中必定聽起來極為熟悉。曾有一位著名的拉比說過：「安息日是為你們設立的，而你們並不是為安息日而存在。」</w:t>
+      </w:r>
+    </w:p>
+    <w:p>
+      <w:pPr/>
+      <w:r>
+        <w:rPr>
+          <w:lang w:val="zh_TW" w:bidi="zh_TW"/>
+        </w:rPr>
+      </w:r>
+      <w:r>
+        <w:rPr>
+          <w:lang w:val="zh_TW" w:bidi="zh_TW"/>
+        </w:rPr>
+        <w:t>耶穌在安息日的醫治行為使祂與拉比的規範發生了最激烈的衝突。舊約並未禁止在安息日治病，但拉比們將所有醫治視為工作，除非性命有危險，否則必須避免在安息日醫治。耶穌毫不畏懼地揭露了這種態度所帶來的冷酷無情和荒謬矛盾。祂問道，安息日既然可以給嬰兒行割禮或帶動物去飲水（這些是傳統允許的），那麼為何不能醫治一個長期受苦的婦人或瘸腿的男人，即使他們的生命沒有立即危險呢（</w:t>
+      </w:r>
+      <w:hyperlink r:id="rId77">
+        <w:r>
+          <w:rPr>
+            <w:lang w:val="zh_TW" w:bidi="zh_TW"/>
+          </w:rPr>
+          <w:rPr>
+            <w:color w:val="0000EE"/>
+            <w:u w:val="single"/>
+          </w:rPr>
+          <w:t>路13:10–17</w:t>
+        </w:r>
+      </w:hyperlink>
+      <w:r>
+        <w:rPr>
+          <w:lang w:val="zh_TW" w:bidi="zh_TW"/>
+        </w:rPr>
+        <w:t>；</w:t>
+      </w:r>
+      <w:hyperlink r:id="rId78">
+        <w:r>
+          <w:rPr>
+            <w:lang w:val="zh_TW" w:bidi="zh_TW"/>
+          </w:rPr>
+          <w:rPr>
+            <w:color w:val="0000EE"/>
+            <w:u w:val="single"/>
+          </w:rPr>
+          <w:t>約7:21–24</w:t>
+        </w:r>
+      </w:hyperlink>
+      <w:r>
+        <w:rPr>
+          <w:lang w:val="zh_TW" w:bidi="zh_TW"/>
+        </w:rPr>
+        <w:t>）？祂教導說，安息日是特別適合行善的日子（</w:t>
+      </w:r>
+      <w:hyperlink r:id="rId79">
+        <w:r>
+          <w:rPr>
+            <w:lang w:val="zh_TW" w:bidi="zh_TW"/>
+          </w:rPr>
+          <w:rPr>
+            <w:color w:val="0000EE"/>
+            <w:u w:val="single"/>
+          </w:rPr>
+          <w:t>可3:4–5</w:t>
+        </w:r>
+      </w:hyperlink>
+      <w:r>
+        <w:rPr>
+          <w:lang w:val="zh_TW" w:bidi="zh_TW"/>
+        </w:rPr>
+        <w:t>）。</w:t>
+      </w:r>
+    </w:p>
+    <w:p>
+      <w:pPr/>
+      <w:r>
+        <w:rPr>
+          <w:lang w:val="zh_TW" w:bidi="zh_TW"/>
+        </w:rPr>
+      </w:r>
+      <w:r>
+        <w:rPr>
+          <w:lang w:val="zh_TW" w:bidi="zh_TW"/>
+        </w:rPr>
+        <w:t>耶穌是來自天上的人，宣稱祂是安息日的主（</w:t>
+      </w:r>
+      <w:hyperlink r:id="rId80">
+        <w:r>
+          <w:rPr>
+            <w:lang w:val="zh_TW" w:bidi="zh_TW"/>
+          </w:rPr>
+          <w:rPr>
+            <w:color w:val="0000EE"/>
+            <w:u w:val="single"/>
+          </w:rPr>
+          <w:t>可2:28</w:t>
+        </w:r>
+      </w:hyperlink>
+      <w:r>
+        <w:rPr>
+          <w:lang w:val="zh_TW" w:bidi="zh_TW"/>
+        </w:rPr>
+        <w:t>；參</w:t>
+      </w:r>
+      <w:hyperlink r:id="rId81">
+        <w:r>
+          <w:rPr>
+            <w:lang w:val="zh_TW" w:bidi="zh_TW"/>
+          </w:rPr>
+          <w:rPr>
+            <w:color w:val="0000EE"/>
+            <w:u w:val="single"/>
+          </w:rPr>
+          <w:t>太12:5–8</w:t>
+        </w:r>
+      </w:hyperlink>
+      <w:r>
+        <w:rPr>
+          <w:lang w:val="zh_TW" w:bidi="zh_TW"/>
+        </w:rPr>
+        <w:t>）。正如神雖然有創造之後的安息，但祂仍然持續作工，並以祂慈愛顧念世界，耶穌也會繼續在安息日教導和醫治（</w:t>
+      </w:r>
+      <w:hyperlink r:id="rId82">
+        <w:r>
+          <w:rPr>
+            <w:lang w:val="zh_TW" w:bidi="zh_TW"/>
+          </w:rPr>
+          <w:rPr>
+            <w:color w:val="0000EE"/>
+            <w:u w:val="single"/>
+          </w:rPr>
+          <w:t>約5:2–17</w:t>
+        </w:r>
+      </w:hyperlink>
+      <w:r>
+        <w:rPr>
+          <w:lang w:val="zh_TW" w:bidi="zh_TW"/>
+        </w:rPr>
+        <w:t>）。但有一天，祂的救贖工作將完成，那時安息日作為救贖的標誌將實現其終極目的。</w:t>
+      </w:r>
+    </w:p>
+    <w:p>
+      <w:pPr/>
+      <w:r>
+        <w:rPr>
+          <w:lang w:val="zh_TW" w:bidi="zh_TW"/>
+        </w:rPr>
+      </w:r>
+      <w:r>
+        <w:rPr>
+          <w:lang w:val="zh_TW" w:bidi="zh_TW"/>
+        </w:rPr>
+        <w:t>保羅在耶穌死亡與復活後，迅速領會到這兩者對於遵守安息日的重要意義。他並未禁止所有遵守猶太安息日的做法。事實上，在他傳福音的旅程中，他多次參加安息日的會堂聚會（見，例如，</w:t>
+      </w:r>
+      <w:hyperlink r:id="rId83">
+        <w:r>
+          <w:rPr>
+            <w:lang w:val="zh_TW" w:bidi="zh_TW"/>
+          </w:rPr>
+          <w:rPr>
+            <w:color w:val="0000EE"/>
+            <w:u w:val="single"/>
+          </w:rPr>
+          <w:t>徒13:14–16</w:t>
+        </w:r>
+      </w:hyperlink>
+      <w:r>
+        <w:rPr>
+          <w:lang w:val="zh_TW" w:bidi="zh_TW"/>
+        </w:rPr>
+        <w:t>）。堅持保持安息日習慣的猶太基督徒可以自由這樣做，只要他們尊重那些有不同觀點的人（</w:t>
+      </w:r>
+      <w:hyperlink r:id="rId84">
+        <w:r>
+          <w:rPr>
+            <w:lang w:val="zh_TW" w:bidi="zh_TW"/>
+          </w:rPr>
+          <w:rPr>
+            <w:color w:val="0000EE"/>
+            <w:u w:val="single"/>
+          </w:rPr>
+          <w:t>羅14:5–6、13</w:t>
+        </w:r>
+      </w:hyperlink>
+      <w:r>
+        <w:rPr>
+          <w:lang w:val="zh_TW" w:bidi="zh_TW"/>
+        </w:rPr>
+        <w:t>）。但任何認為遵守猶太曆法是得救的必要條件的觀點，都必須加以抵制（</w:t>
+      </w:r>
+      <w:hyperlink r:id="rId85">
+        <w:r>
+          <w:rPr>
+            <w:lang w:val="zh_TW" w:bidi="zh_TW"/>
+          </w:rPr>
+          <w:rPr>
+            <w:color w:val="0000EE"/>
+            <w:u w:val="single"/>
+          </w:rPr>
+          <w:t>加4:8–11</w:t>
+        </w:r>
+      </w:hyperlink>
+      <w:r>
+        <w:rPr>
+          <w:lang w:val="zh_TW" w:bidi="zh_TW"/>
+        </w:rPr>
+        <w:t>）。因為保羅認為安息日是影兒，而基督自己才是那形體（</w:t>
+      </w:r>
+      <w:hyperlink r:id="rId86">
+        <w:r>
+          <w:rPr>
+            <w:lang w:val="zh_TW" w:bidi="zh_TW"/>
+          </w:rPr>
+          <w:rPr>
+            <w:color w:val="0000EE"/>
+            <w:u w:val="single"/>
+          </w:rPr>
+          <w:t>西2:17</w:t>
+        </w:r>
+      </w:hyperlink>
+      <w:r>
+        <w:rPr>
+          <w:lang w:val="zh_TW" w:bidi="zh_TW"/>
+        </w:rPr>
+        <w:t>）。</w:t>
+      </w:r>
+    </w:p>
+    <w:p>
+      <w:pPr/>
+      <w:r>
+        <w:rPr>
+          <w:lang w:val="zh_TW" w:bidi="zh_TW"/>
+        </w:rPr>
+      </w:r>
+      <w:r>
+        <w:rPr>
+          <w:lang w:val="zh_TW" w:bidi="zh_TW"/>
+        </w:rPr>
+        <w:t>最後，希伯來書的作者解釋了聖經中創造和救贖這兩個「安息主題」，如何在基督裡找到共同的實現。他通過將神在創造後的休息與祂帶領以色列進入迦南「安息」的救贖行動聯繫起來，並展示了這兩者如何與基督徒在現今和將來所享有的安息相關聯（</w:t>
+      </w:r>
+      <w:hyperlink r:id="rId87">
+        <w:r>
+          <w:rPr>
+            <w:lang w:val="zh_TW" w:bidi="zh_TW"/>
+          </w:rPr>
+          <w:rPr>
+            <w:color w:val="0000EE"/>
+            <w:u w:val="single"/>
+          </w:rPr>
+          <w:t>來4:1–11</w:t>
+        </w:r>
+      </w:hyperlink>
+      <w:r>
+        <w:rPr>
+          <w:lang w:val="zh_TW" w:bidi="zh_TW"/>
+        </w:rPr>
+        <w:t>）。</w:t>
+      </w:r>
+    </w:p>
+    <w:p>
+      <w:pPr/>
+      <w:r>
+        <w:rPr>
+          <w:lang w:val="zh_TW" w:bidi="zh_TW"/>
+        </w:rPr>
+      </w:r>
+      <w:r>
+        <w:rPr>
+          <w:lang w:val="zh_TW" w:bidi="zh_TW"/>
+        </w:rPr>
         <w:t>神的旨意是讓祂所有的百姓都分享祂的安息——也就是祂的應許。當祂帶領以色列進入應許之地，祂清楚表明了這個意圖，但這並不標誌著祂的應許的完全實現。完全的安息仍然在天上等待著神的百姓。基督已經進入那裡，祂正從祂的工作中安息，正如神在創造之後所做的一樣。因著祂的救贖工作，祂邀請所有信祂的人現在就分享那同樣的「安息日的安息」（</w:t>
       </w:r>
-      <w:hyperlink r:id="rId67">
+      <w:hyperlink r:id="rId88">
         <w:r>
           <w:rPr>
             <w:lang w:val="zh_TW" w:bidi="zh_TW"/>

--- a/zht/docx/003.content.docx
+++ b/zht/docx/003.content.docx
@@ -19,7 +19,7 @@
         <w:rPr>
           <w:lang w:val="zh_TW" w:bidi="zh_TW"/>
         </w:rPr>
-        <w:t>Resource: 聖經詞典 (Tyndale)</w:t>
+        <w:t>Resource: Tyndale Open Bible Dictionary</w:t>
       </w:r>
       <w:r>
         <w:rPr>
@@ -112,7 +112,7 @@
         <w:rPr>
           <w:lang w:val="zh_TW" w:bidi="zh_TW"/>
         </w:rPr>
-        <w:t>聖經詞典 (Tyndale)</w:t>
+        <w:t>Tyndale Open Bible Dictionary</w:t>
       </w:r>
     </w:p>
     <w:p>
@@ -212,7 +212,7 @@
         <w:rPr>
           <w:lang w:val="zh_TW" w:bidi="zh_TW"/>
         </w:rPr>
-        <w:t>安息</w:t>
+        <w:t>安‧密巴</w:t>
       </w:r>
       <w:r>
         <w:rPr>
@@ -231,7 +231,7 @@
         <w:rPr>
           <w:lang w:val="zh_TW" w:bidi="zh_TW"/>
         </w:rPr>
-        <w:t>安息的意思是脫離工作或活動，得享自由。基督信仰中的安息概念起源於神自己的安息。神在六日創造天地之後，「就在第七日歇了他一切的工，安息了」（</w:t>
+        <w:t>加低斯早期的名字，在基大老瑪爭戰的記載中提及（</w:t>
       </w:r>
       <w:hyperlink r:id="rId13">
         <w:r>
@@ -242,45 +242,43 @@
             <w:color w:val="0000EE"/>
             <w:u w:val="single"/>
           </w:rPr>
-          <w:t>創2:2</w:t>
-        </w:r>
-      </w:hyperlink>
-      <w:r>
-        <w:rPr>
-          <w:lang w:val="zh_TW" w:bidi="zh_TW"/>
-        </w:rPr>
-        <w:t>）。這一事件成為以色列人安息日的基礎，也就是每週得以安息的日子。安息日（</w:t>
+          <w:t>創14:7</w:t>
+        </w:r>
+      </w:hyperlink>
+      <w:r>
+        <w:rPr>
+          <w:lang w:val="zh_TW" w:bidi="zh_TW"/>
+        </w:rPr>
+        <w:t>）。</w:t>
       </w:r>
       <w:r>
         <w:rPr>
           <w:i/>
           <w:lang w:val="zh_TW" w:bidi="zh_TW"/>
         </w:rPr>
-        <w:t>sabbath</w:t>
-      </w:r>
-      <w:r>
-        <w:rPr>
-          <w:lang w:val="zh_TW" w:bidi="zh_TW"/>
-        </w:rPr>
-        <w:t>）在希伯來文中就是「安息」的意思。七日之中，第七日的安息被視為創造秩序的一部分。第四條誡命要人為神守安息日，只工作六日，因為神用六日創造萬物，第七日便安息（</w:t>
-      </w:r>
-      <w:hyperlink r:id="rId14">
-        <w:r>
-          <w:rPr>
-            <w:lang w:val="zh_TW" w:bidi="zh_TW"/>
-          </w:rPr>
-          <w:rPr>
-            <w:color w:val="0000EE"/>
-            <w:u w:val="single"/>
-          </w:rPr>
-          <w:t>出20:8–11</w:t>
-        </w:r>
-      </w:hyperlink>
-      <w:r>
-        <w:rPr>
-          <w:lang w:val="zh_TW" w:bidi="zh_TW"/>
-        </w:rPr>
-        <w:t>）。</w:t>
+        <w:t>見</w:t>
+      </w:r>
+      <w:r>
+        <w:rPr>
+          <w:lang w:val="zh_TW" w:bidi="zh_TW"/>
+        </w:rPr>
+        <w:t>加低斯，加低斯•巴尼亞</w:t>
+      </w:r>
+      <w:r>
+        <w:rPr>
+          <w:lang w:val="zh_TW" w:bidi="zh_TW"/>
+        </w:rPr>
+        <w:t>。</w:t>
+      </w:r>
+      <w:r>
+        <w:rPr>
+          <w:lang w:val="zh_TW" w:bidi="zh_TW"/>
+        </w:rPr>
+      </w:r>
+      <w:r>
+        <w:rPr>
+          <w:lang w:val="zh_TW" w:bidi="zh_TW"/>
+        </w:rPr>
       </w:r>
     </w:p>
     <w:p>
@@ -290,29 +288,21 @@
           <w:lang w:val="zh_TW" w:bidi="zh_TW"/>
         </w:rPr>
       </w:r>
-      <w:r>
-        <w:rPr>
-          <w:lang w:val="zh_TW" w:bidi="zh_TW"/>
-        </w:rPr>
-        <w:t>聖經中安息的概念不僅關乎過去（創造）與現在（每週的安息），也關乎將來。這將來的安息是以以色列人在摩西帶領下，從埃及的奴役走向應許之地的「安息」作為象徵。他們在約書亞的帶領下進入那地，得著安息（見</w:t>
-      </w:r>
-      <w:hyperlink r:id="rId15">
-        <w:r>
-          <w:rPr>
-            <w:lang w:val="zh_TW" w:bidi="zh_TW"/>
-          </w:rPr>
-          <w:rPr>
-            <w:color w:val="0000EE"/>
-            <w:u w:val="single"/>
-          </w:rPr>
-          <w:t>書23–24章</w:t>
-        </w:r>
-      </w:hyperlink>
-      <w:r>
-        <w:rPr>
-          <w:lang w:val="zh_TW" w:bidi="zh_TW"/>
-        </w:rPr>
-        <w:t>）。</w:t>
+    </w:p>
+    <w:p>
+      <w:pPr>
+        <w:pStyle w:val="Heading2"/>
+      </w:pPr>
+      <w:r>
+        <w:rPr>
+          <w:lang w:val="zh_TW" w:bidi="zh_TW"/>
+        </w:rPr>
+        <w:t>安息</w:t>
+      </w:r>
+      <w:r>
+        <w:rPr>
+          <w:lang w:val="zh_TW" w:bidi="zh_TW"/>
+        </w:rPr>
       </w:r>
     </w:p>
     <w:p>
@@ -326,90 +316,49 @@
         <w:rPr>
           <w:lang w:val="zh_TW" w:bidi="zh_TW"/>
         </w:rPr>
-        <w:t>以色列人在曠野漂流四十年，這表示那些與摩西一同出埃及的成年人無法進入應許之地。他們因忘記神的恩典與悖逆神而自招審判（</w:t>
-      </w:r>
-      <w:hyperlink r:id="rId16">
-        <w:r>
-          <w:rPr>
-            <w:lang w:val="zh_TW" w:bidi="zh_TW"/>
-          </w:rPr>
-          <w:rPr>
-            <w:color w:val="0000EE"/>
-            <w:u w:val="single"/>
-          </w:rPr>
-          <w:t>民14:26–35</w:t>
-        </w:r>
-      </w:hyperlink>
-      <w:r>
-        <w:rPr>
-          <w:lang w:val="zh_TW" w:bidi="zh_TW"/>
-        </w:rPr>
-        <w:t>）。幾個世紀之後，神警戒他們的後代，不可心硬，免得失去祂所賜的安息：「惟願你們今天聽他的話：你們不可硬著心」（</w:t>
-      </w:r>
-      <w:hyperlink r:id="rId17">
-        <w:r>
-          <w:rPr>
-            <w:lang w:val="zh_TW" w:bidi="zh_TW"/>
-          </w:rPr>
-          <w:rPr>
-            <w:color w:val="0000EE"/>
-            <w:u w:val="single"/>
-          </w:rPr>
-          <w:t>詩95:7–11</w:t>
-        </w:r>
-      </w:hyperlink>
-      <w:r>
-        <w:rPr>
-          <w:lang w:val="zh_TW" w:bidi="zh_TW"/>
-        </w:rPr>
-        <w:t>）。希伯來書的作者引用這段經文（</w:t>
-      </w:r>
-      <w:hyperlink r:id="rId18">
-        <w:r>
-          <w:rPr>
-            <w:lang w:val="zh_TW" w:bidi="zh_TW"/>
-          </w:rPr>
-          <w:rPr>
-            <w:color w:val="0000EE"/>
-            <w:u w:val="single"/>
-          </w:rPr>
-          <w:t>來3:7–8</w:t>
-        </w:r>
-      </w:hyperlink>
-      <w:r>
-        <w:rPr>
-          <w:lang w:val="zh_TW" w:bidi="zh_TW"/>
-        </w:rPr>
-        <w:t>，</w:t>
-      </w:r>
-      <w:hyperlink r:id="rId19">
-        <w:r>
-          <w:rPr>
-            <w:lang w:val="zh_TW" w:bidi="zh_TW"/>
-          </w:rPr>
-          <w:rPr>
-            <w:color w:val="0000EE"/>
-            <w:u w:val="single"/>
-          </w:rPr>
-          <w:t>4:7</w:t>
-        </w:r>
-      </w:hyperlink>
-      <w:r>
-        <w:rPr>
-          <w:lang w:val="zh_TW" w:bidi="zh_TW"/>
-        </w:rPr>
-        <w:t>），表明神的安息不只是歷史的一部分，神仍然向人敞開進入祂安息的機會。「今日」這個詞顯明恩典的日子仍在：「若是約書亞已叫他們享了安息，後來神就不再提別的日子了。這樣看來，必另有一安息日的安息為神的子民存留。」（</w:t>
-      </w:r>
-      <w:hyperlink r:id="rId20">
-        <w:r>
-          <w:rPr>
-            <w:lang w:val="zh_TW" w:bidi="zh_TW"/>
-          </w:rPr>
-          <w:rPr>
-            <w:color w:val="0000EE"/>
-            <w:u w:val="single"/>
-          </w:rPr>
-          <w:t>來4:8–9</w:t>
+        <w:t>安息的意思是脫離工作或活動，得享自由。基督信仰中的安息概念起源於神自己的安息。神在六日創造天地之後，「就在第七日歇了他一切的工，安息了」（</w:t>
+      </w:r>
+      <w:hyperlink r:id="rId14">
+        <w:r>
+          <w:rPr>
+            <w:lang w:val="zh_TW" w:bidi="zh_TW"/>
+          </w:rPr>
+          <w:rPr>
+            <w:color w:val="0000EE"/>
+            <w:u w:val="single"/>
+          </w:rPr>
+          <w:t>創2:2</w:t>
+        </w:r>
+      </w:hyperlink>
+      <w:r>
+        <w:rPr>
+          <w:lang w:val="zh_TW" w:bidi="zh_TW"/>
+        </w:rPr>
+        <w:t>）。這一事件成為以色列人安息日的基礎，也就是每週得以安息的日子。安息日（</w:t>
+      </w:r>
+      <w:r>
+        <w:rPr>
+          <w:i/>
+          <w:lang w:val="zh_TW" w:bidi="zh_TW"/>
+        </w:rPr>
+        <w:t>sabbath</w:t>
+      </w:r>
+      <w:r>
+        <w:rPr>
+          <w:lang w:val="zh_TW" w:bidi="zh_TW"/>
+        </w:rPr>
+        <w:t>）在希伯來文中就是「安息」的意思。七日之中，第七日的安息被視為創造秩序的一部分。第四條誡命要人為神守安息日，只工作六日，因為神用六日創造萬物，第七日便安息（</w:t>
+      </w:r>
+      <w:hyperlink r:id="rId15">
+        <w:r>
+          <w:rPr>
+            <w:lang w:val="zh_TW" w:bidi="zh_TW"/>
+          </w:rPr>
+          <w:rPr>
+            <w:color w:val="0000EE"/>
+            <w:u w:val="single"/>
+          </w:rPr>
+          <w:t>出20:8–11</w:t>
         </w:r>
       </w:hyperlink>
       <w:r>
@@ -430,90 +379,18 @@
         <w:rPr>
           <w:lang w:val="zh_TW" w:bidi="zh_TW"/>
         </w:rPr>
-        <w:t>神邀請所有人進入祂的安息。每週的安息日提醒並反映這真正的安息。以色列人在曠野漂流之後在應許之地所得的安息，是神永恆安息的預表，祂的百姓將一同分享這安息。基督向凡到祂那裡來的人所賜的安息（</w:t>
-      </w:r>
-      <w:hyperlink r:id="rId21">
-        <w:r>
-          <w:rPr>
-            <w:lang w:val="zh_TW" w:bidi="zh_TW"/>
-          </w:rPr>
-          <w:rPr>
-            <w:color w:val="0000EE"/>
-            <w:u w:val="single"/>
-          </w:rPr>
-          <w:t>太11:28</w:t>
-        </w:r>
-      </w:hyperlink>
-      <w:r>
-        <w:rPr>
-          <w:lang w:val="zh_TW" w:bidi="zh_TW"/>
-        </w:rPr>
-        <w:t>），讓人預先嘗到並領受神所應許的安息。信徒「在基督裡睡了」之後所享的安息，是更深的安息經歷：「在主裡面而死的人有福了……他們息了自己的勞苦」（</w:t>
-      </w:r>
-      <w:hyperlink r:id="rId22">
-        <w:r>
-          <w:rPr>
-            <w:lang w:val="zh_TW" w:bidi="zh_TW"/>
-          </w:rPr>
-          <w:rPr>
-            <w:color w:val="0000EE"/>
-            <w:u w:val="single"/>
-          </w:rPr>
-          <w:t>啟14:13</w:t>
-        </w:r>
-      </w:hyperlink>
-      <w:r>
-        <w:rPr>
-          <w:lang w:val="zh_TW" w:bidi="zh_TW"/>
-        </w:rPr>
-        <w:t>）。然而，這安息要在基督再來的時候才完全實現。那時，凡屬於祂的人都要完全彰顯祂的樣式（</w:t>
-      </w:r>
-      <w:hyperlink r:id="rId23">
-        <w:r>
-          <w:rPr>
-            <w:lang w:val="zh_TW" w:bidi="zh_TW"/>
-          </w:rPr>
-          <w:rPr>
-            <w:color w:val="0000EE"/>
-            <w:u w:val="single"/>
-          </w:rPr>
-          <w:t>約一3:2</w:t>
-        </w:r>
-      </w:hyperlink>
-      <w:r>
-        <w:rPr>
-          <w:lang w:val="zh_TW" w:bidi="zh_TW"/>
-        </w:rPr>
-        <w:t>），救恩將得以完全。他們要得著不朽、榮耀的身體（</w:t>
-      </w:r>
-      <w:hyperlink r:id="rId24">
-        <w:r>
-          <w:rPr>
-            <w:lang w:val="zh_TW" w:bidi="zh_TW"/>
-          </w:rPr>
-          <w:rPr>
-            <w:color w:val="0000EE"/>
-            <w:u w:val="single"/>
-          </w:rPr>
-          <w:t>林後5</w:t>
-        </w:r>
-      </w:hyperlink>
-      <w:r>
-        <w:rPr>
-          <w:lang w:val="zh_TW" w:bidi="zh_TW"/>
-        </w:rPr>
-        <w:t>），並且神要建立有公義居住其中的新天新地（</w:t>
-      </w:r>
-      <w:hyperlink r:id="rId25">
-        <w:r>
-          <w:rPr>
-            <w:lang w:val="zh_TW" w:bidi="zh_TW"/>
-          </w:rPr>
-          <w:rPr>
-            <w:color w:val="0000EE"/>
-            <w:u w:val="single"/>
-          </w:rPr>
-          <w:t>彼後3:13</w:t>
+        <w:t>聖經中安息的概念不僅關乎過去（創造）與現在（每週的安息），也關乎將來。這將來的安息是以以色列人在摩西帶領下，從埃及的奴役走向應許之地的「安息」作為象徵。他們在約書亞的帶領下進入那地，得著安息（見</w:t>
+      </w:r>
+      <w:hyperlink r:id="rId16">
+        <w:r>
+          <w:rPr>
+            <w:lang w:val="zh_TW" w:bidi="zh_TW"/>
+          </w:rPr>
+          <w:rPr>
+            <w:color w:val="0000EE"/>
+            <w:u w:val="single"/>
+          </w:rPr>
+          <w:t>書23–24章</w:t>
         </w:r>
       </w:hyperlink>
       <w:r>
@@ -534,18 +411,54 @@
         <w:rPr>
           <w:lang w:val="zh_TW" w:bidi="zh_TW"/>
         </w:rPr>
-        <w:t>那時將是歷史的高潮，也是神的百姓完全進入祂永恆安息的時刻。基督在十字架上成就的救贖將得以完全，帶來脫離一切罪的安息與自由，也使人不再經歷憂傷、痛苦和死亡（</w:t>
-      </w:r>
-      <w:hyperlink r:id="rId26">
-        <w:r>
-          <w:rPr>
-            <w:lang w:val="zh_TW" w:bidi="zh_TW"/>
-          </w:rPr>
-          <w:rPr>
-            <w:color w:val="0000EE"/>
-            <w:u w:val="single"/>
-          </w:rPr>
-          <w:t>啟7:9–17</w:t>
+        <w:t>以色列人在曠野漂流四十年，這表示那些與摩西一同出埃及的成年人無法進入應許之地。他們因忘記神的恩典與悖逆神而自招審判（</w:t>
+      </w:r>
+      <w:hyperlink r:id="rId17">
+        <w:r>
+          <w:rPr>
+            <w:lang w:val="zh_TW" w:bidi="zh_TW"/>
+          </w:rPr>
+          <w:rPr>
+            <w:color w:val="0000EE"/>
+            <w:u w:val="single"/>
+          </w:rPr>
+          <w:t>民14:26–35</w:t>
+        </w:r>
+      </w:hyperlink>
+      <w:r>
+        <w:rPr>
+          <w:lang w:val="zh_TW" w:bidi="zh_TW"/>
+        </w:rPr>
+        <w:t>）。幾個世紀之後，神警戒他們的後代，不可心硬，免得失去祂所賜的安息：「惟願你們今天聽他的話：你們不可硬著心」（</w:t>
+      </w:r>
+      <w:hyperlink r:id="rId18">
+        <w:r>
+          <w:rPr>
+            <w:lang w:val="zh_TW" w:bidi="zh_TW"/>
+          </w:rPr>
+          <w:rPr>
+            <w:color w:val="0000EE"/>
+            <w:u w:val="single"/>
+          </w:rPr>
+          <w:t>詩95:7–11</w:t>
+        </w:r>
+      </w:hyperlink>
+      <w:r>
+        <w:rPr>
+          <w:lang w:val="zh_TW" w:bidi="zh_TW"/>
+        </w:rPr>
+        <w:t>）。希伯來書的作者引用這段經文（</w:t>
+      </w:r>
+      <w:hyperlink r:id="rId19">
+        <w:r>
+          <w:rPr>
+            <w:lang w:val="zh_TW" w:bidi="zh_TW"/>
+          </w:rPr>
+          <w:rPr>
+            <w:color w:val="0000EE"/>
+            <w:u w:val="single"/>
+          </w:rPr>
+          <w:t>來3:7–8</w:t>
         </w:r>
       </w:hyperlink>
       <w:r>
@@ -554,34 +467,34 @@
         </w:rPr>
         <w:t>，</w:t>
       </w:r>
-      <w:hyperlink r:id="rId27">
-        <w:r>
-          <w:rPr>
-            <w:lang w:val="zh_TW" w:bidi="zh_TW"/>
-          </w:rPr>
-          <w:rPr>
-            <w:color w:val="0000EE"/>
-            <w:u w:val="single"/>
-          </w:rPr>
-          <w:t>21:1–7</w:t>
-        </w:r>
-      </w:hyperlink>
-      <w:r>
-        <w:rPr>
-          <w:lang w:val="zh_TW" w:bidi="zh_TW"/>
-        </w:rPr>
-        <w:t>）。此外，人類將與神一切的受造物一同得著更新，萬物要照著起初神的旨意得以成全（見</w:t>
-      </w:r>
-      <w:hyperlink r:id="rId28">
-        <w:r>
-          <w:rPr>
-            <w:lang w:val="zh_TW" w:bidi="zh_TW"/>
-          </w:rPr>
-          <w:rPr>
-            <w:color w:val="0000EE"/>
-            <w:u w:val="single"/>
-          </w:rPr>
-          <w:t>羅8:19–25</w:t>
+      <w:hyperlink r:id="rId20">
+        <w:r>
+          <w:rPr>
+            <w:lang w:val="zh_TW" w:bidi="zh_TW"/>
+          </w:rPr>
+          <w:rPr>
+            <w:color w:val="0000EE"/>
+            <w:u w:val="single"/>
+          </w:rPr>
+          <w:t>4:7</w:t>
+        </w:r>
+      </w:hyperlink>
+      <w:r>
+        <w:rPr>
+          <w:lang w:val="zh_TW" w:bidi="zh_TW"/>
+        </w:rPr>
+        <w:t>），表明神的安息不只是歷史的一部分，神仍然向人敞開進入祂安息的機會。「今日」這個詞顯明恩典的日子仍在：「若是約書亞已叫他們享了安息，後來神就不再提別的日子了。這樣看來，必另有一安息日的安息為神的子民存留。」（</w:t>
+      </w:r>
+      <w:hyperlink r:id="rId21">
+        <w:r>
+          <w:rPr>
+            <w:lang w:val="zh_TW" w:bidi="zh_TW"/>
+          </w:rPr>
+          <w:rPr>
+            <w:color w:val="0000EE"/>
+            <w:u w:val="single"/>
+          </w:rPr>
+          <w:t>來4:8–9</w:t>
         </w:r>
       </w:hyperlink>
       <w:r>
@@ -602,43 +515,97 @@
         <w:rPr>
           <w:lang w:val="zh_TW" w:bidi="zh_TW"/>
         </w:rPr>
-        <w:t>安息並不是表示沒有行動。神在創造的工作完成後安息，但祂仍在作工，持續托住祂所造的一切，並施行公義的審判與慈愛的拯救。耶穌基督藉著祂的生、死、復活與榮耀，彰顯出神仍在行動（</w:t>
-      </w:r>
-      <w:hyperlink r:id="rId29">
-        <w:r>
-          <w:rPr>
-            <w:lang w:val="zh_TW" w:bidi="zh_TW"/>
-          </w:rPr>
-          <w:rPr>
-            <w:color w:val="0000EE"/>
-            <w:u w:val="single"/>
-          </w:rPr>
-          <w:t>林後5:19</w:t>
-        </w:r>
-      </w:hyperlink>
-      <w:r>
-        <w:rPr>
-          <w:lang w:val="zh_TW" w:bidi="zh_TW"/>
-        </w:rPr>
-        <w:t>）。正如耶穌所說：「我父做事直到如今，我也做事」（</w:t>
-      </w:r>
-      <w:hyperlink r:id="rId30">
-        <w:r>
-          <w:rPr>
-            <w:lang w:val="zh_TW" w:bidi="zh_TW"/>
-          </w:rPr>
-          <w:rPr>
-            <w:color w:val="0000EE"/>
-            <w:u w:val="single"/>
-          </w:rPr>
-          <w:t>約5:17</w:t>
-        </w:r>
-      </w:hyperlink>
-      <w:r>
-        <w:rPr>
-          <w:lang w:val="zh_TW" w:bidi="zh_TW"/>
-        </w:rPr>
-        <w:t>）。信徒將從與罪惡的爭戰和今生的苦難中得著安息；然而，他們所進入的安息並非是枯燥或毫無作為的。神自己是活潑而有作為的，祂的安息也是如此。</w:t>
+        <w:t>神邀請所有人進入祂的安息。每週的安息日提醒並反映這真正的安息。以色列人在曠野漂流之後在應許之地所得的安息，是神永恆安息的預表，祂的百姓將一同分享這安息。基督向凡到祂那裡來的人所賜的安息（</w:t>
+      </w:r>
+      <w:hyperlink r:id="rId22">
+        <w:r>
+          <w:rPr>
+            <w:lang w:val="zh_TW" w:bidi="zh_TW"/>
+          </w:rPr>
+          <w:rPr>
+            <w:color w:val="0000EE"/>
+            <w:u w:val="single"/>
+          </w:rPr>
+          <w:t>太11:28</w:t>
+        </w:r>
+      </w:hyperlink>
+      <w:r>
+        <w:rPr>
+          <w:lang w:val="zh_TW" w:bidi="zh_TW"/>
+        </w:rPr>
+        <w:t>），讓人預先嘗到並領受神所應許的安息。信徒「在基督裡睡了」之後所享的安息，是更深的安息經歷：「在主裡面而死的人有福了……他們息了自己的勞苦」（</w:t>
+      </w:r>
+      <w:hyperlink r:id="rId23">
+        <w:r>
+          <w:rPr>
+            <w:lang w:val="zh_TW" w:bidi="zh_TW"/>
+          </w:rPr>
+          <w:rPr>
+            <w:color w:val="0000EE"/>
+            <w:u w:val="single"/>
+          </w:rPr>
+          <w:t>啟14:13</w:t>
+        </w:r>
+      </w:hyperlink>
+      <w:r>
+        <w:rPr>
+          <w:lang w:val="zh_TW" w:bidi="zh_TW"/>
+        </w:rPr>
+        <w:t>）。然而，這安息要在基督再來的時候才完全實現。那時，凡屬於祂的人都要完全彰顯祂的樣式（</w:t>
+      </w:r>
+      <w:hyperlink r:id="rId24">
+        <w:r>
+          <w:rPr>
+            <w:lang w:val="zh_TW" w:bidi="zh_TW"/>
+          </w:rPr>
+          <w:rPr>
+            <w:color w:val="0000EE"/>
+            <w:u w:val="single"/>
+          </w:rPr>
+          <w:t>約一3:2</w:t>
+        </w:r>
+      </w:hyperlink>
+      <w:r>
+        <w:rPr>
+          <w:lang w:val="zh_TW" w:bidi="zh_TW"/>
+        </w:rPr>
+        <w:t>），救恩將得以完全。他們要得著不朽、榮耀的身體（</w:t>
+      </w:r>
+      <w:hyperlink r:id="rId25">
+        <w:r>
+          <w:rPr>
+            <w:lang w:val="zh_TW" w:bidi="zh_TW"/>
+          </w:rPr>
+          <w:rPr>
+            <w:color w:val="0000EE"/>
+            <w:u w:val="single"/>
+          </w:rPr>
+          <w:t>林後5</w:t>
+        </w:r>
+      </w:hyperlink>
+      <w:r>
+        <w:rPr>
+          <w:lang w:val="zh_TW" w:bidi="zh_TW"/>
+        </w:rPr>
+        <w:t>），並且神要建立有公義居住其中的新天新地（</w:t>
+      </w:r>
+      <w:hyperlink r:id="rId26">
+        <w:r>
+          <w:rPr>
+            <w:lang w:val="zh_TW" w:bidi="zh_TW"/>
+          </w:rPr>
+          <w:rPr>
+            <w:color w:val="0000EE"/>
+            <w:u w:val="single"/>
+          </w:rPr>
+          <w:t>彼後3:13</w:t>
+        </w:r>
+      </w:hyperlink>
+      <w:r>
+        <w:rPr>
+          <w:lang w:val="zh_TW" w:bidi="zh_TW"/>
+        </w:rPr>
+        <w:t>）。</w:t>
       </w:r>
     </w:p>
     <w:p>
@@ -652,18 +619,18 @@
         <w:rPr>
           <w:lang w:val="zh_TW" w:bidi="zh_TW"/>
         </w:rPr>
-        <w:t>因此，信徒所歇下的一切，正使他們能喜樂而不斷地事奉那創造並救贖的神。信徒要與神一切的作為完全和諧地同工，歡喜讚美並事奉三一的神。他們的喜樂要完全，不再有缺乏，也不需再有改進（見</w:t>
-      </w:r>
-      <w:hyperlink r:id="rId31">
-        <w:r>
-          <w:rPr>
-            <w:lang w:val="zh_TW" w:bidi="zh_TW"/>
-          </w:rPr>
-          <w:rPr>
-            <w:color w:val="0000EE"/>
-            <w:u w:val="single"/>
-          </w:rPr>
-          <w:t>啟4:8–11</w:t>
+        <w:t>那時將是歷史的高潮，也是神的百姓完全進入祂永恆安息的時刻。基督在十字架上成就的救贖將得以完全，帶來脫離一切罪的安息與自由，也使人不再經歷憂傷、痛苦和死亡（</w:t>
+      </w:r>
+      <w:hyperlink r:id="rId27">
+        <w:r>
+          <w:rPr>
+            <w:lang w:val="zh_TW" w:bidi="zh_TW"/>
+          </w:rPr>
+          <w:rPr>
+            <w:color w:val="0000EE"/>
+            <w:u w:val="single"/>
+          </w:rPr>
+          <w:t>啟7:9–17</w:t>
         </w:r>
       </w:hyperlink>
       <w:r>
@@ -672,52 +639,34 @@
         </w:rPr>
         <w:t>，</w:t>
       </w:r>
-      <w:hyperlink r:id="rId32">
-        <w:r>
-          <w:rPr>
-            <w:lang w:val="zh_TW" w:bidi="zh_TW"/>
-          </w:rPr>
-          <w:rPr>
-            <w:color w:val="0000EE"/>
-            <w:u w:val="single"/>
-          </w:rPr>
-          <w:t>5:8–14</w:t>
-        </w:r>
-      </w:hyperlink>
-      <w:r>
-        <w:rPr>
-          <w:lang w:val="zh_TW" w:bidi="zh_TW"/>
-        </w:rPr>
-        <w:t>，</w:t>
-      </w:r>
-      <w:hyperlink r:id="rId33">
-        <w:r>
-          <w:rPr>
-            <w:lang w:val="zh_TW" w:bidi="zh_TW"/>
-          </w:rPr>
-          <w:rPr>
-            <w:color w:val="0000EE"/>
-            <w:u w:val="single"/>
-          </w:rPr>
-          <w:t>7:9–12</w:t>
-        </w:r>
-      </w:hyperlink>
-      <w:r>
-        <w:rPr>
-          <w:lang w:val="zh_TW" w:bidi="zh_TW"/>
-        </w:rPr>
-        <w:t>）。這就是那有始無終的永恆安息日：「所以，我們務必竭力進入那安息」（</w:t>
-      </w:r>
-      <w:hyperlink r:id="rId34">
-        <w:r>
-          <w:rPr>
-            <w:lang w:val="zh_TW" w:bidi="zh_TW"/>
-          </w:rPr>
-          <w:rPr>
-            <w:color w:val="0000EE"/>
-            <w:u w:val="single"/>
-          </w:rPr>
-          <w:t>來4:11</w:t>
+      <w:hyperlink r:id="rId28">
+        <w:r>
+          <w:rPr>
+            <w:lang w:val="zh_TW" w:bidi="zh_TW"/>
+          </w:rPr>
+          <w:rPr>
+            <w:color w:val="0000EE"/>
+            <w:u w:val="single"/>
+          </w:rPr>
+          <w:t>21:1–7</w:t>
+        </w:r>
+      </w:hyperlink>
+      <w:r>
+        <w:rPr>
+          <w:lang w:val="zh_TW" w:bidi="zh_TW"/>
+        </w:rPr>
+        <w:t>）。此外，人類將與神一切的受造物一同得著更新，萬物要照著起初神的旨意得以成全（見</w:t>
+      </w:r>
+      <w:hyperlink r:id="rId29">
+        <w:r>
+          <w:rPr>
+            <w:lang w:val="zh_TW" w:bidi="zh_TW"/>
+          </w:rPr>
+          <w:rPr>
+            <w:color w:val="0000EE"/>
+            <w:u w:val="single"/>
+          </w:rPr>
+          <w:t>羅8:19–25</w:t>
         </w:r>
       </w:hyperlink>
       <w:r>
@@ -736,56 +685,45 @@
       </w:r>
       <w:r>
         <w:rPr>
-          <w:i/>
-          <w:lang w:val="zh_TW" w:bidi="zh_TW"/>
-        </w:rPr>
-        <w:t>另見</w:t>
-      </w:r>
-      <w:r>
-        <w:rPr>
-          <w:lang w:val="zh_TW" w:bidi="zh_TW"/>
-        </w:rPr>
-        <w:t>天（天堂）</w:t>
-      </w:r>
-      <w:r>
-        <w:rPr>
-          <w:lang w:val="zh_TW" w:bidi="zh_TW"/>
-        </w:rPr>
-        <w:t>；</w:t>
-      </w:r>
-      <w:r>
-        <w:rPr>
-          <w:lang w:val="zh_TW" w:bidi="zh_TW"/>
-        </w:rPr>
-        <w:t>主日</w:t>
-      </w:r>
-      <w:r>
-        <w:rPr>
-          <w:lang w:val="zh_TW" w:bidi="zh_TW"/>
-        </w:rPr>
-        <w:t>；</w:t>
-      </w:r>
-      <w:r>
-        <w:rPr>
-          <w:lang w:val="zh_TW" w:bidi="zh_TW"/>
-        </w:rPr>
-        <w:t>安息日</w:t>
-      </w:r>
-      <w:r>
-        <w:rPr>
-          <w:lang w:val="zh_TW" w:bidi="zh_TW"/>
-        </w:rPr>
-        <w:t>。</w:t>
-      </w:r>
-      <w:r>
-        <w:rPr>
-          <w:lang w:val="zh_TW" w:bidi="zh_TW"/>
-        </w:rPr>
-      </w:r>
-      <w:r>
-        <w:rPr>
-          <w:lang w:val="zh_TW" w:bidi="zh_TW"/>
-        </w:rPr>
+          <w:lang w:val="zh_TW" w:bidi="zh_TW"/>
+        </w:rPr>
+        <w:t>安息並不是表示沒有行動。神在創造的工作完成後安息，但祂仍在作工，持續托住祂所造的一切，並施行公義的審判與慈愛的拯救。耶穌基督藉著祂的生、死、復活與榮耀，彰顯出神仍在行動（</w:t>
+      </w:r>
+      <w:hyperlink r:id="rId30">
+        <w:r>
+          <w:rPr>
+            <w:lang w:val="zh_TW" w:bidi="zh_TW"/>
+          </w:rPr>
+          <w:rPr>
+            <w:color w:val="0000EE"/>
+            <w:u w:val="single"/>
+          </w:rPr>
+          <w:t>林後5:19</w:t>
+        </w:r>
+      </w:hyperlink>
+      <w:r>
+        <w:rPr>
+          <w:lang w:val="zh_TW" w:bidi="zh_TW"/>
+        </w:rPr>
+        <w:t>）。正如耶穌所說：「我父做事直到如今，我也做事」（</w:t>
+      </w:r>
+      <w:hyperlink r:id="rId31">
+        <w:r>
+          <w:rPr>
+            <w:lang w:val="zh_TW" w:bidi="zh_TW"/>
+          </w:rPr>
+          <w:rPr>
+            <w:color w:val="0000EE"/>
+            <w:u w:val="single"/>
+          </w:rPr>
+          <w:t>約5:17</w:t>
+        </w:r>
+      </w:hyperlink>
+      <w:r>
+        <w:rPr>
+          <w:lang w:val="zh_TW" w:bidi="zh_TW"/>
+        </w:rPr>
+        <w:t>）。信徒將從與罪惡的爭戰和今生的苦難中得著安息；然而，他們所進入的安息並非是枯燥或毫無作為的。神自己是活潑而有作為的，祂的安息也是如此。</w:t>
       </w:r>
     </w:p>
     <w:p>
@@ -795,21 +733,83 @@
           <w:lang w:val="zh_TW" w:bidi="zh_TW"/>
         </w:rPr>
       </w:r>
-    </w:p>
-    <w:p>
-      <w:pPr>
-        <w:pStyle w:val="Heading2"/>
-      </w:pPr>
-      <w:r>
-        <w:rPr>
-          <w:lang w:val="zh_TW" w:bidi="zh_TW"/>
-        </w:rPr>
-        <w:t>安息日</w:t>
-      </w:r>
-      <w:r>
-        <w:rPr>
-          <w:lang w:val="zh_TW" w:bidi="zh_TW"/>
-        </w:rPr>
+      <w:r>
+        <w:rPr>
+          <w:lang w:val="zh_TW" w:bidi="zh_TW"/>
+        </w:rPr>
+        <w:t>因此，信徒所歇下的一切，正使他們能喜樂而不斷地事奉那創造並救贖的神。信徒要與神一切的作為完全和諧地同工，歡喜讚美並事奉三一的神。他們的喜樂要完全，不再有缺乏，也不需再有改進（見</w:t>
+      </w:r>
+      <w:hyperlink r:id="rId32">
+        <w:r>
+          <w:rPr>
+            <w:lang w:val="zh_TW" w:bidi="zh_TW"/>
+          </w:rPr>
+          <w:rPr>
+            <w:color w:val="0000EE"/>
+            <w:u w:val="single"/>
+          </w:rPr>
+          <w:t>啟4:8–11</w:t>
+        </w:r>
+      </w:hyperlink>
+      <w:r>
+        <w:rPr>
+          <w:lang w:val="zh_TW" w:bidi="zh_TW"/>
+        </w:rPr>
+        <w:t>，</w:t>
+      </w:r>
+      <w:hyperlink r:id="rId33">
+        <w:r>
+          <w:rPr>
+            <w:lang w:val="zh_TW" w:bidi="zh_TW"/>
+          </w:rPr>
+          <w:rPr>
+            <w:color w:val="0000EE"/>
+            <w:u w:val="single"/>
+          </w:rPr>
+          <w:t>5:8–14</w:t>
+        </w:r>
+      </w:hyperlink>
+      <w:r>
+        <w:rPr>
+          <w:lang w:val="zh_TW" w:bidi="zh_TW"/>
+        </w:rPr>
+        <w:t>，</w:t>
+      </w:r>
+      <w:hyperlink r:id="rId34">
+        <w:r>
+          <w:rPr>
+            <w:lang w:val="zh_TW" w:bidi="zh_TW"/>
+          </w:rPr>
+          <w:rPr>
+            <w:color w:val="0000EE"/>
+            <w:u w:val="single"/>
+          </w:rPr>
+          <w:t>7:9–12</w:t>
+        </w:r>
+      </w:hyperlink>
+      <w:r>
+        <w:rPr>
+          <w:lang w:val="zh_TW" w:bidi="zh_TW"/>
+        </w:rPr>
+        <w:t>）。這就是那有始無終的永恆安息日：「所以，我們務必竭力進入那安息」（</w:t>
+      </w:r>
+      <w:hyperlink r:id="rId35">
+        <w:r>
+          <w:rPr>
+            <w:lang w:val="zh_TW" w:bidi="zh_TW"/>
+          </w:rPr>
+          <w:rPr>
+            <w:color w:val="0000EE"/>
+            <w:u w:val="single"/>
+          </w:rPr>
+          <w:t>來4:11</w:t>
+        </w:r>
+      </w:hyperlink>
+      <w:r>
+        <w:rPr>
+          <w:lang w:val="zh_TW" w:bidi="zh_TW"/>
+        </w:rPr>
+        <w:t>）。</w:t>
       </w:r>
     </w:p>
     <w:p>
@@ -821,20 +821,56 @@
       </w:r>
       <w:r>
         <w:rPr>
-          <w:lang w:val="zh_TW" w:bidi="zh_TW"/>
-        </w:rPr>
-        <w:t>源自一個希伯來文，意思是「停止」或「休止」。安息日是人們停止一切日常工作的日子（在耶穌的時代，是從星期五晚上到星期六晚上）。聖經提到神賜給祂的百姓安息日，作為一個服事祂的機會，也提醒他們聖經中的兩個重要真理——創造與救贖。</w:t>
-      </w:r>
-    </w:p>
-    <w:p>
-      <w:pPr>
-        <w:pStyle w:val="Heading3"/>
-      </w:pPr>
-      <w:r>
-        <w:rPr>
-          <w:lang w:val="zh_TW" w:bidi="zh_TW"/>
-        </w:rPr>
-        <w:t>舊約中的安息日</w:t>
+          <w:i/>
+          <w:lang w:val="zh_TW" w:bidi="zh_TW"/>
+        </w:rPr>
+        <w:t>另見</w:t>
+      </w:r>
+      <w:r>
+        <w:rPr>
+          <w:lang w:val="zh_TW" w:bidi="zh_TW"/>
+        </w:rPr>
+        <w:t>天（天堂）</w:t>
+      </w:r>
+      <w:r>
+        <w:rPr>
+          <w:lang w:val="zh_TW" w:bidi="zh_TW"/>
+        </w:rPr>
+        <w:t>；</w:t>
+      </w:r>
+      <w:r>
+        <w:rPr>
+          <w:lang w:val="zh_TW" w:bidi="zh_TW"/>
+        </w:rPr>
+        <w:t>主日</w:t>
+      </w:r>
+      <w:r>
+        <w:rPr>
+          <w:lang w:val="zh_TW" w:bidi="zh_TW"/>
+        </w:rPr>
+        <w:t>；</w:t>
+      </w:r>
+      <w:r>
+        <w:rPr>
+          <w:lang w:val="zh_TW" w:bidi="zh_TW"/>
+        </w:rPr>
+        <w:t>安息日</w:t>
+      </w:r>
+      <w:r>
+        <w:rPr>
+          <w:lang w:val="zh_TW" w:bidi="zh_TW"/>
+        </w:rPr>
+        <w:t>。</w:t>
+      </w:r>
+      <w:r>
+        <w:rPr>
+          <w:lang w:val="zh_TW" w:bidi="zh_TW"/>
+        </w:rPr>
+      </w:r>
+      <w:r>
+        <w:rPr>
+          <w:lang w:val="zh_TW" w:bidi="zh_TW"/>
+        </w:rPr>
       </w:r>
     </w:p>
     <w:p>
@@ -844,47 +880,21 @@
           <w:lang w:val="zh_TW" w:bidi="zh_TW"/>
         </w:rPr>
       </w:r>
-      <w:r>
-        <w:rPr>
-          <w:lang w:val="zh_TW" w:bidi="zh_TW"/>
-        </w:rPr>
-        <w:t>創造與安息日之間的關係首先在</w:t>
-      </w:r>
-      <w:hyperlink r:id="rId35">
-        <w:r>
-          <w:rPr>
-            <w:lang w:val="zh_TW" w:bidi="zh_TW"/>
-          </w:rPr>
-          <w:rPr>
-            <w:color w:val="0000EE"/>
-            <w:u w:val="single"/>
-          </w:rPr>
-          <w:t>創世記二章2至3節</w:t>
-        </w:r>
-      </w:hyperlink>
-      <w:r>
-        <w:rPr>
-          <w:lang w:val="zh_TW" w:bidi="zh_TW"/>
-        </w:rPr>
-        <w:t>中表達出來。神在六天創造之後「歇了」祂的工作，並且「賜福」給第七日，並「定為聖日」。在第四條誡命中（</w:t>
-      </w:r>
-      <w:hyperlink r:id="rId14">
-        <w:r>
-          <w:rPr>
-            <w:lang w:val="zh_TW" w:bidi="zh_TW"/>
-          </w:rPr>
-          <w:rPr>
-            <w:color w:val="0000EE"/>
-            <w:u w:val="single"/>
-          </w:rPr>
-          <w:t>出20:8–11</w:t>
-        </w:r>
-      </w:hyperlink>
-      <w:r>
-        <w:rPr>
-          <w:lang w:val="zh_TW" w:bidi="zh_TW"/>
-        </w:rPr>
-        <w:t>），神在創造之後「賜福」第七日，並「定為聖日」（所用的詞與創世記中的相同），這成為祂要求人們要守第七日為安息日的根據。</w:t>
+    </w:p>
+    <w:p>
+      <w:pPr>
+        <w:pStyle w:val="Heading2"/>
+      </w:pPr>
+      <w:r>
+        <w:rPr>
+          <w:lang w:val="zh_TW" w:bidi="zh_TW"/>
+        </w:rPr>
+        <w:t>安息日</w:t>
+      </w:r>
+      <w:r>
+        <w:rPr>
+          <w:lang w:val="zh_TW" w:bidi="zh_TW"/>
+        </w:rPr>
       </w:r>
     </w:p>
     <w:p>
@@ -898,43 +908,18 @@
         <w:rPr>
           <w:lang w:val="zh_TW" w:bidi="zh_TW"/>
         </w:rPr>
-        <w:t>神從祂的工作中休息這一概念是令人驚奇的。在</w:t>
-      </w:r>
-      <w:hyperlink r:id="rId36">
-        <w:r>
-          <w:rPr>
-            <w:lang w:val="zh_TW" w:bidi="zh_TW"/>
-          </w:rPr>
-          <w:rPr>
-            <w:color w:val="0000EE"/>
-            <w:u w:val="single"/>
-          </w:rPr>
-          <w:t>出埃及記三十一章17節</w:t>
-        </w:r>
-      </w:hyperlink>
-      <w:r>
-        <w:rPr>
-          <w:lang w:val="zh_TW" w:bidi="zh_TW"/>
-        </w:rPr>
-        <w:t>中，神告訴摩西祂在安息日得到安息舒暢，使這一概念更加生動。聖經常把造物主描繪成一個做工的人。在出埃及記中，這種生動的表述無疑是為了強調安息日的基本教訓：人必須遵循造物主為他們設立的模式，在七天之中休息一天，對個人、家庭、家庭成員，甚至動物來說，都是必要的（</w:t>
-      </w:r>
-      <w:hyperlink r:id="rId37">
-        <w:r>
-          <w:rPr>
-            <w:lang w:val="zh_TW" w:bidi="zh_TW"/>
-          </w:rPr>
-          <w:rPr>
-            <w:color w:val="0000EE"/>
-            <w:u w:val="single"/>
-          </w:rPr>
-          <w:t>出20:10</w:t>
-        </w:r>
-      </w:hyperlink>
-      <w:r>
-        <w:rPr>
-          <w:lang w:val="zh_TW" w:bidi="zh_TW"/>
-        </w:rPr>
-        <w:t>）。</w:t>
+        <w:t>源自一個希伯來文，意思是「停止」或「休止」。安息日是人們停止一切日常工作的日子（在耶穌的時代，是從星期五晚上到星期六晚上）。聖經提到神賜給祂的百姓安息日，作為一個服事祂的機會，也提醒他們聖經中的兩個重要真理——創造與救贖。</w:t>
+      </w:r>
+    </w:p>
+    <w:p>
+      <w:pPr>
+        <w:pStyle w:val="Heading3"/>
+      </w:pPr>
+      <w:r>
+        <w:rPr>
+          <w:lang w:val="zh_TW" w:bidi="zh_TW"/>
+        </w:rPr>
+        <w:t>舊約中的安息日</w:t>
       </w:r>
     </w:p>
     <w:p>
@@ -948,61 +933,43 @@
         <w:rPr>
           <w:lang w:val="zh_TW" w:bidi="zh_TW"/>
         </w:rPr>
-        <w:t>設立安息日與聖經中的創造故事有關，這暗示它是舊約中的一條為所有人（而非僅僅為以色列人）而設立的標準。將安息日律法納入十誡，進一步強調了這一重要真理。十誡在舊約律法中佔有特殊地位。在神的一切命令中，只有十誡是由神以可聽見的聲音說出來（</w:t>
-      </w:r>
-      <w:hyperlink r:id="rId38">
-        <w:r>
-          <w:rPr>
-            <w:lang w:val="zh_TW" w:bidi="zh_TW"/>
-          </w:rPr>
-          <w:rPr>
-            <w:color w:val="0000EE"/>
-            <w:u w:val="single"/>
-          </w:rPr>
-          <w:t>出20:1</w:t>
-        </w:r>
-      </w:hyperlink>
-      <w:r>
-        <w:rPr>
-          <w:lang w:val="zh_TW" w:bidi="zh_TW"/>
-        </w:rPr>
-        <w:t>），由祂的指頭寫下（</w:t>
-      </w:r>
-      <w:hyperlink r:id="rId39">
-        <w:r>
-          <w:rPr>
-            <w:lang w:val="zh_TW" w:bidi="zh_TW"/>
-          </w:rPr>
-          <w:rPr>
-            <w:color w:val="0000EE"/>
-            <w:u w:val="single"/>
-          </w:rPr>
-          <w:t>31:18</w:t>
-        </w:r>
-      </w:hyperlink>
-      <w:r>
-        <w:rPr>
-          <w:lang w:val="zh_TW" w:bidi="zh_TW"/>
-        </w:rPr>
-        <w:t>），最後放置於帳幕的約櫃中，成為以色列敬拜的中心（</w:t>
-      </w:r>
-      <w:hyperlink r:id="rId40">
-        <w:r>
-          <w:rPr>
-            <w:lang w:val="zh_TW" w:bidi="zh_TW"/>
-          </w:rPr>
-          <w:rPr>
-            <w:color w:val="0000EE"/>
-            <w:u w:val="single"/>
-          </w:rPr>
-          <w:t>25:16</w:t>
-        </w:r>
-      </w:hyperlink>
-      <w:r>
-        <w:rPr>
-          <w:lang w:val="zh_TW" w:bidi="zh_TW"/>
-        </w:rPr>
-        <w:t>）。新約也強調了十誡作為一個整體，代表著對所有人、在所有地方、所有時代永遠有效的原則。無論是否將星期天認定為基督徒的安息日，人們都應接受聖經中關於安息日教導的核心原則，即神的教導要求人們每週定期休息。</w:t>
+        <w:t>創造與安息日之間的關係首先在</w:t>
+      </w:r>
+      <w:hyperlink r:id="rId36">
+        <w:r>
+          <w:rPr>
+            <w:lang w:val="zh_TW" w:bidi="zh_TW"/>
+          </w:rPr>
+          <w:rPr>
+            <w:color w:val="0000EE"/>
+            <w:u w:val="single"/>
+          </w:rPr>
+          <w:t>創世記二章2至3節</w:t>
+        </w:r>
+      </w:hyperlink>
+      <w:r>
+        <w:rPr>
+          <w:lang w:val="zh_TW" w:bidi="zh_TW"/>
+        </w:rPr>
+        <w:t>中表達出來。神在六天創造之後「歇了」祂的工作，並且「賜福」給第七日，並「定為聖日」。在第四條誡命中（</w:t>
+      </w:r>
+      <w:hyperlink r:id="rId15">
+        <w:r>
+          <w:rPr>
+            <w:lang w:val="zh_TW" w:bidi="zh_TW"/>
+          </w:rPr>
+          <w:rPr>
+            <w:color w:val="0000EE"/>
+            <w:u w:val="single"/>
+          </w:rPr>
+          <w:t>出20:8–11</w:t>
+        </w:r>
+      </w:hyperlink>
+      <w:r>
+        <w:rPr>
+          <w:lang w:val="zh_TW" w:bidi="zh_TW"/>
+        </w:rPr>
+        <w:t>），神在創造之後「賜福」第七日，並「定為聖日」（所用的詞與創世記中的相同），這成為祂要求人們要守第七日為安息日的根據。</w:t>
       </w:r>
     </w:p>
     <w:p>
@@ -1016,61 +983,43 @@
         <w:rPr>
           <w:lang w:val="zh_TW" w:bidi="zh_TW"/>
         </w:rPr>
-        <w:t>值得注意的是，聖經中關於安息日教導的第二個主要觀點——救贖——也出現在十誡的清單中。安息日的律法（已在</w:t>
-      </w:r>
-      <w:hyperlink r:id="rId14">
-        <w:r>
-          <w:rPr>
-            <w:lang w:val="zh_TW" w:bidi="zh_TW"/>
-          </w:rPr>
-          <w:rPr>
-            <w:color w:val="0000EE"/>
-            <w:u w:val="single"/>
-          </w:rPr>
-          <w:t>出20:8–11</w:t>
-        </w:r>
-      </w:hyperlink>
-      <w:r>
-        <w:rPr>
-          <w:lang w:val="zh_TW" w:bidi="zh_TW"/>
-        </w:rPr>
-        <w:t>中提到）在</w:t>
-      </w:r>
-      <w:hyperlink r:id="rId41">
-        <w:r>
-          <w:rPr>
-            <w:lang w:val="zh_TW" w:bidi="zh_TW"/>
-          </w:rPr>
-          <w:rPr>
-            <w:color w:val="0000EE"/>
-            <w:u w:val="single"/>
-          </w:rPr>
-          <w:t>申命記五章12至15節</w:t>
-        </w:r>
-      </w:hyperlink>
-      <w:r>
-        <w:rPr>
-          <w:lang w:val="zh_TW" w:bidi="zh_TW"/>
-        </w:rPr>
-        <w:t>中再次出現，為守安息日附加了一個不同的理由：「記念你在埃及地作過奴僕；耶和華—你神用大能的手和伸出來的膀臂將你從那裡領出來。因此，耶和華—你的神吩咐你守安息日。」（</w:t>
-      </w:r>
-      <w:hyperlink r:id="rId42">
-        <w:r>
-          <w:rPr>
-            <w:lang w:val="zh_TW" w:bidi="zh_TW"/>
-          </w:rPr>
-          <w:rPr>
-            <w:color w:val="0000EE"/>
-            <w:u w:val="single"/>
-          </w:rPr>
-          <w:t>15</w:t>
-        </w:r>
-      </w:hyperlink>
-      <w:r>
-        <w:rPr>
-          <w:lang w:val="zh_TW" w:bidi="zh_TW"/>
-        </w:rPr>
-        <w:t>節，和合本）。</w:t>
+        <w:t>神從祂的工作中休息這一概念是令人驚奇的。在</w:t>
+      </w:r>
+      <w:hyperlink r:id="rId37">
+        <w:r>
+          <w:rPr>
+            <w:lang w:val="zh_TW" w:bidi="zh_TW"/>
+          </w:rPr>
+          <w:rPr>
+            <w:color w:val="0000EE"/>
+            <w:u w:val="single"/>
+          </w:rPr>
+          <w:t>出埃及記三十一章17節</w:t>
+        </w:r>
+      </w:hyperlink>
+      <w:r>
+        <w:rPr>
+          <w:lang w:val="zh_TW" w:bidi="zh_TW"/>
+        </w:rPr>
+        <w:t>中，神告訴摩西祂在安息日得到安息舒暢，使這一概念更加生動。聖經常把造物主描繪成一個做工的人。在出埃及記中，這種生動的表述無疑是為了強調安息日的基本教訓：人必須遵循造物主為他們設立的模式，在七天之中休息一天，對個人、家庭、家庭成員，甚至動物來說，都是必要的（</w:t>
+      </w:r>
+      <w:hyperlink r:id="rId38">
+        <w:r>
+          <w:rPr>
+            <w:lang w:val="zh_TW" w:bidi="zh_TW"/>
+          </w:rPr>
+          <w:rPr>
+            <w:color w:val="0000EE"/>
+            <w:u w:val="single"/>
+          </w:rPr>
+          <w:t>出20:10</w:t>
+        </w:r>
+      </w:hyperlink>
+      <w:r>
+        <w:rPr>
+          <w:lang w:val="zh_TW" w:bidi="zh_TW"/>
+        </w:rPr>
+        <w:t>）。</w:t>
       </w:r>
     </w:p>
     <w:p>
@@ -1084,43 +1033,61 @@
         <w:rPr>
           <w:lang w:val="zh_TW" w:bidi="zh_TW"/>
         </w:rPr>
-        <w:t>這兩個關於第四誡敘述之間的差異十分重要。第一個（</w:t>
-      </w:r>
-      <w:hyperlink r:id="rId43">
-        <w:r>
-          <w:rPr>
-            <w:lang w:val="zh_TW" w:bidi="zh_TW"/>
-          </w:rPr>
-          <w:rPr>
-            <w:color w:val="0000EE"/>
-            <w:u w:val="single"/>
-          </w:rPr>
-          <w:t>出20章</w:t>
-        </w:r>
-      </w:hyperlink>
-      <w:r>
-        <w:rPr>
-          <w:lang w:val="zh_TW" w:bidi="zh_TW"/>
-        </w:rPr>
-        <w:t>）是通過以色列向所有受造之人發出的，第二個（</w:t>
-      </w:r>
-      <w:hyperlink r:id="rId44">
-        <w:r>
-          <w:rPr>
-            <w:lang w:val="zh_TW" w:bidi="zh_TW"/>
-          </w:rPr>
-          <w:rPr>
-            <w:color w:val="0000EE"/>
-            <w:u w:val="single"/>
-          </w:rPr>
-          <w:t>申5章</w:t>
-        </w:r>
-      </w:hyperlink>
-      <w:r>
-        <w:rPr>
-          <w:lang w:val="zh_TW" w:bidi="zh_TW"/>
-        </w:rPr>
-        <w:t>）是向以色列這些被神救贖的百姓發出的。因此，安息日是神的標誌，不僅指向祂作為創造主對全人類的慈愛，也指向祂作為救贖主對祂揀選之民的憐憫。</w:t>
+        <w:t>設立安息日與聖經中的創造故事有關，這暗示它是舊約中的一條為所有人（而非僅僅為以色列人）而設立的標準。將安息日律法納入十誡，進一步強調了這一重要真理。十誡在舊約律法中佔有特殊地位。在神的一切命令中，只有十誡是由神以可聽見的聲音說出來（</w:t>
+      </w:r>
+      <w:hyperlink r:id="rId39">
+        <w:r>
+          <w:rPr>
+            <w:lang w:val="zh_TW" w:bidi="zh_TW"/>
+          </w:rPr>
+          <w:rPr>
+            <w:color w:val="0000EE"/>
+            <w:u w:val="single"/>
+          </w:rPr>
+          <w:t>出20:1</w:t>
+        </w:r>
+      </w:hyperlink>
+      <w:r>
+        <w:rPr>
+          <w:lang w:val="zh_TW" w:bidi="zh_TW"/>
+        </w:rPr>
+        <w:t>），由祂的指頭寫下（</w:t>
+      </w:r>
+      <w:hyperlink r:id="rId40">
+        <w:r>
+          <w:rPr>
+            <w:lang w:val="zh_TW" w:bidi="zh_TW"/>
+          </w:rPr>
+          <w:rPr>
+            <w:color w:val="0000EE"/>
+            <w:u w:val="single"/>
+          </w:rPr>
+          <w:t>31:18</w:t>
+        </w:r>
+      </w:hyperlink>
+      <w:r>
+        <w:rPr>
+          <w:lang w:val="zh_TW" w:bidi="zh_TW"/>
+        </w:rPr>
+        <w:t>），最後放置於帳幕的約櫃中，成為以色列敬拜的中心（</w:t>
+      </w:r>
+      <w:hyperlink r:id="rId41">
+        <w:r>
+          <w:rPr>
+            <w:lang w:val="zh_TW" w:bidi="zh_TW"/>
+          </w:rPr>
+          <w:rPr>
+            <w:color w:val="0000EE"/>
+            <w:u w:val="single"/>
+          </w:rPr>
+          <w:t>25:16</w:t>
+        </w:r>
+      </w:hyperlink>
+      <w:r>
+        <w:rPr>
+          <w:lang w:val="zh_TW" w:bidi="zh_TW"/>
+        </w:rPr>
+        <w:t>）。新約也強調了十誡作為一個整體，代表著對所有人、在所有地方、所有時代永遠有效的原則。無論是否將星期天認定為基督徒的安息日，人們都應接受聖經中關於安息日教導的核心原則，即神的教導要求人們每週定期休息。</w:t>
       </w:r>
     </w:p>
     <w:p>
@@ -1134,43 +1101,61 @@
         <w:rPr>
           <w:lang w:val="zh_TW" w:bidi="zh_TW"/>
         </w:rPr>
-        <w:t>在申命記版本的安息日誡命中，有一個重要的觀點不容忽視。在禁止一切工作的命令之後，附有一個解釋性說明——「這一日，你和你的兒女、僕婢、牛、驢、牲畜，並在你城裡寄居的客旅，無論何工都不可做，使你的僕婢可以和你一樣安息。」（</w:t>
-      </w:r>
-      <w:hyperlink r:id="rId45">
-        <w:r>
-          <w:rPr>
-            <w:lang w:val="zh_TW" w:bidi="zh_TW"/>
-          </w:rPr>
-          <w:rPr>
-            <w:color w:val="0000EE"/>
-            <w:u w:val="single"/>
-          </w:rPr>
-          <w:t>申5:14</w:t>
-        </w:r>
-      </w:hyperlink>
-      <w:r>
-        <w:rPr>
-          <w:lang w:val="zh_TW" w:bidi="zh_TW"/>
-        </w:rPr>
-        <w:t>，和合本）。對他人的實際關懷是舊約所有聖約教導中的一個特徵。因此，神對以色列在埃及為奴時的慈愛，必須與以色列家庭對那些服侍他們的人的慈愛相匹配。安息日提供了一個理想的途徑來實際表達這種關懷。耶穌特別積極地從大量僵化的規條中拯救出遵安安息日這人道主義的一面，因為在祂的時代，那些規條阻礙這原本應存在的關懷（見，例如，</w:t>
-      </w:r>
-      <w:hyperlink r:id="rId46">
-        <w:r>
-          <w:rPr>
-            <w:lang w:val="zh_TW" w:bidi="zh_TW"/>
-          </w:rPr>
-          <w:rPr>
-            <w:color w:val="0000EE"/>
-            <w:u w:val="single"/>
-          </w:rPr>
-          <w:t>可3:1–5</w:t>
-        </w:r>
-      </w:hyperlink>
-      <w:r>
-        <w:rPr>
-          <w:lang w:val="zh_TW" w:bidi="zh_TW"/>
-        </w:rPr>
-        <w:t>）。</w:t>
+        <w:t>值得注意的是，聖經中關於安息日教導的第二個主要觀點——救贖——也出現在十誡的清單中。安息日的律法（已在</w:t>
+      </w:r>
+      <w:hyperlink r:id="rId15">
+        <w:r>
+          <w:rPr>
+            <w:lang w:val="zh_TW" w:bidi="zh_TW"/>
+          </w:rPr>
+          <w:rPr>
+            <w:color w:val="0000EE"/>
+            <w:u w:val="single"/>
+          </w:rPr>
+          <w:t>出20:8–11</w:t>
+        </w:r>
+      </w:hyperlink>
+      <w:r>
+        <w:rPr>
+          <w:lang w:val="zh_TW" w:bidi="zh_TW"/>
+        </w:rPr>
+        <w:t>中提到）在</w:t>
+      </w:r>
+      <w:hyperlink r:id="rId42">
+        <w:r>
+          <w:rPr>
+            <w:lang w:val="zh_TW" w:bidi="zh_TW"/>
+          </w:rPr>
+          <w:rPr>
+            <w:color w:val="0000EE"/>
+            <w:u w:val="single"/>
+          </w:rPr>
+          <w:t>申命記五章12至15節</w:t>
+        </w:r>
+      </w:hyperlink>
+      <w:r>
+        <w:rPr>
+          <w:lang w:val="zh_TW" w:bidi="zh_TW"/>
+        </w:rPr>
+        <w:t>中再次出現，為守安息日附加了一個不同的理由：「記念你在埃及地作過奴僕；耶和華—你神用大能的手和伸出來的膀臂將你從那裡領出來。因此，耶和華—你的神吩咐你守安息日。」（</w:t>
+      </w:r>
+      <w:hyperlink r:id="rId43">
+        <w:r>
+          <w:rPr>
+            <w:lang w:val="zh_TW" w:bidi="zh_TW"/>
+          </w:rPr>
+          <w:rPr>
+            <w:color w:val="0000EE"/>
+            <w:u w:val="single"/>
+          </w:rPr>
+          <w:t>15</w:t>
+        </w:r>
+      </w:hyperlink>
+      <w:r>
+        <w:rPr>
+          <w:lang w:val="zh_TW" w:bidi="zh_TW"/>
+        </w:rPr>
+        <w:t>節，和合本）。</w:t>
       </w:r>
     </w:p>
     <w:p>
@@ -1184,151 +1169,43 @@
         <w:rPr>
           <w:lang w:val="zh_TW" w:bidi="zh_TW"/>
         </w:rPr>
-        <w:t>舊約中有關「安息年」的規定，進一步發展了這個人道主義的主題（見</w:t>
-      </w:r>
-      <w:hyperlink r:id="rId47">
-        <w:r>
-          <w:rPr>
-            <w:lang w:val="zh_TW" w:bidi="zh_TW"/>
-          </w:rPr>
-          <w:rPr>
-            <w:color w:val="0000EE"/>
-            <w:u w:val="single"/>
-          </w:rPr>
-          <w:t>出23:10–12</w:t>
-        </w:r>
-      </w:hyperlink>
-      <w:r>
-        <w:rPr>
-          <w:lang w:val="zh_TW" w:bidi="zh_TW"/>
-        </w:rPr>
-        <w:t>；</w:t>
-      </w:r>
-      <w:hyperlink r:id="rId48">
-        <w:r>
-          <w:rPr>
-            <w:lang w:val="zh_TW" w:bidi="zh_TW"/>
-          </w:rPr>
-          <w:rPr>
-            <w:color w:val="0000EE"/>
-            <w:u w:val="single"/>
-          </w:rPr>
-          <w:t>利25:1–7</w:t>
-        </w:r>
-      </w:hyperlink>
-      <w:r>
-        <w:rPr>
-          <w:lang w:val="zh_TW" w:bidi="zh_TW"/>
-        </w:rPr>
-        <w:t>；</w:t>
-      </w:r>
-      <w:hyperlink r:id="rId49">
-        <w:r>
-          <w:rPr>
-            <w:lang w:val="zh_TW" w:bidi="zh_TW"/>
-          </w:rPr>
-          <w:rPr>
-            <w:color w:val="0000EE"/>
-            <w:u w:val="single"/>
-          </w:rPr>
-          <w:t>申15:1–11</w:t>
-        </w:r>
-      </w:hyperlink>
-      <w:r>
-        <w:rPr>
-          <w:lang w:val="zh_TW" w:bidi="zh_TW"/>
-        </w:rPr>
-        <w:t>；以及</w:t>
-      </w:r>
-      <w:hyperlink r:id="rId50">
-        <w:r>
-          <w:rPr>
-            <w:lang w:val="zh_TW" w:bidi="zh_TW"/>
-          </w:rPr>
-          <w:rPr>
-            <w:color w:val="0000EE"/>
-            <w:u w:val="single"/>
-          </w:rPr>
-          <w:t>利25:8–55</w:t>
-        </w:r>
-      </w:hyperlink>
-      <w:r>
-        <w:rPr>
-          <w:lang w:val="zh_TW" w:bidi="zh_TW"/>
-        </w:rPr>
-        <w:t>的「禧年」規定）。每逢第七年，土地要休耕不耕種（</w:t>
-      </w:r>
-      <w:hyperlink r:id="rId51">
-        <w:r>
-          <w:rPr>
-            <w:lang w:val="zh_TW" w:bidi="zh_TW"/>
-          </w:rPr>
-          <w:rPr>
-            <w:color w:val="0000EE"/>
-            <w:u w:val="single"/>
-          </w:rPr>
-          <w:t>利25:4</w:t>
-        </w:r>
-      </w:hyperlink>
-      <w:r>
-        <w:rPr>
-          <w:lang w:val="zh_TW" w:bidi="zh_TW"/>
-        </w:rPr>
-        <w:t>）。土地和它所養活的人一樣，也需要定期的休息。這條律法的主要目的是以仁慈待人：「地在安息年所出的，要給你和你的僕人、婢女、雇工人，並寄居的外人當食物。這年的土產也要給你的牲畜和你地上的走獸當食物。」（</w:t>
-      </w:r>
-      <w:hyperlink r:id="rId52">
-        <w:r>
-          <w:rPr>
-            <w:lang w:val="zh_TW" w:bidi="zh_TW"/>
-          </w:rPr>
-          <w:rPr>
-            <w:color w:val="0000EE"/>
-            <w:u w:val="single"/>
-          </w:rPr>
-          <w:t>6–7</w:t>
-        </w:r>
-      </w:hyperlink>
-      <w:r>
-        <w:rPr>
-          <w:lang w:val="zh_TW" w:bidi="zh_TW"/>
-        </w:rPr>
-        <w:t>節）。</w:t>
-      </w:r>
-      <w:hyperlink r:id="rId49">
-        <w:r>
-          <w:rPr>
-            <w:lang w:val="zh_TW" w:bidi="zh_TW"/>
-          </w:rPr>
-          <w:rPr>
-            <w:color w:val="0000EE"/>
-            <w:u w:val="single"/>
-          </w:rPr>
-          <w:t>申命記十五章1至11節</w:t>
-        </w:r>
-      </w:hyperlink>
-      <w:r>
-        <w:rPr>
-          <w:lang w:val="zh_TW" w:bidi="zh_TW"/>
-        </w:rPr>
-        <w:t>將同樣的人道主義原則延伸到商業領域。在神的救贖群體中，所有的債務在安息年都必須一筆勾消。對於那些因安息年即將到來而可能拒絕借款的吝嗇之人，律法加了一個警告和應許：「你要謹慎，不可心裡起惡念，說：『第七年的豁免年快到了』，你便惡眼看你窮乏的弟兄，甚麼都不給他，以致他因你求告耶和華，罪便歸於你了。你總要給他，給他的時候心裡不可愁煩；因耶和華—你的神必在你這一切所行的，並你手裡所辦的事上，賜福與你。」（</w:t>
-      </w:r>
-      <w:hyperlink r:id="rId53">
-        <w:r>
-          <w:rPr>
-            <w:lang w:val="zh_TW" w:bidi="zh_TW"/>
-          </w:rPr>
-          <w:rPr>
-            <w:color w:val="0000EE"/>
-            <w:u w:val="single"/>
-          </w:rPr>
-          <w:t>申15:9–10</w:t>
-        </w:r>
-      </w:hyperlink>
-      <w:r>
-        <w:rPr>
-          <w:lang w:val="zh_TW" w:bidi="zh_TW"/>
-        </w:rPr>
-        <w:t>）。</w:t>
+        <w:t>這兩個關於第四誡敘述之間的差異十分重要。第一個（</w:t>
+      </w:r>
+      <w:hyperlink r:id="rId44">
+        <w:r>
+          <w:rPr>
+            <w:lang w:val="zh_TW" w:bidi="zh_TW"/>
+          </w:rPr>
+          <w:rPr>
+            <w:color w:val="0000EE"/>
+            <w:u w:val="single"/>
+          </w:rPr>
+          <w:t>出20章</w:t>
+        </w:r>
+      </w:hyperlink>
+      <w:r>
+        <w:rPr>
+          <w:lang w:val="zh_TW" w:bidi="zh_TW"/>
+        </w:rPr>
+        <w:t>）是通過以色列向所有受造之人發出的，第二個（</w:t>
+      </w:r>
+      <w:hyperlink r:id="rId45">
+        <w:r>
+          <w:rPr>
+            <w:lang w:val="zh_TW" w:bidi="zh_TW"/>
+          </w:rPr>
+          <w:rPr>
+            <w:color w:val="0000EE"/>
+            <w:u w:val="single"/>
+          </w:rPr>
+          <w:t>申5章</w:t>
+        </w:r>
+      </w:hyperlink>
+      <w:r>
+        <w:rPr>
+          <w:lang w:val="zh_TW" w:bidi="zh_TW"/>
+        </w:rPr>
+        <w:t>）是向以色列這些被神救贖的百姓發出的。因此，安息日是神的標誌，不僅指向祂作為創造主對全人類的慈愛，也指向祂作為救贖主對祂揀選之民的憐憫。</w:t>
       </w:r>
     </w:p>
     <w:p>
@@ -1342,7 +1219,43 @@
         <w:rPr>
           <w:lang w:val="zh_TW" w:bidi="zh_TW"/>
         </w:rPr>
-        <w:t>遵守安息年，顯然是對百姓順服神及信靠祂供養的意願的一次重大考驗。有時候，忽視這條律法的試探太大，但歷史證明，以色列人多次不顧外敵入侵和饑荒的威脅，勇敢地遵守這律法的規定。亞歷山大大帝和羅馬人都對猶太人在每第七年豁免納稅，以表彰他們堅定的宗教信仰。</w:t>
+        <w:t>在申命記版本的安息日誡命中，有一個重要的觀點不容忽視。在禁止一切工作的命令之後，附有一個解釋性說明——「這一日，你和你的兒女、僕婢、牛、驢、牲畜，並在你城裡寄居的客旅，無論何工都不可做，使你的僕婢可以和你一樣安息。」（</w:t>
+      </w:r>
+      <w:hyperlink r:id="rId46">
+        <w:r>
+          <w:rPr>
+            <w:lang w:val="zh_TW" w:bidi="zh_TW"/>
+          </w:rPr>
+          <w:rPr>
+            <w:color w:val="0000EE"/>
+            <w:u w:val="single"/>
+          </w:rPr>
+          <w:t>申5:14</w:t>
+        </w:r>
+      </w:hyperlink>
+      <w:r>
+        <w:rPr>
+          <w:lang w:val="zh_TW" w:bidi="zh_TW"/>
+        </w:rPr>
+        <w:t>，和合本）。對他人的實際關懷是舊約所有聖約教導中的一個特徵。因此，神對以色列在埃及為奴時的慈愛，必須與以色列家庭對那些服侍他們的人的慈愛相匹配。安息日提供了一個理想的途徑來實際表達這種關懷。耶穌特別積極地從大量僵化的規條中拯救出遵安安息日這人道主義的一面，因為在祂的時代，那些規條阻礙這原本應存在的關懷（見，例如，</w:t>
+      </w:r>
+      <w:hyperlink r:id="rId47">
+        <w:r>
+          <w:rPr>
+            <w:lang w:val="zh_TW" w:bidi="zh_TW"/>
+          </w:rPr>
+          <w:rPr>
+            <w:color w:val="0000EE"/>
+            <w:u w:val="single"/>
+          </w:rPr>
+          <w:t>可3:1–5</w:t>
+        </w:r>
+      </w:hyperlink>
+      <w:r>
+        <w:rPr>
+          <w:lang w:val="zh_TW" w:bidi="zh_TW"/>
+        </w:rPr>
+        <w:t>）。</w:t>
       </w:r>
     </w:p>
     <w:p>
@@ -1356,7 +1269,133 @@
         <w:rPr>
           <w:lang w:val="zh_TW" w:bidi="zh_TW"/>
         </w:rPr>
-        <w:t>討論過關於第七年的安息後，接下來我們來探討第七天。舊約的律法詳細規定了安息日禁止工作的命令，明確指出神的百姓在安息日可以做什麼和不能做什麼。這些禁令並不是要排除任何形式的活動，它們的目的是停止日常的工作，因為如果神將安息日分別為聖（</w:t>
+        <w:t>舊約中有關「安息年」的規定，進一步發展了這個人道主義的主題（見</w:t>
+      </w:r>
+      <w:hyperlink r:id="rId48">
+        <w:r>
+          <w:rPr>
+            <w:lang w:val="zh_TW" w:bidi="zh_TW"/>
+          </w:rPr>
+          <w:rPr>
+            <w:color w:val="0000EE"/>
+            <w:u w:val="single"/>
+          </w:rPr>
+          <w:t>出23:10–12</w:t>
+        </w:r>
+      </w:hyperlink>
+      <w:r>
+        <w:rPr>
+          <w:lang w:val="zh_TW" w:bidi="zh_TW"/>
+        </w:rPr>
+        <w:t>；</w:t>
+      </w:r>
+      <w:hyperlink r:id="rId49">
+        <w:r>
+          <w:rPr>
+            <w:lang w:val="zh_TW" w:bidi="zh_TW"/>
+          </w:rPr>
+          <w:rPr>
+            <w:color w:val="0000EE"/>
+            <w:u w:val="single"/>
+          </w:rPr>
+          <w:t>利25:1–7</w:t>
+        </w:r>
+      </w:hyperlink>
+      <w:r>
+        <w:rPr>
+          <w:lang w:val="zh_TW" w:bidi="zh_TW"/>
+        </w:rPr>
+        <w:t>；</w:t>
+      </w:r>
+      <w:hyperlink r:id="rId50">
+        <w:r>
+          <w:rPr>
+            <w:lang w:val="zh_TW" w:bidi="zh_TW"/>
+          </w:rPr>
+          <w:rPr>
+            <w:color w:val="0000EE"/>
+            <w:u w:val="single"/>
+          </w:rPr>
+          <w:t>申15:1–11</w:t>
+        </w:r>
+      </w:hyperlink>
+      <w:r>
+        <w:rPr>
+          <w:lang w:val="zh_TW" w:bidi="zh_TW"/>
+        </w:rPr>
+        <w:t>；以及</w:t>
+      </w:r>
+      <w:hyperlink r:id="rId51">
+        <w:r>
+          <w:rPr>
+            <w:lang w:val="zh_TW" w:bidi="zh_TW"/>
+          </w:rPr>
+          <w:rPr>
+            <w:color w:val="0000EE"/>
+            <w:u w:val="single"/>
+          </w:rPr>
+          <w:t>利25:8–55</w:t>
+        </w:r>
+      </w:hyperlink>
+      <w:r>
+        <w:rPr>
+          <w:lang w:val="zh_TW" w:bidi="zh_TW"/>
+        </w:rPr>
+        <w:t>的「禧年」規定）。每逢第七年，土地要休耕不耕種（</w:t>
+      </w:r>
+      <w:hyperlink r:id="rId52">
+        <w:r>
+          <w:rPr>
+            <w:lang w:val="zh_TW" w:bidi="zh_TW"/>
+          </w:rPr>
+          <w:rPr>
+            <w:color w:val="0000EE"/>
+            <w:u w:val="single"/>
+          </w:rPr>
+          <w:t>利25:4</w:t>
+        </w:r>
+      </w:hyperlink>
+      <w:r>
+        <w:rPr>
+          <w:lang w:val="zh_TW" w:bidi="zh_TW"/>
+        </w:rPr>
+        <w:t>）。土地和它所養活的人一樣，也需要定期的休息。這條律法的主要目的是以仁慈待人：「地在安息年所出的，要給你和你的僕人、婢女、雇工人，並寄居的外人當食物。這年的土產也要給你的牲畜和你地上的走獸當食物。」（</w:t>
+      </w:r>
+      <w:hyperlink r:id="rId53">
+        <w:r>
+          <w:rPr>
+            <w:lang w:val="zh_TW" w:bidi="zh_TW"/>
+          </w:rPr>
+          <w:rPr>
+            <w:color w:val="0000EE"/>
+            <w:u w:val="single"/>
+          </w:rPr>
+          <w:t>6–7</w:t>
+        </w:r>
+      </w:hyperlink>
+      <w:r>
+        <w:rPr>
+          <w:lang w:val="zh_TW" w:bidi="zh_TW"/>
+        </w:rPr>
+        <w:t>節）。</w:t>
+      </w:r>
+      <w:hyperlink r:id="rId50">
+        <w:r>
+          <w:rPr>
+            <w:lang w:val="zh_TW" w:bidi="zh_TW"/>
+          </w:rPr>
+          <w:rPr>
+            <w:color w:val="0000EE"/>
+            <w:u w:val="single"/>
+          </w:rPr>
+          <w:t>申命記十五章1至11節</w:t>
+        </w:r>
+      </w:hyperlink>
+      <w:r>
+        <w:rPr>
+          <w:lang w:val="zh_TW" w:bidi="zh_TW"/>
+        </w:rPr>
+        <w:t>將同樣的人道主義原則延伸到商業領域。在神的救贖群體中，所有的債務在安息年都必須一筆勾消。對於那些因安息年即將到來而可能拒絕借款的吝嗇之人，律法加了一個警告和應許：「你要謹慎，不可心裡起惡念，說：『第七年的豁免年快到了』，你便惡眼看你窮乏的弟兄，甚麼都不給他，以致他因你求告耶和華，罪便歸於你了。你總要給他，給他的時候心裡不可愁煩；因耶和華—你的神必在你這一切所行的，並你手裡所辦的事上，賜福與你。」（</w:t>
       </w:r>
       <w:hyperlink r:id="rId54">
         <w:r>
@@ -1367,68 +1406,14 @@
             <w:color w:val="0000EE"/>
             <w:u w:val="single"/>
           </w:rPr>
-          <w:t>出20:11</w:t>
-        </w:r>
-      </w:hyperlink>
-      <w:r>
-        <w:rPr>
-          <w:lang w:val="zh_TW" w:bidi="zh_TW"/>
-        </w:rPr>
-        <w:t>），那麼對這日最明顯的褻瀆，就是把它視為普通的一天。這些規則以具體的方式列出，以便農夫（</w:t>
-      </w:r>
-      <w:hyperlink r:id="rId55">
-        <w:r>
-          <w:rPr>
-            <w:lang w:val="zh_TW" w:bidi="zh_TW"/>
-          </w:rPr>
-          <w:rPr>
-            <w:color w:val="0000EE"/>
-            <w:u w:val="single"/>
-          </w:rPr>
-          <w:t>34:21</w:t>
-        </w:r>
-      </w:hyperlink>
-      <w:r>
-        <w:rPr>
-          <w:lang w:val="zh_TW" w:bidi="zh_TW"/>
-        </w:rPr>
-        <w:t>）、商人（</w:t>
-      </w:r>
-      <w:hyperlink r:id="rId56">
-        <w:r>
-          <w:rPr>
-            <w:lang w:val="zh_TW" w:bidi="zh_TW"/>
-          </w:rPr>
-          <w:rPr>
-            <w:color w:val="0000EE"/>
-            <w:u w:val="single"/>
-          </w:rPr>
-          <w:t>耶17:27</w:t>
-        </w:r>
-      </w:hyperlink>
-      <w:r>
-        <w:rPr>
-          <w:lang w:val="zh_TW" w:bidi="zh_TW"/>
-        </w:rPr>
-        <w:t>）甚至主婦（</w:t>
-      </w:r>
-      <w:hyperlink r:id="rId57">
-        <w:r>
-          <w:rPr>
-            <w:lang w:val="zh_TW" w:bidi="zh_TW"/>
-          </w:rPr>
-          <w:rPr>
-            <w:color w:val="0000EE"/>
-            <w:u w:val="single"/>
-          </w:rPr>
-          <w:t>出35:2–3</w:t>
-        </w:r>
-      </w:hyperlink>
-      <w:r>
-        <w:rPr>
-          <w:lang w:val="zh_TW" w:bidi="zh_TW"/>
-        </w:rPr>
-        <w:t>）都能理解。</w:t>
+          <w:t>申15:9–10</w:t>
+        </w:r>
+      </w:hyperlink>
+      <w:r>
+        <w:rPr>
+          <w:lang w:val="zh_TW" w:bidi="zh_TW"/>
+        </w:rPr>
+        <w:t>）。</w:t>
       </w:r>
     </w:p>
     <w:p>
@@ -1442,43 +1427,7 @@
         <w:rPr>
           <w:lang w:val="zh_TW" w:bidi="zh_TW"/>
         </w:rPr>
-        <w:t>這些細節可能看似微不足道，但遵守安息日律法被視為百姓對耶和華忠誠的主要考驗。律法明確指出，故意違背這條律法是死罪（</w:t>
-      </w:r>
-      <w:hyperlink r:id="rId58">
-        <w:r>
-          <w:rPr>
-            <w:lang w:val="zh_TW" w:bidi="zh_TW"/>
-          </w:rPr>
-          <w:rPr>
-            <w:color w:val="0000EE"/>
-            <w:u w:val="single"/>
-          </w:rPr>
-          <w:t>出35:2</w:t>
-        </w:r>
-      </w:hyperlink>
-      <w:r>
-        <w:rPr>
-          <w:lang w:val="zh_TW" w:bidi="zh_TW"/>
-        </w:rPr>
-        <w:t>），而那個在安息日違規撿柴的人所遭受的命運讓我們看見這並非只是嚇人的空談（</w:t>
-      </w:r>
-      <w:hyperlink r:id="rId59">
-        <w:r>
-          <w:rPr>
-            <w:lang w:val="zh_TW" w:bidi="zh_TW"/>
-          </w:rPr>
-          <w:rPr>
-            <w:color w:val="0000EE"/>
-            <w:u w:val="single"/>
-          </w:rPr>
-          <w:t>民15:32–36</w:t>
-        </w:r>
-      </w:hyperlink>
-      <w:r>
-        <w:rPr>
-          <w:lang w:val="zh_TW" w:bidi="zh_TW"/>
-        </w:rPr>
-        <w:t>）。</w:t>
+        <w:t>遵守安息年，顯然是對百姓順服神及信靠祂供養的意願的一次重大考驗。有時候，忽視這條律法的試探太大，但歷史證明，以色列人多次不顧外敵入侵和饑荒的威脅，勇敢地遵守這律法的規定。亞歷山大大帝和羅馬人都對猶太人在每第七年豁免納稅，以表彰他們堅定的宗教信仰。</w:t>
       </w:r>
     </w:p>
     <w:p>
@@ -1492,43 +1441,79 @@
         <w:rPr>
           <w:lang w:val="zh_TW" w:bidi="zh_TW"/>
         </w:rPr>
-        <w:t>安息日被如此多的規則環伺（並且有死刑的威脅），很容易變成一個充滿恐懼的日子——人們更多的是害怕犯罪，而不是敬拜耶和華並享受每週的休息。但安息日的本意是要成為一個祝福，而非負擔。最重要的是它是每週的一個標誌，表明耶和華愛祂的百姓，並希望與他們建立更加親密的關係。那些珍惜這種關係的人會享受安息日，稱它為可喜樂的日子（</w:t>
-      </w:r>
-      <w:hyperlink r:id="rId60">
-        <w:r>
-          <w:rPr>
-            <w:lang w:val="zh_TW" w:bidi="zh_TW"/>
-          </w:rPr>
-          <w:rPr>
-            <w:color w:val="0000EE"/>
-            <w:u w:val="single"/>
-          </w:rPr>
-          <w:t>賽58:13–14</w:t>
-        </w:r>
-      </w:hyperlink>
-      <w:r>
-        <w:rPr>
-          <w:lang w:val="zh_TW" w:bidi="zh_TW"/>
-        </w:rPr>
-        <w:t>）。舊約中所表達的在安息日敬拜的歡欣，沒有能超過</w:t>
-      </w:r>
-      <w:hyperlink r:id="rId61">
-        <w:r>
-          <w:rPr>
-            <w:lang w:val="zh_TW" w:bidi="zh_TW"/>
-          </w:rPr>
-          <w:rPr>
-            <w:color w:val="0000EE"/>
-            <w:u w:val="single"/>
-          </w:rPr>
-          <w:t>詩篇第九十二篇</w:t>
-        </w:r>
-      </w:hyperlink>
-      <w:r>
-        <w:rPr>
-          <w:lang w:val="zh_TW" w:bidi="zh_TW"/>
-        </w:rPr>
-        <w:t>的，這首詩的標題是「安息日的詩歌」。</w:t>
+        <w:t>討論過關於第七年的安息後，接下來我們來探討第七天。舊約的律法詳細規定了安息日禁止工作的命令，明確指出神的百姓在安息日可以做什麼和不能做什麼。這些禁令並不是要排除任何形式的活動，它們的目的是停止日常的工作，因為如果神將安息日分別為聖（</w:t>
+      </w:r>
+      <w:hyperlink r:id="rId55">
+        <w:r>
+          <w:rPr>
+            <w:lang w:val="zh_TW" w:bidi="zh_TW"/>
+          </w:rPr>
+          <w:rPr>
+            <w:color w:val="0000EE"/>
+            <w:u w:val="single"/>
+          </w:rPr>
+          <w:t>出20:11</w:t>
+        </w:r>
+      </w:hyperlink>
+      <w:r>
+        <w:rPr>
+          <w:lang w:val="zh_TW" w:bidi="zh_TW"/>
+        </w:rPr>
+        <w:t>），那麼對這日最明顯的褻瀆，就是把它視為普通的一天。這些規則以具體的方式列出，以便農夫（</w:t>
+      </w:r>
+      <w:hyperlink r:id="rId56">
+        <w:r>
+          <w:rPr>
+            <w:lang w:val="zh_TW" w:bidi="zh_TW"/>
+          </w:rPr>
+          <w:rPr>
+            <w:color w:val="0000EE"/>
+            <w:u w:val="single"/>
+          </w:rPr>
+          <w:t>34:21</w:t>
+        </w:r>
+      </w:hyperlink>
+      <w:r>
+        <w:rPr>
+          <w:lang w:val="zh_TW" w:bidi="zh_TW"/>
+        </w:rPr>
+        <w:t>）、商人（</w:t>
+      </w:r>
+      <w:hyperlink r:id="rId57">
+        <w:r>
+          <w:rPr>
+            <w:lang w:val="zh_TW" w:bidi="zh_TW"/>
+          </w:rPr>
+          <w:rPr>
+            <w:color w:val="0000EE"/>
+            <w:u w:val="single"/>
+          </w:rPr>
+          <w:t>耶17:27</w:t>
+        </w:r>
+      </w:hyperlink>
+      <w:r>
+        <w:rPr>
+          <w:lang w:val="zh_TW" w:bidi="zh_TW"/>
+        </w:rPr>
+        <w:t>）甚至主婦（</w:t>
+      </w:r>
+      <w:hyperlink r:id="rId58">
+        <w:r>
+          <w:rPr>
+            <w:lang w:val="zh_TW" w:bidi="zh_TW"/>
+          </w:rPr>
+          <w:rPr>
+            <w:color w:val="0000EE"/>
+            <w:u w:val="single"/>
+          </w:rPr>
+          <w:t>出35:2–3</w:t>
+        </w:r>
+      </w:hyperlink>
+      <w:r>
+        <w:rPr>
+          <w:lang w:val="zh_TW" w:bidi="zh_TW"/>
+        </w:rPr>
+        <w:t>）都能理解。</w:t>
       </w:r>
     </w:p>
     <w:p>
@@ -1542,36 +1527,36 @@
         <w:rPr>
           <w:lang w:val="zh_TW" w:bidi="zh_TW"/>
         </w:rPr>
-        <w:t>然而，後來的先知十分清楚人性的陰暗面。他們知道許多人只是形式上遵守安息日，將安息日視為假日而不是聖日，是為放縱自己的機會，而不是以耶和華為樂（</w:t>
-      </w:r>
-      <w:hyperlink r:id="rId62">
-        <w:r>
-          <w:rPr>
-            <w:lang w:val="zh_TW" w:bidi="zh_TW"/>
-          </w:rPr>
-          <w:rPr>
-            <w:color w:val="0000EE"/>
-            <w:u w:val="single"/>
-          </w:rPr>
-          <w:t>賽58:13</w:t>
-        </w:r>
-      </w:hyperlink>
-      <w:r>
-        <w:rPr>
-          <w:lang w:val="zh_TW" w:bidi="zh_TW"/>
-        </w:rPr>
-        <w:t>）。一些貪婪的商人則視這天的限制為障礙（</w:t>
-      </w:r>
-      <w:hyperlink r:id="rId63">
-        <w:r>
-          <w:rPr>
-            <w:lang w:val="zh_TW" w:bidi="zh_TW"/>
-          </w:rPr>
-          <w:rPr>
-            <w:color w:val="0000EE"/>
-            <w:u w:val="single"/>
-          </w:rPr>
-          <w:t>摩8:5</w:t>
+        <w:t>這些細節可能看似微不足道，但遵守安息日律法被視為百姓對耶和華忠誠的主要考驗。律法明確指出，故意違背這條律法是死罪（</w:t>
+      </w:r>
+      <w:hyperlink r:id="rId59">
+        <w:r>
+          <w:rPr>
+            <w:lang w:val="zh_TW" w:bidi="zh_TW"/>
+          </w:rPr>
+          <w:rPr>
+            <w:color w:val="0000EE"/>
+            <w:u w:val="single"/>
+          </w:rPr>
+          <w:t>出35:2</w:t>
+        </w:r>
+      </w:hyperlink>
+      <w:r>
+        <w:rPr>
+          <w:lang w:val="zh_TW" w:bidi="zh_TW"/>
+        </w:rPr>
+        <w:t>），而那個在安息日違規撿柴的人所遭受的命運讓我們看見這並非只是嚇人的空談（</w:t>
+      </w:r>
+      <w:hyperlink r:id="rId60">
+        <w:r>
+          <w:rPr>
+            <w:lang w:val="zh_TW" w:bidi="zh_TW"/>
+          </w:rPr>
+          <w:rPr>
+            <w:color w:val="0000EE"/>
+            <w:u w:val="single"/>
+          </w:rPr>
+          <w:t>民15:32–36</w:t>
         </w:r>
       </w:hyperlink>
       <w:r>
@@ -1592,79 +1577,43 @@
         <w:rPr>
           <w:lang w:val="zh_TW" w:bidi="zh_TW"/>
         </w:rPr>
-        <w:t>作為神的代言人，先知們毫不畏懼地揭露這種忽視和濫用（</w:t>
-      </w:r>
-      <w:hyperlink r:id="rId64">
-        <w:r>
-          <w:rPr>
-            <w:lang w:val="zh_TW" w:bidi="zh_TW"/>
-          </w:rPr>
-          <w:rPr>
-            <w:color w:val="0000EE"/>
-            <w:u w:val="single"/>
-          </w:rPr>
-          <w:t>結22:26</w:t>
-        </w:r>
-      </w:hyperlink>
-      <w:r>
-        <w:rPr>
-          <w:lang w:val="zh_TW" w:bidi="zh_TW"/>
-        </w:rPr>
-        <w:t>）。以賽亞說，那些心未悔改卻參與安息日敬拜的人，令耶和華感到憎惡（</w:t>
-      </w:r>
-      <w:hyperlink r:id="rId65">
-        <w:r>
-          <w:rPr>
-            <w:lang w:val="zh_TW" w:bidi="zh_TW"/>
-          </w:rPr>
-          <w:rPr>
-            <w:color w:val="0000EE"/>
-            <w:u w:val="single"/>
-          </w:rPr>
-          <w:t>賽1:10–15</w:t>
-        </w:r>
-      </w:hyperlink>
-      <w:r>
-        <w:rPr>
-          <w:lang w:val="zh_TW" w:bidi="zh_TW"/>
-        </w:rPr>
-        <w:t>）。耶利米則怒吼，耶路撒冷違背安息日，反映他們背叛神，這將會招致該城被毀（</w:t>
-      </w:r>
-      <w:hyperlink r:id="rId56">
-        <w:r>
-          <w:rPr>
-            <w:lang w:val="zh_TW" w:bidi="zh_TW"/>
-          </w:rPr>
-          <w:rPr>
-            <w:color w:val="0000EE"/>
-            <w:u w:val="single"/>
-          </w:rPr>
-          <w:t>耶17:27</w:t>
-        </w:r>
-      </w:hyperlink>
-      <w:r>
-        <w:rPr>
-          <w:lang w:val="zh_TW" w:bidi="zh_TW"/>
-        </w:rPr>
-        <w:t>）。以西結警告說，耶和華對祂的百姓極其忍耐，但百姓長期忽視祂的安息日，審判終將會臨到他們（</w:t>
-      </w:r>
-      <w:hyperlink r:id="rId66">
-        <w:r>
-          <w:rPr>
-            <w:lang w:val="zh_TW" w:bidi="zh_TW"/>
-          </w:rPr>
-          <w:rPr>
-            <w:color w:val="0000EE"/>
-            <w:u w:val="single"/>
-          </w:rPr>
-          <w:t>結20:12–24</w:t>
-        </w:r>
-      </w:hyperlink>
-      <w:r>
-        <w:rPr>
-          <w:lang w:val="zh_TW" w:bidi="zh_TW"/>
-        </w:rPr>
-        <w:t>）。</w:t>
+        <w:t>安息日被如此多的規則環伺（並且有死刑的威脅），很容易變成一個充滿恐懼的日子——人們更多的是害怕犯罪，而不是敬拜耶和華並享受每週的休息。但安息日的本意是要成為一個祝福，而非負擔。最重要的是它是每週的一個標誌，表明耶和華愛祂的百姓，並希望與他們建立更加親密的關係。那些珍惜這種關係的人會享受安息日，稱它為可喜樂的日子（</w:t>
+      </w:r>
+      <w:hyperlink r:id="rId61">
+        <w:r>
+          <w:rPr>
+            <w:lang w:val="zh_TW" w:bidi="zh_TW"/>
+          </w:rPr>
+          <w:rPr>
+            <w:color w:val="0000EE"/>
+            <w:u w:val="single"/>
+          </w:rPr>
+          <w:t>賽58:13–14</w:t>
+        </w:r>
+      </w:hyperlink>
+      <w:r>
+        <w:rPr>
+          <w:lang w:val="zh_TW" w:bidi="zh_TW"/>
+        </w:rPr>
+        <w:t>）。舊約中所表達的在安息日敬拜的歡欣，沒有能超過</w:t>
+      </w:r>
+      <w:hyperlink r:id="rId62">
+        <w:r>
+          <w:rPr>
+            <w:lang w:val="zh_TW" w:bidi="zh_TW"/>
+          </w:rPr>
+          <w:rPr>
+            <w:color w:val="0000EE"/>
+            <w:u w:val="single"/>
+          </w:rPr>
+          <w:t>詩篇第九十二篇</w:t>
+        </w:r>
+      </w:hyperlink>
+      <w:r>
+        <w:rPr>
+          <w:lang w:val="zh_TW" w:bidi="zh_TW"/>
+        </w:rPr>
+        <w:t>的，這首詩的標題是「安息日的詩歌」。</w:t>
       </w:r>
     </w:p>
     <w:p>
@@ -1678,90 +1627,36 @@
         <w:rPr>
           <w:lang w:val="zh_TW" w:bidi="zh_TW"/>
         </w:rPr>
-        <w:t>當審判的斧頭落下時（被擄至巴比倫，公元前586年），倖存的餘民將領會這個教訓。遵守安息日，是在外邦之地忠心的猶太人中僅存的幾個獨特標誌之一，因此它變得格外重要。在先知以西結的推動下，他們為重建的耶路撒冷聖殿設立了安息日敬拜的規範（</w:t>
-      </w:r>
-      <w:hyperlink r:id="rId67">
-        <w:r>
-          <w:rPr>
-            <w:lang w:val="zh_TW" w:bidi="zh_TW"/>
-          </w:rPr>
-          <w:rPr>
-            <w:color w:val="0000EE"/>
-            <w:u w:val="single"/>
-          </w:rPr>
-          <w:t>結44:24</w:t>
-        </w:r>
-      </w:hyperlink>
-      <w:r>
-        <w:rPr>
-          <w:lang w:val="zh_TW" w:bidi="zh_TW"/>
-        </w:rPr>
-        <w:t>，</w:t>
-      </w:r>
-      <w:hyperlink r:id="rId68">
-        <w:r>
-          <w:rPr>
-            <w:lang w:val="zh_TW" w:bidi="zh_TW"/>
-          </w:rPr>
-          <w:rPr>
-            <w:color w:val="0000EE"/>
-            <w:u w:val="single"/>
-          </w:rPr>
-          <w:t>45:17</w:t>
-        </w:r>
-      </w:hyperlink>
-      <w:r>
-        <w:rPr>
-          <w:lang w:val="zh_TW" w:bidi="zh_TW"/>
-        </w:rPr>
-        <w:t>，</w:t>
-      </w:r>
-      <w:hyperlink r:id="rId69">
-        <w:r>
-          <w:rPr>
-            <w:lang w:val="zh_TW" w:bidi="zh_TW"/>
-          </w:rPr>
-          <w:rPr>
-            <w:color w:val="0000EE"/>
-            <w:u w:val="single"/>
-          </w:rPr>
-          <w:t>46:3</w:t>
-        </w:r>
-      </w:hyperlink>
-      <w:r>
-        <w:rPr>
-          <w:lang w:val="zh_TW" w:bidi="zh_TW"/>
-        </w:rPr>
-        <w:t>），並在尼希米等人的帶領下，被擄歸回的人比他們的祖先更謹慎地遵守安息日（</w:t>
-      </w:r>
-      <w:hyperlink r:id="rId70">
-        <w:r>
-          <w:rPr>
-            <w:lang w:val="zh_TW" w:bidi="zh_TW"/>
-          </w:rPr>
-          <w:rPr>
-            <w:color w:val="0000EE"/>
-            <w:u w:val="single"/>
-          </w:rPr>
-          <w:t>尼10:31</w:t>
-        </w:r>
-      </w:hyperlink>
-      <w:r>
-        <w:rPr>
-          <w:lang w:val="zh_TW" w:bidi="zh_TW"/>
-        </w:rPr>
-        <w:t>，</w:t>
-      </w:r>
-      <w:hyperlink r:id="rId71">
-        <w:r>
-          <w:rPr>
-            <w:lang w:val="zh_TW" w:bidi="zh_TW"/>
-          </w:rPr>
-          <w:rPr>
-            <w:color w:val="0000EE"/>
-            <w:u w:val="single"/>
-          </w:rPr>
-          <w:t>13:15–22</w:t>
+        <w:t>然而，後來的先知十分清楚人性的陰暗面。他們知道許多人只是形式上遵守安息日，將安息日視為假日而不是聖日，是為放縱自己的機會，而不是以耶和華為樂（</w:t>
+      </w:r>
+      <w:hyperlink r:id="rId63">
+        <w:r>
+          <w:rPr>
+            <w:lang w:val="zh_TW" w:bidi="zh_TW"/>
+          </w:rPr>
+          <w:rPr>
+            <w:color w:val="0000EE"/>
+            <w:u w:val="single"/>
+          </w:rPr>
+          <w:t>賽58:13</w:t>
+        </w:r>
+      </w:hyperlink>
+      <w:r>
+        <w:rPr>
+          <w:lang w:val="zh_TW" w:bidi="zh_TW"/>
+        </w:rPr>
+        <w:t>）。一些貪婪的商人則視這天的限制為障礙（</w:t>
+      </w:r>
+      <w:hyperlink r:id="rId64">
+        <w:r>
+          <w:rPr>
+            <w:lang w:val="zh_TW" w:bidi="zh_TW"/>
+          </w:rPr>
+          <w:rPr>
+            <w:color w:val="0000EE"/>
+            <w:u w:val="single"/>
+          </w:rPr>
+          <w:t>摩8:5</w:t>
         </w:r>
       </w:hyperlink>
       <w:r>
@@ -1769,17 +1664,6 @@
           <w:lang w:val="zh_TW" w:bidi="zh_TW"/>
         </w:rPr>
         <w:t>）。</w:t>
-      </w:r>
-    </w:p>
-    <w:p>
-      <w:pPr>
-        <w:pStyle w:val="Heading3"/>
-      </w:pPr>
-      <w:r>
-        <w:rPr>
-          <w:lang w:val="zh_TW" w:bidi="zh_TW"/>
-        </w:rPr>
-        <w:t>新約中的安息日</w:t>
       </w:r>
     </w:p>
     <w:p>
@@ -1793,7 +1677,79 @@
         <w:rPr>
           <w:lang w:val="zh_TW" w:bidi="zh_TW"/>
         </w:rPr>
-        <w:t>在公元一世紀之前，巴勒斯坦的一些猶太人制定了幾條規則以促進安息日的遵守。米示拿中的兩篇論文專門討論這些安息日的規則和條例。它們的主要目的是定義工作（其中一篇以三十九個標題進行這種討論），試圖向每一位以色列人展示什麼在安息日是允許的，什麼是不允許的。可惜，這導致了相當繁瑣的複雜性和規避行為，是宗教律法師常常在解釋上存在分歧的地方，其結果就是安息日的主要目的被埋沒在大量的律法細節之中。拉比們自己也意識到他們在舊約簡單教導的基礎上添加了多少內容。正如其中一位拉比所說：「關於安息日的規則……就像在頭髮上掛上眾山，因為聖經的內容很少，而規則卻很多。」</w:t>
+        <w:t>作為神的代言人，先知們毫不畏懼地揭露這種忽視和濫用（</w:t>
+      </w:r>
+      <w:hyperlink r:id="rId65">
+        <w:r>
+          <w:rPr>
+            <w:lang w:val="zh_TW" w:bidi="zh_TW"/>
+          </w:rPr>
+          <w:rPr>
+            <w:color w:val="0000EE"/>
+            <w:u w:val="single"/>
+          </w:rPr>
+          <w:t>結22:26</w:t>
+        </w:r>
+      </w:hyperlink>
+      <w:r>
+        <w:rPr>
+          <w:lang w:val="zh_TW" w:bidi="zh_TW"/>
+        </w:rPr>
+        <w:t>）。以賽亞說，那些心未悔改卻參與安息日敬拜的人，令耶和華感到憎惡（</w:t>
+      </w:r>
+      <w:hyperlink r:id="rId66">
+        <w:r>
+          <w:rPr>
+            <w:lang w:val="zh_TW" w:bidi="zh_TW"/>
+          </w:rPr>
+          <w:rPr>
+            <w:color w:val="0000EE"/>
+            <w:u w:val="single"/>
+          </w:rPr>
+          <w:t>賽1:10–15</w:t>
+        </w:r>
+      </w:hyperlink>
+      <w:r>
+        <w:rPr>
+          <w:lang w:val="zh_TW" w:bidi="zh_TW"/>
+        </w:rPr>
+        <w:t>）。耶利米則怒吼，耶路撒冷違背安息日，反映他們背叛神，這將會招致該城被毀（</w:t>
+      </w:r>
+      <w:hyperlink r:id="rId57">
+        <w:r>
+          <w:rPr>
+            <w:lang w:val="zh_TW" w:bidi="zh_TW"/>
+          </w:rPr>
+          <w:rPr>
+            <w:color w:val="0000EE"/>
+            <w:u w:val="single"/>
+          </w:rPr>
+          <w:t>耶17:27</w:t>
+        </w:r>
+      </w:hyperlink>
+      <w:r>
+        <w:rPr>
+          <w:lang w:val="zh_TW" w:bidi="zh_TW"/>
+        </w:rPr>
+        <w:t>）。以西結警告說，耶和華對祂的百姓極其忍耐，但百姓長期忽視祂的安息日，審判終將會臨到他們（</w:t>
+      </w:r>
+      <w:hyperlink r:id="rId67">
+        <w:r>
+          <w:rPr>
+            <w:lang w:val="zh_TW" w:bidi="zh_TW"/>
+          </w:rPr>
+          <w:rPr>
+            <w:color w:val="0000EE"/>
+            <w:u w:val="single"/>
+          </w:rPr>
+          <w:t>結20:12–24</w:t>
+        </w:r>
+      </w:hyperlink>
+      <w:r>
+        <w:rPr>
+          <w:lang w:val="zh_TW" w:bidi="zh_TW"/>
+        </w:rPr>
+        <w:t>）。</w:t>
       </w:r>
     </w:p>
     <w:p>
@@ -1807,7 +1763,79 @@
         <w:rPr>
           <w:lang w:val="zh_TW" w:bidi="zh_TW"/>
         </w:rPr>
-        <w:t>耶穌在守安息日的問題上與猶太宗教領袖發生許多衝突。在他們看來，耶穌破壞了安息日，因此也違背了律法。然而，耶穌從未認為自己破壞了安息日，祂經常在安息日去會堂（</w:t>
+        <w:t>當審判的斧頭落下時（被擄至巴比倫，公元前586年），倖存的餘民將領會這個教訓。遵守安息日，是在外邦之地忠心的猶太人中僅存的幾個獨特標誌之一，因此它變得格外重要。在先知以西結的推動下，他們為重建的耶路撒冷聖殿設立了安息日敬拜的規範（</w:t>
+      </w:r>
+      <w:hyperlink r:id="rId68">
+        <w:r>
+          <w:rPr>
+            <w:lang w:val="zh_TW" w:bidi="zh_TW"/>
+          </w:rPr>
+          <w:rPr>
+            <w:color w:val="0000EE"/>
+            <w:u w:val="single"/>
+          </w:rPr>
+          <w:t>結44:24</w:t>
+        </w:r>
+      </w:hyperlink>
+      <w:r>
+        <w:rPr>
+          <w:lang w:val="zh_TW" w:bidi="zh_TW"/>
+        </w:rPr>
+        <w:t>，</w:t>
+      </w:r>
+      <w:hyperlink r:id="rId69">
+        <w:r>
+          <w:rPr>
+            <w:lang w:val="zh_TW" w:bidi="zh_TW"/>
+          </w:rPr>
+          <w:rPr>
+            <w:color w:val="0000EE"/>
+            <w:u w:val="single"/>
+          </w:rPr>
+          <w:t>45:17</w:t>
+        </w:r>
+      </w:hyperlink>
+      <w:r>
+        <w:rPr>
+          <w:lang w:val="zh_TW" w:bidi="zh_TW"/>
+        </w:rPr>
+        <w:t>，</w:t>
+      </w:r>
+      <w:hyperlink r:id="rId70">
+        <w:r>
+          <w:rPr>
+            <w:lang w:val="zh_TW" w:bidi="zh_TW"/>
+          </w:rPr>
+          <w:rPr>
+            <w:color w:val="0000EE"/>
+            <w:u w:val="single"/>
+          </w:rPr>
+          <w:t>46:3</w:t>
+        </w:r>
+      </w:hyperlink>
+      <w:r>
+        <w:rPr>
+          <w:lang w:val="zh_TW" w:bidi="zh_TW"/>
+        </w:rPr>
+        <w:t>），並在尼希米等人的帶領下，被擄歸回的人比他們的祖先更謹慎地遵守安息日（</w:t>
+      </w:r>
+      <w:hyperlink r:id="rId71">
+        <w:r>
+          <w:rPr>
+            <w:lang w:val="zh_TW" w:bidi="zh_TW"/>
+          </w:rPr>
+          <w:rPr>
+            <w:color w:val="0000EE"/>
+            <w:u w:val="single"/>
+          </w:rPr>
+          <w:t>尼10:31</w:t>
+        </w:r>
+      </w:hyperlink>
+      <w:r>
+        <w:rPr>
+          <w:lang w:val="zh_TW" w:bidi="zh_TW"/>
+        </w:rPr>
+        <w:t>，</w:t>
       </w:r>
       <w:hyperlink r:id="rId72">
         <w:r>
@@ -1818,50 +1846,25 @@
             <w:color w:val="0000EE"/>
             <w:u w:val="single"/>
           </w:rPr>
-          <w:t>路4:16</w:t>
-        </w:r>
-      </w:hyperlink>
-      <w:r>
-        <w:rPr>
-          <w:lang w:val="zh_TW" w:bidi="zh_TW"/>
-        </w:rPr>
-        <w:t>），在那裡讀經、宣講和教訓人（</w:t>
-      </w:r>
-      <w:hyperlink r:id="rId73">
-        <w:r>
-          <w:rPr>
-            <w:lang w:val="zh_TW" w:bidi="zh_TW"/>
-          </w:rPr>
-          <w:rPr>
-            <w:color w:val="0000EE"/>
-            <w:u w:val="single"/>
-          </w:rPr>
-          <w:t>可1:21</w:t>
-        </w:r>
-      </w:hyperlink>
-      <w:r>
-        <w:rPr>
-          <w:lang w:val="zh_TW" w:bidi="zh_TW"/>
-        </w:rPr>
-        <w:t>；</w:t>
-      </w:r>
-      <w:hyperlink r:id="rId74">
-        <w:r>
-          <w:rPr>
-            <w:lang w:val="zh_TW" w:bidi="zh_TW"/>
-          </w:rPr>
-          <w:rPr>
-            <w:color w:val="0000EE"/>
-            <w:u w:val="single"/>
-          </w:rPr>
-          <w:t>路13:10</w:t>
-        </w:r>
-      </w:hyperlink>
-      <w:r>
-        <w:rPr>
-          <w:lang w:val="zh_TW" w:bidi="zh_TW"/>
-        </w:rPr>
-        <w:t>）。祂明顯接受了安息日是一個敬拜的合適日子的原則。</w:t>
+          <w:t>13:15–22</w:t>
+        </w:r>
+      </w:hyperlink>
+      <w:r>
+        <w:rPr>
+          <w:lang w:val="zh_TW" w:bidi="zh_TW"/>
+        </w:rPr>
+        <w:t>）。</w:t>
+      </w:r>
+    </w:p>
+    <w:p>
+      <w:pPr>
+        <w:pStyle w:val="Heading3"/>
+      </w:pPr>
+      <w:r>
+        <w:rPr>
+          <w:lang w:val="zh_TW" w:bidi="zh_TW"/>
+        </w:rPr>
+        <w:t>新約中的安息日</w:t>
       </w:r>
     </w:p>
     <w:p>
@@ -1875,43 +1878,7 @@
         <w:rPr>
           <w:lang w:val="zh_TW" w:bidi="zh_TW"/>
         </w:rPr>
-        <w:t>耶穌與法利賽人的衝突點在於他們的傳統偏離聖經的教導。當法利賽人指責祂的門徒在安息日走過麥地，用手掐麥穗時（根據法利賽人的說法，這屬於「收割」的範疇；</w:t>
-      </w:r>
-      <w:hyperlink r:id="rId75">
-        <w:r>
-          <w:rPr>
-            <w:lang w:val="zh_TW" w:bidi="zh_TW"/>
-          </w:rPr>
-          <w:rPr>
-            <w:color w:val="0000EE"/>
-            <w:u w:val="single"/>
-          </w:rPr>
-          <w:t>可2:23–26</w:t>
-        </w:r>
-      </w:hyperlink>
-      <w:r>
-        <w:rPr>
-          <w:lang w:val="zh_TW" w:bidi="zh_TW"/>
-        </w:rPr>
-        <w:t>），耶穌引用聖經為門徒們辯護，並隨即指出：「安息日是為人設立的，人不是為安息日設立的」（</w:t>
-      </w:r>
-      <w:hyperlink r:id="rId76">
-        <w:r>
-          <w:rPr>
-            <w:lang w:val="zh_TW" w:bidi="zh_TW"/>
-          </w:rPr>
-          <w:rPr>
-            <w:color w:val="0000EE"/>
-            <w:u w:val="single"/>
-          </w:rPr>
-          <w:t>可2:27</w:t>
-        </w:r>
-      </w:hyperlink>
-      <w:r>
-        <w:rPr>
-          <w:lang w:val="zh_TW" w:bidi="zh_TW"/>
-        </w:rPr>
-        <w:t>）。</w:t>
+        <w:t>在公元一世紀之前，巴勒斯坦的一些猶太人制定了幾條規則以促進安息日的遵守。米示拿中的兩篇論文專門討論這些安息日的規則和條例。它們的主要目的是定義工作（其中一篇以三十九個標題進行這種討論），試圖向每一位以色列人展示什麼在安息日是允許的，什麼是不允許的。可惜，這導致了相當繁瑣的複雜性和規避行為，是宗教律法師常常在解釋上存在分歧的地方，其結果就是安息日的主要目的被埋沒在大量的律法細節之中。拉比們自己也意識到他們在舊約簡單教導的基礎上添加了多少內容。正如其中一位拉比所說：「關於安息日的規則……就像在頭髮上掛上眾山，因為聖經的內容很少，而規則卻很多。」</w:t>
       </w:r>
     </w:p>
     <w:p>
@@ -1925,7 +1892,61 @@
         <w:rPr>
           <w:lang w:val="zh_TW" w:bidi="zh_TW"/>
         </w:rPr>
-        <w:t>拉比傳統將制度凌駕於它應服務的人民之上。法利賽人將安息日視為目的本身，實際上剝奪了安息日的一個主要目的。耶穌的話語在法利賽人耳中必定聽起來極為熟悉。曾有一位著名的拉比說過：「安息日是為你們設立的，而你們並不是為安息日而存在。」</w:t>
+        <w:t>耶穌在守安息日的問題上與猶太宗教領袖發生許多衝突。在他們看來，耶穌破壞了安息日，因此也違背了律法。然而，耶穌從未認為自己破壞了安息日，祂經常在安息日去會堂（</w:t>
+      </w:r>
+      <w:hyperlink r:id="rId73">
+        <w:r>
+          <w:rPr>
+            <w:lang w:val="zh_TW" w:bidi="zh_TW"/>
+          </w:rPr>
+          <w:rPr>
+            <w:color w:val="0000EE"/>
+            <w:u w:val="single"/>
+          </w:rPr>
+          <w:t>路4:16</w:t>
+        </w:r>
+      </w:hyperlink>
+      <w:r>
+        <w:rPr>
+          <w:lang w:val="zh_TW" w:bidi="zh_TW"/>
+        </w:rPr>
+        <w:t>），在那裡讀經、宣講和教訓人（</w:t>
+      </w:r>
+      <w:hyperlink r:id="rId74">
+        <w:r>
+          <w:rPr>
+            <w:lang w:val="zh_TW" w:bidi="zh_TW"/>
+          </w:rPr>
+          <w:rPr>
+            <w:color w:val="0000EE"/>
+            <w:u w:val="single"/>
+          </w:rPr>
+          <w:t>可1:21</w:t>
+        </w:r>
+      </w:hyperlink>
+      <w:r>
+        <w:rPr>
+          <w:lang w:val="zh_TW" w:bidi="zh_TW"/>
+        </w:rPr>
+        <w:t>；</w:t>
+      </w:r>
+      <w:hyperlink r:id="rId75">
+        <w:r>
+          <w:rPr>
+            <w:lang w:val="zh_TW" w:bidi="zh_TW"/>
+          </w:rPr>
+          <w:rPr>
+            <w:color w:val="0000EE"/>
+            <w:u w:val="single"/>
+          </w:rPr>
+          <w:t>路13:10</w:t>
+        </w:r>
+      </w:hyperlink>
+      <w:r>
+        <w:rPr>
+          <w:lang w:val="zh_TW" w:bidi="zh_TW"/>
+        </w:rPr>
+        <w:t>）。祂明顯接受了安息日是一個敬拜的合適日子的原則。</w:t>
       </w:r>
     </w:p>
     <w:p>
@@ -1939,7 +1960,25 @@
         <w:rPr>
           <w:lang w:val="zh_TW" w:bidi="zh_TW"/>
         </w:rPr>
-        <w:t>耶穌在安息日的醫治行為使祂與拉比的規範發生了最激烈的衝突。舊約並未禁止在安息日治病，但拉比們將所有醫治視為工作，除非性命有危險，否則必須避免在安息日醫治。耶穌毫不畏懼地揭露了這種態度所帶來的冷酷無情和荒謬矛盾。祂問道，安息日既然可以給嬰兒行割禮或帶動物去飲水（這些是傳統允許的），那麼為何不能醫治一個長期受苦的婦人或瘸腿的男人，即使他們的生命沒有立即危險呢（</w:t>
+        <w:t>耶穌與法利賽人的衝突點在於他們的傳統偏離聖經的教導。當法利賽人指責祂的門徒在安息日走過麥地，用手掐麥穗時（根據法利賽人的說法，這屬於「收割」的範疇；</w:t>
+      </w:r>
+      <w:hyperlink r:id="rId76">
+        <w:r>
+          <w:rPr>
+            <w:lang w:val="zh_TW" w:bidi="zh_TW"/>
+          </w:rPr>
+          <w:rPr>
+            <w:color w:val="0000EE"/>
+            <w:u w:val="single"/>
+          </w:rPr>
+          <w:t>可2:23–26</w:t>
+        </w:r>
+      </w:hyperlink>
+      <w:r>
+        <w:rPr>
+          <w:lang w:val="zh_TW" w:bidi="zh_TW"/>
+        </w:rPr>
+        <w:t>），耶穌引用聖經為門徒們辯護，並隨即指出：「安息日是為人設立的，人不是為安息日設立的」（</w:t>
       </w:r>
       <w:hyperlink r:id="rId77">
         <w:r>
@@ -1950,43 +1989,7 @@
             <w:color w:val="0000EE"/>
             <w:u w:val="single"/>
           </w:rPr>
-          <w:t>路13:10–17</w:t>
-        </w:r>
-      </w:hyperlink>
-      <w:r>
-        <w:rPr>
-          <w:lang w:val="zh_TW" w:bidi="zh_TW"/>
-        </w:rPr>
-        <w:t>；</w:t>
-      </w:r>
-      <w:hyperlink r:id="rId78">
-        <w:r>
-          <w:rPr>
-            <w:lang w:val="zh_TW" w:bidi="zh_TW"/>
-          </w:rPr>
-          <w:rPr>
-            <w:color w:val="0000EE"/>
-            <w:u w:val="single"/>
-          </w:rPr>
-          <w:t>約7:21–24</w:t>
-        </w:r>
-      </w:hyperlink>
-      <w:r>
-        <w:rPr>
-          <w:lang w:val="zh_TW" w:bidi="zh_TW"/>
-        </w:rPr>
-        <w:t>）？祂教導說，安息日是特別適合行善的日子（</w:t>
-      </w:r>
-      <w:hyperlink r:id="rId79">
-        <w:r>
-          <w:rPr>
-            <w:lang w:val="zh_TW" w:bidi="zh_TW"/>
-          </w:rPr>
-          <w:rPr>
-            <w:color w:val="0000EE"/>
-            <w:u w:val="single"/>
-          </w:rPr>
-          <w:t>可3:4–5</w:t>
+          <w:t>可2:27</w:t>
         </w:r>
       </w:hyperlink>
       <w:r>
@@ -2007,61 +2010,7 @@
         <w:rPr>
           <w:lang w:val="zh_TW" w:bidi="zh_TW"/>
         </w:rPr>
-        <w:t>耶穌是來自天上的人，宣稱祂是安息日的主（</w:t>
-      </w:r>
-      <w:hyperlink r:id="rId80">
-        <w:r>
-          <w:rPr>
-            <w:lang w:val="zh_TW" w:bidi="zh_TW"/>
-          </w:rPr>
-          <w:rPr>
-            <w:color w:val="0000EE"/>
-            <w:u w:val="single"/>
-          </w:rPr>
-          <w:t>可2:28</w:t>
-        </w:r>
-      </w:hyperlink>
-      <w:r>
-        <w:rPr>
-          <w:lang w:val="zh_TW" w:bidi="zh_TW"/>
-        </w:rPr>
-        <w:t>；參</w:t>
-      </w:r>
-      <w:hyperlink r:id="rId81">
-        <w:r>
-          <w:rPr>
-            <w:lang w:val="zh_TW" w:bidi="zh_TW"/>
-          </w:rPr>
-          <w:rPr>
-            <w:color w:val="0000EE"/>
-            <w:u w:val="single"/>
-          </w:rPr>
-          <w:t>太12:5–8</w:t>
-        </w:r>
-      </w:hyperlink>
-      <w:r>
-        <w:rPr>
-          <w:lang w:val="zh_TW" w:bidi="zh_TW"/>
-        </w:rPr>
-        <w:t>）。正如神雖然有創造之後的安息，但祂仍然持續作工，並以祂慈愛顧念世界，耶穌也會繼續在安息日教導和醫治（</w:t>
-      </w:r>
-      <w:hyperlink r:id="rId82">
-        <w:r>
-          <w:rPr>
-            <w:lang w:val="zh_TW" w:bidi="zh_TW"/>
-          </w:rPr>
-          <w:rPr>
-            <w:color w:val="0000EE"/>
-            <w:u w:val="single"/>
-          </w:rPr>
-          <w:t>約5:2–17</w:t>
-        </w:r>
-      </w:hyperlink>
-      <w:r>
-        <w:rPr>
-          <w:lang w:val="zh_TW" w:bidi="zh_TW"/>
-        </w:rPr>
-        <w:t>）。但有一天，祂的救贖工作將完成，那時安息日作為救贖的標誌將實現其終極目的。</w:t>
+        <w:t>拉比傳統將制度凌駕於它應服務的人民之上。法利賽人將安息日視為目的本身，實際上剝奪了安息日的一個主要目的。耶穌的話語在法利賽人耳中必定聽起來極為熟悉。曾有一位著名的拉比說過：「安息日是為你們設立的，而你們並不是為安息日而存在。」</w:t>
       </w:r>
     </w:p>
     <w:p>
@@ -2075,72 +2024,54 @@
         <w:rPr>
           <w:lang w:val="zh_TW" w:bidi="zh_TW"/>
         </w:rPr>
-        <w:t>保羅在耶穌死亡與復活後，迅速領會到這兩者對於遵守安息日的重要意義。他並未禁止所有遵守猶太安息日的做法。事實上，在他傳福音的旅程中，他多次參加安息日的會堂聚會（見，例如，</w:t>
-      </w:r>
-      <w:hyperlink r:id="rId83">
-        <w:r>
-          <w:rPr>
-            <w:lang w:val="zh_TW" w:bidi="zh_TW"/>
-          </w:rPr>
-          <w:rPr>
-            <w:color w:val="0000EE"/>
-            <w:u w:val="single"/>
-          </w:rPr>
-          <w:t>徒13:14–16</w:t>
-        </w:r>
-      </w:hyperlink>
-      <w:r>
-        <w:rPr>
-          <w:lang w:val="zh_TW" w:bidi="zh_TW"/>
-        </w:rPr>
-        <w:t>）。堅持保持安息日習慣的猶太基督徒可以自由這樣做，只要他們尊重那些有不同觀點的人（</w:t>
-      </w:r>
-      <w:hyperlink r:id="rId84">
-        <w:r>
-          <w:rPr>
-            <w:lang w:val="zh_TW" w:bidi="zh_TW"/>
-          </w:rPr>
-          <w:rPr>
-            <w:color w:val="0000EE"/>
-            <w:u w:val="single"/>
-          </w:rPr>
-          <w:t>羅14:5–6、13</w:t>
-        </w:r>
-      </w:hyperlink>
-      <w:r>
-        <w:rPr>
-          <w:lang w:val="zh_TW" w:bidi="zh_TW"/>
-        </w:rPr>
-        <w:t>）。但任何認為遵守猶太曆法是得救的必要條件的觀點，都必須加以抵制（</w:t>
-      </w:r>
-      <w:hyperlink r:id="rId85">
-        <w:r>
-          <w:rPr>
-            <w:lang w:val="zh_TW" w:bidi="zh_TW"/>
-          </w:rPr>
-          <w:rPr>
-            <w:color w:val="0000EE"/>
-            <w:u w:val="single"/>
-          </w:rPr>
-          <w:t>加4:8–11</w:t>
-        </w:r>
-      </w:hyperlink>
-      <w:r>
-        <w:rPr>
-          <w:lang w:val="zh_TW" w:bidi="zh_TW"/>
-        </w:rPr>
-        <w:t>）。因為保羅認為安息日是影兒，而基督自己才是那形體（</w:t>
-      </w:r>
-      <w:hyperlink r:id="rId86">
-        <w:r>
-          <w:rPr>
-            <w:lang w:val="zh_TW" w:bidi="zh_TW"/>
-          </w:rPr>
-          <w:rPr>
-            <w:color w:val="0000EE"/>
-            <w:u w:val="single"/>
-          </w:rPr>
-          <w:t>西2:17</w:t>
+        <w:t>耶穌在安息日的醫治行為使祂與拉比的規範發生了最激烈的衝突。舊約並未禁止在安息日治病，但拉比們將所有醫治視為工作，除非性命有危險，否則必須避免在安息日醫治。耶穌毫不畏懼地揭露了這種態度所帶來的冷酷無情和荒謬矛盾。祂問道，安息日既然可以給嬰兒行割禮或帶動物去飲水（這些是傳統允許的），那麼為何不能醫治一個長期受苦的婦人或瘸腿的男人，即使他們的生命沒有立即危險呢（</w:t>
+      </w:r>
+      <w:hyperlink r:id="rId78">
+        <w:r>
+          <w:rPr>
+            <w:lang w:val="zh_TW" w:bidi="zh_TW"/>
+          </w:rPr>
+          <w:rPr>
+            <w:color w:val="0000EE"/>
+            <w:u w:val="single"/>
+          </w:rPr>
+          <w:t>路13:10–17</w:t>
+        </w:r>
+      </w:hyperlink>
+      <w:r>
+        <w:rPr>
+          <w:lang w:val="zh_TW" w:bidi="zh_TW"/>
+        </w:rPr>
+        <w:t>；</w:t>
+      </w:r>
+      <w:hyperlink r:id="rId79">
+        <w:r>
+          <w:rPr>
+            <w:lang w:val="zh_TW" w:bidi="zh_TW"/>
+          </w:rPr>
+          <w:rPr>
+            <w:color w:val="0000EE"/>
+            <w:u w:val="single"/>
+          </w:rPr>
+          <w:t>約7:21–24</w:t>
+        </w:r>
+      </w:hyperlink>
+      <w:r>
+        <w:rPr>
+          <w:lang w:val="zh_TW" w:bidi="zh_TW"/>
+        </w:rPr>
+        <w:t>）？祂教導說，安息日是特別適合行善的日子（</w:t>
+      </w:r>
+      <w:hyperlink r:id="rId80">
+        <w:r>
+          <w:rPr>
+            <w:lang w:val="zh_TW" w:bidi="zh_TW"/>
+          </w:rPr>
+          <w:rPr>
+            <w:color w:val="0000EE"/>
+            <w:u w:val="single"/>
+          </w:rPr>
+          <w:t>可3:4–5</w:t>
         </w:r>
       </w:hyperlink>
       <w:r>
@@ -2161,25 +2092,61 @@
         <w:rPr>
           <w:lang w:val="zh_TW" w:bidi="zh_TW"/>
         </w:rPr>
-        <w:t>最後，希伯來書的作者解釋了聖經中創造和救贖這兩個「安息主題」，如何在基督裡找到共同的實現。他通過將神在創造後的休息與祂帶領以色列進入迦南「安息」的救贖行動聯繫起來，並展示了這兩者如何與基督徒在現今和將來所享有的安息相關聯（</w:t>
-      </w:r>
-      <w:hyperlink r:id="rId87">
-        <w:r>
-          <w:rPr>
-            <w:lang w:val="zh_TW" w:bidi="zh_TW"/>
-          </w:rPr>
-          <w:rPr>
-            <w:color w:val="0000EE"/>
-            <w:u w:val="single"/>
-          </w:rPr>
-          <w:t>來4:1–11</w:t>
-        </w:r>
-      </w:hyperlink>
-      <w:r>
-        <w:rPr>
-          <w:lang w:val="zh_TW" w:bidi="zh_TW"/>
-        </w:rPr>
-        <w:t>）。</w:t>
+        <w:t>耶穌是來自天上的人，宣稱祂是安息日的主（</w:t>
+      </w:r>
+      <w:hyperlink r:id="rId81">
+        <w:r>
+          <w:rPr>
+            <w:lang w:val="zh_TW" w:bidi="zh_TW"/>
+          </w:rPr>
+          <w:rPr>
+            <w:color w:val="0000EE"/>
+            <w:u w:val="single"/>
+          </w:rPr>
+          <w:t>可2:28</w:t>
+        </w:r>
+      </w:hyperlink>
+      <w:r>
+        <w:rPr>
+          <w:lang w:val="zh_TW" w:bidi="zh_TW"/>
+        </w:rPr>
+        <w:t>；參</w:t>
+      </w:r>
+      <w:hyperlink r:id="rId82">
+        <w:r>
+          <w:rPr>
+            <w:lang w:val="zh_TW" w:bidi="zh_TW"/>
+          </w:rPr>
+          <w:rPr>
+            <w:color w:val="0000EE"/>
+            <w:u w:val="single"/>
+          </w:rPr>
+          <w:t>太12:5–8</w:t>
+        </w:r>
+      </w:hyperlink>
+      <w:r>
+        <w:rPr>
+          <w:lang w:val="zh_TW" w:bidi="zh_TW"/>
+        </w:rPr>
+        <w:t>）。正如神雖然有創造之後的安息，但祂仍然持續作工，並以祂慈愛顧念世界，耶穌也會繼續在安息日教導和醫治（</w:t>
+      </w:r>
+      <w:hyperlink r:id="rId83">
+        <w:r>
+          <w:rPr>
+            <w:lang w:val="zh_TW" w:bidi="zh_TW"/>
+          </w:rPr>
+          <w:rPr>
+            <w:color w:val="0000EE"/>
+            <w:u w:val="single"/>
+          </w:rPr>
+          <w:t>約5:2–17</w:t>
+        </w:r>
+      </w:hyperlink>
+      <w:r>
+        <w:rPr>
+          <w:lang w:val="zh_TW" w:bidi="zh_TW"/>
+        </w:rPr>
+        <w:t>）。但有一天，祂的救贖工作將完成，那時安息日作為救贖的標誌將實現其終極目的。</w:t>
       </w:r>
     </w:p>
     <w:p>
@@ -2193,9 +2160,127 @@
         <w:rPr>
           <w:lang w:val="zh_TW" w:bidi="zh_TW"/>
         </w:rPr>
+        <w:t>保羅在耶穌死亡與復活後，迅速領會到這兩者對於遵守安息日的重要意義。他並未禁止所有遵守猶太安息日的做法。事實上，在他傳福音的旅程中，他多次參加安息日的會堂聚會（見，例如，</w:t>
+      </w:r>
+      <w:hyperlink r:id="rId84">
+        <w:r>
+          <w:rPr>
+            <w:lang w:val="zh_TW" w:bidi="zh_TW"/>
+          </w:rPr>
+          <w:rPr>
+            <w:color w:val="0000EE"/>
+            <w:u w:val="single"/>
+          </w:rPr>
+          <w:t>徒13:14–16</w:t>
+        </w:r>
+      </w:hyperlink>
+      <w:r>
+        <w:rPr>
+          <w:lang w:val="zh_TW" w:bidi="zh_TW"/>
+        </w:rPr>
+        <w:t>）。堅持保持安息日習慣的猶太基督徒可以自由這樣做，只要他們尊重那些有不同觀點的人（</w:t>
+      </w:r>
+      <w:hyperlink r:id="rId85">
+        <w:r>
+          <w:rPr>
+            <w:lang w:val="zh_TW" w:bidi="zh_TW"/>
+          </w:rPr>
+          <w:rPr>
+            <w:color w:val="0000EE"/>
+            <w:u w:val="single"/>
+          </w:rPr>
+          <w:t>羅14:5–6、13</w:t>
+        </w:r>
+      </w:hyperlink>
+      <w:r>
+        <w:rPr>
+          <w:lang w:val="zh_TW" w:bidi="zh_TW"/>
+        </w:rPr>
+        <w:t>）。但任何認為遵守猶太曆法是得救的必要條件的觀點，都必須加以抵制（</w:t>
+      </w:r>
+      <w:hyperlink r:id="rId86">
+        <w:r>
+          <w:rPr>
+            <w:lang w:val="zh_TW" w:bidi="zh_TW"/>
+          </w:rPr>
+          <w:rPr>
+            <w:color w:val="0000EE"/>
+            <w:u w:val="single"/>
+          </w:rPr>
+          <w:t>加4:8–11</w:t>
+        </w:r>
+      </w:hyperlink>
+      <w:r>
+        <w:rPr>
+          <w:lang w:val="zh_TW" w:bidi="zh_TW"/>
+        </w:rPr>
+        <w:t>）。因為保羅認為安息日是影兒，而基督自己才是那形體（</w:t>
+      </w:r>
+      <w:hyperlink r:id="rId87">
+        <w:r>
+          <w:rPr>
+            <w:lang w:val="zh_TW" w:bidi="zh_TW"/>
+          </w:rPr>
+          <w:rPr>
+            <w:color w:val="0000EE"/>
+            <w:u w:val="single"/>
+          </w:rPr>
+          <w:t>西2:17</w:t>
+        </w:r>
+      </w:hyperlink>
+      <w:r>
+        <w:rPr>
+          <w:lang w:val="zh_TW" w:bidi="zh_TW"/>
+        </w:rPr>
+        <w:t>）。</w:t>
+      </w:r>
+    </w:p>
+    <w:p>
+      <w:pPr/>
+      <w:r>
+        <w:rPr>
+          <w:lang w:val="zh_TW" w:bidi="zh_TW"/>
+        </w:rPr>
+      </w:r>
+      <w:r>
+        <w:rPr>
+          <w:lang w:val="zh_TW" w:bidi="zh_TW"/>
+        </w:rPr>
+        <w:t>最後，希伯來書的作者解釋了聖經中創造和救贖這兩個「安息主題」，如何在基督裡找到共同的實現。他通過將神在創造後的休息與祂帶領以色列進入迦南「安息」的救贖行動聯繫起來，並展示了這兩者如何與基督徒在現今和將來所享有的安息相關聯（</w:t>
+      </w:r>
+      <w:hyperlink r:id="rId88">
+        <w:r>
+          <w:rPr>
+            <w:lang w:val="zh_TW" w:bidi="zh_TW"/>
+          </w:rPr>
+          <w:rPr>
+            <w:color w:val="0000EE"/>
+            <w:u w:val="single"/>
+          </w:rPr>
+          <w:t>來4:1–11</w:t>
+        </w:r>
+      </w:hyperlink>
+      <w:r>
+        <w:rPr>
+          <w:lang w:val="zh_TW" w:bidi="zh_TW"/>
+        </w:rPr>
+        <w:t>）。</w:t>
+      </w:r>
+    </w:p>
+    <w:p>
+      <w:pPr/>
+      <w:r>
+        <w:rPr>
+          <w:lang w:val="zh_TW" w:bidi="zh_TW"/>
+        </w:rPr>
+      </w:r>
+      <w:r>
+        <w:rPr>
+          <w:lang w:val="zh_TW" w:bidi="zh_TW"/>
+        </w:rPr>
         <w:t>神的旨意是讓祂所有的百姓都分享祂的安息——也就是祂的應許。當祂帶領以色列進入應許之地，祂清楚表明了這個意圖，但這並不標誌著祂的應許的完全實現。完全的安息仍然在天上等待著神的百姓。基督已經進入那裡，祂正從祂的工作中安息，正如神在創造之後所做的一樣。因著祂的救贖工作，祂邀請所有信祂的人現在就分享那同樣的「安息日的安息」（</w:t>
       </w:r>
-      <w:hyperlink r:id="rId88">
+      <w:hyperlink r:id="rId89">
         <w:r>
           <w:rPr>
             <w:lang w:val="zh_TW" w:bidi="zh_TW"/>

--- a/zht/docx/003.content.docx
+++ b/zht/docx/003.content.docx
@@ -2342,6 +2342,984 @@
           <w:lang w:val="zh_TW" w:bidi="zh_TW"/>
         </w:rPr>
         <w:t>。</w:t>
+      </w:r>
+      <w:r>
+        <w:rPr>
+          <w:lang w:val="zh_TW" w:bidi="zh_TW"/>
+        </w:rPr>
+      </w:r>
+      <w:r>
+        <w:rPr>
+          <w:lang w:val="zh_TW" w:bidi="zh_TW"/>
+        </w:rPr>
+      </w:r>
+    </w:p>
+    <w:p>
+      <w:pPr/>
+      <w:r>
+        <w:rPr>
+          <w:lang w:val="zh_TW" w:bidi="zh_TW"/>
+        </w:rPr>
+      </w:r>
+    </w:p>
+    <w:p>
+      <w:pPr>
+        <w:pStyle w:val="Heading2"/>
+      </w:pPr>
+      <w:r>
+        <w:rPr>
+          <w:lang w:val="zh_TW" w:bidi="zh_TW"/>
+        </w:rPr>
+        <w:t>安葬，安葬習俗</w:t>
+      </w:r>
+      <w:r>
+        <w:rPr>
+          <w:lang w:val="zh_TW" w:bidi="zh_TW"/>
+        </w:rPr>
+      </w:r>
+    </w:p>
+    <w:p>
+      <w:pPr/>
+      <w:r>
+        <w:rPr>
+          <w:lang w:val="zh_TW" w:bidi="zh_TW"/>
+        </w:rPr>
+      </w:r>
+      <w:r>
+        <w:rPr>
+          <w:lang w:val="zh_TW" w:bidi="zh_TW"/>
+        </w:rPr>
+        <w:t>聖經經常提到安葬的做法。一個社會如何安葬死人，反映出其對死亡與死後生命的看法。舉例來說，古埃及人認為死後的生命是在另一個境界延續肉身的活動，這點從他們精心佈置的陵墓中可見一斑。相對之下，古代希伯來人更著重屬靈的觀念，強調已離世的人與先前世代之間的聯合或相交。</w:t>
+      </w:r>
+    </w:p>
+    <w:p>
+      <w:pPr>
+        <w:pStyle w:val="Heading3"/>
+      </w:pPr>
+      <w:r>
+        <w:rPr>
+          <w:lang w:val="zh_TW" w:bidi="zh_TW"/>
+        </w:rPr>
+        <w:t>墳墓與墓穴</w:t>
+      </w:r>
+    </w:p>
+    <w:p>
+      <w:pPr/>
+      <w:r>
+        <w:rPr>
+          <w:lang w:val="zh_TW" w:bidi="zh_TW"/>
+        </w:rPr>
+      </w:r>
+      <w:r>
+        <w:rPr>
+          <w:lang w:val="zh_TW" w:bidi="zh_TW"/>
+        </w:rPr>
+        <w:t>在希伯來人中，墓地的位置通常以家族為單位來決定。舊約聖經多次提到，以色列人盼望死後葬在家族的墓地，經文常用「歸到他列祖那裡」來形容他的死亡（</w:t>
+      </w:r>
+      <w:hyperlink r:id="rId90">
+        <w:r>
+          <w:rPr>
+            <w:lang w:val="zh_TW" w:bidi="zh_TW"/>
+          </w:rPr>
+          <w:rPr>
+            <w:color w:val="0000EE"/>
+            <w:u w:val="single"/>
+          </w:rPr>
+          <w:t>創15:15</w:t>
+        </w:r>
+      </w:hyperlink>
+      <w:r>
+        <w:rPr>
+          <w:lang w:val="zh_TW" w:bidi="zh_TW"/>
+        </w:rPr>
+        <w:t>；</w:t>
+      </w:r>
+      <w:hyperlink r:id="rId91">
+        <w:r>
+          <w:rPr>
+            <w:lang w:val="zh_TW" w:bidi="zh_TW"/>
+          </w:rPr>
+          <w:rPr>
+            <w:color w:val="0000EE"/>
+            <w:u w:val="single"/>
+          </w:rPr>
+          <w:t>王上13:22</w:t>
+        </w:r>
+      </w:hyperlink>
+      <w:r>
+        <w:rPr>
+          <w:lang w:val="zh_TW" w:bidi="zh_TW"/>
+        </w:rPr>
+        <w:t>）。</w:t>
+      </w:r>
+    </w:p>
+    <w:p>
+      <w:pPr/>
+      <w:r>
+        <w:rPr>
+          <w:lang w:val="zh_TW" w:bidi="zh_TW"/>
+        </w:rPr>
+      </w:r>
+      <w:r>
+        <w:rPr>
+          <w:lang w:val="zh_TW" w:bidi="zh_TW"/>
+        </w:rPr>
+        <w:t>位於希伯崙的麥比拉洞，便是家族墓穴供世代後人「合葬」的例子。撒拉去世時，亞伯拉罕向赫人以弗崙買下這塊地（</w:t>
+      </w:r>
+      <w:hyperlink r:id="rId92">
+        <w:r>
+          <w:rPr>
+            <w:lang w:val="zh_TW" w:bidi="zh_TW"/>
+          </w:rPr>
+          <w:rPr>
+            <w:color w:val="0000EE"/>
+            <w:u w:val="single"/>
+          </w:rPr>
+          <w:t>創23章</w:t>
+        </w:r>
+      </w:hyperlink>
+      <w:r>
+        <w:rPr>
+          <w:lang w:val="zh_TW" w:bidi="zh_TW"/>
+        </w:rPr>
+        <w:t>）。亞伯拉罕去世後，以撒和以實瑪利把他葬在同一個墓穴裡（</w:t>
+      </w:r>
+      <w:hyperlink r:id="rId93">
+        <w:r>
+          <w:rPr>
+            <w:lang w:val="zh_TW" w:bidi="zh_TW"/>
+          </w:rPr>
+          <w:rPr>
+            <w:color w:val="0000EE"/>
+            <w:u w:val="single"/>
+          </w:rPr>
+          <w:t>25:9</w:t>
+        </w:r>
+      </w:hyperlink>
+      <w:r>
+        <w:rPr>
+          <w:lang w:val="zh_TW" w:bidi="zh_TW"/>
+        </w:rPr>
+        <w:t>）。後來，雅各也在那裡安葬了他的父母以撒和利百加，以及他的妻子利亞（</w:t>
+      </w:r>
+      <w:hyperlink r:id="rId94">
+        <w:r>
+          <w:rPr>
+            <w:lang w:val="zh_TW" w:bidi="zh_TW"/>
+          </w:rPr>
+          <w:rPr>
+            <w:color w:val="0000EE"/>
+            <w:u w:val="single"/>
+          </w:rPr>
+          <w:t>49:31</w:t>
+        </w:r>
+      </w:hyperlink>
+      <w:r>
+        <w:rPr>
+          <w:lang w:val="zh_TW" w:bidi="zh_TW"/>
+        </w:rPr>
+        <w:t>）。雅各死後，眾人照著他的囑咐，把他的身體葬在他父親所在的墓穴中（</w:t>
+      </w:r>
+      <w:hyperlink r:id="rId95">
+        <w:r>
+          <w:rPr>
+            <w:lang w:val="zh_TW" w:bidi="zh_TW"/>
+          </w:rPr>
+          <w:rPr>
+            <w:color w:val="0000EE"/>
+            <w:u w:val="single"/>
+          </w:rPr>
+          <w:t>49:29</w:t>
+        </w:r>
+      </w:hyperlink>
+      <w:r>
+        <w:rPr>
+          <w:lang w:val="zh_TW" w:bidi="zh_TW"/>
+        </w:rPr>
+        <w:t>，</w:t>
+      </w:r>
+      <w:hyperlink r:id="rId96">
+        <w:r>
+          <w:rPr>
+            <w:lang w:val="zh_TW" w:bidi="zh_TW"/>
+          </w:rPr>
+          <w:rPr>
+            <w:color w:val="0000EE"/>
+            <w:u w:val="single"/>
+          </w:rPr>
+          <w:t>50:13</w:t>
+        </w:r>
+      </w:hyperlink>
+      <w:r>
+        <w:rPr>
+          <w:lang w:val="zh_TW" w:bidi="zh_TW"/>
+        </w:rPr>
+        <w:t>）。雅各的兒子約瑟則要他的親族起誓，保存他的骸骨，好在神使祂的百姓從埃及歸回時，把他的遺骸帶回故土（</w:t>
+      </w:r>
+      <w:hyperlink r:id="rId97">
+        <w:r>
+          <w:rPr>
+            <w:lang w:val="zh_TW" w:bidi="zh_TW"/>
+          </w:rPr>
+          <w:rPr>
+            <w:color w:val="0000EE"/>
+            <w:u w:val="single"/>
+          </w:rPr>
+          <w:t>50:25</w:t>
+        </w:r>
+      </w:hyperlink>
+      <w:r>
+        <w:rPr>
+          <w:lang w:val="zh_TW" w:bidi="zh_TW"/>
+        </w:rPr>
+        <w:t>）。撒母耳葬在拉瑪自己的家中，這顯然是指家族的墓地（</w:t>
+      </w:r>
+      <w:hyperlink r:id="rId98">
+        <w:r>
+          <w:rPr>
+            <w:lang w:val="zh_TW" w:bidi="zh_TW"/>
+          </w:rPr>
+          <w:rPr>
+            <w:color w:val="0000EE"/>
+            <w:u w:val="single"/>
+          </w:rPr>
+          <w:t>撒上25:1</w:t>
+        </w:r>
+      </w:hyperlink>
+      <w:r>
+        <w:rPr>
+          <w:lang w:val="zh_TW" w:bidi="zh_TW"/>
+        </w:rPr>
+        <w:t>）。約押葬在曠野自己家中（</w:t>
+      </w:r>
+      <w:hyperlink r:id="rId99">
+        <w:r>
+          <w:rPr>
+            <w:lang w:val="zh_TW" w:bidi="zh_TW"/>
+          </w:rPr>
+          <w:rPr>
+            <w:color w:val="0000EE"/>
+            <w:u w:val="single"/>
+          </w:rPr>
+          <w:t>王上2:34</w:t>
+        </w:r>
+      </w:hyperlink>
+      <w:r>
+        <w:rPr>
+          <w:lang w:val="zh_TW" w:bidi="zh_TW"/>
+        </w:rPr>
+        <w:t>）。瑪拿西王葬在他宮殿的園中（</w:t>
+      </w:r>
+      <w:hyperlink r:id="rId100">
+        <w:r>
+          <w:rPr>
+            <w:lang w:val="zh_TW" w:bidi="zh_TW"/>
+          </w:rPr>
+          <w:rPr>
+            <w:color w:val="0000EE"/>
+            <w:u w:val="single"/>
+          </w:rPr>
+          <w:t>王下21:18</w:t>
+        </w:r>
+      </w:hyperlink>
+      <w:r>
+        <w:rPr>
+          <w:lang w:val="zh_TW" w:bidi="zh_TW"/>
+        </w:rPr>
+        <w:t>），約書亞則葬在亭拿‧西拉自己所得的地業中（</w:t>
+      </w:r>
+      <w:hyperlink r:id="rId101">
+        <w:r>
+          <w:rPr>
+            <w:lang w:val="zh_TW" w:bidi="zh_TW"/>
+          </w:rPr>
+          <w:rPr>
+            <w:color w:val="0000EE"/>
+            <w:u w:val="single"/>
+          </w:rPr>
+          <w:t>書24:30</w:t>
+        </w:r>
+      </w:hyperlink>
+      <w:r>
+        <w:rPr>
+          <w:lang w:val="zh_TW" w:bidi="zh_TW"/>
+        </w:rPr>
+        <w:t>）。君王十分重視延續自己的記念，因此會設立特別的安葬地點，這些地點多半位於大衛城（即耶路撒冷東南山脊上最初由這位偉大君王佔據的地方）。約西亞王也預先指定自己的葬處，很可能是一座祖先的墓穴（</w:t>
+      </w:r>
+      <w:hyperlink r:id="rId102">
+        <w:r>
+          <w:rPr>
+            <w:lang w:val="zh_TW" w:bidi="zh_TW"/>
+          </w:rPr>
+          <w:rPr>
+            <w:color w:val="0000EE"/>
+            <w:u w:val="single"/>
+          </w:rPr>
+          <w:t>王下23:30</w:t>
+        </w:r>
+      </w:hyperlink>
+      <w:r>
+        <w:rPr>
+          <w:lang w:val="zh_TW" w:bidi="zh_TW"/>
+        </w:rPr>
+        <w:t>）。</w:t>
+      </w:r>
+    </w:p>
+    <w:p>
+      <w:pPr/>
+      <w:r>
+        <w:rPr>
+          <w:lang w:val="zh_TW" w:bidi="zh_TW"/>
+        </w:rPr>
+      </w:r>
+      <w:r>
+        <w:rPr>
+          <w:lang w:val="zh_TW" w:bidi="zh_TW"/>
+        </w:rPr>
+        <w:t>像底波拉葬在伯特利附近（</w:t>
+      </w:r>
+      <w:hyperlink r:id="rId103">
+        <w:r>
+          <w:rPr>
+            <w:lang w:val="zh_TW" w:bidi="zh_TW"/>
+          </w:rPr>
+          <w:rPr>
+            <w:color w:val="0000EE"/>
+            <w:u w:val="single"/>
+          </w:rPr>
+          <w:t>創35:8</w:t>
+        </w:r>
+      </w:hyperlink>
+      <w:r>
+        <w:rPr>
+          <w:lang w:val="zh_TW" w:bidi="zh_TW"/>
+        </w:rPr>
+        <w:t>），以及拉結葬在往以法他的路上（</w:t>
+      </w:r>
+      <w:hyperlink r:id="rId104">
+        <w:r>
+          <w:rPr>
+            <w:lang w:val="zh_TW" w:bidi="zh_TW"/>
+          </w:rPr>
+          <w:rPr>
+            <w:color w:val="0000EE"/>
+            <w:u w:val="single"/>
+          </w:rPr>
+          <w:t>創35:1</w:t>
+        </w:r>
+      </w:hyperlink>
+      <w:r>
+        <w:rPr>
+          <w:lang w:val="zh_TW" w:bidi="zh_TW"/>
+        </w:rPr>
+        <w:t>、</w:t>
+      </w:r>
+      <w:hyperlink r:id="rId104">
+        <w:r>
+          <w:rPr>
+            <w:lang w:val="zh_TW" w:bidi="zh_TW"/>
+          </w:rPr>
+          <w:rPr>
+            <w:color w:val="0000EE"/>
+            <w:u w:val="single"/>
+          </w:rPr>
+          <w:t>20</w:t>
+        </w:r>
+      </w:hyperlink>
+      <w:r>
+        <w:rPr>
+          <w:lang w:val="zh_TW" w:bidi="zh_TW"/>
+        </w:rPr>
+        <w:t>），這類個別的安葬地點屬於例外情況，通常因為人在遠離家族墓地的地方突然去世，才需要這樣安排。</w:t>
+      </w:r>
+    </w:p>
+    <w:p>
+      <w:pPr/>
+      <w:r>
+        <w:rPr>
+          <w:lang w:val="zh_TW" w:bidi="zh_TW"/>
+        </w:rPr>
+      </w:r>
+      <w:r>
+        <w:rPr>
+          <w:lang w:val="zh_TW" w:bidi="zh_TW"/>
+        </w:rPr>
+        <w:t>人們把遺體安葬在墓穴中，也就是天然的洞穴或鑿在磐石中的墳墓；亞利馬太的約瑟所擁有的墓穴就是一個例子，耶穌的遺體曾安放在那裡（</w:t>
+      </w:r>
+      <w:hyperlink r:id="rId105">
+        <w:r>
+          <w:rPr>
+            <w:lang w:val="zh_TW" w:bidi="zh_TW"/>
+          </w:rPr>
+          <w:rPr>
+            <w:color w:val="0000EE"/>
+            <w:u w:val="single"/>
+          </w:rPr>
+          <w:t>太27:59–60</w:t>
+        </w:r>
+      </w:hyperlink>
+      <w:r>
+        <w:rPr>
+          <w:lang w:val="zh_TW" w:bidi="zh_TW"/>
+        </w:rPr>
+        <w:t>）。人也會把遺體埋在淺坑裡，再用石堆覆蓋，一方面標示葬處，另一方面防止動物玷污遺體。</w:t>
+      </w:r>
+    </w:p>
+    <w:p>
+      <w:pPr/>
+      <w:r>
+        <w:rPr>
+          <w:lang w:val="zh_TW" w:bidi="zh_TW"/>
+        </w:rPr>
+      </w:r>
+      <w:r>
+        <w:rPr>
+          <w:lang w:val="zh_TW" w:bidi="zh_TW"/>
+        </w:rPr>
+        <w:t>有些墳墓因著愛而立碑作記念 （</w:t>
+      </w:r>
+      <w:hyperlink r:id="rId106">
+        <w:r>
+          <w:rPr>
+            <w:lang w:val="zh_TW" w:bidi="zh_TW"/>
+          </w:rPr>
+          <w:rPr>
+            <w:color w:val="0000EE"/>
+            <w:u w:val="single"/>
+          </w:rPr>
+          <w:t>創35:20</w:t>
+        </w:r>
+      </w:hyperlink>
+      <w:r>
+        <w:rPr>
+          <w:lang w:val="zh_TW" w:bidi="zh_TW"/>
+        </w:rPr>
+        <w:t>），也有人因尊榮逝者而為其立碑 （</w:t>
+      </w:r>
+      <w:hyperlink r:id="rId107">
+        <w:r>
+          <w:rPr>
+            <w:lang w:val="zh_TW" w:bidi="zh_TW"/>
+          </w:rPr>
+          <w:rPr>
+            <w:color w:val="0000EE"/>
+            <w:u w:val="single"/>
+          </w:rPr>
+          <w:t>王下23:17</w:t>
+        </w:r>
+      </w:hyperlink>
+      <w:r>
+        <w:rPr>
+          <w:lang w:val="zh_TW" w:bidi="zh_TW"/>
+        </w:rPr>
+        <w:t>）。不過，人有時也在不名譽的埋葬處堆起石頭，例如亞干（</w:t>
+      </w:r>
+      <w:hyperlink r:id="rId108">
+        <w:r>
+          <w:rPr>
+            <w:lang w:val="zh_TW" w:bidi="zh_TW"/>
+          </w:rPr>
+          <w:rPr>
+            <w:color w:val="0000EE"/>
+            <w:u w:val="single"/>
+          </w:rPr>
+          <w:t>書7:26</w:t>
+        </w:r>
+      </w:hyperlink>
+      <w:r>
+        <w:rPr>
+          <w:lang w:val="zh_TW" w:bidi="zh_TW"/>
+        </w:rPr>
+        <w:t>） 和押沙龍（</w:t>
+      </w:r>
+      <w:hyperlink r:id="rId109">
+        <w:r>
+          <w:rPr>
+            <w:lang w:val="zh_TW" w:bidi="zh_TW"/>
+          </w:rPr>
+          <w:rPr>
+            <w:color w:val="0000EE"/>
+            <w:u w:val="single"/>
+          </w:rPr>
+          <w:t>撒下18:17</w:t>
+        </w:r>
+      </w:hyperlink>
+      <w:r>
+        <w:rPr>
+          <w:lang w:val="zh_TW" w:bidi="zh_TW"/>
+        </w:rPr>
+        <w:t>）的情況。人常會裝飾或修整墓穴，有時還會把墓粉刷成白色，部分原因是要提醒人避免摩西律法所禁止的禮儀上的玷污。耶穌責備法利賽人時，也提到這樣的裝飾 （</w:t>
+      </w:r>
+      <w:hyperlink r:id="rId110">
+        <w:r>
+          <w:rPr>
+            <w:lang w:val="zh_TW" w:bidi="zh_TW"/>
+          </w:rPr>
+          <w:rPr>
+            <w:color w:val="0000EE"/>
+            <w:u w:val="single"/>
+          </w:rPr>
+          <w:t>太23:27</w:t>
+        </w:r>
+      </w:hyperlink>
+      <w:r>
+        <w:rPr>
+          <w:lang w:val="zh_TW" w:bidi="zh_TW"/>
+        </w:rPr>
+        <w:t>）。</w:t>
+      </w:r>
+    </w:p>
+    <w:p>
+      <w:pPr>
+        <w:pStyle w:val="Heading3"/>
+      </w:pPr>
+      <w:r>
+        <w:rPr>
+          <w:lang w:val="zh_TW" w:bidi="zh_TW"/>
+        </w:rPr>
+        <w:t>遺體的處理</w:t>
+      </w:r>
+    </w:p>
+    <w:p>
+      <w:pPr/>
+      <w:r>
+        <w:rPr>
+          <w:lang w:val="zh_TW" w:bidi="zh_TW"/>
+        </w:rPr>
+      </w:r>
+      <w:r>
+        <w:rPr>
+          <w:lang w:val="zh_TW" w:bidi="zh_TW"/>
+        </w:rPr>
+        <w:t>神向雅各保證：「約瑟必給你送終」（</w:t>
+      </w:r>
+      <w:hyperlink r:id="rId111">
+        <w:r>
+          <w:rPr>
+            <w:lang w:val="zh_TW" w:bidi="zh_TW"/>
+          </w:rPr>
+          <w:rPr>
+            <w:color w:val="0000EE"/>
+            <w:u w:val="single"/>
+          </w:rPr>
+          <w:t>創46:4</w:t>
+        </w:r>
+      </w:hyperlink>
+      <w:r>
+        <w:rPr>
+          <w:lang w:val="zh_TW" w:bidi="zh_TW"/>
+        </w:rPr>
+        <w:t>），很可能是指一種習俗，這是由至親在死者眼神定住之後為他闔上眼睛。至親也可能會在逝者斷氣之後，立刻抱著並親吻遺體。人們會清洗遺體，並為死者穿上他生前的衣服。考古發掘的墓穴中發現別針和各樣飾物，顯示人們把死者穿戴整齊後下葬。軍兵下葬時會穿著全副軍裝，盾牌覆蓋或托著披甲的身體，刀劍放在頭下（</w:t>
+      </w:r>
+      <w:hyperlink r:id="rId112">
+        <w:r>
+          <w:rPr>
+            <w:lang w:val="zh_TW" w:bidi="zh_TW"/>
+          </w:rPr>
+          <w:rPr>
+            <w:color w:val="0000EE"/>
+            <w:u w:val="single"/>
+          </w:rPr>
+          <w:t>結32:27</w:t>
+        </w:r>
+      </w:hyperlink>
+      <w:r>
+        <w:rPr>
+          <w:lang w:val="zh_TW" w:bidi="zh_TW"/>
+        </w:rPr>
+        <w:t>）。</w:t>
+      </w:r>
+    </w:p>
+    <w:p>
+      <w:pPr/>
+      <w:r>
+        <w:rPr>
+          <w:lang w:val="zh_TW" w:bidi="zh_TW"/>
+        </w:rPr>
+      </w:r>
+      <w:r>
+        <w:rPr>
+          <w:lang w:val="zh_TW" w:bidi="zh_TW"/>
+        </w:rPr>
+        <w:t>在以色列，屍體防腐處理並不是常見的做法。埃及人為雅各和約瑟所作的處理屬於例外，而不是常規。希臘歷史學家希羅多德（Herodotus）記載，埃及人在開始屍體防腐處理時，會用一支彎曲的長鉤，從鼻孔進入顱腔，一點一點把腦取出。完成之後，會用樹脂和香料的混合物沖洗顱腔。接著，會取出屍體的內臟，並把它們分別放進四個卡諾卜罐（canopic jars）裡。人們又把遺體浸在天然碱（natron）的溶液中，浸泡時間約40到80天，視乎安葬的費用而定。安葬時，會用細麻布條從頭到腳包裹遺體，並把它放進人形棺木裡。人們也把卡諾卜罐與遺體一同安放在墓中，象徵人格的重新結合，以及死後生命的延續。</w:t>
+      </w:r>
+    </w:p>
+    <w:p>
+      <w:pPr/>
+      <w:r>
+        <w:rPr>
+          <w:lang w:val="zh_TW" w:bidi="zh_TW"/>
+        </w:rPr>
+      </w:r>
+      <w:r>
+        <w:rPr>
+          <w:lang w:val="zh_TW" w:bidi="zh_TW"/>
+        </w:rPr>
+        <w:t>焚燒掃羅和他眾子的遺體（</w:t>
+      </w:r>
+      <w:hyperlink r:id="rId113">
+        <w:r>
+          <w:rPr>
+            <w:lang w:val="zh_TW" w:bidi="zh_TW"/>
+          </w:rPr>
+          <w:rPr>
+            <w:color w:val="0000EE"/>
+            <w:u w:val="single"/>
+          </w:rPr>
+          <w:t>撒上31:12–13</w:t>
+        </w:r>
+      </w:hyperlink>
+      <w:r>
+        <w:rPr>
+          <w:lang w:val="zh_TW" w:bidi="zh_TW"/>
+        </w:rPr>
+        <w:t>）同樣屬於非常規的做法。羅馬歷史學家塔西圖（Tacitus）記載，猶太人與羅馬人的習俗不同，猶太人的敬虔觀念要求安葬死者，而不是焚燒遺體。按照摩西律法，此類焚燒的做法只作為施行審判的刑罰（</w:t>
+      </w:r>
+      <w:hyperlink r:id="rId114">
+        <w:r>
+          <w:rPr>
+            <w:lang w:val="zh_TW" w:bidi="zh_TW"/>
+          </w:rPr>
+          <w:rPr>
+            <w:color w:val="0000EE"/>
+            <w:u w:val="single"/>
+          </w:rPr>
+          <w:t>利21:9</w:t>
+        </w:r>
+      </w:hyperlink>
+      <w:r>
+        <w:rPr>
+          <w:lang w:val="zh_TW" w:bidi="zh_TW"/>
+        </w:rPr>
+        <w:t>；</w:t>
+      </w:r>
+      <w:hyperlink r:id="rId115">
+        <w:r>
+          <w:rPr>
+            <w:lang w:val="zh_TW" w:bidi="zh_TW"/>
+          </w:rPr>
+          <w:rPr>
+            <w:color w:val="0000EE"/>
+            <w:u w:val="single"/>
+          </w:rPr>
+          <w:t>書7:25</w:t>
+        </w:r>
+      </w:hyperlink>
+      <w:r>
+        <w:rPr>
+          <w:lang w:val="zh_TW" w:bidi="zh_TW"/>
+        </w:rPr>
+        <w:t>）。</w:t>
+      </w:r>
+    </w:p>
+    <w:p>
+      <w:pPr/>
+      <w:r>
+        <w:rPr>
+          <w:lang w:val="zh_TW" w:bidi="zh_TW"/>
+        </w:rPr>
+      </w:r>
+      <w:r>
+        <w:rPr>
+          <w:lang w:val="zh_TW" w:bidi="zh_TW"/>
+        </w:rPr>
+        <w:t>人們處理好遺體之後，便會把遺體放在棺架（有抬桿的簡單架子）上運送，並不使用棺木。人們會把遺體安放在鑿石墓室牆上預備的凹槽裡，或直接放進墓地中挖好的淺坑。棺架和任何形式的棺具都不會一同放入墓穴。人們所使用的香料，是為了讓其散發香氣，也暫時減緩腐敗，但這種做法不能視為防腐處理（</w:t>
+      </w:r>
+      <w:hyperlink r:id="rId116">
+        <w:r>
+          <w:rPr>
+            <w:lang w:val="zh_TW" w:bidi="zh_TW"/>
+          </w:rPr>
+          <w:rPr>
+            <w:color w:val="0000EE"/>
+            <w:u w:val="single"/>
+          </w:rPr>
+          <w:t>可16:1</w:t>
+        </w:r>
+      </w:hyperlink>
+      <w:r>
+        <w:rPr>
+          <w:lang w:val="zh_TW" w:bidi="zh_TW"/>
+        </w:rPr>
+        <w:t>）。</w:t>
+      </w:r>
+    </w:p>
+    <w:p>
+      <w:pPr/>
+      <w:r>
+        <w:rPr>
+          <w:lang w:val="zh_TW" w:bidi="zh_TW"/>
+        </w:rPr>
+      </w:r>
+      <w:r>
+        <w:rPr>
+          <w:lang w:val="zh_TW" w:bidi="zh_TW"/>
+        </w:rPr>
+        <w:t>從福音書對耶穌安葬的記載可知，有些洞穴式墓穴在入口處設有封口，有時用可開合的木門，有時用一塊扁平的石頭，並設計成可以滾動到位的樣子。這樣的石封需要極大的力氣才能重新打開（</w:t>
+      </w:r>
+      <w:hyperlink r:id="rId117">
+        <w:r>
+          <w:rPr>
+            <w:lang w:val="zh_TW" w:bidi="zh_TW"/>
+          </w:rPr>
+          <w:rPr>
+            <w:color w:val="0000EE"/>
+            <w:u w:val="single"/>
+          </w:rPr>
+          <w:t>可15:46</w:t>
+        </w:r>
+      </w:hyperlink>
+      <w:r>
+        <w:rPr>
+          <w:lang w:val="zh_TW" w:bidi="zh_TW"/>
+        </w:rPr>
+        <w:t>，</w:t>
+      </w:r>
+      <w:hyperlink r:id="rId118">
+        <w:r>
+          <w:rPr>
+            <w:lang w:val="zh_TW" w:bidi="zh_TW"/>
+          </w:rPr>
+          <w:rPr>
+            <w:color w:val="0000EE"/>
+            <w:u w:val="single"/>
+          </w:rPr>
+          <w:t>16:3–4</w:t>
+        </w:r>
+      </w:hyperlink>
+      <w:r>
+        <w:rPr>
+          <w:lang w:val="zh_TW" w:bidi="zh_TW"/>
+        </w:rPr>
+        <w:t>）。到了新約聖經時期，猶太人有時為了節省家族墓穴的空間，會把先前安葬之親屬的乾骨收納在骨盒中。這些盒狀容器很可能源自羅馬人用來盛放火化後骨灰的箱子。</w:t>
+      </w:r>
+    </w:p>
+    <w:p>
+      <w:pPr/>
+      <w:r>
+        <w:rPr>
+          <w:lang w:val="zh_TW" w:bidi="zh_TW"/>
+        </w:rPr>
+      </w:r>
+      <w:r>
+        <w:rPr>
+          <w:lang w:val="zh_TW" w:bidi="zh_TW"/>
+        </w:rPr>
+        <w:t>根據摩西律法，人若接觸屍體，或參與喪葬的相關行動，就會染上禮儀上的污穢。這些規定對以色列的祭司特別嚴格。至於大祭司，更完全不可參與哀悼。律法特別說明，他「不可挨近死屍，也不可為父母沾染自己。不可出聖所，也不可褻瀆神的聖所，因為神膏油的冠冕在他頭上。」（</w:t>
+      </w:r>
+      <w:hyperlink r:id="rId119">
+        <w:r>
+          <w:rPr>
+            <w:lang w:val="zh_TW" w:bidi="zh_TW"/>
+          </w:rPr>
+          <w:rPr>
+            <w:color w:val="0000EE"/>
+            <w:u w:val="single"/>
+          </w:rPr>
+          <w:t>利21:10–12</w:t>
+        </w:r>
+      </w:hyperlink>
+      <w:r>
+        <w:rPr>
+          <w:lang w:val="zh_TW" w:bidi="zh_TW"/>
+        </w:rPr>
+        <w:t>）。</w:t>
+      </w:r>
+    </w:p>
+    <w:p>
+      <w:pPr/>
+      <w:r>
+        <w:rPr>
+          <w:lang w:val="zh_TW" w:bidi="zh_TW"/>
+        </w:rPr>
+      </w:r>
+      <w:r>
+        <w:rPr>
+          <w:lang w:val="zh_TW" w:bidi="zh_TW"/>
+        </w:rPr>
+        <w:t>雖然從舊約聖經到新約聖經，安葬的習俗與處理方式顯然沒有太大改變，但新約聖經的記載補充了一些細節。例如，經文提到人們會先清洗遺體（</w:t>
+      </w:r>
+      <w:hyperlink r:id="rId120">
+        <w:r>
+          <w:rPr>
+            <w:lang w:val="zh_TW" w:bidi="zh_TW"/>
+          </w:rPr>
+          <w:rPr>
+            <w:color w:val="0000EE"/>
+            <w:u w:val="single"/>
+          </w:rPr>
+          <w:t>徒9:37</w:t>
+        </w:r>
+      </w:hyperlink>
+      <w:r>
+        <w:rPr>
+          <w:lang w:val="zh_TW" w:bidi="zh_TW"/>
+        </w:rPr>
+        <w:t>）。接著，用香料膏抹遺體，並用細麻布把身體包裹起來，把香料一同裹在其中（</w:t>
+      </w:r>
+      <w:hyperlink r:id="rId116">
+        <w:r>
+          <w:rPr>
+            <w:lang w:val="zh_TW" w:bidi="zh_TW"/>
+          </w:rPr>
+          <w:rPr>
+            <w:color w:val="0000EE"/>
+            <w:u w:val="single"/>
+          </w:rPr>
+          <w:t>可16:1</w:t>
+        </w:r>
+      </w:hyperlink>
+      <w:r>
+        <w:rPr>
+          <w:lang w:val="zh_TW" w:bidi="zh_TW"/>
+        </w:rPr>
+        <w:t>；</w:t>
+      </w:r>
+      <w:hyperlink r:id="rId121">
+        <w:r>
+          <w:rPr>
+            <w:lang w:val="zh_TW" w:bidi="zh_TW"/>
+          </w:rPr>
+          <w:rPr>
+            <w:color w:val="0000EE"/>
+            <w:u w:val="single"/>
+          </w:rPr>
+          <w:t>約19:40</w:t>
+        </w:r>
+      </w:hyperlink>
+      <w:r>
+        <w:rPr>
+          <w:lang w:val="zh_TW" w:bidi="zh_TW"/>
+        </w:rPr>
+        <w:t>）。最後，把四肢緊緊裹住，並另外用一塊布包住頭部（</w:t>
+      </w:r>
+      <w:hyperlink r:id="rId122">
+        <w:r>
+          <w:rPr>
+            <w:lang w:val="zh_TW" w:bidi="zh_TW"/>
+          </w:rPr>
+          <w:rPr>
+            <w:color w:val="0000EE"/>
+            <w:u w:val="single"/>
+          </w:rPr>
+          <w:t>約11:44</w:t>
+        </w:r>
+      </w:hyperlink>
+      <w:r>
+        <w:rPr>
+          <w:lang w:val="zh_TW" w:bidi="zh_TW"/>
+        </w:rPr>
+        <w:t>）。</w:t>
+      </w:r>
+    </w:p>
+    <w:p>
+      <w:pPr/>
+      <w:r>
+        <w:rPr>
+          <w:lang w:val="zh_TW" w:bidi="zh_TW"/>
+        </w:rPr>
+      </w:r>
+      <w:r>
+        <w:rPr>
+          <w:i/>
+          <w:lang w:val="zh_TW" w:bidi="zh_TW"/>
+        </w:rPr>
+        <w:t>另見</w:t>
+      </w:r>
+      <w:r>
+        <w:rPr>
+          <w:lang w:val="zh_TW" w:bidi="zh_TW"/>
+        </w:rPr>
+        <w:t>哀悼；</w:t>
+      </w:r>
+      <w:r>
+        <w:rPr>
+          <w:lang w:val="zh_TW" w:bidi="zh_TW"/>
+        </w:rPr>
+        <w:t>葬禮習俗</w:t>
+      </w:r>
+      <w:r>
+        <w:rPr>
+          <w:lang w:val="zh_TW" w:bidi="zh_TW"/>
+        </w:rPr>
+        <w:t>。</w:t>
+      </w:r>
+      <w:r>
+        <w:rPr>
+          <w:lang w:val="zh_TW" w:bidi="zh_TW"/>
+        </w:rPr>
+      </w:r>
+      <w:r>
+        <w:rPr>
+          <w:lang w:val="zh_TW" w:bidi="zh_TW"/>
+        </w:rPr>
+      </w:r>
+    </w:p>
+    <w:p>
+      <w:pPr/>
+      <w:r>
+        <w:rPr>
+          <w:lang w:val="zh_TW" w:bidi="zh_TW"/>
+        </w:rPr>
+      </w:r>
+    </w:p>
+    <w:p>
+      <w:pPr>
+        <w:pStyle w:val="Heading2"/>
+      </w:pPr>
+      <w:r>
+        <w:rPr>
+          <w:lang w:val="zh_TW" w:bidi="zh_TW"/>
+        </w:rPr>
+        <w:t>暗拉非</w:t>
+      </w:r>
+      <w:r>
+        <w:rPr>
+          <w:lang w:val="zh_TW" w:bidi="zh_TW"/>
+        </w:rPr>
+      </w:r>
+    </w:p>
+    <w:p>
+      <w:pPr>
+        <w:pStyle w:val="Heading2"/>
+      </w:pPr>
+      <w:r>
+        <w:rPr>
+          <w:lang w:val="zh_TW" w:bidi="zh_TW"/>
+        </w:rPr>
+        <w:t>暗拉非</w:t>
+      </w:r>
+    </w:p>
+    <w:p>
+      <w:pPr/>
+      <w:r>
+        <w:rPr>
+          <w:lang w:val="zh_TW" w:bidi="zh_TW"/>
+        </w:rPr>
+      </w:r>
+      <w:r>
+        <w:rPr>
+          <w:lang w:val="zh_TW" w:bidi="zh_TW"/>
+        </w:rPr>
+        <w:t>示拿或巴比倫的王。他協助以攔王基大老瑪平息了巴勒斯坦內五個城市的叛亂（</w:t>
+      </w:r>
+      <w:hyperlink r:id="rId123">
+        <w:r>
+          <w:rPr>
+            <w:lang w:val="zh_TW" w:bidi="zh_TW"/>
+          </w:rPr>
+          <w:rPr>
+            <w:color w:val="0000EE"/>
+            <w:u w:val="single"/>
+          </w:rPr>
+          <w:t>創世記14:1–11</w:t>
+        </w:r>
+      </w:hyperlink>
+      <w:r>
+        <w:rPr>
+          <w:lang w:val="zh_TW" w:bidi="zh_TW"/>
+        </w:rPr>
+        <w:t>）。</w:t>
       </w:r>
       <w:r>
         <w:rPr>

--- a/zht/docx/003.content.docx
+++ b/zht/docx/003.content.docx
@@ -19,7 +19,7 @@
         <w:rPr>
           <w:lang w:val="zh_TW" w:bidi="zh_TW"/>
         </w:rPr>
-        <w:t>Resource: Tyndale Open Bible Dictionary</w:t>
+        <w:t>Resource: Aquifer Open Bible Dictionary</w:t>
       </w:r>
       <w:r>
         <w:rPr>
@@ -112,7 +112,7 @@
         <w:rPr>
           <w:lang w:val="zh_TW" w:bidi="zh_TW"/>
         </w:rPr>
-        <w:t>Tyndale Open Bible Dictionary</w:t>
+        <w:t>Aquifer Open Bible Dictionary</w:t>
       </w:r>
     </w:p>
     <w:p>
@@ -212,7 +212,7 @@
         <w:rPr>
           <w:lang w:val="zh_TW" w:bidi="zh_TW"/>
         </w:rPr>
-        <w:t>安‧密巴</w:t>
+        <w:t>安（地點）</w:t>
       </w:r>
       <w:r>
         <w:rPr>
@@ -231,7 +231,7 @@
         <w:rPr>
           <w:lang w:val="zh_TW" w:bidi="zh_TW"/>
         </w:rPr>
-        <w:t>加低斯早期的名字，在基大老瑪爭戰的記載中提及（</w:t>
+        <w:t>埃及城赫里奧坡里（Heliopolis）的希伯來文名稱（</w:t>
       </w:r>
       <w:hyperlink r:id="rId13">
         <w:r>
@@ -242,7 +242,19 @@
             <w:color w:val="0000EE"/>
             <w:u w:val="single"/>
           </w:rPr>
-          <w:t>創14:7</w:t>
+          <w:t>創41:45、50，</w:t>
+        </w:r>
+      </w:hyperlink>
+      <w:hyperlink r:id="rId14">
+        <w:r>
+          <w:rPr>
+            <w:lang w:val="zh_TW" w:bidi="zh_TW"/>
+          </w:rPr>
+          <w:rPr>
+            <w:color w:val="0000EE"/>
+            <w:u w:val="single"/>
+          </w:rPr>
+          <w:t>46:20</w:t>
         </w:r>
       </w:hyperlink>
       <w:r>
@@ -262,7 +274,7 @@
         <w:rPr>
           <w:lang w:val="zh_TW" w:bidi="zh_TW"/>
         </w:rPr>
-        <w:t>加低斯，加低斯•巴尼亞</w:t>
+        <w:t>赫里奧坡里</w:t>
       </w:r>
       <w:r>
         <w:rPr>
@@ -297,7 +309,7 @@
         <w:rPr>
           <w:lang w:val="zh_TW" w:bidi="zh_TW"/>
         </w:rPr>
-        <w:t>安息</w:t>
+        <w:t>安‧密巴</w:t>
       </w:r>
       <w:r>
         <w:rPr>
@@ -316,56 +328,54 @@
         <w:rPr>
           <w:lang w:val="zh_TW" w:bidi="zh_TW"/>
         </w:rPr>
-        <w:t>安息的意思是脫離工作或活動，得享自由。基督信仰中的安息概念起源於神自己的安息。神在六日創造天地之後，「就在第七日歇了他一切的工，安息了」（</w:t>
-      </w:r>
-      <w:hyperlink r:id="rId14">
-        <w:r>
-          <w:rPr>
-            <w:lang w:val="zh_TW" w:bidi="zh_TW"/>
-          </w:rPr>
-          <w:rPr>
-            <w:color w:val="0000EE"/>
-            <w:u w:val="single"/>
-          </w:rPr>
-          <w:t>創2:2</w:t>
-        </w:r>
-      </w:hyperlink>
-      <w:r>
-        <w:rPr>
-          <w:lang w:val="zh_TW" w:bidi="zh_TW"/>
-        </w:rPr>
-        <w:t>）。這一事件成為以色列人安息日的基礎，也就是每週得以安息的日子。安息日（</w:t>
+        <w:t>加低斯早期的名字，在基大老瑪爭戰的記載中提及（</w:t>
+      </w:r>
+      <w:hyperlink r:id="rId15">
+        <w:r>
+          <w:rPr>
+            <w:lang w:val="zh_TW" w:bidi="zh_TW"/>
+          </w:rPr>
+          <w:rPr>
+            <w:color w:val="0000EE"/>
+            <w:u w:val="single"/>
+          </w:rPr>
+          <w:t>創14:7</w:t>
+        </w:r>
+      </w:hyperlink>
+      <w:r>
+        <w:rPr>
+          <w:lang w:val="zh_TW" w:bidi="zh_TW"/>
+        </w:rPr>
+        <w:t>）。</w:t>
       </w:r>
       <w:r>
         <w:rPr>
           <w:i/>
           <w:lang w:val="zh_TW" w:bidi="zh_TW"/>
         </w:rPr>
-        <w:t>sabbath</w:t>
-      </w:r>
-      <w:r>
-        <w:rPr>
-          <w:lang w:val="zh_TW" w:bidi="zh_TW"/>
-        </w:rPr>
-        <w:t>）在希伯來文中就是「安息」的意思。七日之中，第七日的安息被視為創造秩序的一部分。第四條誡命要人為神守安息日，只工作六日，因為神用六日創造萬物，第七日便安息（</w:t>
-      </w:r>
-      <w:hyperlink r:id="rId15">
-        <w:r>
-          <w:rPr>
-            <w:lang w:val="zh_TW" w:bidi="zh_TW"/>
-          </w:rPr>
-          <w:rPr>
-            <w:color w:val="0000EE"/>
-            <w:u w:val="single"/>
-          </w:rPr>
-          <w:t>出20:8–11</w:t>
-        </w:r>
-      </w:hyperlink>
-      <w:r>
-        <w:rPr>
-          <w:lang w:val="zh_TW" w:bidi="zh_TW"/>
-        </w:rPr>
-        <w:t>）。</w:t>
+        <w:t>見</w:t>
+      </w:r>
+      <w:r>
+        <w:rPr>
+          <w:lang w:val="zh_TW" w:bidi="zh_TW"/>
+        </w:rPr>
+        <w:t>加低斯，加低斯•巴尼亞</w:t>
+      </w:r>
+      <w:r>
+        <w:rPr>
+          <w:lang w:val="zh_TW" w:bidi="zh_TW"/>
+        </w:rPr>
+        <w:t>。</w:t>
+      </w:r>
+      <w:r>
+        <w:rPr>
+          <w:lang w:val="zh_TW" w:bidi="zh_TW"/>
+        </w:rPr>
+      </w:r>
+      <w:r>
+        <w:rPr>
+          <w:lang w:val="zh_TW" w:bidi="zh_TW"/>
+        </w:rPr>
       </w:r>
     </w:p>
     <w:p>
@@ -375,29 +385,21 @@
           <w:lang w:val="zh_TW" w:bidi="zh_TW"/>
         </w:rPr>
       </w:r>
-      <w:r>
-        <w:rPr>
-          <w:lang w:val="zh_TW" w:bidi="zh_TW"/>
-        </w:rPr>
-        <w:t>聖經中安息的概念不僅關乎過去（創造）與現在（每週的安息），也關乎將來。這將來的安息是以以色列人在摩西帶領下，從埃及的奴役走向應許之地的「安息」作為象徵。他們在約書亞的帶領下進入那地，得著安息（見</w:t>
-      </w:r>
-      <w:hyperlink r:id="rId16">
-        <w:r>
-          <w:rPr>
-            <w:lang w:val="zh_TW" w:bidi="zh_TW"/>
-          </w:rPr>
-          <w:rPr>
-            <w:color w:val="0000EE"/>
-            <w:u w:val="single"/>
-          </w:rPr>
-          <w:t>書23–24章</w:t>
-        </w:r>
-      </w:hyperlink>
-      <w:r>
-        <w:rPr>
-          <w:lang w:val="zh_TW" w:bidi="zh_TW"/>
-        </w:rPr>
-        <w:t>）。</w:t>
+    </w:p>
+    <w:p>
+      <w:pPr>
+        <w:pStyle w:val="Heading2"/>
+      </w:pPr>
+      <w:r>
+        <w:rPr>
+          <w:lang w:val="zh_TW" w:bidi="zh_TW"/>
+        </w:rPr>
+        <w:t>安息</w:t>
+      </w:r>
+      <w:r>
+        <w:rPr>
+          <w:lang w:val="zh_TW" w:bidi="zh_TW"/>
+        </w:rPr>
       </w:r>
     </w:p>
     <w:p>
@@ -411,7 +413,38 @@
         <w:rPr>
           <w:lang w:val="zh_TW" w:bidi="zh_TW"/>
         </w:rPr>
-        <w:t>以色列人在曠野漂流四十年，這表示那些與摩西一同出埃及的成年人無法進入應許之地。他們因忘記神的恩典與悖逆神而自招審判（</w:t>
+        <w:t>安息的意思是脫離工作或活動，得享自由。基督信仰中的安息概念起源於神自己的安息。神在六日創造天地之後，「就在第七日歇了他一切的工，安息了」（</w:t>
+      </w:r>
+      <w:hyperlink r:id="rId16">
+        <w:r>
+          <w:rPr>
+            <w:lang w:val="zh_TW" w:bidi="zh_TW"/>
+          </w:rPr>
+          <w:rPr>
+            <w:color w:val="0000EE"/>
+            <w:u w:val="single"/>
+          </w:rPr>
+          <w:t>創2:2</w:t>
+        </w:r>
+      </w:hyperlink>
+      <w:r>
+        <w:rPr>
+          <w:lang w:val="zh_TW" w:bidi="zh_TW"/>
+        </w:rPr>
+        <w:t>）。這一事件成為以色列人安息日的基礎，也就是每週得以安息的日子。安息日（</w:t>
+      </w:r>
+      <w:r>
+        <w:rPr>
+          <w:i/>
+          <w:lang w:val="zh_TW" w:bidi="zh_TW"/>
+        </w:rPr>
+        <w:t>sabbath</w:t>
+      </w:r>
+      <w:r>
+        <w:rPr>
+          <w:lang w:val="zh_TW" w:bidi="zh_TW"/>
+        </w:rPr>
+        <w:t>）在希伯來文中就是「安息」的意思。七日之中，第七日的安息被視為創造秩序的一部分。第四條誡命要人為神守安息日，只工作六日，因為神用六日創造萬物，第七日便安息（</w:t>
       </w:r>
       <w:hyperlink r:id="rId17">
         <w:r>
@@ -422,79 +455,7 @@
             <w:color w:val="0000EE"/>
             <w:u w:val="single"/>
           </w:rPr>
-          <w:t>民14:26–35</w:t>
-        </w:r>
-      </w:hyperlink>
-      <w:r>
-        <w:rPr>
-          <w:lang w:val="zh_TW" w:bidi="zh_TW"/>
-        </w:rPr>
-        <w:t>）。幾個世紀之後，神警戒他們的後代，不可心硬，免得失去祂所賜的安息：「惟願你們今天聽他的話：你們不可硬著心」（</w:t>
-      </w:r>
-      <w:hyperlink r:id="rId18">
-        <w:r>
-          <w:rPr>
-            <w:lang w:val="zh_TW" w:bidi="zh_TW"/>
-          </w:rPr>
-          <w:rPr>
-            <w:color w:val="0000EE"/>
-            <w:u w:val="single"/>
-          </w:rPr>
-          <w:t>詩95:7–11</w:t>
-        </w:r>
-      </w:hyperlink>
-      <w:r>
-        <w:rPr>
-          <w:lang w:val="zh_TW" w:bidi="zh_TW"/>
-        </w:rPr>
-        <w:t>）。希伯來書的作者引用這段經文（</w:t>
-      </w:r>
-      <w:hyperlink r:id="rId19">
-        <w:r>
-          <w:rPr>
-            <w:lang w:val="zh_TW" w:bidi="zh_TW"/>
-          </w:rPr>
-          <w:rPr>
-            <w:color w:val="0000EE"/>
-            <w:u w:val="single"/>
-          </w:rPr>
-          <w:t>來3:7–8</w:t>
-        </w:r>
-      </w:hyperlink>
-      <w:r>
-        <w:rPr>
-          <w:lang w:val="zh_TW" w:bidi="zh_TW"/>
-        </w:rPr>
-        <w:t>，</w:t>
-      </w:r>
-      <w:hyperlink r:id="rId20">
-        <w:r>
-          <w:rPr>
-            <w:lang w:val="zh_TW" w:bidi="zh_TW"/>
-          </w:rPr>
-          <w:rPr>
-            <w:color w:val="0000EE"/>
-            <w:u w:val="single"/>
-          </w:rPr>
-          <w:t>4:7</w:t>
-        </w:r>
-      </w:hyperlink>
-      <w:r>
-        <w:rPr>
-          <w:lang w:val="zh_TW" w:bidi="zh_TW"/>
-        </w:rPr>
-        <w:t>），表明神的安息不只是歷史的一部分，神仍然向人敞開進入祂安息的機會。「今日」這個詞顯明恩典的日子仍在：「若是約書亞已叫他們享了安息，後來神就不再提別的日子了。這樣看來，必另有一安息日的安息為神的子民存留。」（</w:t>
-      </w:r>
-      <w:hyperlink r:id="rId21">
-        <w:r>
-          <w:rPr>
-            <w:lang w:val="zh_TW" w:bidi="zh_TW"/>
-          </w:rPr>
-          <w:rPr>
-            <w:color w:val="0000EE"/>
-            <w:u w:val="single"/>
-          </w:rPr>
-          <w:t>來4:8–9</w:t>
+          <w:t>出20:8–11</w:t>
         </w:r>
       </w:hyperlink>
       <w:r>
@@ -515,90 +476,18 @@
         <w:rPr>
           <w:lang w:val="zh_TW" w:bidi="zh_TW"/>
         </w:rPr>
-        <w:t>神邀請所有人進入祂的安息。每週的安息日提醒並反映這真正的安息。以色列人在曠野漂流之後在應許之地所得的安息，是神永恆安息的預表，祂的百姓將一同分享這安息。基督向凡到祂那裡來的人所賜的安息（</w:t>
-      </w:r>
-      <w:hyperlink r:id="rId22">
-        <w:r>
-          <w:rPr>
-            <w:lang w:val="zh_TW" w:bidi="zh_TW"/>
-          </w:rPr>
-          <w:rPr>
-            <w:color w:val="0000EE"/>
-            <w:u w:val="single"/>
-          </w:rPr>
-          <w:t>太11:28</w:t>
-        </w:r>
-      </w:hyperlink>
-      <w:r>
-        <w:rPr>
-          <w:lang w:val="zh_TW" w:bidi="zh_TW"/>
-        </w:rPr>
-        <w:t>），讓人預先嘗到並領受神所應許的安息。信徒「在基督裡睡了」之後所享的安息，是更深的安息經歷：「在主裡面而死的人有福了……他們息了自己的勞苦」（</w:t>
-      </w:r>
-      <w:hyperlink r:id="rId23">
-        <w:r>
-          <w:rPr>
-            <w:lang w:val="zh_TW" w:bidi="zh_TW"/>
-          </w:rPr>
-          <w:rPr>
-            <w:color w:val="0000EE"/>
-            <w:u w:val="single"/>
-          </w:rPr>
-          <w:t>啟14:13</w:t>
-        </w:r>
-      </w:hyperlink>
-      <w:r>
-        <w:rPr>
-          <w:lang w:val="zh_TW" w:bidi="zh_TW"/>
-        </w:rPr>
-        <w:t>）。然而，這安息要在基督再來的時候才完全實現。那時，凡屬於祂的人都要完全彰顯祂的樣式（</w:t>
-      </w:r>
-      <w:hyperlink r:id="rId24">
-        <w:r>
-          <w:rPr>
-            <w:lang w:val="zh_TW" w:bidi="zh_TW"/>
-          </w:rPr>
-          <w:rPr>
-            <w:color w:val="0000EE"/>
-            <w:u w:val="single"/>
-          </w:rPr>
-          <w:t>約一3:2</w:t>
-        </w:r>
-      </w:hyperlink>
-      <w:r>
-        <w:rPr>
-          <w:lang w:val="zh_TW" w:bidi="zh_TW"/>
-        </w:rPr>
-        <w:t>），救恩將得以完全。他們要得著不朽、榮耀的身體（</w:t>
-      </w:r>
-      <w:hyperlink r:id="rId25">
-        <w:r>
-          <w:rPr>
-            <w:lang w:val="zh_TW" w:bidi="zh_TW"/>
-          </w:rPr>
-          <w:rPr>
-            <w:color w:val="0000EE"/>
-            <w:u w:val="single"/>
-          </w:rPr>
-          <w:t>林後5</w:t>
-        </w:r>
-      </w:hyperlink>
-      <w:r>
-        <w:rPr>
-          <w:lang w:val="zh_TW" w:bidi="zh_TW"/>
-        </w:rPr>
-        <w:t>），並且神要建立有公義居住其中的新天新地（</w:t>
-      </w:r>
-      <w:hyperlink r:id="rId26">
-        <w:r>
-          <w:rPr>
-            <w:lang w:val="zh_TW" w:bidi="zh_TW"/>
-          </w:rPr>
-          <w:rPr>
-            <w:color w:val="0000EE"/>
-            <w:u w:val="single"/>
-          </w:rPr>
-          <w:t>彼後3:13</w:t>
+        <w:t>聖經中安息的概念不僅關乎過去（創造）與現在（每週的安息），也關乎將來。這將來的安息是以以色列人在摩西帶領下，從埃及的奴役走向應許之地的「安息」作為象徵。他們在約書亞的帶領下進入那地，得著安息（見</w:t>
+      </w:r>
+      <w:hyperlink r:id="rId18">
+        <w:r>
+          <w:rPr>
+            <w:lang w:val="zh_TW" w:bidi="zh_TW"/>
+          </w:rPr>
+          <w:rPr>
+            <w:color w:val="0000EE"/>
+            <w:u w:val="single"/>
+          </w:rPr>
+          <w:t>書23–24章</w:t>
         </w:r>
       </w:hyperlink>
       <w:r>
@@ -619,18 +508,54 @@
         <w:rPr>
           <w:lang w:val="zh_TW" w:bidi="zh_TW"/>
         </w:rPr>
-        <w:t>那時將是歷史的高潮，也是神的百姓完全進入祂永恆安息的時刻。基督在十字架上成就的救贖將得以完全，帶來脫離一切罪的安息與自由，也使人不再經歷憂傷、痛苦和死亡（</w:t>
-      </w:r>
-      <w:hyperlink r:id="rId27">
-        <w:r>
-          <w:rPr>
-            <w:lang w:val="zh_TW" w:bidi="zh_TW"/>
-          </w:rPr>
-          <w:rPr>
-            <w:color w:val="0000EE"/>
-            <w:u w:val="single"/>
-          </w:rPr>
-          <w:t>啟7:9–17</w:t>
+        <w:t>以色列人在曠野漂流四十年，這表示那些與摩西一同出埃及的成年人無法進入應許之地。他們因忘記神的恩典與悖逆神而自招審判（</w:t>
+      </w:r>
+      <w:hyperlink r:id="rId19">
+        <w:r>
+          <w:rPr>
+            <w:lang w:val="zh_TW" w:bidi="zh_TW"/>
+          </w:rPr>
+          <w:rPr>
+            <w:color w:val="0000EE"/>
+            <w:u w:val="single"/>
+          </w:rPr>
+          <w:t>民14:26–35</w:t>
+        </w:r>
+      </w:hyperlink>
+      <w:r>
+        <w:rPr>
+          <w:lang w:val="zh_TW" w:bidi="zh_TW"/>
+        </w:rPr>
+        <w:t>）。幾個世紀之後，神警戒他們的後代，不可心硬，免得失去祂所賜的安息：「惟願你們今天聽他的話：你們不可硬著心」（</w:t>
+      </w:r>
+      <w:hyperlink r:id="rId20">
+        <w:r>
+          <w:rPr>
+            <w:lang w:val="zh_TW" w:bidi="zh_TW"/>
+          </w:rPr>
+          <w:rPr>
+            <w:color w:val="0000EE"/>
+            <w:u w:val="single"/>
+          </w:rPr>
+          <w:t>詩95:7–11</w:t>
+        </w:r>
+      </w:hyperlink>
+      <w:r>
+        <w:rPr>
+          <w:lang w:val="zh_TW" w:bidi="zh_TW"/>
+        </w:rPr>
+        <w:t>）。希伯來書的作者引用這段經文（</w:t>
+      </w:r>
+      <w:hyperlink r:id="rId21">
+        <w:r>
+          <w:rPr>
+            <w:lang w:val="zh_TW" w:bidi="zh_TW"/>
+          </w:rPr>
+          <w:rPr>
+            <w:color w:val="0000EE"/>
+            <w:u w:val="single"/>
+          </w:rPr>
+          <w:t>來3:7–8</w:t>
         </w:r>
       </w:hyperlink>
       <w:r>
@@ -639,34 +564,34 @@
         </w:rPr>
         <w:t>，</w:t>
       </w:r>
-      <w:hyperlink r:id="rId28">
-        <w:r>
-          <w:rPr>
-            <w:lang w:val="zh_TW" w:bidi="zh_TW"/>
-          </w:rPr>
-          <w:rPr>
-            <w:color w:val="0000EE"/>
-            <w:u w:val="single"/>
-          </w:rPr>
-          <w:t>21:1–7</w:t>
-        </w:r>
-      </w:hyperlink>
-      <w:r>
-        <w:rPr>
-          <w:lang w:val="zh_TW" w:bidi="zh_TW"/>
-        </w:rPr>
-        <w:t>）。此外，人類將與神一切的受造物一同得著更新，萬物要照著起初神的旨意得以成全（見</w:t>
-      </w:r>
-      <w:hyperlink r:id="rId29">
-        <w:r>
-          <w:rPr>
-            <w:lang w:val="zh_TW" w:bidi="zh_TW"/>
-          </w:rPr>
-          <w:rPr>
-            <w:color w:val="0000EE"/>
-            <w:u w:val="single"/>
-          </w:rPr>
-          <w:t>羅8:19–25</w:t>
+      <w:hyperlink r:id="rId22">
+        <w:r>
+          <w:rPr>
+            <w:lang w:val="zh_TW" w:bidi="zh_TW"/>
+          </w:rPr>
+          <w:rPr>
+            <w:color w:val="0000EE"/>
+            <w:u w:val="single"/>
+          </w:rPr>
+          <w:t>4:7</w:t>
+        </w:r>
+      </w:hyperlink>
+      <w:r>
+        <w:rPr>
+          <w:lang w:val="zh_TW" w:bidi="zh_TW"/>
+        </w:rPr>
+        <w:t>），表明神的安息不只是歷史的一部分，神仍然向人敞開進入祂安息的機會。「今日」這個詞顯明恩典的日子仍在：「若是約書亞已叫他們享了安息，後來神就不再提別的日子了。這樣看來，必另有一安息日的安息為神的子民存留。」（</w:t>
+      </w:r>
+      <w:hyperlink r:id="rId23">
+        <w:r>
+          <w:rPr>
+            <w:lang w:val="zh_TW" w:bidi="zh_TW"/>
+          </w:rPr>
+          <w:rPr>
+            <w:color w:val="0000EE"/>
+            <w:u w:val="single"/>
+          </w:rPr>
+          <w:t>來4:8–9</w:t>
         </w:r>
       </w:hyperlink>
       <w:r>
@@ -687,43 +612,97 @@
         <w:rPr>
           <w:lang w:val="zh_TW" w:bidi="zh_TW"/>
         </w:rPr>
-        <w:t>安息並不是表示沒有行動。神在創造的工作完成後安息，但祂仍在作工，持續托住祂所造的一切，並施行公義的審判與慈愛的拯救。耶穌基督藉著祂的生、死、復活與榮耀，彰顯出神仍在行動（</w:t>
-      </w:r>
-      <w:hyperlink r:id="rId30">
-        <w:r>
-          <w:rPr>
-            <w:lang w:val="zh_TW" w:bidi="zh_TW"/>
-          </w:rPr>
-          <w:rPr>
-            <w:color w:val="0000EE"/>
-            <w:u w:val="single"/>
-          </w:rPr>
-          <w:t>林後5:19</w:t>
-        </w:r>
-      </w:hyperlink>
-      <w:r>
-        <w:rPr>
-          <w:lang w:val="zh_TW" w:bidi="zh_TW"/>
-        </w:rPr>
-        <w:t>）。正如耶穌所說：「我父做事直到如今，我也做事」（</w:t>
-      </w:r>
-      <w:hyperlink r:id="rId31">
-        <w:r>
-          <w:rPr>
-            <w:lang w:val="zh_TW" w:bidi="zh_TW"/>
-          </w:rPr>
-          <w:rPr>
-            <w:color w:val="0000EE"/>
-            <w:u w:val="single"/>
-          </w:rPr>
-          <w:t>約5:17</w:t>
-        </w:r>
-      </w:hyperlink>
-      <w:r>
-        <w:rPr>
-          <w:lang w:val="zh_TW" w:bidi="zh_TW"/>
-        </w:rPr>
-        <w:t>）。信徒將從與罪惡的爭戰和今生的苦難中得著安息；然而，他們所進入的安息並非是枯燥或毫無作為的。神自己是活潑而有作為的，祂的安息也是如此。</w:t>
+        <w:t>神邀請所有人進入祂的安息。每週的安息日提醒並反映這真正的安息。以色列人在曠野漂流之後在應許之地所得的安息，是神永恆安息的預表，祂的百姓將一同分享這安息。基督向凡到祂那裡來的人所賜的安息（</w:t>
+      </w:r>
+      <w:hyperlink r:id="rId24">
+        <w:r>
+          <w:rPr>
+            <w:lang w:val="zh_TW" w:bidi="zh_TW"/>
+          </w:rPr>
+          <w:rPr>
+            <w:color w:val="0000EE"/>
+            <w:u w:val="single"/>
+          </w:rPr>
+          <w:t>太11:28</w:t>
+        </w:r>
+      </w:hyperlink>
+      <w:r>
+        <w:rPr>
+          <w:lang w:val="zh_TW" w:bidi="zh_TW"/>
+        </w:rPr>
+        <w:t>），讓人預先嘗到並領受神所應許的安息。信徒「在基督裡睡了」之後所享的安息，是更深的安息經歷：「在主裡面而死的人有福了……他們息了自己的勞苦」（</w:t>
+      </w:r>
+      <w:hyperlink r:id="rId25">
+        <w:r>
+          <w:rPr>
+            <w:lang w:val="zh_TW" w:bidi="zh_TW"/>
+          </w:rPr>
+          <w:rPr>
+            <w:color w:val="0000EE"/>
+            <w:u w:val="single"/>
+          </w:rPr>
+          <w:t>啟14:13</w:t>
+        </w:r>
+      </w:hyperlink>
+      <w:r>
+        <w:rPr>
+          <w:lang w:val="zh_TW" w:bidi="zh_TW"/>
+        </w:rPr>
+        <w:t>）。然而，這安息要在基督再來的時候才完全實現。那時，凡屬於祂的人都要完全彰顯祂的樣式（</w:t>
+      </w:r>
+      <w:hyperlink r:id="rId26">
+        <w:r>
+          <w:rPr>
+            <w:lang w:val="zh_TW" w:bidi="zh_TW"/>
+          </w:rPr>
+          <w:rPr>
+            <w:color w:val="0000EE"/>
+            <w:u w:val="single"/>
+          </w:rPr>
+          <w:t>約一3:2</w:t>
+        </w:r>
+      </w:hyperlink>
+      <w:r>
+        <w:rPr>
+          <w:lang w:val="zh_TW" w:bidi="zh_TW"/>
+        </w:rPr>
+        <w:t>），救恩將得以完全。他們要得著不朽、榮耀的身體（</w:t>
+      </w:r>
+      <w:hyperlink r:id="rId27">
+        <w:r>
+          <w:rPr>
+            <w:lang w:val="zh_TW" w:bidi="zh_TW"/>
+          </w:rPr>
+          <w:rPr>
+            <w:color w:val="0000EE"/>
+            <w:u w:val="single"/>
+          </w:rPr>
+          <w:t>林後5</w:t>
+        </w:r>
+      </w:hyperlink>
+      <w:r>
+        <w:rPr>
+          <w:lang w:val="zh_TW" w:bidi="zh_TW"/>
+        </w:rPr>
+        <w:t>），並且神要建立有公義居住其中的新天新地（</w:t>
+      </w:r>
+      <w:hyperlink r:id="rId28">
+        <w:r>
+          <w:rPr>
+            <w:lang w:val="zh_TW" w:bidi="zh_TW"/>
+          </w:rPr>
+          <w:rPr>
+            <w:color w:val="0000EE"/>
+            <w:u w:val="single"/>
+          </w:rPr>
+          <w:t>彼後3:13</w:t>
+        </w:r>
+      </w:hyperlink>
+      <w:r>
+        <w:rPr>
+          <w:lang w:val="zh_TW" w:bidi="zh_TW"/>
+        </w:rPr>
+        <w:t>）。</w:t>
       </w:r>
     </w:p>
     <w:p>
@@ -737,18 +716,18 @@
         <w:rPr>
           <w:lang w:val="zh_TW" w:bidi="zh_TW"/>
         </w:rPr>
-        <w:t>因此，信徒所歇下的一切，正使他們能喜樂而不斷地事奉那創造並救贖的神。信徒要與神一切的作為完全和諧地同工，歡喜讚美並事奉三一的神。他們的喜樂要完全，不再有缺乏，也不需再有改進（見</w:t>
-      </w:r>
-      <w:hyperlink r:id="rId32">
-        <w:r>
-          <w:rPr>
-            <w:lang w:val="zh_TW" w:bidi="zh_TW"/>
-          </w:rPr>
-          <w:rPr>
-            <w:color w:val="0000EE"/>
-            <w:u w:val="single"/>
-          </w:rPr>
-          <w:t>啟4:8–11</w:t>
+        <w:t>那時將是歷史的高潮，也是神的百姓完全進入祂永恆安息的時刻。基督在十字架上成就的救贖將得以完全，帶來脫離一切罪的安息與自由，也使人不再經歷憂傷、痛苦和死亡（</w:t>
+      </w:r>
+      <w:hyperlink r:id="rId29">
+        <w:r>
+          <w:rPr>
+            <w:lang w:val="zh_TW" w:bidi="zh_TW"/>
+          </w:rPr>
+          <w:rPr>
+            <w:color w:val="0000EE"/>
+            <w:u w:val="single"/>
+          </w:rPr>
+          <w:t>啟7:9–17</w:t>
         </w:r>
       </w:hyperlink>
       <w:r>
@@ -757,52 +736,34 @@
         </w:rPr>
         <w:t>，</w:t>
       </w:r>
-      <w:hyperlink r:id="rId33">
-        <w:r>
-          <w:rPr>
-            <w:lang w:val="zh_TW" w:bidi="zh_TW"/>
-          </w:rPr>
-          <w:rPr>
-            <w:color w:val="0000EE"/>
-            <w:u w:val="single"/>
-          </w:rPr>
-          <w:t>5:8–14</w:t>
-        </w:r>
-      </w:hyperlink>
-      <w:r>
-        <w:rPr>
-          <w:lang w:val="zh_TW" w:bidi="zh_TW"/>
-        </w:rPr>
-        <w:t>，</w:t>
-      </w:r>
-      <w:hyperlink r:id="rId34">
-        <w:r>
-          <w:rPr>
-            <w:lang w:val="zh_TW" w:bidi="zh_TW"/>
-          </w:rPr>
-          <w:rPr>
-            <w:color w:val="0000EE"/>
-            <w:u w:val="single"/>
-          </w:rPr>
-          <w:t>7:9–12</w:t>
-        </w:r>
-      </w:hyperlink>
-      <w:r>
-        <w:rPr>
-          <w:lang w:val="zh_TW" w:bidi="zh_TW"/>
-        </w:rPr>
-        <w:t>）。這就是那有始無終的永恆安息日：「所以，我們務必竭力進入那安息」（</w:t>
-      </w:r>
-      <w:hyperlink r:id="rId35">
-        <w:r>
-          <w:rPr>
-            <w:lang w:val="zh_TW" w:bidi="zh_TW"/>
-          </w:rPr>
-          <w:rPr>
-            <w:color w:val="0000EE"/>
-            <w:u w:val="single"/>
-          </w:rPr>
-          <w:t>來4:11</w:t>
+      <w:hyperlink r:id="rId30">
+        <w:r>
+          <w:rPr>
+            <w:lang w:val="zh_TW" w:bidi="zh_TW"/>
+          </w:rPr>
+          <w:rPr>
+            <w:color w:val="0000EE"/>
+            <w:u w:val="single"/>
+          </w:rPr>
+          <w:t>21:1–7</w:t>
+        </w:r>
+      </w:hyperlink>
+      <w:r>
+        <w:rPr>
+          <w:lang w:val="zh_TW" w:bidi="zh_TW"/>
+        </w:rPr>
+        <w:t>）。此外，人類將與神一切的受造物一同得著更新，萬物要照著起初神的旨意得以成全（見</w:t>
+      </w:r>
+      <w:hyperlink r:id="rId31">
+        <w:r>
+          <w:rPr>
+            <w:lang w:val="zh_TW" w:bidi="zh_TW"/>
+          </w:rPr>
+          <w:rPr>
+            <w:color w:val="0000EE"/>
+            <w:u w:val="single"/>
+          </w:rPr>
+          <w:t>羅8:19–25</w:t>
         </w:r>
       </w:hyperlink>
       <w:r>
@@ -821,56 +782,45 @@
       </w:r>
       <w:r>
         <w:rPr>
-          <w:i/>
-          <w:lang w:val="zh_TW" w:bidi="zh_TW"/>
-        </w:rPr>
-        <w:t>另見</w:t>
-      </w:r>
-      <w:r>
-        <w:rPr>
-          <w:lang w:val="zh_TW" w:bidi="zh_TW"/>
-        </w:rPr>
-        <w:t>天（天堂）</w:t>
-      </w:r>
-      <w:r>
-        <w:rPr>
-          <w:lang w:val="zh_TW" w:bidi="zh_TW"/>
-        </w:rPr>
-        <w:t>；</w:t>
-      </w:r>
-      <w:r>
-        <w:rPr>
-          <w:lang w:val="zh_TW" w:bidi="zh_TW"/>
-        </w:rPr>
-        <w:t>主日</w:t>
-      </w:r>
-      <w:r>
-        <w:rPr>
-          <w:lang w:val="zh_TW" w:bidi="zh_TW"/>
-        </w:rPr>
-        <w:t>；</w:t>
-      </w:r>
-      <w:r>
-        <w:rPr>
-          <w:lang w:val="zh_TW" w:bidi="zh_TW"/>
-        </w:rPr>
-        <w:t>安息日</w:t>
-      </w:r>
-      <w:r>
-        <w:rPr>
-          <w:lang w:val="zh_TW" w:bidi="zh_TW"/>
-        </w:rPr>
-        <w:t>。</w:t>
-      </w:r>
-      <w:r>
-        <w:rPr>
-          <w:lang w:val="zh_TW" w:bidi="zh_TW"/>
-        </w:rPr>
-      </w:r>
-      <w:r>
-        <w:rPr>
-          <w:lang w:val="zh_TW" w:bidi="zh_TW"/>
-        </w:rPr>
+          <w:lang w:val="zh_TW" w:bidi="zh_TW"/>
+        </w:rPr>
+        <w:t>安息並不是表示沒有行動。神在創造的工作完成後安息，但祂仍在作工，持續托住祂所造的一切，並施行公義的審判與慈愛的拯救。耶穌基督藉著祂的生、死、復活與榮耀，彰顯出神仍在行動（</w:t>
+      </w:r>
+      <w:hyperlink r:id="rId32">
+        <w:r>
+          <w:rPr>
+            <w:lang w:val="zh_TW" w:bidi="zh_TW"/>
+          </w:rPr>
+          <w:rPr>
+            <w:color w:val="0000EE"/>
+            <w:u w:val="single"/>
+          </w:rPr>
+          <w:t>林後5:19</w:t>
+        </w:r>
+      </w:hyperlink>
+      <w:r>
+        <w:rPr>
+          <w:lang w:val="zh_TW" w:bidi="zh_TW"/>
+        </w:rPr>
+        <w:t>）。正如耶穌所說：「我父做事直到如今，我也做事」（</w:t>
+      </w:r>
+      <w:hyperlink r:id="rId33">
+        <w:r>
+          <w:rPr>
+            <w:lang w:val="zh_TW" w:bidi="zh_TW"/>
+          </w:rPr>
+          <w:rPr>
+            <w:color w:val="0000EE"/>
+            <w:u w:val="single"/>
+          </w:rPr>
+          <w:t>約5:17</w:t>
+        </w:r>
+      </w:hyperlink>
+      <w:r>
+        <w:rPr>
+          <w:lang w:val="zh_TW" w:bidi="zh_TW"/>
+        </w:rPr>
+        <w:t>）。信徒將從與罪惡的爭戰和今生的苦難中得著安息；然而，他們所進入的安息並非是枯燥或毫無作為的。神自己是活潑而有作為的，祂的安息也是如此。</w:t>
       </w:r>
     </w:p>
     <w:p>
@@ -880,21 +830,83 @@
           <w:lang w:val="zh_TW" w:bidi="zh_TW"/>
         </w:rPr>
       </w:r>
-    </w:p>
-    <w:p>
-      <w:pPr>
-        <w:pStyle w:val="Heading2"/>
-      </w:pPr>
-      <w:r>
-        <w:rPr>
-          <w:lang w:val="zh_TW" w:bidi="zh_TW"/>
-        </w:rPr>
-        <w:t>安息日</w:t>
-      </w:r>
-      <w:r>
-        <w:rPr>
-          <w:lang w:val="zh_TW" w:bidi="zh_TW"/>
-        </w:rPr>
+      <w:r>
+        <w:rPr>
+          <w:lang w:val="zh_TW" w:bidi="zh_TW"/>
+        </w:rPr>
+        <w:t>因此，信徒所歇下的一切，正使他們能喜樂而不斷地事奉那創造並救贖的神。信徒要與神一切的作為完全和諧地同工，歡喜讚美並事奉三一的神。他們的喜樂要完全，不再有缺乏，也不需再有改進（見</w:t>
+      </w:r>
+      <w:hyperlink r:id="rId34">
+        <w:r>
+          <w:rPr>
+            <w:lang w:val="zh_TW" w:bidi="zh_TW"/>
+          </w:rPr>
+          <w:rPr>
+            <w:color w:val="0000EE"/>
+            <w:u w:val="single"/>
+          </w:rPr>
+          <w:t>啟4:8–11</w:t>
+        </w:r>
+      </w:hyperlink>
+      <w:r>
+        <w:rPr>
+          <w:lang w:val="zh_TW" w:bidi="zh_TW"/>
+        </w:rPr>
+        <w:t>，</w:t>
+      </w:r>
+      <w:hyperlink r:id="rId35">
+        <w:r>
+          <w:rPr>
+            <w:lang w:val="zh_TW" w:bidi="zh_TW"/>
+          </w:rPr>
+          <w:rPr>
+            <w:color w:val="0000EE"/>
+            <w:u w:val="single"/>
+          </w:rPr>
+          <w:t>5:8–14</w:t>
+        </w:r>
+      </w:hyperlink>
+      <w:r>
+        <w:rPr>
+          <w:lang w:val="zh_TW" w:bidi="zh_TW"/>
+        </w:rPr>
+        <w:t>，</w:t>
+      </w:r>
+      <w:hyperlink r:id="rId36">
+        <w:r>
+          <w:rPr>
+            <w:lang w:val="zh_TW" w:bidi="zh_TW"/>
+          </w:rPr>
+          <w:rPr>
+            <w:color w:val="0000EE"/>
+            <w:u w:val="single"/>
+          </w:rPr>
+          <w:t>7:9–12</w:t>
+        </w:r>
+      </w:hyperlink>
+      <w:r>
+        <w:rPr>
+          <w:lang w:val="zh_TW" w:bidi="zh_TW"/>
+        </w:rPr>
+        <w:t>）。這就是那有始無終的永恆安息日：「所以，我們務必竭力進入那安息」（</w:t>
+      </w:r>
+      <w:hyperlink r:id="rId37">
+        <w:r>
+          <w:rPr>
+            <w:lang w:val="zh_TW" w:bidi="zh_TW"/>
+          </w:rPr>
+          <w:rPr>
+            <w:color w:val="0000EE"/>
+            <w:u w:val="single"/>
+          </w:rPr>
+          <w:t>來4:11</w:t>
+        </w:r>
+      </w:hyperlink>
+      <w:r>
+        <w:rPr>
+          <w:lang w:val="zh_TW" w:bidi="zh_TW"/>
+        </w:rPr>
+        <w:t>）。</w:t>
       </w:r>
     </w:p>
     <w:p>
@@ -906,20 +918,56 @@
       </w:r>
       <w:r>
         <w:rPr>
-          <w:lang w:val="zh_TW" w:bidi="zh_TW"/>
-        </w:rPr>
-        <w:t>源自一個希伯來文，意思是「停止」或「休止」。安息日是人們停止一切日常工作的日子（在耶穌的時代，是從星期五晚上到星期六晚上）。聖經提到神賜給祂的百姓安息日，作為一個服事祂的機會，也提醒他們聖經中的兩個重要真理——創造與救贖。</w:t>
-      </w:r>
-    </w:p>
-    <w:p>
-      <w:pPr>
-        <w:pStyle w:val="Heading3"/>
-      </w:pPr>
-      <w:r>
-        <w:rPr>
-          <w:lang w:val="zh_TW" w:bidi="zh_TW"/>
-        </w:rPr>
-        <w:t>舊約中的安息日</w:t>
+          <w:i/>
+          <w:lang w:val="zh_TW" w:bidi="zh_TW"/>
+        </w:rPr>
+        <w:t>另見</w:t>
+      </w:r>
+      <w:r>
+        <w:rPr>
+          <w:lang w:val="zh_TW" w:bidi="zh_TW"/>
+        </w:rPr>
+        <w:t>天（天堂）</w:t>
+      </w:r>
+      <w:r>
+        <w:rPr>
+          <w:lang w:val="zh_TW" w:bidi="zh_TW"/>
+        </w:rPr>
+        <w:t>；</w:t>
+      </w:r>
+      <w:r>
+        <w:rPr>
+          <w:lang w:val="zh_TW" w:bidi="zh_TW"/>
+        </w:rPr>
+        <w:t>主日</w:t>
+      </w:r>
+      <w:r>
+        <w:rPr>
+          <w:lang w:val="zh_TW" w:bidi="zh_TW"/>
+        </w:rPr>
+        <w:t>；</w:t>
+      </w:r>
+      <w:r>
+        <w:rPr>
+          <w:lang w:val="zh_TW" w:bidi="zh_TW"/>
+        </w:rPr>
+        <w:t>安息日</w:t>
+      </w:r>
+      <w:r>
+        <w:rPr>
+          <w:lang w:val="zh_TW" w:bidi="zh_TW"/>
+        </w:rPr>
+        <w:t>。</w:t>
+      </w:r>
+      <w:r>
+        <w:rPr>
+          <w:lang w:val="zh_TW" w:bidi="zh_TW"/>
+        </w:rPr>
+      </w:r>
+      <w:r>
+        <w:rPr>
+          <w:lang w:val="zh_TW" w:bidi="zh_TW"/>
+        </w:rPr>
       </w:r>
     </w:p>
     <w:p>
@@ -929,47 +977,21 @@
           <w:lang w:val="zh_TW" w:bidi="zh_TW"/>
         </w:rPr>
       </w:r>
-      <w:r>
-        <w:rPr>
-          <w:lang w:val="zh_TW" w:bidi="zh_TW"/>
-        </w:rPr>
-        <w:t>創造與安息日之間的關係首先在</w:t>
-      </w:r>
-      <w:hyperlink r:id="rId36">
-        <w:r>
-          <w:rPr>
-            <w:lang w:val="zh_TW" w:bidi="zh_TW"/>
-          </w:rPr>
-          <w:rPr>
-            <w:color w:val="0000EE"/>
-            <w:u w:val="single"/>
-          </w:rPr>
-          <w:t>創世記二章2至3節</w:t>
-        </w:r>
-      </w:hyperlink>
-      <w:r>
-        <w:rPr>
-          <w:lang w:val="zh_TW" w:bidi="zh_TW"/>
-        </w:rPr>
-        <w:t>中表達出來。神在六天創造之後「歇了」祂的工作，並且「賜福」給第七日，並「定為聖日」。在第四條誡命中（</w:t>
-      </w:r>
-      <w:hyperlink r:id="rId15">
-        <w:r>
-          <w:rPr>
-            <w:lang w:val="zh_TW" w:bidi="zh_TW"/>
-          </w:rPr>
-          <w:rPr>
-            <w:color w:val="0000EE"/>
-            <w:u w:val="single"/>
-          </w:rPr>
-          <w:t>出20:8–11</w:t>
-        </w:r>
-      </w:hyperlink>
-      <w:r>
-        <w:rPr>
-          <w:lang w:val="zh_TW" w:bidi="zh_TW"/>
-        </w:rPr>
-        <w:t>），神在創造之後「賜福」第七日，並「定為聖日」（所用的詞與創世記中的相同），這成為祂要求人們要守第七日為安息日的根據。</w:t>
+    </w:p>
+    <w:p>
+      <w:pPr>
+        <w:pStyle w:val="Heading2"/>
+      </w:pPr>
+      <w:r>
+        <w:rPr>
+          <w:lang w:val="zh_TW" w:bidi="zh_TW"/>
+        </w:rPr>
+        <w:t>安息日</w:t>
+      </w:r>
+      <w:r>
+        <w:rPr>
+          <w:lang w:val="zh_TW" w:bidi="zh_TW"/>
+        </w:rPr>
       </w:r>
     </w:p>
     <w:p>
@@ -983,43 +1005,18 @@
         <w:rPr>
           <w:lang w:val="zh_TW" w:bidi="zh_TW"/>
         </w:rPr>
-        <w:t>神從祂的工作中休息這一概念是令人驚奇的。在</w:t>
-      </w:r>
-      <w:hyperlink r:id="rId37">
-        <w:r>
-          <w:rPr>
-            <w:lang w:val="zh_TW" w:bidi="zh_TW"/>
-          </w:rPr>
-          <w:rPr>
-            <w:color w:val="0000EE"/>
-            <w:u w:val="single"/>
-          </w:rPr>
-          <w:t>出埃及記三十一章17節</w:t>
-        </w:r>
-      </w:hyperlink>
-      <w:r>
-        <w:rPr>
-          <w:lang w:val="zh_TW" w:bidi="zh_TW"/>
-        </w:rPr>
-        <w:t>中，神告訴摩西祂在安息日得到安息舒暢，使這一概念更加生動。聖經常把造物主描繪成一個做工的人。在出埃及記中，這種生動的表述無疑是為了強調安息日的基本教訓：人必須遵循造物主為他們設立的模式，在七天之中休息一天，對個人、家庭、家庭成員，甚至動物來說，都是必要的（</w:t>
-      </w:r>
-      <w:hyperlink r:id="rId38">
-        <w:r>
-          <w:rPr>
-            <w:lang w:val="zh_TW" w:bidi="zh_TW"/>
-          </w:rPr>
-          <w:rPr>
-            <w:color w:val="0000EE"/>
-            <w:u w:val="single"/>
-          </w:rPr>
-          <w:t>出20:10</w:t>
-        </w:r>
-      </w:hyperlink>
-      <w:r>
-        <w:rPr>
-          <w:lang w:val="zh_TW" w:bidi="zh_TW"/>
-        </w:rPr>
-        <w:t>）。</w:t>
+        <w:t>源自一個希伯來文，意思是「停止」或「休止」。安息日是人們停止一切日常工作的日子（在耶穌的時代，是從星期五晚上到星期六晚上）。聖經提到神賜給祂的百姓安息日，作為一個服事祂的機會，也提醒他們聖經中的兩個重要真理——創造與救贖。</w:t>
+      </w:r>
+    </w:p>
+    <w:p>
+      <w:pPr>
+        <w:pStyle w:val="Heading3"/>
+      </w:pPr>
+      <w:r>
+        <w:rPr>
+          <w:lang w:val="zh_TW" w:bidi="zh_TW"/>
+        </w:rPr>
+        <w:t>舊約中的安息日</w:t>
       </w:r>
     </w:p>
     <w:p>
@@ -1033,61 +1030,43 @@
         <w:rPr>
           <w:lang w:val="zh_TW" w:bidi="zh_TW"/>
         </w:rPr>
-        <w:t>設立安息日與聖經中的創造故事有關，這暗示它是舊約中的一條為所有人（而非僅僅為以色列人）而設立的標準。將安息日律法納入十誡，進一步強調了這一重要真理。十誡在舊約律法中佔有特殊地位。在神的一切命令中，只有十誡是由神以可聽見的聲音說出來（</w:t>
-      </w:r>
-      <w:hyperlink r:id="rId39">
-        <w:r>
-          <w:rPr>
-            <w:lang w:val="zh_TW" w:bidi="zh_TW"/>
-          </w:rPr>
-          <w:rPr>
-            <w:color w:val="0000EE"/>
-            <w:u w:val="single"/>
-          </w:rPr>
-          <w:t>出20:1</w:t>
-        </w:r>
-      </w:hyperlink>
-      <w:r>
-        <w:rPr>
-          <w:lang w:val="zh_TW" w:bidi="zh_TW"/>
-        </w:rPr>
-        <w:t>），由祂的指頭寫下（</w:t>
-      </w:r>
-      <w:hyperlink r:id="rId40">
-        <w:r>
-          <w:rPr>
-            <w:lang w:val="zh_TW" w:bidi="zh_TW"/>
-          </w:rPr>
-          <w:rPr>
-            <w:color w:val="0000EE"/>
-            <w:u w:val="single"/>
-          </w:rPr>
-          <w:t>31:18</w:t>
-        </w:r>
-      </w:hyperlink>
-      <w:r>
-        <w:rPr>
-          <w:lang w:val="zh_TW" w:bidi="zh_TW"/>
-        </w:rPr>
-        <w:t>），最後放置於帳幕的約櫃中，成為以色列敬拜的中心（</w:t>
-      </w:r>
-      <w:hyperlink r:id="rId41">
-        <w:r>
-          <w:rPr>
-            <w:lang w:val="zh_TW" w:bidi="zh_TW"/>
-          </w:rPr>
-          <w:rPr>
-            <w:color w:val="0000EE"/>
-            <w:u w:val="single"/>
-          </w:rPr>
-          <w:t>25:16</w:t>
-        </w:r>
-      </w:hyperlink>
-      <w:r>
-        <w:rPr>
-          <w:lang w:val="zh_TW" w:bidi="zh_TW"/>
-        </w:rPr>
-        <w:t>）。新約也強調了十誡作為一個整體，代表著對所有人、在所有地方、所有時代永遠有效的原則。無論是否將星期天認定為基督徒的安息日，人們都應接受聖經中關於安息日教導的核心原則，即神的教導要求人們每週定期休息。</w:t>
+        <w:t>創造與安息日之間的關係首先在</w:t>
+      </w:r>
+      <w:hyperlink r:id="rId38">
+        <w:r>
+          <w:rPr>
+            <w:lang w:val="zh_TW" w:bidi="zh_TW"/>
+          </w:rPr>
+          <w:rPr>
+            <w:color w:val="0000EE"/>
+            <w:u w:val="single"/>
+          </w:rPr>
+          <w:t>創世記二章2至3節</w:t>
+        </w:r>
+      </w:hyperlink>
+      <w:r>
+        <w:rPr>
+          <w:lang w:val="zh_TW" w:bidi="zh_TW"/>
+        </w:rPr>
+        <w:t>中表達出來。神在六天創造之後「歇了」祂的工作，並且「賜福」給第七日，並「定為聖日」。在第四條誡命中（</w:t>
+      </w:r>
+      <w:hyperlink r:id="rId17">
+        <w:r>
+          <w:rPr>
+            <w:lang w:val="zh_TW" w:bidi="zh_TW"/>
+          </w:rPr>
+          <w:rPr>
+            <w:color w:val="0000EE"/>
+            <w:u w:val="single"/>
+          </w:rPr>
+          <w:t>出20:8–11</w:t>
+        </w:r>
+      </w:hyperlink>
+      <w:r>
+        <w:rPr>
+          <w:lang w:val="zh_TW" w:bidi="zh_TW"/>
+        </w:rPr>
+        <w:t>），神在創造之後「賜福」第七日，並「定為聖日」（所用的詞與創世記中的相同），這成為祂要求人們要守第七日為安息日的根據。</w:t>
       </w:r>
     </w:p>
     <w:p>
@@ -1101,61 +1080,43 @@
         <w:rPr>
           <w:lang w:val="zh_TW" w:bidi="zh_TW"/>
         </w:rPr>
-        <w:t>值得注意的是，聖經中關於安息日教導的第二個主要觀點——救贖——也出現在十誡的清單中。安息日的律法（已在</w:t>
-      </w:r>
-      <w:hyperlink r:id="rId15">
-        <w:r>
-          <w:rPr>
-            <w:lang w:val="zh_TW" w:bidi="zh_TW"/>
-          </w:rPr>
-          <w:rPr>
-            <w:color w:val="0000EE"/>
-            <w:u w:val="single"/>
-          </w:rPr>
-          <w:t>出20:8–11</w:t>
-        </w:r>
-      </w:hyperlink>
-      <w:r>
-        <w:rPr>
-          <w:lang w:val="zh_TW" w:bidi="zh_TW"/>
-        </w:rPr>
-        <w:t>中提到）在</w:t>
-      </w:r>
-      <w:hyperlink r:id="rId42">
-        <w:r>
-          <w:rPr>
-            <w:lang w:val="zh_TW" w:bidi="zh_TW"/>
-          </w:rPr>
-          <w:rPr>
-            <w:color w:val="0000EE"/>
-            <w:u w:val="single"/>
-          </w:rPr>
-          <w:t>申命記五章12至15節</w:t>
-        </w:r>
-      </w:hyperlink>
-      <w:r>
-        <w:rPr>
-          <w:lang w:val="zh_TW" w:bidi="zh_TW"/>
-        </w:rPr>
-        <w:t>中再次出現，為守安息日附加了一個不同的理由：「記念你在埃及地作過奴僕；耶和華—你神用大能的手和伸出來的膀臂將你從那裡領出來。因此，耶和華—你的神吩咐你守安息日。」（</w:t>
-      </w:r>
-      <w:hyperlink r:id="rId43">
-        <w:r>
-          <w:rPr>
-            <w:lang w:val="zh_TW" w:bidi="zh_TW"/>
-          </w:rPr>
-          <w:rPr>
-            <w:color w:val="0000EE"/>
-            <w:u w:val="single"/>
-          </w:rPr>
-          <w:t>15</w:t>
-        </w:r>
-      </w:hyperlink>
-      <w:r>
-        <w:rPr>
-          <w:lang w:val="zh_TW" w:bidi="zh_TW"/>
-        </w:rPr>
-        <w:t>節，和合本）。</w:t>
+        <w:t>神從祂的工作中休息這一概念是令人驚奇的。在</w:t>
+      </w:r>
+      <w:hyperlink r:id="rId39">
+        <w:r>
+          <w:rPr>
+            <w:lang w:val="zh_TW" w:bidi="zh_TW"/>
+          </w:rPr>
+          <w:rPr>
+            <w:color w:val="0000EE"/>
+            <w:u w:val="single"/>
+          </w:rPr>
+          <w:t>出埃及記三十一章17節</w:t>
+        </w:r>
+      </w:hyperlink>
+      <w:r>
+        <w:rPr>
+          <w:lang w:val="zh_TW" w:bidi="zh_TW"/>
+        </w:rPr>
+        <w:t>中，神告訴摩西祂在安息日得到安息舒暢，使這一概念更加生動。聖經常把造物主描繪成一個做工的人。在出埃及記中，這種生動的表述無疑是為了強調安息日的基本教訓：人必須遵循造物主為他們設立的模式，在七天之中休息一天，對個人、家庭、家庭成員，甚至動物來說，都是必要的（</w:t>
+      </w:r>
+      <w:hyperlink r:id="rId40">
+        <w:r>
+          <w:rPr>
+            <w:lang w:val="zh_TW" w:bidi="zh_TW"/>
+          </w:rPr>
+          <w:rPr>
+            <w:color w:val="0000EE"/>
+            <w:u w:val="single"/>
+          </w:rPr>
+          <w:t>出20:10</w:t>
+        </w:r>
+      </w:hyperlink>
+      <w:r>
+        <w:rPr>
+          <w:lang w:val="zh_TW" w:bidi="zh_TW"/>
+        </w:rPr>
+        <w:t>）。</w:t>
       </w:r>
     </w:p>
     <w:p>
@@ -1169,43 +1130,61 @@
         <w:rPr>
           <w:lang w:val="zh_TW" w:bidi="zh_TW"/>
         </w:rPr>
-        <w:t>這兩個關於第四誡敘述之間的差異十分重要。第一個（</w:t>
-      </w:r>
-      <w:hyperlink r:id="rId44">
-        <w:r>
-          <w:rPr>
-            <w:lang w:val="zh_TW" w:bidi="zh_TW"/>
-          </w:rPr>
-          <w:rPr>
-            <w:color w:val="0000EE"/>
-            <w:u w:val="single"/>
-          </w:rPr>
-          <w:t>出20章</w:t>
-        </w:r>
-      </w:hyperlink>
-      <w:r>
-        <w:rPr>
-          <w:lang w:val="zh_TW" w:bidi="zh_TW"/>
-        </w:rPr>
-        <w:t>）是通過以色列向所有受造之人發出的，第二個（</w:t>
-      </w:r>
-      <w:hyperlink r:id="rId45">
-        <w:r>
-          <w:rPr>
-            <w:lang w:val="zh_TW" w:bidi="zh_TW"/>
-          </w:rPr>
-          <w:rPr>
-            <w:color w:val="0000EE"/>
-            <w:u w:val="single"/>
-          </w:rPr>
-          <w:t>申5章</w:t>
-        </w:r>
-      </w:hyperlink>
-      <w:r>
-        <w:rPr>
-          <w:lang w:val="zh_TW" w:bidi="zh_TW"/>
-        </w:rPr>
-        <w:t>）是向以色列這些被神救贖的百姓發出的。因此，安息日是神的標誌，不僅指向祂作為創造主對全人類的慈愛，也指向祂作為救贖主對祂揀選之民的憐憫。</w:t>
+        <w:t>設立安息日與聖經中的創造故事有關，這暗示它是舊約中的一條為所有人（而非僅僅為以色列人）而設立的標準。將安息日律法納入十誡，進一步強調了這一重要真理。十誡在舊約律法中佔有特殊地位。在神的一切命令中，只有十誡是由神以可聽見的聲音說出來（</w:t>
+      </w:r>
+      <w:hyperlink r:id="rId41">
+        <w:r>
+          <w:rPr>
+            <w:lang w:val="zh_TW" w:bidi="zh_TW"/>
+          </w:rPr>
+          <w:rPr>
+            <w:color w:val="0000EE"/>
+            <w:u w:val="single"/>
+          </w:rPr>
+          <w:t>出20:1</w:t>
+        </w:r>
+      </w:hyperlink>
+      <w:r>
+        <w:rPr>
+          <w:lang w:val="zh_TW" w:bidi="zh_TW"/>
+        </w:rPr>
+        <w:t>），由祂的指頭寫下（</w:t>
+      </w:r>
+      <w:hyperlink r:id="rId42">
+        <w:r>
+          <w:rPr>
+            <w:lang w:val="zh_TW" w:bidi="zh_TW"/>
+          </w:rPr>
+          <w:rPr>
+            <w:color w:val="0000EE"/>
+            <w:u w:val="single"/>
+          </w:rPr>
+          <w:t>31:18</w:t>
+        </w:r>
+      </w:hyperlink>
+      <w:r>
+        <w:rPr>
+          <w:lang w:val="zh_TW" w:bidi="zh_TW"/>
+        </w:rPr>
+        <w:t>），最後放置於帳幕的約櫃中，成為以色列敬拜的中心（</w:t>
+      </w:r>
+      <w:hyperlink r:id="rId43">
+        <w:r>
+          <w:rPr>
+            <w:lang w:val="zh_TW" w:bidi="zh_TW"/>
+          </w:rPr>
+          <w:rPr>
+            <w:color w:val="0000EE"/>
+            <w:u w:val="single"/>
+          </w:rPr>
+          <w:t>25:16</w:t>
+        </w:r>
+      </w:hyperlink>
+      <w:r>
+        <w:rPr>
+          <w:lang w:val="zh_TW" w:bidi="zh_TW"/>
+        </w:rPr>
+        <w:t>）。新約也強調了十誡作為一個整體，代表著對所有人、在所有地方、所有時代永遠有效的原則。無論是否將星期天認定為基督徒的安息日，人們都應接受聖經中關於安息日教導的核心原則，即神的教導要求人們每週定期休息。</w:t>
       </w:r>
     </w:p>
     <w:p>
@@ -1219,43 +1198,61 @@
         <w:rPr>
           <w:lang w:val="zh_TW" w:bidi="zh_TW"/>
         </w:rPr>
-        <w:t>在申命記版本的安息日誡命中，有一個重要的觀點不容忽視。在禁止一切工作的命令之後，附有一個解釋性說明——「這一日，你和你的兒女、僕婢、牛、驢、牲畜，並在你城裡寄居的客旅，無論何工都不可做，使你的僕婢可以和你一樣安息。」（</w:t>
-      </w:r>
-      <w:hyperlink r:id="rId46">
-        <w:r>
-          <w:rPr>
-            <w:lang w:val="zh_TW" w:bidi="zh_TW"/>
-          </w:rPr>
-          <w:rPr>
-            <w:color w:val="0000EE"/>
-            <w:u w:val="single"/>
-          </w:rPr>
-          <w:t>申5:14</w:t>
-        </w:r>
-      </w:hyperlink>
-      <w:r>
-        <w:rPr>
-          <w:lang w:val="zh_TW" w:bidi="zh_TW"/>
-        </w:rPr>
-        <w:t>，和合本）。對他人的實際關懷是舊約所有聖約教導中的一個特徵。因此，神對以色列在埃及為奴時的慈愛，必須與以色列家庭對那些服侍他們的人的慈愛相匹配。安息日提供了一個理想的途徑來實際表達這種關懷。耶穌特別積極地從大量僵化的規條中拯救出遵安安息日這人道主義的一面，因為在祂的時代，那些規條阻礙這原本應存在的關懷（見，例如，</w:t>
-      </w:r>
-      <w:hyperlink r:id="rId47">
-        <w:r>
-          <w:rPr>
-            <w:lang w:val="zh_TW" w:bidi="zh_TW"/>
-          </w:rPr>
-          <w:rPr>
-            <w:color w:val="0000EE"/>
-            <w:u w:val="single"/>
-          </w:rPr>
-          <w:t>可3:1–5</w:t>
-        </w:r>
-      </w:hyperlink>
-      <w:r>
-        <w:rPr>
-          <w:lang w:val="zh_TW" w:bidi="zh_TW"/>
-        </w:rPr>
-        <w:t>）。</w:t>
+        <w:t>值得注意的是，聖經中關於安息日教導的第二個主要觀點——救贖——也出現在十誡的清單中。安息日的律法（已在</w:t>
+      </w:r>
+      <w:hyperlink r:id="rId17">
+        <w:r>
+          <w:rPr>
+            <w:lang w:val="zh_TW" w:bidi="zh_TW"/>
+          </w:rPr>
+          <w:rPr>
+            <w:color w:val="0000EE"/>
+            <w:u w:val="single"/>
+          </w:rPr>
+          <w:t>出20:8–11</w:t>
+        </w:r>
+      </w:hyperlink>
+      <w:r>
+        <w:rPr>
+          <w:lang w:val="zh_TW" w:bidi="zh_TW"/>
+        </w:rPr>
+        <w:t>中提到）在</w:t>
+      </w:r>
+      <w:hyperlink r:id="rId44">
+        <w:r>
+          <w:rPr>
+            <w:lang w:val="zh_TW" w:bidi="zh_TW"/>
+          </w:rPr>
+          <w:rPr>
+            <w:color w:val="0000EE"/>
+            <w:u w:val="single"/>
+          </w:rPr>
+          <w:t>申命記五章12至15節</w:t>
+        </w:r>
+      </w:hyperlink>
+      <w:r>
+        <w:rPr>
+          <w:lang w:val="zh_TW" w:bidi="zh_TW"/>
+        </w:rPr>
+        <w:t>中再次出現，為守安息日附加了一個不同的理由：「記念你在埃及地作過奴僕；耶和華—你神用大能的手和伸出來的膀臂將你從那裡領出來。因此，耶和華—你的神吩咐你守安息日。」（</w:t>
+      </w:r>
+      <w:hyperlink r:id="rId45">
+        <w:r>
+          <w:rPr>
+            <w:lang w:val="zh_TW" w:bidi="zh_TW"/>
+          </w:rPr>
+          <w:rPr>
+            <w:color w:val="0000EE"/>
+            <w:u w:val="single"/>
+          </w:rPr>
+          <w:t>15</w:t>
+        </w:r>
+      </w:hyperlink>
+      <w:r>
+        <w:rPr>
+          <w:lang w:val="zh_TW" w:bidi="zh_TW"/>
+        </w:rPr>
+        <w:t>節，和合本）。</w:t>
       </w:r>
     </w:p>
     <w:p>
@@ -1269,151 +1266,43 @@
         <w:rPr>
           <w:lang w:val="zh_TW" w:bidi="zh_TW"/>
         </w:rPr>
-        <w:t>舊約中有關「安息年」的規定，進一步發展了這個人道主義的主題（見</w:t>
-      </w:r>
-      <w:hyperlink r:id="rId48">
-        <w:r>
-          <w:rPr>
-            <w:lang w:val="zh_TW" w:bidi="zh_TW"/>
-          </w:rPr>
-          <w:rPr>
-            <w:color w:val="0000EE"/>
-            <w:u w:val="single"/>
-          </w:rPr>
-          <w:t>出23:10–12</w:t>
-        </w:r>
-      </w:hyperlink>
-      <w:r>
-        <w:rPr>
-          <w:lang w:val="zh_TW" w:bidi="zh_TW"/>
-        </w:rPr>
-        <w:t>；</w:t>
-      </w:r>
-      <w:hyperlink r:id="rId49">
-        <w:r>
-          <w:rPr>
-            <w:lang w:val="zh_TW" w:bidi="zh_TW"/>
-          </w:rPr>
-          <w:rPr>
-            <w:color w:val="0000EE"/>
-            <w:u w:val="single"/>
-          </w:rPr>
-          <w:t>利25:1–7</w:t>
-        </w:r>
-      </w:hyperlink>
-      <w:r>
-        <w:rPr>
-          <w:lang w:val="zh_TW" w:bidi="zh_TW"/>
-        </w:rPr>
-        <w:t>；</w:t>
-      </w:r>
-      <w:hyperlink r:id="rId50">
-        <w:r>
-          <w:rPr>
-            <w:lang w:val="zh_TW" w:bidi="zh_TW"/>
-          </w:rPr>
-          <w:rPr>
-            <w:color w:val="0000EE"/>
-            <w:u w:val="single"/>
-          </w:rPr>
-          <w:t>申15:1–11</w:t>
-        </w:r>
-      </w:hyperlink>
-      <w:r>
-        <w:rPr>
-          <w:lang w:val="zh_TW" w:bidi="zh_TW"/>
-        </w:rPr>
-        <w:t>；以及</w:t>
-      </w:r>
-      <w:hyperlink r:id="rId51">
-        <w:r>
-          <w:rPr>
-            <w:lang w:val="zh_TW" w:bidi="zh_TW"/>
-          </w:rPr>
-          <w:rPr>
-            <w:color w:val="0000EE"/>
-            <w:u w:val="single"/>
-          </w:rPr>
-          <w:t>利25:8–55</w:t>
-        </w:r>
-      </w:hyperlink>
-      <w:r>
-        <w:rPr>
-          <w:lang w:val="zh_TW" w:bidi="zh_TW"/>
-        </w:rPr>
-        <w:t>的「禧年」規定）。每逢第七年，土地要休耕不耕種（</w:t>
-      </w:r>
-      <w:hyperlink r:id="rId52">
-        <w:r>
-          <w:rPr>
-            <w:lang w:val="zh_TW" w:bidi="zh_TW"/>
-          </w:rPr>
-          <w:rPr>
-            <w:color w:val="0000EE"/>
-            <w:u w:val="single"/>
-          </w:rPr>
-          <w:t>利25:4</w:t>
-        </w:r>
-      </w:hyperlink>
-      <w:r>
-        <w:rPr>
-          <w:lang w:val="zh_TW" w:bidi="zh_TW"/>
-        </w:rPr>
-        <w:t>）。土地和它所養活的人一樣，也需要定期的休息。這條律法的主要目的是以仁慈待人：「地在安息年所出的，要給你和你的僕人、婢女、雇工人，並寄居的外人當食物。這年的土產也要給你的牲畜和你地上的走獸當食物。」（</w:t>
-      </w:r>
-      <w:hyperlink r:id="rId53">
-        <w:r>
-          <w:rPr>
-            <w:lang w:val="zh_TW" w:bidi="zh_TW"/>
-          </w:rPr>
-          <w:rPr>
-            <w:color w:val="0000EE"/>
-            <w:u w:val="single"/>
-          </w:rPr>
-          <w:t>6–7</w:t>
-        </w:r>
-      </w:hyperlink>
-      <w:r>
-        <w:rPr>
-          <w:lang w:val="zh_TW" w:bidi="zh_TW"/>
-        </w:rPr>
-        <w:t>節）。</w:t>
-      </w:r>
-      <w:hyperlink r:id="rId50">
-        <w:r>
-          <w:rPr>
-            <w:lang w:val="zh_TW" w:bidi="zh_TW"/>
-          </w:rPr>
-          <w:rPr>
-            <w:color w:val="0000EE"/>
-            <w:u w:val="single"/>
-          </w:rPr>
-          <w:t>申命記十五章1至11節</w:t>
-        </w:r>
-      </w:hyperlink>
-      <w:r>
-        <w:rPr>
-          <w:lang w:val="zh_TW" w:bidi="zh_TW"/>
-        </w:rPr>
-        <w:t>將同樣的人道主義原則延伸到商業領域。在神的救贖群體中，所有的債務在安息年都必須一筆勾消。對於那些因安息年即將到來而可能拒絕借款的吝嗇之人，律法加了一個警告和應許：「你要謹慎，不可心裡起惡念，說：『第七年的豁免年快到了』，你便惡眼看你窮乏的弟兄，甚麼都不給他，以致他因你求告耶和華，罪便歸於你了。你總要給他，給他的時候心裡不可愁煩；因耶和華—你的神必在你這一切所行的，並你手裡所辦的事上，賜福與你。」（</w:t>
-      </w:r>
-      <w:hyperlink r:id="rId54">
-        <w:r>
-          <w:rPr>
-            <w:lang w:val="zh_TW" w:bidi="zh_TW"/>
-          </w:rPr>
-          <w:rPr>
-            <w:color w:val="0000EE"/>
-            <w:u w:val="single"/>
-          </w:rPr>
-          <w:t>申15:9–10</w:t>
-        </w:r>
-      </w:hyperlink>
-      <w:r>
-        <w:rPr>
-          <w:lang w:val="zh_TW" w:bidi="zh_TW"/>
-        </w:rPr>
-        <w:t>）。</w:t>
+        <w:t>這兩個關於第四誡敘述之間的差異十分重要。第一個（</w:t>
+      </w:r>
+      <w:hyperlink r:id="rId46">
+        <w:r>
+          <w:rPr>
+            <w:lang w:val="zh_TW" w:bidi="zh_TW"/>
+          </w:rPr>
+          <w:rPr>
+            <w:color w:val="0000EE"/>
+            <w:u w:val="single"/>
+          </w:rPr>
+          <w:t>出20章</w:t>
+        </w:r>
+      </w:hyperlink>
+      <w:r>
+        <w:rPr>
+          <w:lang w:val="zh_TW" w:bidi="zh_TW"/>
+        </w:rPr>
+        <w:t>）是通過以色列向所有受造之人發出的，第二個（</w:t>
+      </w:r>
+      <w:hyperlink r:id="rId47">
+        <w:r>
+          <w:rPr>
+            <w:lang w:val="zh_TW" w:bidi="zh_TW"/>
+          </w:rPr>
+          <w:rPr>
+            <w:color w:val="0000EE"/>
+            <w:u w:val="single"/>
+          </w:rPr>
+          <w:t>申5章</w:t>
+        </w:r>
+      </w:hyperlink>
+      <w:r>
+        <w:rPr>
+          <w:lang w:val="zh_TW" w:bidi="zh_TW"/>
+        </w:rPr>
+        <w:t>）是向以色列這些被神救贖的百姓發出的。因此，安息日是神的標誌，不僅指向祂作為創造主對全人類的慈愛，也指向祂作為救贖主對祂揀選之民的憐憫。</w:t>
       </w:r>
     </w:p>
     <w:p>
@@ -1427,7 +1316,43 @@
         <w:rPr>
           <w:lang w:val="zh_TW" w:bidi="zh_TW"/>
         </w:rPr>
-        <w:t>遵守安息年，顯然是對百姓順服神及信靠祂供養的意願的一次重大考驗。有時候，忽視這條律法的試探太大，但歷史證明，以色列人多次不顧外敵入侵和饑荒的威脅，勇敢地遵守這律法的規定。亞歷山大大帝和羅馬人都對猶太人在每第七年豁免納稅，以表彰他們堅定的宗教信仰。</w:t>
+        <w:t>在申命記版本的安息日誡命中，有一個重要的觀點不容忽視。在禁止一切工作的命令之後，附有一個解釋性說明——「這一日，你和你的兒女、僕婢、牛、驢、牲畜，並在你城裡寄居的客旅，無論何工都不可做，使你的僕婢可以和你一樣安息。」（</w:t>
+      </w:r>
+      <w:hyperlink r:id="rId48">
+        <w:r>
+          <w:rPr>
+            <w:lang w:val="zh_TW" w:bidi="zh_TW"/>
+          </w:rPr>
+          <w:rPr>
+            <w:color w:val="0000EE"/>
+            <w:u w:val="single"/>
+          </w:rPr>
+          <w:t>申5:14</w:t>
+        </w:r>
+      </w:hyperlink>
+      <w:r>
+        <w:rPr>
+          <w:lang w:val="zh_TW" w:bidi="zh_TW"/>
+        </w:rPr>
+        <w:t>，和合本）。對他人的實際關懷是舊約所有聖約教導中的一個特徵。因此，神對以色列在埃及為奴時的慈愛，必須與以色列家庭對那些服侍他們的人的慈愛相匹配。安息日提供了一個理想的途徑來實際表達這種關懷。耶穌特別積極地從大量僵化的規條中拯救出遵安安息日這人道主義的一面，因為在祂的時代，那些規條阻礙這原本應存在的關懷（見，例如，</w:t>
+      </w:r>
+      <w:hyperlink r:id="rId49">
+        <w:r>
+          <w:rPr>
+            <w:lang w:val="zh_TW" w:bidi="zh_TW"/>
+          </w:rPr>
+          <w:rPr>
+            <w:color w:val="0000EE"/>
+            <w:u w:val="single"/>
+          </w:rPr>
+          <w:t>可3:1–5</w:t>
+        </w:r>
+      </w:hyperlink>
+      <w:r>
+        <w:rPr>
+          <w:lang w:val="zh_TW" w:bidi="zh_TW"/>
+        </w:rPr>
+        <w:t>）。</w:t>
       </w:r>
     </w:p>
     <w:p>
@@ -1441,7 +1366,97 @@
         <w:rPr>
           <w:lang w:val="zh_TW" w:bidi="zh_TW"/>
         </w:rPr>
-        <w:t>討論過關於第七年的安息後，接下來我們來探討第七天。舊約的律法詳細規定了安息日禁止工作的命令，明確指出神的百姓在安息日可以做什麼和不能做什麼。這些禁令並不是要排除任何形式的活動，它們的目的是停止日常的工作，因為如果神將安息日分別為聖（</w:t>
+        <w:t>舊約中有關「安息年」的規定，進一步發展了這個人道主義的主題（見</w:t>
+      </w:r>
+      <w:hyperlink r:id="rId50">
+        <w:r>
+          <w:rPr>
+            <w:lang w:val="zh_TW" w:bidi="zh_TW"/>
+          </w:rPr>
+          <w:rPr>
+            <w:color w:val="0000EE"/>
+            <w:u w:val="single"/>
+          </w:rPr>
+          <w:t>出23:10–12</w:t>
+        </w:r>
+      </w:hyperlink>
+      <w:r>
+        <w:rPr>
+          <w:lang w:val="zh_TW" w:bidi="zh_TW"/>
+        </w:rPr>
+        <w:t>；</w:t>
+      </w:r>
+      <w:hyperlink r:id="rId51">
+        <w:r>
+          <w:rPr>
+            <w:lang w:val="zh_TW" w:bidi="zh_TW"/>
+          </w:rPr>
+          <w:rPr>
+            <w:color w:val="0000EE"/>
+            <w:u w:val="single"/>
+          </w:rPr>
+          <w:t>利25:1–7</w:t>
+        </w:r>
+      </w:hyperlink>
+      <w:r>
+        <w:rPr>
+          <w:lang w:val="zh_TW" w:bidi="zh_TW"/>
+        </w:rPr>
+        <w:t>；</w:t>
+      </w:r>
+      <w:hyperlink r:id="rId52">
+        <w:r>
+          <w:rPr>
+            <w:lang w:val="zh_TW" w:bidi="zh_TW"/>
+          </w:rPr>
+          <w:rPr>
+            <w:color w:val="0000EE"/>
+            <w:u w:val="single"/>
+          </w:rPr>
+          <w:t>申15:1–11</w:t>
+        </w:r>
+      </w:hyperlink>
+      <w:r>
+        <w:rPr>
+          <w:lang w:val="zh_TW" w:bidi="zh_TW"/>
+        </w:rPr>
+        <w:t>；以及</w:t>
+      </w:r>
+      <w:hyperlink r:id="rId53">
+        <w:r>
+          <w:rPr>
+            <w:lang w:val="zh_TW" w:bidi="zh_TW"/>
+          </w:rPr>
+          <w:rPr>
+            <w:color w:val="0000EE"/>
+            <w:u w:val="single"/>
+          </w:rPr>
+          <w:t>利25:8–55</w:t>
+        </w:r>
+      </w:hyperlink>
+      <w:r>
+        <w:rPr>
+          <w:lang w:val="zh_TW" w:bidi="zh_TW"/>
+        </w:rPr>
+        <w:t>的「禧年」規定）。每逢第七年，土地要休耕不耕種（</w:t>
+      </w:r>
+      <w:hyperlink r:id="rId54">
+        <w:r>
+          <w:rPr>
+            <w:lang w:val="zh_TW" w:bidi="zh_TW"/>
+          </w:rPr>
+          <w:rPr>
+            <w:color w:val="0000EE"/>
+            <w:u w:val="single"/>
+          </w:rPr>
+          <w:t>利25:4</w:t>
+        </w:r>
+      </w:hyperlink>
+      <w:r>
+        <w:rPr>
+          <w:lang w:val="zh_TW" w:bidi="zh_TW"/>
+        </w:rPr>
+        <w:t>）。土地和它所養活的人一樣，也需要定期的休息。這條律法的主要目的是以仁慈待人：「地在安息年所出的，要給你和你的僕人、婢女、雇工人，並寄居的外人當食物。這年的土產也要給你的牲畜和你地上的走獸當食物。」（</w:t>
       </w:r>
       <w:hyperlink r:id="rId55">
         <w:r>
@@ -1452,14 +1467,32 @@
             <w:color w:val="0000EE"/>
             <w:u w:val="single"/>
           </w:rPr>
-          <w:t>出20:11</w:t>
-        </w:r>
-      </w:hyperlink>
-      <w:r>
-        <w:rPr>
-          <w:lang w:val="zh_TW" w:bidi="zh_TW"/>
-        </w:rPr>
-        <w:t>），那麼對這日最明顯的褻瀆，就是把它視為普通的一天。這些規則以具體的方式列出，以便農夫（</w:t>
+          <w:t>6–7</w:t>
+        </w:r>
+      </w:hyperlink>
+      <w:r>
+        <w:rPr>
+          <w:lang w:val="zh_TW" w:bidi="zh_TW"/>
+        </w:rPr>
+        <w:t>節）。</w:t>
+      </w:r>
+      <w:hyperlink r:id="rId52">
+        <w:r>
+          <w:rPr>
+            <w:lang w:val="zh_TW" w:bidi="zh_TW"/>
+          </w:rPr>
+          <w:rPr>
+            <w:color w:val="0000EE"/>
+            <w:u w:val="single"/>
+          </w:rPr>
+          <w:t>申命記十五章1至11節</w:t>
+        </w:r>
+      </w:hyperlink>
+      <w:r>
+        <w:rPr>
+          <w:lang w:val="zh_TW" w:bidi="zh_TW"/>
+        </w:rPr>
+        <w:t>將同樣的人道主義原則延伸到商業領域。在神的救贖群體中，所有的債務在安息年都必須一筆勾消。對於那些因安息年即將到來而可能拒絕借款的吝嗇之人，律法加了一個警告和應許：「你要謹慎，不可心裡起惡念，說：『第七年的豁免年快到了』，你便惡眼看你窮乏的弟兄，甚麼都不給他，以致他因你求告耶和華，罪便歸於你了。你總要給他，給他的時候心裡不可愁煩；因耶和華—你的神必在你這一切所行的，並你手裡所辦的事上，賜福與你。」（</w:t>
       </w:r>
       <w:hyperlink r:id="rId56">
         <w:r>
@@ -1470,50 +1503,14 @@
             <w:color w:val="0000EE"/>
             <w:u w:val="single"/>
           </w:rPr>
-          <w:t>34:21</w:t>
-        </w:r>
-      </w:hyperlink>
-      <w:r>
-        <w:rPr>
-          <w:lang w:val="zh_TW" w:bidi="zh_TW"/>
-        </w:rPr>
-        <w:t>）、商人（</w:t>
-      </w:r>
-      <w:hyperlink r:id="rId57">
-        <w:r>
-          <w:rPr>
-            <w:lang w:val="zh_TW" w:bidi="zh_TW"/>
-          </w:rPr>
-          <w:rPr>
-            <w:color w:val="0000EE"/>
-            <w:u w:val="single"/>
-          </w:rPr>
-          <w:t>耶17:27</w:t>
-        </w:r>
-      </w:hyperlink>
-      <w:r>
-        <w:rPr>
-          <w:lang w:val="zh_TW" w:bidi="zh_TW"/>
-        </w:rPr>
-        <w:t>）甚至主婦（</w:t>
-      </w:r>
-      <w:hyperlink r:id="rId58">
-        <w:r>
-          <w:rPr>
-            <w:lang w:val="zh_TW" w:bidi="zh_TW"/>
-          </w:rPr>
-          <w:rPr>
-            <w:color w:val="0000EE"/>
-            <w:u w:val="single"/>
-          </w:rPr>
-          <w:t>出35:2–3</w:t>
-        </w:r>
-      </w:hyperlink>
-      <w:r>
-        <w:rPr>
-          <w:lang w:val="zh_TW" w:bidi="zh_TW"/>
-        </w:rPr>
-        <w:t>）都能理解。</w:t>
+          <w:t>申15:9–10</w:t>
+        </w:r>
+      </w:hyperlink>
+      <w:r>
+        <w:rPr>
+          <w:lang w:val="zh_TW" w:bidi="zh_TW"/>
+        </w:rPr>
+        <w:t>）。</w:t>
       </w:r>
     </w:p>
     <w:p>
@@ -1527,43 +1524,7 @@
         <w:rPr>
           <w:lang w:val="zh_TW" w:bidi="zh_TW"/>
         </w:rPr>
-        <w:t>這些細節可能看似微不足道，但遵守安息日律法被視為百姓對耶和華忠誠的主要考驗。律法明確指出，故意違背這條律法是死罪（</w:t>
-      </w:r>
-      <w:hyperlink r:id="rId59">
-        <w:r>
-          <w:rPr>
-            <w:lang w:val="zh_TW" w:bidi="zh_TW"/>
-          </w:rPr>
-          <w:rPr>
-            <w:color w:val="0000EE"/>
-            <w:u w:val="single"/>
-          </w:rPr>
-          <w:t>出35:2</w:t>
-        </w:r>
-      </w:hyperlink>
-      <w:r>
-        <w:rPr>
-          <w:lang w:val="zh_TW" w:bidi="zh_TW"/>
-        </w:rPr>
-        <w:t>），而那個在安息日違規撿柴的人所遭受的命運讓我們看見這並非只是嚇人的空談（</w:t>
-      </w:r>
-      <w:hyperlink r:id="rId60">
-        <w:r>
-          <w:rPr>
-            <w:lang w:val="zh_TW" w:bidi="zh_TW"/>
-          </w:rPr>
-          <w:rPr>
-            <w:color w:val="0000EE"/>
-            <w:u w:val="single"/>
-          </w:rPr>
-          <w:t>民15:32–36</w:t>
-        </w:r>
-      </w:hyperlink>
-      <w:r>
-        <w:rPr>
-          <w:lang w:val="zh_TW" w:bidi="zh_TW"/>
-        </w:rPr>
-        <w:t>）。</w:t>
+        <w:t>遵守安息年，顯然是對百姓順服神及信靠祂供養的意願的一次重大考驗。有時候，忽視這條律法的試探太大，但歷史證明，以色列人多次不顧外敵入侵和饑荒的威脅，勇敢地遵守這律法的規定。亞歷山大大帝和羅馬人都對猶太人在每第七年豁免納稅，以表彰他們堅定的宗教信仰。</w:t>
       </w:r>
     </w:p>
     <w:p>
@@ -1577,43 +1538,79 @@
         <w:rPr>
           <w:lang w:val="zh_TW" w:bidi="zh_TW"/>
         </w:rPr>
-        <w:t>安息日被如此多的規則環伺（並且有死刑的威脅），很容易變成一個充滿恐懼的日子——人們更多的是害怕犯罪，而不是敬拜耶和華並享受每週的休息。但安息日的本意是要成為一個祝福，而非負擔。最重要的是它是每週的一個標誌，表明耶和華愛祂的百姓，並希望與他們建立更加親密的關係。那些珍惜這種關係的人會享受安息日，稱它為可喜樂的日子（</w:t>
-      </w:r>
-      <w:hyperlink r:id="rId61">
-        <w:r>
-          <w:rPr>
-            <w:lang w:val="zh_TW" w:bidi="zh_TW"/>
-          </w:rPr>
-          <w:rPr>
-            <w:color w:val="0000EE"/>
-            <w:u w:val="single"/>
-          </w:rPr>
-          <w:t>賽58:13–14</w:t>
-        </w:r>
-      </w:hyperlink>
-      <w:r>
-        <w:rPr>
-          <w:lang w:val="zh_TW" w:bidi="zh_TW"/>
-        </w:rPr>
-        <w:t>）。舊約中所表達的在安息日敬拜的歡欣，沒有能超過</w:t>
-      </w:r>
-      <w:hyperlink r:id="rId62">
-        <w:r>
-          <w:rPr>
-            <w:lang w:val="zh_TW" w:bidi="zh_TW"/>
-          </w:rPr>
-          <w:rPr>
-            <w:color w:val="0000EE"/>
-            <w:u w:val="single"/>
-          </w:rPr>
-          <w:t>詩篇第九十二篇</w:t>
-        </w:r>
-      </w:hyperlink>
-      <w:r>
-        <w:rPr>
-          <w:lang w:val="zh_TW" w:bidi="zh_TW"/>
-        </w:rPr>
-        <w:t>的，這首詩的標題是「安息日的詩歌」。</w:t>
+        <w:t>討論過關於第七年的安息後，接下來我們來探討第七天。舊約的律法詳細規定了安息日禁止工作的命令，明確指出神的百姓在安息日可以做什麼和不能做什麼。這些禁令並不是要排除任何形式的活動，它們的目的是停止日常的工作，因為如果神將安息日分別為聖（</w:t>
+      </w:r>
+      <w:hyperlink r:id="rId57">
+        <w:r>
+          <w:rPr>
+            <w:lang w:val="zh_TW" w:bidi="zh_TW"/>
+          </w:rPr>
+          <w:rPr>
+            <w:color w:val="0000EE"/>
+            <w:u w:val="single"/>
+          </w:rPr>
+          <w:t>出20:11</w:t>
+        </w:r>
+      </w:hyperlink>
+      <w:r>
+        <w:rPr>
+          <w:lang w:val="zh_TW" w:bidi="zh_TW"/>
+        </w:rPr>
+        <w:t>），那麼對這日最明顯的褻瀆，就是把它視為普通的一天。這些規則以具體的方式列出，以便農夫（</w:t>
+      </w:r>
+      <w:hyperlink r:id="rId58">
+        <w:r>
+          <w:rPr>
+            <w:lang w:val="zh_TW" w:bidi="zh_TW"/>
+          </w:rPr>
+          <w:rPr>
+            <w:color w:val="0000EE"/>
+            <w:u w:val="single"/>
+          </w:rPr>
+          <w:t>34:21</w:t>
+        </w:r>
+      </w:hyperlink>
+      <w:r>
+        <w:rPr>
+          <w:lang w:val="zh_TW" w:bidi="zh_TW"/>
+        </w:rPr>
+        <w:t>）、商人（</w:t>
+      </w:r>
+      <w:hyperlink r:id="rId59">
+        <w:r>
+          <w:rPr>
+            <w:lang w:val="zh_TW" w:bidi="zh_TW"/>
+          </w:rPr>
+          <w:rPr>
+            <w:color w:val="0000EE"/>
+            <w:u w:val="single"/>
+          </w:rPr>
+          <w:t>耶17:27</w:t>
+        </w:r>
+      </w:hyperlink>
+      <w:r>
+        <w:rPr>
+          <w:lang w:val="zh_TW" w:bidi="zh_TW"/>
+        </w:rPr>
+        <w:t>）甚至主婦（</w:t>
+      </w:r>
+      <w:hyperlink r:id="rId60">
+        <w:r>
+          <w:rPr>
+            <w:lang w:val="zh_TW" w:bidi="zh_TW"/>
+          </w:rPr>
+          <w:rPr>
+            <w:color w:val="0000EE"/>
+            <w:u w:val="single"/>
+          </w:rPr>
+          <w:t>出35:2–3</w:t>
+        </w:r>
+      </w:hyperlink>
+      <w:r>
+        <w:rPr>
+          <w:lang w:val="zh_TW" w:bidi="zh_TW"/>
+        </w:rPr>
+        <w:t>）都能理解。</w:t>
       </w:r>
     </w:p>
     <w:p>
@@ -1627,36 +1624,36 @@
         <w:rPr>
           <w:lang w:val="zh_TW" w:bidi="zh_TW"/>
         </w:rPr>
-        <w:t>然而，後來的先知十分清楚人性的陰暗面。他們知道許多人只是形式上遵守安息日，將安息日視為假日而不是聖日，是為放縱自己的機會，而不是以耶和華為樂（</w:t>
-      </w:r>
-      <w:hyperlink r:id="rId63">
-        <w:r>
-          <w:rPr>
-            <w:lang w:val="zh_TW" w:bidi="zh_TW"/>
-          </w:rPr>
-          <w:rPr>
-            <w:color w:val="0000EE"/>
-            <w:u w:val="single"/>
-          </w:rPr>
-          <w:t>賽58:13</w:t>
-        </w:r>
-      </w:hyperlink>
-      <w:r>
-        <w:rPr>
-          <w:lang w:val="zh_TW" w:bidi="zh_TW"/>
-        </w:rPr>
-        <w:t>）。一些貪婪的商人則視這天的限制為障礙（</w:t>
-      </w:r>
-      <w:hyperlink r:id="rId64">
-        <w:r>
-          <w:rPr>
-            <w:lang w:val="zh_TW" w:bidi="zh_TW"/>
-          </w:rPr>
-          <w:rPr>
-            <w:color w:val="0000EE"/>
-            <w:u w:val="single"/>
-          </w:rPr>
-          <w:t>摩8:5</w:t>
+        <w:t>這些細節可能看似微不足道，但遵守安息日律法被視為百姓對耶和華忠誠的主要考驗。律法明確指出，故意違背這條律法是死罪（</w:t>
+      </w:r>
+      <w:hyperlink r:id="rId61">
+        <w:r>
+          <w:rPr>
+            <w:lang w:val="zh_TW" w:bidi="zh_TW"/>
+          </w:rPr>
+          <w:rPr>
+            <w:color w:val="0000EE"/>
+            <w:u w:val="single"/>
+          </w:rPr>
+          <w:t>出35:2</w:t>
+        </w:r>
+      </w:hyperlink>
+      <w:r>
+        <w:rPr>
+          <w:lang w:val="zh_TW" w:bidi="zh_TW"/>
+        </w:rPr>
+        <w:t>），而那個在安息日違規撿柴的人所遭受的命運讓我們看見這並非只是嚇人的空談（</w:t>
+      </w:r>
+      <w:hyperlink r:id="rId62">
+        <w:r>
+          <w:rPr>
+            <w:lang w:val="zh_TW" w:bidi="zh_TW"/>
+          </w:rPr>
+          <w:rPr>
+            <w:color w:val="0000EE"/>
+            <w:u w:val="single"/>
+          </w:rPr>
+          <w:t>民15:32–36</w:t>
         </w:r>
       </w:hyperlink>
       <w:r>
@@ -1677,79 +1674,43 @@
         <w:rPr>
           <w:lang w:val="zh_TW" w:bidi="zh_TW"/>
         </w:rPr>
-        <w:t>作為神的代言人，先知們毫不畏懼地揭露這種忽視和濫用（</w:t>
-      </w:r>
-      <w:hyperlink r:id="rId65">
-        <w:r>
-          <w:rPr>
-            <w:lang w:val="zh_TW" w:bidi="zh_TW"/>
-          </w:rPr>
-          <w:rPr>
-            <w:color w:val="0000EE"/>
-            <w:u w:val="single"/>
-          </w:rPr>
-          <w:t>結22:26</w:t>
-        </w:r>
-      </w:hyperlink>
-      <w:r>
-        <w:rPr>
-          <w:lang w:val="zh_TW" w:bidi="zh_TW"/>
-        </w:rPr>
-        <w:t>）。以賽亞說，那些心未悔改卻參與安息日敬拜的人，令耶和華感到憎惡（</w:t>
-      </w:r>
-      <w:hyperlink r:id="rId66">
-        <w:r>
-          <w:rPr>
-            <w:lang w:val="zh_TW" w:bidi="zh_TW"/>
-          </w:rPr>
-          <w:rPr>
-            <w:color w:val="0000EE"/>
-            <w:u w:val="single"/>
-          </w:rPr>
-          <w:t>賽1:10–15</w:t>
-        </w:r>
-      </w:hyperlink>
-      <w:r>
-        <w:rPr>
-          <w:lang w:val="zh_TW" w:bidi="zh_TW"/>
-        </w:rPr>
-        <w:t>）。耶利米則怒吼，耶路撒冷違背安息日，反映他們背叛神，這將會招致該城被毀（</w:t>
-      </w:r>
-      <w:hyperlink r:id="rId57">
-        <w:r>
-          <w:rPr>
-            <w:lang w:val="zh_TW" w:bidi="zh_TW"/>
-          </w:rPr>
-          <w:rPr>
-            <w:color w:val="0000EE"/>
-            <w:u w:val="single"/>
-          </w:rPr>
-          <w:t>耶17:27</w:t>
-        </w:r>
-      </w:hyperlink>
-      <w:r>
-        <w:rPr>
-          <w:lang w:val="zh_TW" w:bidi="zh_TW"/>
-        </w:rPr>
-        <w:t>）。以西結警告說，耶和華對祂的百姓極其忍耐，但百姓長期忽視祂的安息日，審判終將會臨到他們（</w:t>
-      </w:r>
-      <w:hyperlink r:id="rId67">
-        <w:r>
-          <w:rPr>
-            <w:lang w:val="zh_TW" w:bidi="zh_TW"/>
-          </w:rPr>
-          <w:rPr>
-            <w:color w:val="0000EE"/>
-            <w:u w:val="single"/>
-          </w:rPr>
-          <w:t>結20:12–24</w:t>
-        </w:r>
-      </w:hyperlink>
-      <w:r>
-        <w:rPr>
-          <w:lang w:val="zh_TW" w:bidi="zh_TW"/>
-        </w:rPr>
-        <w:t>）。</w:t>
+        <w:t>安息日被如此多的規則環伺（並且有死刑的威脅），很容易變成一個充滿恐懼的日子——人們更多的是害怕犯罪，而不是敬拜耶和華並享受每週的休息。但安息日的本意是要成為一個祝福，而非負擔。最重要的是它是每週的一個標誌，表明耶和華愛祂的百姓，並希望與他們建立更加親密的關係。那些珍惜這種關係的人會享受安息日，稱它為可喜樂的日子（</w:t>
+      </w:r>
+      <w:hyperlink r:id="rId63">
+        <w:r>
+          <w:rPr>
+            <w:lang w:val="zh_TW" w:bidi="zh_TW"/>
+          </w:rPr>
+          <w:rPr>
+            <w:color w:val="0000EE"/>
+            <w:u w:val="single"/>
+          </w:rPr>
+          <w:t>賽58:13–14</w:t>
+        </w:r>
+      </w:hyperlink>
+      <w:r>
+        <w:rPr>
+          <w:lang w:val="zh_TW" w:bidi="zh_TW"/>
+        </w:rPr>
+        <w:t>）。舊約中所表達的在安息日敬拜的歡欣，沒有能超過</w:t>
+      </w:r>
+      <w:hyperlink r:id="rId64">
+        <w:r>
+          <w:rPr>
+            <w:lang w:val="zh_TW" w:bidi="zh_TW"/>
+          </w:rPr>
+          <w:rPr>
+            <w:color w:val="0000EE"/>
+            <w:u w:val="single"/>
+          </w:rPr>
+          <w:t>詩篇第九十二篇</w:t>
+        </w:r>
+      </w:hyperlink>
+      <w:r>
+        <w:rPr>
+          <w:lang w:val="zh_TW" w:bidi="zh_TW"/>
+        </w:rPr>
+        <w:t>的，這首詩的標題是「安息日的詩歌」。</w:t>
       </w:r>
     </w:p>
     <w:p>
@@ -1763,90 +1724,36 @@
         <w:rPr>
           <w:lang w:val="zh_TW" w:bidi="zh_TW"/>
         </w:rPr>
-        <w:t>當審判的斧頭落下時（被擄至巴比倫，公元前586年），倖存的餘民將領會這個教訓。遵守安息日，是在外邦之地忠心的猶太人中僅存的幾個獨特標誌之一，因此它變得格外重要。在先知以西結的推動下，他們為重建的耶路撒冷聖殿設立了安息日敬拜的規範（</w:t>
-      </w:r>
-      <w:hyperlink r:id="rId68">
-        <w:r>
-          <w:rPr>
-            <w:lang w:val="zh_TW" w:bidi="zh_TW"/>
-          </w:rPr>
-          <w:rPr>
-            <w:color w:val="0000EE"/>
-            <w:u w:val="single"/>
-          </w:rPr>
-          <w:t>結44:24</w:t>
-        </w:r>
-      </w:hyperlink>
-      <w:r>
-        <w:rPr>
-          <w:lang w:val="zh_TW" w:bidi="zh_TW"/>
-        </w:rPr>
-        <w:t>，</w:t>
-      </w:r>
-      <w:hyperlink r:id="rId69">
-        <w:r>
-          <w:rPr>
-            <w:lang w:val="zh_TW" w:bidi="zh_TW"/>
-          </w:rPr>
-          <w:rPr>
-            <w:color w:val="0000EE"/>
-            <w:u w:val="single"/>
-          </w:rPr>
-          <w:t>45:17</w:t>
-        </w:r>
-      </w:hyperlink>
-      <w:r>
-        <w:rPr>
-          <w:lang w:val="zh_TW" w:bidi="zh_TW"/>
-        </w:rPr>
-        <w:t>，</w:t>
-      </w:r>
-      <w:hyperlink r:id="rId70">
-        <w:r>
-          <w:rPr>
-            <w:lang w:val="zh_TW" w:bidi="zh_TW"/>
-          </w:rPr>
-          <w:rPr>
-            <w:color w:val="0000EE"/>
-            <w:u w:val="single"/>
-          </w:rPr>
-          <w:t>46:3</w:t>
-        </w:r>
-      </w:hyperlink>
-      <w:r>
-        <w:rPr>
-          <w:lang w:val="zh_TW" w:bidi="zh_TW"/>
-        </w:rPr>
-        <w:t>），並在尼希米等人的帶領下，被擄歸回的人比他們的祖先更謹慎地遵守安息日（</w:t>
-      </w:r>
-      <w:hyperlink r:id="rId71">
-        <w:r>
-          <w:rPr>
-            <w:lang w:val="zh_TW" w:bidi="zh_TW"/>
-          </w:rPr>
-          <w:rPr>
-            <w:color w:val="0000EE"/>
-            <w:u w:val="single"/>
-          </w:rPr>
-          <w:t>尼10:31</w:t>
-        </w:r>
-      </w:hyperlink>
-      <w:r>
-        <w:rPr>
-          <w:lang w:val="zh_TW" w:bidi="zh_TW"/>
-        </w:rPr>
-        <w:t>，</w:t>
-      </w:r>
-      <w:hyperlink r:id="rId72">
-        <w:r>
-          <w:rPr>
-            <w:lang w:val="zh_TW" w:bidi="zh_TW"/>
-          </w:rPr>
-          <w:rPr>
-            <w:color w:val="0000EE"/>
-            <w:u w:val="single"/>
-          </w:rPr>
-          <w:t>13:15–22</w:t>
+        <w:t>然而，後來的先知十分清楚人性的陰暗面。他們知道許多人只是形式上遵守安息日，將安息日視為假日而不是聖日，是為放縱自己的機會，而不是以耶和華為樂（</w:t>
+      </w:r>
+      <w:hyperlink r:id="rId65">
+        <w:r>
+          <w:rPr>
+            <w:lang w:val="zh_TW" w:bidi="zh_TW"/>
+          </w:rPr>
+          <w:rPr>
+            <w:color w:val="0000EE"/>
+            <w:u w:val="single"/>
+          </w:rPr>
+          <w:t>賽58:13</w:t>
+        </w:r>
+      </w:hyperlink>
+      <w:r>
+        <w:rPr>
+          <w:lang w:val="zh_TW" w:bidi="zh_TW"/>
+        </w:rPr>
+        <w:t>）。一些貪婪的商人則視這天的限制為障礙（</w:t>
+      </w:r>
+      <w:hyperlink r:id="rId66">
+        <w:r>
+          <w:rPr>
+            <w:lang w:val="zh_TW" w:bidi="zh_TW"/>
+          </w:rPr>
+          <w:rPr>
+            <w:color w:val="0000EE"/>
+            <w:u w:val="single"/>
+          </w:rPr>
+          <w:t>摩8:5</w:t>
         </w:r>
       </w:hyperlink>
       <w:r>
@@ -1854,17 +1761,6 @@
           <w:lang w:val="zh_TW" w:bidi="zh_TW"/>
         </w:rPr>
         <w:t>）。</w:t>
-      </w:r>
-    </w:p>
-    <w:p>
-      <w:pPr>
-        <w:pStyle w:val="Heading3"/>
-      </w:pPr>
-      <w:r>
-        <w:rPr>
-          <w:lang w:val="zh_TW" w:bidi="zh_TW"/>
-        </w:rPr>
-        <w:t>新約中的安息日</w:t>
       </w:r>
     </w:p>
     <w:p>
@@ -1878,7 +1774,79 @@
         <w:rPr>
           <w:lang w:val="zh_TW" w:bidi="zh_TW"/>
         </w:rPr>
-        <w:t>在公元一世紀之前，巴勒斯坦的一些猶太人制定了幾條規則以促進安息日的遵守。米示拿中的兩篇論文專門討論這些安息日的規則和條例。它們的主要目的是定義工作（其中一篇以三十九個標題進行這種討論），試圖向每一位以色列人展示什麼在安息日是允許的，什麼是不允許的。可惜，這導致了相當繁瑣的複雜性和規避行為，是宗教律法師常常在解釋上存在分歧的地方，其結果就是安息日的主要目的被埋沒在大量的律法細節之中。拉比們自己也意識到他們在舊約簡單教導的基礎上添加了多少內容。正如其中一位拉比所說：「關於安息日的規則……就像在頭髮上掛上眾山，因為聖經的內容很少，而規則卻很多。」</w:t>
+        <w:t>作為神的代言人，先知們毫不畏懼地揭露這種忽視和濫用（</w:t>
+      </w:r>
+      <w:hyperlink r:id="rId67">
+        <w:r>
+          <w:rPr>
+            <w:lang w:val="zh_TW" w:bidi="zh_TW"/>
+          </w:rPr>
+          <w:rPr>
+            <w:color w:val="0000EE"/>
+            <w:u w:val="single"/>
+          </w:rPr>
+          <w:t>結22:26</w:t>
+        </w:r>
+      </w:hyperlink>
+      <w:r>
+        <w:rPr>
+          <w:lang w:val="zh_TW" w:bidi="zh_TW"/>
+        </w:rPr>
+        <w:t>）。以賽亞說，那些心未悔改卻參與安息日敬拜的人，令耶和華感到憎惡（</w:t>
+      </w:r>
+      <w:hyperlink r:id="rId68">
+        <w:r>
+          <w:rPr>
+            <w:lang w:val="zh_TW" w:bidi="zh_TW"/>
+          </w:rPr>
+          <w:rPr>
+            <w:color w:val="0000EE"/>
+            <w:u w:val="single"/>
+          </w:rPr>
+          <w:t>賽1:10–15</w:t>
+        </w:r>
+      </w:hyperlink>
+      <w:r>
+        <w:rPr>
+          <w:lang w:val="zh_TW" w:bidi="zh_TW"/>
+        </w:rPr>
+        <w:t>）。耶利米則怒吼，耶路撒冷違背安息日，反映他們背叛神，這將會招致該城被毀（</w:t>
+      </w:r>
+      <w:hyperlink r:id="rId59">
+        <w:r>
+          <w:rPr>
+            <w:lang w:val="zh_TW" w:bidi="zh_TW"/>
+          </w:rPr>
+          <w:rPr>
+            <w:color w:val="0000EE"/>
+            <w:u w:val="single"/>
+          </w:rPr>
+          <w:t>耶17:27</w:t>
+        </w:r>
+      </w:hyperlink>
+      <w:r>
+        <w:rPr>
+          <w:lang w:val="zh_TW" w:bidi="zh_TW"/>
+        </w:rPr>
+        <w:t>）。以西結警告說，耶和華對祂的百姓極其忍耐，但百姓長期忽視祂的安息日，審判終將會臨到他們（</w:t>
+      </w:r>
+      <w:hyperlink r:id="rId69">
+        <w:r>
+          <w:rPr>
+            <w:lang w:val="zh_TW" w:bidi="zh_TW"/>
+          </w:rPr>
+          <w:rPr>
+            <w:color w:val="0000EE"/>
+            <w:u w:val="single"/>
+          </w:rPr>
+          <w:t>結20:12–24</w:t>
+        </w:r>
+      </w:hyperlink>
+      <w:r>
+        <w:rPr>
+          <w:lang w:val="zh_TW" w:bidi="zh_TW"/>
+        </w:rPr>
+        <w:t>）。</w:t>
       </w:r>
     </w:p>
     <w:p>
@@ -1892,7 +1860,61 @@
         <w:rPr>
           <w:lang w:val="zh_TW" w:bidi="zh_TW"/>
         </w:rPr>
-        <w:t>耶穌在守安息日的問題上與猶太宗教領袖發生許多衝突。在他們看來，耶穌破壞了安息日，因此也違背了律法。然而，耶穌從未認為自己破壞了安息日，祂經常在安息日去會堂（</w:t>
+        <w:t>當審判的斧頭落下時（被擄至巴比倫，公元前586年），倖存的餘民將領會這個教訓。遵守安息日，是在外邦之地忠心的猶太人中僅存的幾個獨特標誌之一，因此它變得格外重要。在先知以西結的推動下，他們為重建的耶路撒冷聖殿設立了安息日敬拜的規範（</w:t>
+      </w:r>
+      <w:hyperlink r:id="rId70">
+        <w:r>
+          <w:rPr>
+            <w:lang w:val="zh_TW" w:bidi="zh_TW"/>
+          </w:rPr>
+          <w:rPr>
+            <w:color w:val="0000EE"/>
+            <w:u w:val="single"/>
+          </w:rPr>
+          <w:t>結44:24</w:t>
+        </w:r>
+      </w:hyperlink>
+      <w:r>
+        <w:rPr>
+          <w:lang w:val="zh_TW" w:bidi="zh_TW"/>
+        </w:rPr>
+        <w:t>，</w:t>
+      </w:r>
+      <w:hyperlink r:id="rId71">
+        <w:r>
+          <w:rPr>
+            <w:lang w:val="zh_TW" w:bidi="zh_TW"/>
+          </w:rPr>
+          <w:rPr>
+            <w:color w:val="0000EE"/>
+            <w:u w:val="single"/>
+          </w:rPr>
+          <w:t>45:17</w:t>
+        </w:r>
+      </w:hyperlink>
+      <w:r>
+        <w:rPr>
+          <w:lang w:val="zh_TW" w:bidi="zh_TW"/>
+        </w:rPr>
+        <w:t>，</w:t>
+      </w:r>
+      <w:hyperlink r:id="rId72">
+        <w:r>
+          <w:rPr>
+            <w:lang w:val="zh_TW" w:bidi="zh_TW"/>
+          </w:rPr>
+          <w:rPr>
+            <w:color w:val="0000EE"/>
+            <w:u w:val="single"/>
+          </w:rPr>
+          <w:t>46:3</w:t>
+        </w:r>
+      </w:hyperlink>
+      <w:r>
+        <w:rPr>
+          <w:lang w:val="zh_TW" w:bidi="zh_TW"/>
+        </w:rPr>
+        <w:t>），並在尼希米等人的帶領下，被擄歸回的人比他們的祖先更謹慎地遵守安息日（</w:t>
       </w:r>
       <w:hyperlink r:id="rId73">
         <w:r>
@@ -1903,14 +1925,14 @@
             <w:color w:val="0000EE"/>
             <w:u w:val="single"/>
           </w:rPr>
-          <w:t>路4:16</w:t>
-        </w:r>
-      </w:hyperlink>
-      <w:r>
-        <w:rPr>
-          <w:lang w:val="zh_TW" w:bidi="zh_TW"/>
-        </w:rPr>
-        <w:t>），在那裡讀經、宣講和教訓人（</w:t>
+          <w:t>尼10:31</w:t>
+        </w:r>
+      </w:hyperlink>
+      <w:r>
+        <w:rPr>
+          <w:lang w:val="zh_TW" w:bidi="zh_TW"/>
+        </w:rPr>
+        <w:t>，</w:t>
       </w:r>
       <w:hyperlink r:id="rId74">
         <w:r>
@@ -1921,32 +1943,25 @@
             <w:color w:val="0000EE"/>
             <w:u w:val="single"/>
           </w:rPr>
-          <w:t>可1:21</w:t>
-        </w:r>
-      </w:hyperlink>
-      <w:r>
-        <w:rPr>
-          <w:lang w:val="zh_TW" w:bidi="zh_TW"/>
-        </w:rPr>
-        <w:t>；</w:t>
-      </w:r>
-      <w:hyperlink r:id="rId75">
-        <w:r>
-          <w:rPr>
-            <w:lang w:val="zh_TW" w:bidi="zh_TW"/>
-          </w:rPr>
-          <w:rPr>
-            <w:color w:val="0000EE"/>
-            <w:u w:val="single"/>
-          </w:rPr>
-          <w:t>路13:10</w:t>
-        </w:r>
-      </w:hyperlink>
-      <w:r>
-        <w:rPr>
-          <w:lang w:val="zh_TW" w:bidi="zh_TW"/>
-        </w:rPr>
-        <w:t>）。祂明顯接受了安息日是一個敬拜的合適日子的原則。</w:t>
+          <w:t>13:15–22</w:t>
+        </w:r>
+      </w:hyperlink>
+      <w:r>
+        <w:rPr>
+          <w:lang w:val="zh_TW" w:bidi="zh_TW"/>
+        </w:rPr>
+        <w:t>）。</w:t>
+      </w:r>
+    </w:p>
+    <w:p>
+      <w:pPr>
+        <w:pStyle w:val="Heading3"/>
+      </w:pPr>
+      <w:r>
+        <w:rPr>
+          <w:lang w:val="zh_TW" w:bidi="zh_TW"/>
+        </w:rPr>
+        <w:t>新約中的安息日</w:t>
       </w:r>
     </w:p>
     <w:p>
@@ -1960,43 +1975,7 @@
         <w:rPr>
           <w:lang w:val="zh_TW" w:bidi="zh_TW"/>
         </w:rPr>
-        <w:t>耶穌與法利賽人的衝突點在於他們的傳統偏離聖經的教導。當法利賽人指責祂的門徒在安息日走過麥地，用手掐麥穗時（根據法利賽人的說法，這屬於「收割」的範疇；</w:t>
-      </w:r>
-      <w:hyperlink r:id="rId76">
-        <w:r>
-          <w:rPr>
-            <w:lang w:val="zh_TW" w:bidi="zh_TW"/>
-          </w:rPr>
-          <w:rPr>
-            <w:color w:val="0000EE"/>
-            <w:u w:val="single"/>
-          </w:rPr>
-          <w:t>可2:23–26</w:t>
-        </w:r>
-      </w:hyperlink>
-      <w:r>
-        <w:rPr>
-          <w:lang w:val="zh_TW" w:bidi="zh_TW"/>
-        </w:rPr>
-        <w:t>），耶穌引用聖經為門徒們辯護，並隨即指出：「安息日是為人設立的，人不是為安息日設立的」（</w:t>
-      </w:r>
-      <w:hyperlink r:id="rId77">
-        <w:r>
-          <w:rPr>
-            <w:lang w:val="zh_TW" w:bidi="zh_TW"/>
-          </w:rPr>
-          <w:rPr>
-            <w:color w:val="0000EE"/>
-            <w:u w:val="single"/>
-          </w:rPr>
-          <w:t>可2:27</w:t>
-        </w:r>
-      </w:hyperlink>
-      <w:r>
-        <w:rPr>
-          <w:lang w:val="zh_TW" w:bidi="zh_TW"/>
-        </w:rPr>
-        <w:t>）。</w:t>
+        <w:t>在公元一世紀之前，巴勒斯坦的一些猶太人制定了幾條規則以促進安息日的遵守。米示拿中的兩篇論文專門討論這些安息日的規則和條例。它們的主要目的是定義工作（其中一篇以三十九個標題進行這種討論），試圖向每一位以色列人展示什麼在安息日是允許的，什麼是不允許的。可惜，這導致了相當繁瑣的複雜性和規避行為，是宗教律法師常常在解釋上存在分歧的地方，其結果就是安息日的主要目的被埋沒在大量的律法細節之中。拉比們自己也意識到他們在舊約簡單教導的基礎上添加了多少內容。正如其中一位拉比所說：「關於安息日的規則……就像在頭髮上掛上眾山，因為聖經的內容很少，而規則卻很多。」</w:t>
       </w:r>
     </w:p>
     <w:p>
@@ -2010,7 +1989,61 @@
         <w:rPr>
           <w:lang w:val="zh_TW" w:bidi="zh_TW"/>
         </w:rPr>
-        <w:t>拉比傳統將制度凌駕於它應服務的人民之上。法利賽人將安息日視為目的本身，實際上剝奪了安息日的一個主要目的。耶穌的話語在法利賽人耳中必定聽起來極為熟悉。曾有一位著名的拉比說過：「安息日是為你們設立的，而你們並不是為安息日而存在。」</w:t>
+        <w:t>耶穌在守安息日的問題上與猶太宗教領袖發生許多衝突。在他們看來，耶穌破壞了安息日，因此也違背了律法。然而，耶穌從未認為自己破壞了安息日，祂經常在安息日去會堂（</w:t>
+      </w:r>
+      <w:hyperlink r:id="rId75">
+        <w:r>
+          <w:rPr>
+            <w:lang w:val="zh_TW" w:bidi="zh_TW"/>
+          </w:rPr>
+          <w:rPr>
+            <w:color w:val="0000EE"/>
+            <w:u w:val="single"/>
+          </w:rPr>
+          <w:t>路4:16</w:t>
+        </w:r>
+      </w:hyperlink>
+      <w:r>
+        <w:rPr>
+          <w:lang w:val="zh_TW" w:bidi="zh_TW"/>
+        </w:rPr>
+        <w:t>），在那裡讀經、宣講和教訓人（</w:t>
+      </w:r>
+      <w:hyperlink r:id="rId76">
+        <w:r>
+          <w:rPr>
+            <w:lang w:val="zh_TW" w:bidi="zh_TW"/>
+          </w:rPr>
+          <w:rPr>
+            <w:color w:val="0000EE"/>
+            <w:u w:val="single"/>
+          </w:rPr>
+          <w:t>可1:21</w:t>
+        </w:r>
+      </w:hyperlink>
+      <w:r>
+        <w:rPr>
+          <w:lang w:val="zh_TW" w:bidi="zh_TW"/>
+        </w:rPr>
+        <w:t>；</w:t>
+      </w:r>
+      <w:hyperlink r:id="rId77">
+        <w:r>
+          <w:rPr>
+            <w:lang w:val="zh_TW" w:bidi="zh_TW"/>
+          </w:rPr>
+          <w:rPr>
+            <w:color w:val="0000EE"/>
+            <w:u w:val="single"/>
+          </w:rPr>
+          <w:t>路13:10</w:t>
+        </w:r>
+      </w:hyperlink>
+      <w:r>
+        <w:rPr>
+          <w:lang w:val="zh_TW" w:bidi="zh_TW"/>
+        </w:rPr>
+        <w:t>）。祂明顯接受了安息日是一個敬拜的合適日子的原則。</w:t>
       </w:r>
     </w:p>
     <w:p>
@@ -2024,7 +2057,7 @@
         <w:rPr>
           <w:lang w:val="zh_TW" w:bidi="zh_TW"/>
         </w:rPr>
-        <w:t>耶穌在安息日的醫治行為使祂與拉比的規範發生了最激烈的衝突。舊約並未禁止在安息日治病，但拉比們將所有醫治視為工作，除非性命有危險，否則必須避免在安息日醫治。耶穌毫不畏懼地揭露了這種態度所帶來的冷酷無情和荒謬矛盾。祂問道，安息日既然可以給嬰兒行割禮或帶動物去飲水（這些是傳統允許的），那麼為何不能醫治一個長期受苦的婦人或瘸腿的男人，即使他們的生命沒有立即危險呢（</w:t>
+        <w:t>耶穌與法利賽人的衝突點在於他們的傳統偏離聖經的教導。當法利賽人指責祂的門徒在安息日走過麥地，用手掐麥穗時（根據法利賽人的說法，這屬於「收割」的範疇；</w:t>
       </w:r>
       <w:hyperlink r:id="rId78">
         <w:r>
@@ -2035,14 +2068,14 @@
             <w:color w:val="0000EE"/>
             <w:u w:val="single"/>
           </w:rPr>
-          <w:t>路13:10–17</w:t>
-        </w:r>
-      </w:hyperlink>
-      <w:r>
-        <w:rPr>
-          <w:lang w:val="zh_TW" w:bidi="zh_TW"/>
-        </w:rPr>
-        <w:t>；</w:t>
+          <w:t>可2:23–26</w:t>
+        </w:r>
+      </w:hyperlink>
+      <w:r>
+        <w:rPr>
+          <w:lang w:val="zh_TW" w:bidi="zh_TW"/>
+        </w:rPr>
+        <w:t>），耶穌引用聖經為門徒們辯護，並隨即指出：「安息日是為人設立的，人不是為安息日設立的」（</w:t>
       </w:r>
       <w:hyperlink r:id="rId79">
         <w:r>
@@ -2053,25 +2086,7 @@
             <w:color w:val="0000EE"/>
             <w:u w:val="single"/>
           </w:rPr>
-          <w:t>約7:21–24</w:t>
-        </w:r>
-      </w:hyperlink>
-      <w:r>
-        <w:rPr>
-          <w:lang w:val="zh_TW" w:bidi="zh_TW"/>
-        </w:rPr>
-        <w:t>）？祂教導說，安息日是特別適合行善的日子（</w:t>
-      </w:r>
-      <w:hyperlink r:id="rId80">
-        <w:r>
-          <w:rPr>
-            <w:lang w:val="zh_TW" w:bidi="zh_TW"/>
-          </w:rPr>
-          <w:rPr>
-            <w:color w:val="0000EE"/>
-            <w:u w:val="single"/>
-          </w:rPr>
-          <w:t>可3:4–5</w:t>
+          <w:t>可2:27</w:t>
         </w:r>
       </w:hyperlink>
       <w:r>
@@ -2092,61 +2107,7 @@
         <w:rPr>
           <w:lang w:val="zh_TW" w:bidi="zh_TW"/>
         </w:rPr>
-        <w:t>耶穌是來自天上的人，宣稱祂是安息日的主（</w:t>
-      </w:r>
-      <w:hyperlink r:id="rId81">
-        <w:r>
-          <w:rPr>
-            <w:lang w:val="zh_TW" w:bidi="zh_TW"/>
-          </w:rPr>
-          <w:rPr>
-            <w:color w:val="0000EE"/>
-            <w:u w:val="single"/>
-          </w:rPr>
-          <w:t>可2:28</w:t>
-        </w:r>
-      </w:hyperlink>
-      <w:r>
-        <w:rPr>
-          <w:lang w:val="zh_TW" w:bidi="zh_TW"/>
-        </w:rPr>
-        <w:t>；參</w:t>
-      </w:r>
-      <w:hyperlink r:id="rId82">
-        <w:r>
-          <w:rPr>
-            <w:lang w:val="zh_TW" w:bidi="zh_TW"/>
-          </w:rPr>
-          <w:rPr>
-            <w:color w:val="0000EE"/>
-            <w:u w:val="single"/>
-          </w:rPr>
-          <w:t>太12:5–8</w:t>
-        </w:r>
-      </w:hyperlink>
-      <w:r>
-        <w:rPr>
-          <w:lang w:val="zh_TW" w:bidi="zh_TW"/>
-        </w:rPr>
-        <w:t>）。正如神雖然有創造之後的安息，但祂仍然持續作工，並以祂慈愛顧念世界，耶穌也會繼續在安息日教導和醫治（</w:t>
-      </w:r>
-      <w:hyperlink r:id="rId83">
-        <w:r>
-          <w:rPr>
-            <w:lang w:val="zh_TW" w:bidi="zh_TW"/>
-          </w:rPr>
-          <w:rPr>
-            <w:color w:val="0000EE"/>
-            <w:u w:val="single"/>
-          </w:rPr>
-          <w:t>約5:2–17</w:t>
-        </w:r>
-      </w:hyperlink>
-      <w:r>
-        <w:rPr>
-          <w:lang w:val="zh_TW" w:bidi="zh_TW"/>
-        </w:rPr>
-        <w:t>）。但有一天，祂的救贖工作將完成，那時安息日作為救贖的標誌將實現其終極目的。</w:t>
+        <w:t>拉比傳統將制度凌駕於它應服務的人民之上。法利賽人將安息日視為目的本身，實際上剝奪了安息日的一個主要目的。耶穌的話語在法利賽人耳中必定聽起來極為熟悉。曾有一位著名的拉比說過：「安息日是為你們設立的，而你們並不是為安息日而存在。」</w:t>
       </w:r>
     </w:p>
     <w:p>
@@ -2160,72 +2121,54 @@
         <w:rPr>
           <w:lang w:val="zh_TW" w:bidi="zh_TW"/>
         </w:rPr>
-        <w:t>保羅在耶穌死亡與復活後，迅速領會到這兩者對於遵守安息日的重要意義。他並未禁止所有遵守猶太安息日的做法。事實上，在他傳福音的旅程中，他多次參加安息日的會堂聚會（見，例如，</w:t>
-      </w:r>
-      <w:hyperlink r:id="rId84">
-        <w:r>
-          <w:rPr>
-            <w:lang w:val="zh_TW" w:bidi="zh_TW"/>
-          </w:rPr>
-          <w:rPr>
-            <w:color w:val="0000EE"/>
-            <w:u w:val="single"/>
-          </w:rPr>
-          <w:t>徒13:14–16</w:t>
-        </w:r>
-      </w:hyperlink>
-      <w:r>
-        <w:rPr>
-          <w:lang w:val="zh_TW" w:bidi="zh_TW"/>
-        </w:rPr>
-        <w:t>）。堅持保持安息日習慣的猶太基督徒可以自由這樣做，只要他們尊重那些有不同觀點的人（</w:t>
-      </w:r>
-      <w:hyperlink r:id="rId85">
-        <w:r>
-          <w:rPr>
-            <w:lang w:val="zh_TW" w:bidi="zh_TW"/>
-          </w:rPr>
-          <w:rPr>
-            <w:color w:val="0000EE"/>
-            <w:u w:val="single"/>
-          </w:rPr>
-          <w:t>羅14:5–6、13</w:t>
-        </w:r>
-      </w:hyperlink>
-      <w:r>
-        <w:rPr>
-          <w:lang w:val="zh_TW" w:bidi="zh_TW"/>
-        </w:rPr>
-        <w:t>）。但任何認為遵守猶太曆法是得救的必要條件的觀點，都必須加以抵制（</w:t>
-      </w:r>
-      <w:hyperlink r:id="rId86">
-        <w:r>
-          <w:rPr>
-            <w:lang w:val="zh_TW" w:bidi="zh_TW"/>
-          </w:rPr>
-          <w:rPr>
-            <w:color w:val="0000EE"/>
-            <w:u w:val="single"/>
-          </w:rPr>
-          <w:t>加4:8–11</w:t>
-        </w:r>
-      </w:hyperlink>
-      <w:r>
-        <w:rPr>
-          <w:lang w:val="zh_TW" w:bidi="zh_TW"/>
-        </w:rPr>
-        <w:t>）。因為保羅認為安息日是影兒，而基督自己才是那形體（</w:t>
-      </w:r>
-      <w:hyperlink r:id="rId87">
-        <w:r>
-          <w:rPr>
-            <w:lang w:val="zh_TW" w:bidi="zh_TW"/>
-          </w:rPr>
-          <w:rPr>
-            <w:color w:val="0000EE"/>
-            <w:u w:val="single"/>
-          </w:rPr>
-          <w:t>西2:17</w:t>
+        <w:t>耶穌在安息日的醫治行為使祂與拉比的規範發生了最激烈的衝突。舊約並未禁止在安息日治病，但拉比們將所有醫治視為工作，除非性命有危險，否則必須避免在安息日醫治。耶穌毫不畏懼地揭露了這種態度所帶來的冷酷無情和荒謬矛盾。祂問道，安息日既然可以給嬰兒行割禮或帶動物去飲水（這些是傳統允許的），那麼為何不能醫治一個長期受苦的婦人或瘸腿的男人，即使他們的生命沒有立即危險呢（</w:t>
+      </w:r>
+      <w:hyperlink r:id="rId80">
+        <w:r>
+          <w:rPr>
+            <w:lang w:val="zh_TW" w:bidi="zh_TW"/>
+          </w:rPr>
+          <w:rPr>
+            <w:color w:val="0000EE"/>
+            <w:u w:val="single"/>
+          </w:rPr>
+          <w:t>路13:10–17</w:t>
+        </w:r>
+      </w:hyperlink>
+      <w:r>
+        <w:rPr>
+          <w:lang w:val="zh_TW" w:bidi="zh_TW"/>
+        </w:rPr>
+        <w:t>；</w:t>
+      </w:r>
+      <w:hyperlink r:id="rId81">
+        <w:r>
+          <w:rPr>
+            <w:lang w:val="zh_TW" w:bidi="zh_TW"/>
+          </w:rPr>
+          <w:rPr>
+            <w:color w:val="0000EE"/>
+            <w:u w:val="single"/>
+          </w:rPr>
+          <w:t>約7:21–24</w:t>
+        </w:r>
+      </w:hyperlink>
+      <w:r>
+        <w:rPr>
+          <w:lang w:val="zh_TW" w:bidi="zh_TW"/>
+        </w:rPr>
+        <w:t>）？祂教導說，安息日是特別適合行善的日子（</w:t>
+      </w:r>
+      <w:hyperlink r:id="rId82">
+        <w:r>
+          <w:rPr>
+            <w:lang w:val="zh_TW" w:bidi="zh_TW"/>
+          </w:rPr>
+          <w:rPr>
+            <w:color w:val="0000EE"/>
+            <w:u w:val="single"/>
+          </w:rPr>
+          <w:t>可3:4–5</w:t>
         </w:r>
       </w:hyperlink>
       <w:r>
@@ -2246,25 +2189,61 @@
         <w:rPr>
           <w:lang w:val="zh_TW" w:bidi="zh_TW"/>
         </w:rPr>
-        <w:t>最後，希伯來書的作者解釋了聖經中創造和救贖這兩個「安息主題」，如何在基督裡找到共同的實現。他通過將神在創造後的休息與祂帶領以色列進入迦南「安息」的救贖行動聯繫起來，並展示了這兩者如何與基督徒在現今和將來所享有的安息相關聯（</w:t>
-      </w:r>
-      <w:hyperlink r:id="rId88">
-        <w:r>
-          <w:rPr>
-            <w:lang w:val="zh_TW" w:bidi="zh_TW"/>
-          </w:rPr>
-          <w:rPr>
-            <w:color w:val="0000EE"/>
-            <w:u w:val="single"/>
-          </w:rPr>
-          <w:t>來4:1–11</w:t>
-        </w:r>
-      </w:hyperlink>
-      <w:r>
-        <w:rPr>
-          <w:lang w:val="zh_TW" w:bidi="zh_TW"/>
-        </w:rPr>
-        <w:t>）。</w:t>
+        <w:t>耶穌是來自天上的人，宣稱祂是安息日的主（</w:t>
+      </w:r>
+      <w:hyperlink r:id="rId83">
+        <w:r>
+          <w:rPr>
+            <w:lang w:val="zh_TW" w:bidi="zh_TW"/>
+          </w:rPr>
+          <w:rPr>
+            <w:color w:val="0000EE"/>
+            <w:u w:val="single"/>
+          </w:rPr>
+          <w:t>可2:28</w:t>
+        </w:r>
+      </w:hyperlink>
+      <w:r>
+        <w:rPr>
+          <w:lang w:val="zh_TW" w:bidi="zh_TW"/>
+        </w:rPr>
+        <w:t>；參</w:t>
+      </w:r>
+      <w:hyperlink r:id="rId84">
+        <w:r>
+          <w:rPr>
+            <w:lang w:val="zh_TW" w:bidi="zh_TW"/>
+          </w:rPr>
+          <w:rPr>
+            <w:color w:val="0000EE"/>
+            <w:u w:val="single"/>
+          </w:rPr>
+          <w:t>太12:5–8</w:t>
+        </w:r>
+      </w:hyperlink>
+      <w:r>
+        <w:rPr>
+          <w:lang w:val="zh_TW" w:bidi="zh_TW"/>
+        </w:rPr>
+        <w:t>）。正如神雖然有創造之後的安息，但祂仍然持續作工，並以祂慈愛顧念世界，耶穌也會繼續在安息日教導和醫治（</w:t>
+      </w:r>
+      <w:hyperlink r:id="rId85">
+        <w:r>
+          <w:rPr>
+            <w:lang w:val="zh_TW" w:bidi="zh_TW"/>
+          </w:rPr>
+          <w:rPr>
+            <w:color w:val="0000EE"/>
+            <w:u w:val="single"/>
+          </w:rPr>
+          <w:t>約5:2–17</w:t>
+        </w:r>
+      </w:hyperlink>
+      <w:r>
+        <w:rPr>
+          <w:lang w:val="zh_TW" w:bidi="zh_TW"/>
+        </w:rPr>
+        <w:t>）。但有一天，祂的救贖工作將完成，那時安息日作為救贖的標誌將實現其終極目的。</w:t>
       </w:r>
     </w:p>
     <w:p>
@@ -2278,7 +2257,61 @@
         <w:rPr>
           <w:lang w:val="zh_TW" w:bidi="zh_TW"/>
         </w:rPr>
-        <w:t>神的旨意是讓祂所有的百姓都分享祂的安息——也就是祂的應許。當祂帶領以色列進入應許之地，祂清楚表明了這個意圖，但這並不標誌著祂的應許的完全實現。完全的安息仍然在天上等待著神的百姓。基督已經進入那裡，祂正從祂的工作中安息，正如神在創造之後所做的一樣。因著祂的救贖工作，祂邀請所有信祂的人現在就分享那同樣的「安息日的安息」（</w:t>
+        <w:t>保羅在耶穌死亡與復活後，迅速領會到這兩者對於遵守安息日的重要意義。他並未禁止所有遵守猶太安息日的做法。事實上，在他傳福音的旅程中，他多次參加安息日的會堂聚會（見，例如，</w:t>
+      </w:r>
+      <w:hyperlink r:id="rId86">
+        <w:r>
+          <w:rPr>
+            <w:lang w:val="zh_TW" w:bidi="zh_TW"/>
+          </w:rPr>
+          <w:rPr>
+            <w:color w:val="0000EE"/>
+            <w:u w:val="single"/>
+          </w:rPr>
+          <w:t>徒13:14–16</w:t>
+        </w:r>
+      </w:hyperlink>
+      <w:r>
+        <w:rPr>
+          <w:lang w:val="zh_TW" w:bidi="zh_TW"/>
+        </w:rPr>
+        <w:t>）。堅持保持安息日習慣的猶太基督徒可以自由這樣做，只要他們尊重那些有不同觀點的人（</w:t>
+      </w:r>
+      <w:hyperlink r:id="rId87">
+        <w:r>
+          <w:rPr>
+            <w:lang w:val="zh_TW" w:bidi="zh_TW"/>
+          </w:rPr>
+          <w:rPr>
+            <w:color w:val="0000EE"/>
+            <w:u w:val="single"/>
+          </w:rPr>
+          <w:t>羅14:5–6、13</w:t>
+        </w:r>
+      </w:hyperlink>
+      <w:r>
+        <w:rPr>
+          <w:lang w:val="zh_TW" w:bidi="zh_TW"/>
+        </w:rPr>
+        <w:t>）。但任何認為遵守猶太曆法是得救的必要條件的觀點，都必須加以抵制（</w:t>
+      </w:r>
+      <w:hyperlink r:id="rId88">
+        <w:r>
+          <w:rPr>
+            <w:lang w:val="zh_TW" w:bidi="zh_TW"/>
+          </w:rPr>
+          <w:rPr>
+            <w:color w:val="0000EE"/>
+            <w:u w:val="single"/>
+          </w:rPr>
+          <w:t>加4:8–11</w:t>
+        </w:r>
+      </w:hyperlink>
+      <w:r>
+        <w:rPr>
+          <w:lang w:val="zh_TW" w:bidi="zh_TW"/>
+        </w:rPr>
+        <w:t>）。因為保羅認為安息日是影兒，而基督自己才是那形體（</w:t>
       </w:r>
       <w:hyperlink r:id="rId89">
         <w:r>
@@ -2289,14 +2322,14 @@
             <w:color w:val="0000EE"/>
             <w:u w:val="single"/>
           </w:rPr>
-          <w:t>9</w:t>
-        </w:r>
-      </w:hyperlink>
-      <w:r>
-        <w:rPr>
-          <w:lang w:val="zh_TW" w:bidi="zh_TW"/>
-        </w:rPr>
-        <w:t>節）。</w:t>
+          <w:t>西2:17</w:t>
+        </w:r>
+      </w:hyperlink>
+      <w:r>
+        <w:rPr>
+          <w:lang w:val="zh_TW" w:bidi="zh_TW"/>
+        </w:rPr>
+        <w:t>）。</w:t>
       </w:r>
     </w:p>
     <w:p>
@@ -2308,50 +2341,27 @@
       </w:r>
       <w:r>
         <w:rPr>
-          <w:i/>
-          <w:lang w:val="zh_TW" w:bidi="zh_TW"/>
-        </w:rPr>
-        <w:t>另見</w:t>
-      </w:r>
-      <w:r>
-        <w:rPr>
-          <w:lang w:val="zh_TW" w:bidi="zh_TW"/>
-        </w:rPr>
-        <w:t>主日</w:t>
-      </w:r>
-      <w:r>
-        <w:rPr>
-          <w:lang w:val="zh_TW" w:bidi="zh_TW"/>
-        </w:rPr>
-        <w:t>；</w:t>
-      </w:r>
-      <w:r>
-        <w:rPr>
-          <w:lang w:val="zh_TW" w:bidi="zh_TW"/>
-        </w:rPr>
-        <w:t>安息日可走的路程；</w:t>
-      </w:r>
-      <w:r>
-        <w:rPr>
-          <w:lang w:val="zh_TW" w:bidi="zh_TW"/>
-        </w:rPr>
-        <w:t>十誡</w:t>
-      </w:r>
-      <w:r>
-        <w:rPr>
-          <w:lang w:val="zh_TW" w:bidi="zh_TW"/>
-        </w:rPr>
-        <w:t>。</w:t>
-      </w:r>
-      <w:r>
-        <w:rPr>
-          <w:lang w:val="zh_TW" w:bidi="zh_TW"/>
-        </w:rPr>
-      </w:r>
-      <w:r>
-        <w:rPr>
-          <w:lang w:val="zh_TW" w:bidi="zh_TW"/>
-        </w:rPr>
+          <w:lang w:val="zh_TW" w:bidi="zh_TW"/>
+        </w:rPr>
+        <w:t>最後，希伯來書的作者解釋了聖經中創造和救贖這兩個「安息主題」，如何在基督裡找到共同的實現。他通過將神在創造後的休息與祂帶領以色列進入迦南「安息」的救贖行動聯繫起來，並展示了這兩者如何與基督徒在現今和將來所享有的安息相關聯（</w:t>
+      </w:r>
+      <w:hyperlink r:id="rId90">
+        <w:r>
+          <w:rPr>
+            <w:lang w:val="zh_TW" w:bidi="zh_TW"/>
+          </w:rPr>
+          <w:rPr>
+            <w:color w:val="0000EE"/>
+            <w:u w:val="single"/>
+          </w:rPr>
+          <w:t>來4:1–11</w:t>
+        </w:r>
+      </w:hyperlink>
+      <w:r>
+        <w:rPr>
+          <w:lang w:val="zh_TW" w:bidi="zh_TW"/>
+        </w:rPr>
+        <w:t>）。</w:t>
       </w:r>
     </w:p>
     <w:p>
@@ -2361,21 +2371,29 @@
           <w:lang w:val="zh_TW" w:bidi="zh_TW"/>
         </w:rPr>
       </w:r>
-    </w:p>
-    <w:p>
-      <w:pPr>
-        <w:pStyle w:val="Heading2"/>
-      </w:pPr>
-      <w:r>
-        <w:rPr>
-          <w:lang w:val="zh_TW" w:bidi="zh_TW"/>
-        </w:rPr>
-        <w:t>安葬，安葬習俗</w:t>
-      </w:r>
-      <w:r>
-        <w:rPr>
-          <w:lang w:val="zh_TW" w:bidi="zh_TW"/>
-        </w:rPr>
+      <w:r>
+        <w:rPr>
+          <w:lang w:val="zh_TW" w:bidi="zh_TW"/>
+        </w:rPr>
+        <w:t>神的旨意是讓祂所有的百姓都分享祂的安息——也就是祂的應許。當祂帶領以色列進入應許之地，祂清楚表明了這個意圖，但這並不標誌著祂的應許的完全實現。完全的安息仍然在天上等待著神的百姓。基督已經進入那裡，祂正從祂的工作中安息，正如神在創造之後所做的一樣。因著祂的救贖工作，祂邀請所有信祂的人現在就分享那同樣的「安息日的安息」（</w:t>
+      </w:r>
+      <w:hyperlink r:id="rId91">
+        <w:r>
+          <w:rPr>
+            <w:lang w:val="zh_TW" w:bidi="zh_TW"/>
+          </w:rPr>
+          <w:rPr>
+            <w:color w:val="0000EE"/>
+            <w:u w:val="single"/>
+          </w:rPr>
+          <w:t>9</w:t>
+        </w:r>
+      </w:hyperlink>
+      <w:r>
+        <w:rPr>
+          <w:lang w:val="zh_TW" w:bidi="zh_TW"/>
+        </w:rPr>
+        <w:t>節）。</w:t>
       </w:r>
     </w:p>
     <w:p>
@@ -2387,20 +2405,50 @@
       </w:r>
       <w:r>
         <w:rPr>
-          <w:lang w:val="zh_TW" w:bidi="zh_TW"/>
-        </w:rPr>
-        <w:t>聖經經常提到安葬的做法。一個社會如何安葬死人，反映出其對死亡與死後生命的看法。舉例來說，古埃及人認為死後的生命是在另一個境界延續肉身的活動，這點從他們精心佈置的陵墓中可見一斑。相對之下，古代希伯來人更著重屬靈的觀念，強調已離世的人與先前世代之間的聯合或相交。</w:t>
-      </w:r>
-    </w:p>
-    <w:p>
-      <w:pPr>
-        <w:pStyle w:val="Heading3"/>
-      </w:pPr>
-      <w:r>
-        <w:rPr>
-          <w:lang w:val="zh_TW" w:bidi="zh_TW"/>
-        </w:rPr>
-        <w:t>墳墓與墓穴</w:t>
+          <w:i/>
+          <w:lang w:val="zh_TW" w:bidi="zh_TW"/>
+        </w:rPr>
+        <w:t>另見</w:t>
+      </w:r>
+      <w:r>
+        <w:rPr>
+          <w:lang w:val="zh_TW" w:bidi="zh_TW"/>
+        </w:rPr>
+        <w:t>主日</w:t>
+      </w:r>
+      <w:r>
+        <w:rPr>
+          <w:lang w:val="zh_TW" w:bidi="zh_TW"/>
+        </w:rPr>
+        <w:t>；</w:t>
+      </w:r>
+      <w:r>
+        <w:rPr>
+          <w:lang w:val="zh_TW" w:bidi="zh_TW"/>
+        </w:rPr>
+        <w:t>安息日可走的路程；</w:t>
+      </w:r>
+      <w:r>
+        <w:rPr>
+          <w:lang w:val="zh_TW" w:bidi="zh_TW"/>
+        </w:rPr>
+        <w:t>十誡</w:t>
+      </w:r>
+      <w:r>
+        <w:rPr>
+          <w:lang w:val="zh_TW" w:bidi="zh_TW"/>
+        </w:rPr>
+        <w:t>。</w:t>
+      </w:r>
+      <w:r>
+        <w:rPr>
+          <w:lang w:val="zh_TW" w:bidi="zh_TW"/>
+        </w:rPr>
+      </w:r>
+      <w:r>
+        <w:rPr>
+          <w:lang w:val="zh_TW" w:bidi="zh_TW"/>
+        </w:rPr>
       </w:r>
     </w:p>
     <w:p>
@@ -2410,47 +2458,21 @@
           <w:lang w:val="zh_TW" w:bidi="zh_TW"/>
         </w:rPr>
       </w:r>
-      <w:r>
-        <w:rPr>
-          <w:lang w:val="zh_TW" w:bidi="zh_TW"/>
-        </w:rPr>
-        <w:t>在希伯來人中，墓地的位置通常以家族為單位來決定。舊約聖經多次提到，以色列人盼望死後葬在家族的墓地，經文常用「歸到他列祖那裡」來形容他的死亡（</w:t>
-      </w:r>
-      <w:hyperlink r:id="rId90">
-        <w:r>
-          <w:rPr>
-            <w:lang w:val="zh_TW" w:bidi="zh_TW"/>
-          </w:rPr>
-          <w:rPr>
-            <w:color w:val="0000EE"/>
-            <w:u w:val="single"/>
-          </w:rPr>
-          <w:t>創15:15</w:t>
-        </w:r>
-      </w:hyperlink>
-      <w:r>
-        <w:rPr>
-          <w:lang w:val="zh_TW" w:bidi="zh_TW"/>
-        </w:rPr>
-        <w:t>；</w:t>
-      </w:r>
-      <w:hyperlink r:id="rId91">
-        <w:r>
-          <w:rPr>
-            <w:lang w:val="zh_TW" w:bidi="zh_TW"/>
-          </w:rPr>
-          <w:rPr>
-            <w:color w:val="0000EE"/>
-            <w:u w:val="single"/>
-          </w:rPr>
-          <w:t>王上13:22</w:t>
-        </w:r>
-      </w:hyperlink>
-      <w:r>
-        <w:rPr>
-          <w:lang w:val="zh_TW" w:bidi="zh_TW"/>
-        </w:rPr>
-        <w:t>）。</w:t>
+    </w:p>
+    <w:p>
+      <w:pPr>
+        <w:pStyle w:val="Heading2"/>
+      </w:pPr>
+      <w:r>
+        <w:rPr>
+          <w:lang w:val="zh_TW" w:bidi="zh_TW"/>
+        </w:rPr>
+        <w:t>安葬，安葬習俗</w:t>
+      </w:r>
+      <w:r>
+        <w:rPr>
+          <w:lang w:val="zh_TW" w:bidi="zh_TW"/>
+        </w:rPr>
       </w:r>
     </w:p>
     <w:p>
@@ -2464,205 +2486,18 @@
         <w:rPr>
           <w:lang w:val="zh_TW" w:bidi="zh_TW"/>
         </w:rPr>
-        <w:t>位於希伯崙的麥比拉洞，便是家族墓穴供世代後人「合葬」的例子。撒拉去世時，亞伯拉罕向赫人以弗崙買下這塊地（</w:t>
-      </w:r>
-      <w:hyperlink r:id="rId92">
-        <w:r>
-          <w:rPr>
-            <w:lang w:val="zh_TW" w:bidi="zh_TW"/>
-          </w:rPr>
-          <w:rPr>
-            <w:color w:val="0000EE"/>
-            <w:u w:val="single"/>
-          </w:rPr>
-          <w:t>創23章</w:t>
-        </w:r>
-      </w:hyperlink>
-      <w:r>
-        <w:rPr>
-          <w:lang w:val="zh_TW" w:bidi="zh_TW"/>
-        </w:rPr>
-        <w:t>）。亞伯拉罕去世後，以撒和以實瑪利把他葬在同一個墓穴裡（</w:t>
-      </w:r>
-      <w:hyperlink r:id="rId93">
-        <w:r>
-          <w:rPr>
-            <w:lang w:val="zh_TW" w:bidi="zh_TW"/>
-          </w:rPr>
-          <w:rPr>
-            <w:color w:val="0000EE"/>
-            <w:u w:val="single"/>
-          </w:rPr>
-          <w:t>25:9</w:t>
-        </w:r>
-      </w:hyperlink>
-      <w:r>
-        <w:rPr>
-          <w:lang w:val="zh_TW" w:bidi="zh_TW"/>
-        </w:rPr>
-        <w:t>）。後來，雅各也在那裡安葬了他的父母以撒和利百加，以及他的妻子利亞（</w:t>
-      </w:r>
-      <w:hyperlink r:id="rId94">
-        <w:r>
-          <w:rPr>
-            <w:lang w:val="zh_TW" w:bidi="zh_TW"/>
-          </w:rPr>
-          <w:rPr>
-            <w:color w:val="0000EE"/>
-            <w:u w:val="single"/>
-          </w:rPr>
-          <w:t>49:31</w:t>
-        </w:r>
-      </w:hyperlink>
-      <w:r>
-        <w:rPr>
-          <w:lang w:val="zh_TW" w:bidi="zh_TW"/>
-        </w:rPr>
-        <w:t>）。雅各死後，眾人照著他的囑咐，把他的身體葬在他父親所在的墓穴中（</w:t>
-      </w:r>
-      <w:hyperlink r:id="rId95">
-        <w:r>
-          <w:rPr>
-            <w:lang w:val="zh_TW" w:bidi="zh_TW"/>
-          </w:rPr>
-          <w:rPr>
-            <w:color w:val="0000EE"/>
-            <w:u w:val="single"/>
-          </w:rPr>
-          <w:t>49:29</w:t>
-        </w:r>
-      </w:hyperlink>
-      <w:r>
-        <w:rPr>
-          <w:lang w:val="zh_TW" w:bidi="zh_TW"/>
-        </w:rPr>
-        <w:t>，</w:t>
-      </w:r>
-      <w:hyperlink r:id="rId96">
-        <w:r>
-          <w:rPr>
-            <w:lang w:val="zh_TW" w:bidi="zh_TW"/>
-          </w:rPr>
-          <w:rPr>
-            <w:color w:val="0000EE"/>
-            <w:u w:val="single"/>
-          </w:rPr>
-          <w:t>50:13</w:t>
-        </w:r>
-      </w:hyperlink>
-      <w:r>
-        <w:rPr>
-          <w:lang w:val="zh_TW" w:bidi="zh_TW"/>
-        </w:rPr>
-        <w:t>）。雅各的兒子約瑟則要他的親族起誓，保存他的骸骨，好在神使祂的百姓從埃及歸回時，把他的遺骸帶回故土（</w:t>
-      </w:r>
-      <w:hyperlink r:id="rId97">
-        <w:r>
-          <w:rPr>
-            <w:lang w:val="zh_TW" w:bidi="zh_TW"/>
-          </w:rPr>
-          <w:rPr>
-            <w:color w:val="0000EE"/>
-            <w:u w:val="single"/>
-          </w:rPr>
-          <w:t>50:25</w:t>
-        </w:r>
-      </w:hyperlink>
-      <w:r>
-        <w:rPr>
-          <w:lang w:val="zh_TW" w:bidi="zh_TW"/>
-        </w:rPr>
-        <w:t>）。撒母耳葬在拉瑪自己的家中，這顯然是指家族的墓地（</w:t>
-      </w:r>
-      <w:hyperlink r:id="rId98">
-        <w:r>
-          <w:rPr>
-            <w:lang w:val="zh_TW" w:bidi="zh_TW"/>
-          </w:rPr>
-          <w:rPr>
-            <w:color w:val="0000EE"/>
-            <w:u w:val="single"/>
-          </w:rPr>
-          <w:t>撒上25:1</w:t>
-        </w:r>
-      </w:hyperlink>
-      <w:r>
-        <w:rPr>
-          <w:lang w:val="zh_TW" w:bidi="zh_TW"/>
-        </w:rPr>
-        <w:t>）。約押葬在曠野自己家中（</w:t>
-      </w:r>
-      <w:hyperlink r:id="rId99">
-        <w:r>
-          <w:rPr>
-            <w:lang w:val="zh_TW" w:bidi="zh_TW"/>
-          </w:rPr>
-          <w:rPr>
-            <w:color w:val="0000EE"/>
-            <w:u w:val="single"/>
-          </w:rPr>
-          <w:t>王上2:34</w:t>
-        </w:r>
-      </w:hyperlink>
-      <w:r>
-        <w:rPr>
-          <w:lang w:val="zh_TW" w:bidi="zh_TW"/>
-        </w:rPr>
-        <w:t>）。瑪拿西王葬在他宮殿的園中（</w:t>
-      </w:r>
-      <w:hyperlink r:id="rId100">
-        <w:r>
-          <w:rPr>
-            <w:lang w:val="zh_TW" w:bidi="zh_TW"/>
-          </w:rPr>
-          <w:rPr>
-            <w:color w:val="0000EE"/>
-            <w:u w:val="single"/>
-          </w:rPr>
-          <w:t>王下21:18</w:t>
-        </w:r>
-      </w:hyperlink>
-      <w:r>
-        <w:rPr>
-          <w:lang w:val="zh_TW" w:bidi="zh_TW"/>
-        </w:rPr>
-        <w:t>），約書亞則葬在亭拿‧西拉自己所得的地業中（</w:t>
-      </w:r>
-      <w:hyperlink r:id="rId101">
-        <w:r>
-          <w:rPr>
-            <w:lang w:val="zh_TW" w:bidi="zh_TW"/>
-          </w:rPr>
-          <w:rPr>
-            <w:color w:val="0000EE"/>
-            <w:u w:val="single"/>
-          </w:rPr>
-          <w:t>書24:30</w:t>
-        </w:r>
-      </w:hyperlink>
-      <w:r>
-        <w:rPr>
-          <w:lang w:val="zh_TW" w:bidi="zh_TW"/>
-        </w:rPr>
-        <w:t>）。君王十分重視延續自己的記念，因此會設立特別的安葬地點，這些地點多半位於大衛城（即耶路撒冷東南山脊上最初由這位偉大君王佔據的地方）。約西亞王也預先指定自己的葬處，很可能是一座祖先的墓穴（</w:t>
-      </w:r>
-      <w:hyperlink r:id="rId102">
-        <w:r>
-          <w:rPr>
-            <w:lang w:val="zh_TW" w:bidi="zh_TW"/>
-          </w:rPr>
-          <w:rPr>
-            <w:color w:val="0000EE"/>
-            <w:u w:val="single"/>
-          </w:rPr>
-          <w:t>王下23:30</w:t>
-        </w:r>
-      </w:hyperlink>
-      <w:r>
-        <w:rPr>
-          <w:lang w:val="zh_TW" w:bidi="zh_TW"/>
-        </w:rPr>
-        <w:t>）。</w:t>
+        <w:t>聖經經常提到安葬的做法。一個社會如何安葬死人，反映出其對死亡與死後生命的看法。舉例來說，古埃及人認為死後的生命是在另一個境界延續肉身的活動，這點從他們精心佈置的陵墓中可見一斑。相對之下，古代希伯來人更著重屬靈的觀念，強調已離世的人與先前世代之間的聯合或相交。</w:t>
+      </w:r>
+    </w:p>
+    <w:p>
+      <w:pPr>
+        <w:pStyle w:val="Heading3"/>
+      </w:pPr>
+      <w:r>
+        <w:rPr>
+          <w:lang w:val="zh_TW" w:bidi="zh_TW"/>
+        </w:rPr>
+        <w:t>墳墓與墓穴</w:t>
       </w:r>
     </w:p>
     <w:p>
@@ -2676,61 +2511,43 @@
         <w:rPr>
           <w:lang w:val="zh_TW" w:bidi="zh_TW"/>
         </w:rPr>
-        <w:t>像底波拉葬在伯特利附近（</w:t>
-      </w:r>
-      <w:hyperlink r:id="rId103">
-        <w:r>
-          <w:rPr>
-            <w:lang w:val="zh_TW" w:bidi="zh_TW"/>
-          </w:rPr>
-          <w:rPr>
-            <w:color w:val="0000EE"/>
-            <w:u w:val="single"/>
-          </w:rPr>
-          <w:t>創35:8</w:t>
-        </w:r>
-      </w:hyperlink>
-      <w:r>
-        <w:rPr>
-          <w:lang w:val="zh_TW" w:bidi="zh_TW"/>
-        </w:rPr>
-        <w:t>），以及拉結葬在往以法他的路上（</w:t>
-      </w:r>
-      <w:hyperlink r:id="rId104">
-        <w:r>
-          <w:rPr>
-            <w:lang w:val="zh_TW" w:bidi="zh_TW"/>
-          </w:rPr>
-          <w:rPr>
-            <w:color w:val="0000EE"/>
-            <w:u w:val="single"/>
-          </w:rPr>
-          <w:t>創35:1</w:t>
-        </w:r>
-      </w:hyperlink>
-      <w:r>
-        <w:rPr>
-          <w:lang w:val="zh_TW" w:bidi="zh_TW"/>
-        </w:rPr>
-        <w:t>、</w:t>
-      </w:r>
-      <w:hyperlink r:id="rId104">
-        <w:r>
-          <w:rPr>
-            <w:lang w:val="zh_TW" w:bidi="zh_TW"/>
-          </w:rPr>
-          <w:rPr>
-            <w:color w:val="0000EE"/>
-            <w:u w:val="single"/>
-          </w:rPr>
-          <w:t>20</w:t>
-        </w:r>
-      </w:hyperlink>
-      <w:r>
-        <w:rPr>
-          <w:lang w:val="zh_TW" w:bidi="zh_TW"/>
-        </w:rPr>
-        <w:t>），這類個別的安葬地點屬於例外情況，通常因為人在遠離家族墓地的地方突然去世，才需要這樣安排。</w:t>
+        <w:t>在希伯來人中，墓地的位置通常以家族為單位來決定。舊約聖經多次提到，以色列人盼望死後葬在家族的墓地，經文常用「歸到他列祖那裡」來形容他的死亡（</w:t>
+      </w:r>
+      <w:hyperlink r:id="rId92">
+        <w:r>
+          <w:rPr>
+            <w:lang w:val="zh_TW" w:bidi="zh_TW"/>
+          </w:rPr>
+          <w:rPr>
+            <w:color w:val="0000EE"/>
+            <w:u w:val="single"/>
+          </w:rPr>
+          <w:t>創15:15</w:t>
+        </w:r>
+      </w:hyperlink>
+      <w:r>
+        <w:rPr>
+          <w:lang w:val="zh_TW" w:bidi="zh_TW"/>
+        </w:rPr>
+        <w:t>；</w:t>
+      </w:r>
+      <w:hyperlink r:id="rId93">
+        <w:r>
+          <w:rPr>
+            <w:lang w:val="zh_TW" w:bidi="zh_TW"/>
+          </w:rPr>
+          <w:rPr>
+            <w:color w:val="0000EE"/>
+            <w:u w:val="single"/>
+          </w:rPr>
+          <w:t>王上13:22</w:t>
+        </w:r>
+      </w:hyperlink>
+      <w:r>
+        <w:rPr>
+          <w:lang w:val="zh_TW" w:bidi="zh_TW"/>
+        </w:rPr>
+        <w:t>）。</w:t>
       </w:r>
     </w:p>
     <w:p>
@@ -2744,25 +2561,205 @@
         <w:rPr>
           <w:lang w:val="zh_TW" w:bidi="zh_TW"/>
         </w:rPr>
-        <w:t>人們把遺體安葬在墓穴中，也就是天然的洞穴或鑿在磐石中的墳墓；亞利馬太的約瑟所擁有的墓穴就是一個例子，耶穌的遺體曾安放在那裡（</w:t>
-      </w:r>
-      <w:hyperlink r:id="rId105">
-        <w:r>
-          <w:rPr>
-            <w:lang w:val="zh_TW" w:bidi="zh_TW"/>
-          </w:rPr>
-          <w:rPr>
-            <w:color w:val="0000EE"/>
-            <w:u w:val="single"/>
-          </w:rPr>
-          <w:t>太27:59–60</w:t>
-        </w:r>
-      </w:hyperlink>
-      <w:r>
-        <w:rPr>
-          <w:lang w:val="zh_TW" w:bidi="zh_TW"/>
-        </w:rPr>
-        <w:t>）。人也會把遺體埋在淺坑裡，再用石堆覆蓋，一方面標示葬處，另一方面防止動物玷污遺體。</w:t>
+        <w:t>位於希伯崙的麥比拉洞，便是家族墓穴供世代後人「合葬」的例子。撒拉去世時，亞伯拉罕向赫人以弗崙買下這塊地（</w:t>
+      </w:r>
+      <w:hyperlink r:id="rId94">
+        <w:r>
+          <w:rPr>
+            <w:lang w:val="zh_TW" w:bidi="zh_TW"/>
+          </w:rPr>
+          <w:rPr>
+            <w:color w:val="0000EE"/>
+            <w:u w:val="single"/>
+          </w:rPr>
+          <w:t>創23章</w:t>
+        </w:r>
+      </w:hyperlink>
+      <w:r>
+        <w:rPr>
+          <w:lang w:val="zh_TW" w:bidi="zh_TW"/>
+        </w:rPr>
+        <w:t>）。亞伯拉罕去世後，以撒和以實瑪利把他葬在同一個墓穴裡（</w:t>
+      </w:r>
+      <w:hyperlink r:id="rId95">
+        <w:r>
+          <w:rPr>
+            <w:lang w:val="zh_TW" w:bidi="zh_TW"/>
+          </w:rPr>
+          <w:rPr>
+            <w:color w:val="0000EE"/>
+            <w:u w:val="single"/>
+          </w:rPr>
+          <w:t>25:9</w:t>
+        </w:r>
+      </w:hyperlink>
+      <w:r>
+        <w:rPr>
+          <w:lang w:val="zh_TW" w:bidi="zh_TW"/>
+        </w:rPr>
+        <w:t>）。後來，雅各也在那裡安葬了他的父母以撒和利百加，以及他的妻子利亞（</w:t>
+      </w:r>
+      <w:hyperlink r:id="rId96">
+        <w:r>
+          <w:rPr>
+            <w:lang w:val="zh_TW" w:bidi="zh_TW"/>
+          </w:rPr>
+          <w:rPr>
+            <w:color w:val="0000EE"/>
+            <w:u w:val="single"/>
+          </w:rPr>
+          <w:t>49:31</w:t>
+        </w:r>
+      </w:hyperlink>
+      <w:r>
+        <w:rPr>
+          <w:lang w:val="zh_TW" w:bidi="zh_TW"/>
+        </w:rPr>
+        <w:t>）。雅各死後，眾人照著他的囑咐，把他的身體葬在他父親所在的墓穴中（</w:t>
+      </w:r>
+      <w:hyperlink r:id="rId97">
+        <w:r>
+          <w:rPr>
+            <w:lang w:val="zh_TW" w:bidi="zh_TW"/>
+          </w:rPr>
+          <w:rPr>
+            <w:color w:val="0000EE"/>
+            <w:u w:val="single"/>
+          </w:rPr>
+          <w:t>49:29</w:t>
+        </w:r>
+      </w:hyperlink>
+      <w:r>
+        <w:rPr>
+          <w:lang w:val="zh_TW" w:bidi="zh_TW"/>
+        </w:rPr>
+        <w:t>，</w:t>
+      </w:r>
+      <w:hyperlink r:id="rId98">
+        <w:r>
+          <w:rPr>
+            <w:lang w:val="zh_TW" w:bidi="zh_TW"/>
+          </w:rPr>
+          <w:rPr>
+            <w:color w:val="0000EE"/>
+            <w:u w:val="single"/>
+          </w:rPr>
+          <w:t>50:13</w:t>
+        </w:r>
+      </w:hyperlink>
+      <w:r>
+        <w:rPr>
+          <w:lang w:val="zh_TW" w:bidi="zh_TW"/>
+        </w:rPr>
+        <w:t>）。雅各的兒子約瑟則要他的親族起誓，保存他的骸骨，好在神使祂的百姓從埃及歸回時，把他的遺骸帶回故土（</w:t>
+      </w:r>
+      <w:hyperlink r:id="rId99">
+        <w:r>
+          <w:rPr>
+            <w:lang w:val="zh_TW" w:bidi="zh_TW"/>
+          </w:rPr>
+          <w:rPr>
+            <w:color w:val="0000EE"/>
+            <w:u w:val="single"/>
+          </w:rPr>
+          <w:t>50:25</w:t>
+        </w:r>
+      </w:hyperlink>
+      <w:r>
+        <w:rPr>
+          <w:lang w:val="zh_TW" w:bidi="zh_TW"/>
+        </w:rPr>
+        <w:t>）。撒母耳葬在拉瑪自己的家中，這顯然是指家族的墓地（</w:t>
+      </w:r>
+      <w:hyperlink r:id="rId100">
+        <w:r>
+          <w:rPr>
+            <w:lang w:val="zh_TW" w:bidi="zh_TW"/>
+          </w:rPr>
+          <w:rPr>
+            <w:color w:val="0000EE"/>
+            <w:u w:val="single"/>
+          </w:rPr>
+          <w:t>撒上25:1</w:t>
+        </w:r>
+      </w:hyperlink>
+      <w:r>
+        <w:rPr>
+          <w:lang w:val="zh_TW" w:bidi="zh_TW"/>
+        </w:rPr>
+        <w:t>）。約押葬在曠野自己家中（</w:t>
+      </w:r>
+      <w:hyperlink r:id="rId101">
+        <w:r>
+          <w:rPr>
+            <w:lang w:val="zh_TW" w:bidi="zh_TW"/>
+          </w:rPr>
+          <w:rPr>
+            <w:color w:val="0000EE"/>
+            <w:u w:val="single"/>
+          </w:rPr>
+          <w:t>王上2:34</w:t>
+        </w:r>
+      </w:hyperlink>
+      <w:r>
+        <w:rPr>
+          <w:lang w:val="zh_TW" w:bidi="zh_TW"/>
+        </w:rPr>
+        <w:t>）。瑪拿西王葬在他宮殿的園中（</w:t>
+      </w:r>
+      <w:hyperlink r:id="rId102">
+        <w:r>
+          <w:rPr>
+            <w:lang w:val="zh_TW" w:bidi="zh_TW"/>
+          </w:rPr>
+          <w:rPr>
+            <w:color w:val="0000EE"/>
+            <w:u w:val="single"/>
+          </w:rPr>
+          <w:t>王下21:18</w:t>
+        </w:r>
+      </w:hyperlink>
+      <w:r>
+        <w:rPr>
+          <w:lang w:val="zh_TW" w:bidi="zh_TW"/>
+        </w:rPr>
+        <w:t>），約書亞則葬在亭拿‧西拉自己所得的地業中（</w:t>
+      </w:r>
+      <w:hyperlink r:id="rId103">
+        <w:r>
+          <w:rPr>
+            <w:lang w:val="zh_TW" w:bidi="zh_TW"/>
+          </w:rPr>
+          <w:rPr>
+            <w:color w:val="0000EE"/>
+            <w:u w:val="single"/>
+          </w:rPr>
+          <w:t>書24:30</w:t>
+        </w:r>
+      </w:hyperlink>
+      <w:r>
+        <w:rPr>
+          <w:lang w:val="zh_TW" w:bidi="zh_TW"/>
+        </w:rPr>
+        <w:t>）。君王十分重視延續自己的記念，因此會設立特別的安葬地點，這些地點多半位於大衛城（即耶路撒冷東南山脊上最初由這位偉大君王佔據的地方）。約西亞王也預先指定自己的葬處，很可能是一座祖先的墓穴（</w:t>
+      </w:r>
+      <w:hyperlink r:id="rId104">
+        <w:r>
+          <w:rPr>
+            <w:lang w:val="zh_TW" w:bidi="zh_TW"/>
+          </w:rPr>
+          <w:rPr>
+            <w:color w:val="0000EE"/>
+            <w:u w:val="single"/>
+          </w:rPr>
+          <w:t>王下23:30</w:t>
+        </w:r>
+      </w:hyperlink>
+      <w:r>
+        <w:rPr>
+          <w:lang w:val="zh_TW" w:bidi="zh_TW"/>
+        </w:rPr>
+        <w:t>）。</w:t>
       </w:r>
     </w:p>
     <w:p>
@@ -2776,7 +2773,25 @@
         <w:rPr>
           <w:lang w:val="zh_TW" w:bidi="zh_TW"/>
         </w:rPr>
-        <w:t>有些墳墓因著愛而立碑作記念 （</w:t>
+        <w:t>像底波拉葬在伯特利附近（</w:t>
+      </w:r>
+      <w:hyperlink r:id="rId105">
+        <w:r>
+          <w:rPr>
+            <w:lang w:val="zh_TW" w:bidi="zh_TW"/>
+          </w:rPr>
+          <w:rPr>
+            <w:color w:val="0000EE"/>
+            <w:u w:val="single"/>
+          </w:rPr>
+          <w:t>創35:8</w:t>
+        </w:r>
+      </w:hyperlink>
+      <w:r>
+        <w:rPr>
+          <w:lang w:val="zh_TW" w:bidi="zh_TW"/>
+        </w:rPr>
+        <w:t>），以及拉結葬在往以法他的路上（</w:t>
       </w:r>
       <w:hyperlink r:id="rId106">
         <w:r>
@@ -2787,97 +2802,32 @@
             <w:color w:val="0000EE"/>
             <w:u w:val="single"/>
           </w:rPr>
-          <w:t>創35:20</w:t>
-        </w:r>
-      </w:hyperlink>
-      <w:r>
-        <w:rPr>
-          <w:lang w:val="zh_TW" w:bidi="zh_TW"/>
-        </w:rPr>
-        <w:t>），也有人因尊榮逝者而為其立碑 （</w:t>
-      </w:r>
-      <w:hyperlink r:id="rId107">
-        <w:r>
-          <w:rPr>
-            <w:lang w:val="zh_TW" w:bidi="zh_TW"/>
-          </w:rPr>
-          <w:rPr>
-            <w:color w:val="0000EE"/>
-            <w:u w:val="single"/>
-          </w:rPr>
-          <w:t>王下23:17</w:t>
-        </w:r>
-      </w:hyperlink>
-      <w:r>
-        <w:rPr>
-          <w:lang w:val="zh_TW" w:bidi="zh_TW"/>
-        </w:rPr>
-        <w:t>）。不過，人有時也在不名譽的埋葬處堆起石頭，例如亞干（</w:t>
-      </w:r>
-      <w:hyperlink r:id="rId108">
-        <w:r>
-          <w:rPr>
-            <w:lang w:val="zh_TW" w:bidi="zh_TW"/>
-          </w:rPr>
-          <w:rPr>
-            <w:color w:val="0000EE"/>
-            <w:u w:val="single"/>
-          </w:rPr>
-          <w:t>書7:26</w:t>
-        </w:r>
-      </w:hyperlink>
-      <w:r>
-        <w:rPr>
-          <w:lang w:val="zh_TW" w:bidi="zh_TW"/>
-        </w:rPr>
-        <w:t>） 和押沙龍（</w:t>
-      </w:r>
-      <w:hyperlink r:id="rId109">
-        <w:r>
-          <w:rPr>
-            <w:lang w:val="zh_TW" w:bidi="zh_TW"/>
-          </w:rPr>
-          <w:rPr>
-            <w:color w:val="0000EE"/>
-            <w:u w:val="single"/>
-          </w:rPr>
-          <w:t>撒下18:17</w:t>
-        </w:r>
-      </w:hyperlink>
-      <w:r>
-        <w:rPr>
-          <w:lang w:val="zh_TW" w:bidi="zh_TW"/>
-        </w:rPr>
-        <w:t>）的情況。人常會裝飾或修整墓穴，有時還會把墓粉刷成白色，部分原因是要提醒人避免摩西律法所禁止的禮儀上的玷污。耶穌責備法利賽人時，也提到這樣的裝飾 （</w:t>
-      </w:r>
-      <w:hyperlink r:id="rId110">
-        <w:r>
-          <w:rPr>
-            <w:lang w:val="zh_TW" w:bidi="zh_TW"/>
-          </w:rPr>
-          <w:rPr>
-            <w:color w:val="0000EE"/>
-            <w:u w:val="single"/>
-          </w:rPr>
-          <w:t>太23:27</w:t>
-        </w:r>
-      </w:hyperlink>
-      <w:r>
-        <w:rPr>
-          <w:lang w:val="zh_TW" w:bidi="zh_TW"/>
-        </w:rPr>
-        <w:t>）。</w:t>
-      </w:r>
-    </w:p>
-    <w:p>
-      <w:pPr>
-        <w:pStyle w:val="Heading3"/>
-      </w:pPr>
-      <w:r>
-        <w:rPr>
-          <w:lang w:val="zh_TW" w:bidi="zh_TW"/>
-        </w:rPr>
-        <w:t>遺體的處理</w:t>
+          <w:t>創35:1</w:t>
+        </w:r>
+      </w:hyperlink>
+      <w:r>
+        <w:rPr>
+          <w:lang w:val="zh_TW" w:bidi="zh_TW"/>
+        </w:rPr>
+        <w:t>、</w:t>
+      </w:r>
+      <w:hyperlink r:id="rId106">
+        <w:r>
+          <w:rPr>
+            <w:lang w:val="zh_TW" w:bidi="zh_TW"/>
+          </w:rPr>
+          <w:rPr>
+            <w:color w:val="0000EE"/>
+            <w:u w:val="single"/>
+          </w:rPr>
+          <w:t>20</w:t>
+        </w:r>
+      </w:hyperlink>
+      <w:r>
+        <w:rPr>
+          <w:lang w:val="zh_TW" w:bidi="zh_TW"/>
+        </w:rPr>
+        <w:t>），這類個別的安葬地點屬於例外情況，通常因為人在遠離家族墓地的地方突然去世，才需要這樣安排。</w:t>
       </w:r>
     </w:p>
     <w:p>
@@ -2891,43 +2841,25 @@
         <w:rPr>
           <w:lang w:val="zh_TW" w:bidi="zh_TW"/>
         </w:rPr>
-        <w:t>神向雅各保證：「約瑟必給你送終」（</w:t>
-      </w:r>
-      <w:hyperlink r:id="rId111">
-        <w:r>
-          <w:rPr>
-            <w:lang w:val="zh_TW" w:bidi="zh_TW"/>
-          </w:rPr>
-          <w:rPr>
-            <w:color w:val="0000EE"/>
-            <w:u w:val="single"/>
-          </w:rPr>
-          <w:t>創46:4</w:t>
-        </w:r>
-      </w:hyperlink>
-      <w:r>
-        <w:rPr>
-          <w:lang w:val="zh_TW" w:bidi="zh_TW"/>
-        </w:rPr>
-        <w:t>），很可能是指一種習俗，這是由至親在死者眼神定住之後為他闔上眼睛。至親也可能會在逝者斷氣之後，立刻抱著並親吻遺體。人們會清洗遺體，並為死者穿上他生前的衣服。考古發掘的墓穴中發現別針和各樣飾物，顯示人們把死者穿戴整齊後下葬。軍兵下葬時會穿著全副軍裝，盾牌覆蓋或托著披甲的身體，刀劍放在頭下（</w:t>
-      </w:r>
-      <w:hyperlink r:id="rId112">
-        <w:r>
-          <w:rPr>
-            <w:lang w:val="zh_TW" w:bidi="zh_TW"/>
-          </w:rPr>
-          <w:rPr>
-            <w:color w:val="0000EE"/>
-            <w:u w:val="single"/>
-          </w:rPr>
-          <w:t>結32:27</w:t>
-        </w:r>
-      </w:hyperlink>
-      <w:r>
-        <w:rPr>
-          <w:lang w:val="zh_TW" w:bidi="zh_TW"/>
-        </w:rPr>
-        <w:t>）。</w:t>
+        <w:t>人們把遺體安葬在墓穴中，也就是天然的洞穴或鑿在磐石中的墳墓；亞利馬太的約瑟所擁有的墓穴就是一個例子，耶穌的遺體曾安放在那裡（</w:t>
+      </w:r>
+      <w:hyperlink r:id="rId107">
+        <w:r>
+          <w:rPr>
+            <w:lang w:val="zh_TW" w:bidi="zh_TW"/>
+          </w:rPr>
+          <w:rPr>
+            <w:color w:val="0000EE"/>
+            <w:u w:val="single"/>
+          </w:rPr>
+          <w:t>太27:59–60</w:t>
+        </w:r>
+      </w:hyperlink>
+      <w:r>
+        <w:rPr>
+          <w:lang w:val="zh_TW" w:bidi="zh_TW"/>
+        </w:rPr>
+        <w:t>）。人也會把遺體埋在淺坑裡，再用石堆覆蓋，一方面標示葬處，另一方面防止動物玷污遺體。</w:t>
       </w:r>
     </w:p>
     <w:p>
@@ -2941,7 +2873,108 @@
         <w:rPr>
           <w:lang w:val="zh_TW" w:bidi="zh_TW"/>
         </w:rPr>
-        <w:t>在以色列，屍體防腐處理並不是常見的做法。埃及人為雅各和約瑟所作的處理屬於例外，而不是常規。希臘歷史學家希羅多德（Herodotus）記載，埃及人在開始屍體防腐處理時，會用一支彎曲的長鉤，從鼻孔進入顱腔，一點一點把腦取出。完成之後，會用樹脂和香料的混合物沖洗顱腔。接著，會取出屍體的內臟，並把它們分別放進四個卡諾卜罐（canopic jars）裡。人們又把遺體浸在天然碱（natron）的溶液中，浸泡時間約40到80天，視乎安葬的費用而定。安葬時，會用細麻布條從頭到腳包裹遺體，並把它放進人形棺木裡。人們也把卡諾卜罐與遺體一同安放在墓中，象徵人格的重新結合，以及死後生命的延續。</w:t>
+        <w:t>有些墳墓因著愛而立碑作記念 （</w:t>
+      </w:r>
+      <w:hyperlink r:id="rId108">
+        <w:r>
+          <w:rPr>
+            <w:lang w:val="zh_TW" w:bidi="zh_TW"/>
+          </w:rPr>
+          <w:rPr>
+            <w:color w:val="0000EE"/>
+            <w:u w:val="single"/>
+          </w:rPr>
+          <w:t>創35:20</w:t>
+        </w:r>
+      </w:hyperlink>
+      <w:r>
+        <w:rPr>
+          <w:lang w:val="zh_TW" w:bidi="zh_TW"/>
+        </w:rPr>
+        <w:t>），也有人因尊榮逝者而為其立碑 （</w:t>
+      </w:r>
+      <w:hyperlink r:id="rId109">
+        <w:r>
+          <w:rPr>
+            <w:lang w:val="zh_TW" w:bidi="zh_TW"/>
+          </w:rPr>
+          <w:rPr>
+            <w:color w:val="0000EE"/>
+            <w:u w:val="single"/>
+          </w:rPr>
+          <w:t>王下23:17</w:t>
+        </w:r>
+      </w:hyperlink>
+      <w:r>
+        <w:rPr>
+          <w:lang w:val="zh_TW" w:bidi="zh_TW"/>
+        </w:rPr>
+        <w:t>）。不過，人有時也在不名譽的埋葬處堆起石頭，例如亞干（</w:t>
+      </w:r>
+      <w:hyperlink r:id="rId110">
+        <w:r>
+          <w:rPr>
+            <w:lang w:val="zh_TW" w:bidi="zh_TW"/>
+          </w:rPr>
+          <w:rPr>
+            <w:color w:val="0000EE"/>
+            <w:u w:val="single"/>
+          </w:rPr>
+          <w:t>書7:26</w:t>
+        </w:r>
+      </w:hyperlink>
+      <w:r>
+        <w:rPr>
+          <w:lang w:val="zh_TW" w:bidi="zh_TW"/>
+        </w:rPr>
+        <w:t>） 和押沙龍（</w:t>
+      </w:r>
+      <w:hyperlink r:id="rId111">
+        <w:r>
+          <w:rPr>
+            <w:lang w:val="zh_TW" w:bidi="zh_TW"/>
+          </w:rPr>
+          <w:rPr>
+            <w:color w:val="0000EE"/>
+            <w:u w:val="single"/>
+          </w:rPr>
+          <w:t>撒下18:17</w:t>
+        </w:r>
+      </w:hyperlink>
+      <w:r>
+        <w:rPr>
+          <w:lang w:val="zh_TW" w:bidi="zh_TW"/>
+        </w:rPr>
+        <w:t>）的情況。人常會裝飾或修整墓穴，有時還會把墓粉刷成白色，部分原因是要提醒人避免摩西律法所禁止的禮儀上的玷污。耶穌責備法利賽人時，也提到這樣的裝飾 （</w:t>
+      </w:r>
+      <w:hyperlink r:id="rId112">
+        <w:r>
+          <w:rPr>
+            <w:lang w:val="zh_TW" w:bidi="zh_TW"/>
+          </w:rPr>
+          <w:rPr>
+            <w:color w:val="0000EE"/>
+            <w:u w:val="single"/>
+          </w:rPr>
+          <w:t>太23:27</w:t>
+        </w:r>
+      </w:hyperlink>
+      <w:r>
+        <w:rPr>
+          <w:lang w:val="zh_TW" w:bidi="zh_TW"/>
+        </w:rPr>
+        <w:t>）。</w:t>
+      </w:r>
+    </w:p>
+    <w:p>
+      <w:pPr>
+        <w:pStyle w:val="Heading3"/>
+      </w:pPr>
+      <w:r>
+        <w:rPr>
+          <w:lang w:val="zh_TW" w:bidi="zh_TW"/>
+        </w:rPr>
+        <w:t>遺體的處理</w:t>
       </w:r>
     </w:p>
     <w:p>
@@ -2955,7 +2988,7 @@
         <w:rPr>
           <w:lang w:val="zh_TW" w:bidi="zh_TW"/>
         </w:rPr>
-        <w:t>焚燒掃羅和他眾子的遺體（</w:t>
+        <w:t>神向雅各保證：「約瑟必給你送終」（</w:t>
       </w:r>
       <w:hyperlink r:id="rId113">
         <w:r>
@@ -2966,14 +2999,14 @@
             <w:color w:val="0000EE"/>
             <w:u w:val="single"/>
           </w:rPr>
-          <w:t>撒上31:12–13</w:t>
-        </w:r>
-      </w:hyperlink>
-      <w:r>
-        <w:rPr>
-          <w:lang w:val="zh_TW" w:bidi="zh_TW"/>
-        </w:rPr>
-        <w:t>）同樣屬於非常規的做法。羅馬歷史學家塔西圖（Tacitus）記載，猶太人與羅馬人的習俗不同，猶太人的敬虔觀念要求安葬死者，而不是焚燒遺體。按照摩西律法，此類焚燒的做法只作為施行審判的刑罰（</w:t>
+          <w:t>創46:4</w:t>
+        </w:r>
+      </w:hyperlink>
+      <w:r>
+        <w:rPr>
+          <w:lang w:val="zh_TW" w:bidi="zh_TW"/>
+        </w:rPr>
+        <w:t>），很可能是指一種習俗，這是由至親在死者眼神定住之後為他闔上眼睛。至親也可能會在逝者斷氣之後，立刻抱著並親吻遺體。人們會清洗遺體，並為死者穿上他生前的衣服。考古發掘的墓穴中發現別針和各樣飾物，顯示人們把死者穿戴整齊後下葬。軍兵下葬時會穿著全副軍裝，盾牌覆蓋或托著披甲的身體，刀劍放在頭下（</w:t>
       </w:r>
       <w:hyperlink r:id="rId114">
         <w:r>
@@ -2984,25 +3017,7 @@
             <w:color w:val="0000EE"/>
             <w:u w:val="single"/>
           </w:rPr>
-          <w:t>利21:9</w:t>
-        </w:r>
-      </w:hyperlink>
-      <w:r>
-        <w:rPr>
-          <w:lang w:val="zh_TW" w:bidi="zh_TW"/>
-        </w:rPr>
-        <w:t>；</w:t>
-      </w:r>
-      <w:hyperlink r:id="rId115">
-        <w:r>
-          <w:rPr>
-            <w:lang w:val="zh_TW" w:bidi="zh_TW"/>
-          </w:rPr>
-          <w:rPr>
-            <w:color w:val="0000EE"/>
-            <w:u w:val="single"/>
-          </w:rPr>
-          <w:t>書7:25</w:t>
+          <w:t>結32:27</w:t>
         </w:r>
       </w:hyperlink>
       <w:r>
@@ -3023,25 +3038,7 @@
         <w:rPr>
           <w:lang w:val="zh_TW" w:bidi="zh_TW"/>
         </w:rPr>
-        <w:t>人們處理好遺體之後，便會把遺體放在棺架（有抬桿的簡單架子）上運送，並不使用棺木。人們會把遺體安放在鑿石墓室牆上預備的凹槽裡，或直接放進墓地中挖好的淺坑。棺架和任何形式的棺具都不會一同放入墓穴。人們所使用的香料，是為了讓其散發香氣，也暫時減緩腐敗，但這種做法不能視為防腐處理（</w:t>
-      </w:r>
-      <w:hyperlink r:id="rId116">
-        <w:r>
-          <w:rPr>
-            <w:lang w:val="zh_TW" w:bidi="zh_TW"/>
-          </w:rPr>
-          <w:rPr>
-            <w:color w:val="0000EE"/>
-            <w:u w:val="single"/>
-          </w:rPr>
-          <w:t>可16:1</w:t>
-        </w:r>
-      </w:hyperlink>
-      <w:r>
-        <w:rPr>
-          <w:lang w:val="zh_TW" w:bidi="zh_TW"/>
-        </w:rPr>
-        <w:t>）。</w:t>
+        <w:t>在以色列，屍體防腐處理並不是常見的做法。埃及人為雅各和約瑟所作的處理屬於例外，而不是常規。希臘歷史學家希羅多德（Herodotus）記載，埃及人在開始屍體防腐處理時，會用一支彎曲的長鉤，從鼻孔進入顱腔，一點一點把腦取出。完成之後，會用樹脂和香料的混合物沖洗顱腔。接著，會取出屍體的內臟，並把它們分別放進四個卡諾卜罐（canopic jars）裡。人們又把遺體浸在天然碱（natron）的溶液中，浸泡時間約40到80天，視乎安葬的費用而定。安葬時，會用細麻布條從頭到腳包裹遺體，並把它放進人形棺木裡。人們也把卡諾卜罐與遺體一同安放在墓中，象徵人格的重新結合，以及死後生命的延續。</w:t>
       </w:r>
     </w:p>
     <w:p>
@@ -3055,7 +3052,43 @@
         <w:rPr>
           <w:lang w:val="zh_TW" w:bidi="zh_TW"/>
         </w:rPr>
-        <w:t>從福音書對耶穌安葬的記載可知，有些洞穴式墓穴在入口處設有封口，有時用可開合的木門，有時用一塊扁平的石頭，並設計成可以滾動到位的樣子。這樣的石封需要極大的力氣才能重新打開（</w:t>
+        <w:t>焚燒掃羅和他眾子的遺體（</w:t>
+      </w:r>
+      <w:hyperlink r:id="rId115">
+        <w:r>
+          <w:rPr>
+            <w:lang w:val="zh_TW" w:bidi="zh_TW"/>
+          </w:rPr>
+          <w:rPr>
+            <w:color w:val="0000EE"/>
+            <w:u w:val="single"/>
+          </w:rPr>
+          <w:t>撒上31:12–13</w:t>
+        </w:r>
+      </w:hyperlink>
+      <w:r>
+        <w:rPr>
+          <w:lang w:val="zh_TW" w:bidi="zh_TW"/>
+        </w:rPr>
+        <w:t>）同樣屬於非常規的做法。羅馬歷史學家塔西圖（Tacitus）記載，猶太人與羅馬人的習俗不同，猶太人的敬虔觀念要求安葬死者，而不是焚燒遺體。按照摩西律法，此類焚燒的做法只作為施行審判的刑罰（</w:t>
+      </w:r>
+      <w:hyperlink r:id="rId116">
+        <w:r>
+          <w:rPr>
+            <w:lang w:val="zh_TW" w:bidi="zh_TW"/>
+          </w:rPr>
+          <w:rPr>
+            <w:color w:val="0000EE"/>
+            <w:u w:val="single"/>
+          </w:rPr>
+          <w:t>利21:9</w:t>
+        </w:r>
+      </w:hyperlink>
+      <w:r>
+        <w:rPr>
+          <w:lang w:val="zh_TW" w:bidi="zh_TW"/>
+        </w:rPr>
+        <w:t>；</w:t>
       </w:r>
       <w:hyperlink r:id="rId117">
         <w:r>
@@ -3066,32 +3099,14 @@
             <w:color w:val="0000EE"/>
             <w:u w:val="single"/>
           </w:rPr>
-          <w:t>可15:46</w:t>
-        </w:r>
-      </w:hyperlink>
-      <w:r>
-        <w:rPr>
-          <w:lang w:val="zh_TW" w:bidi="zh_TW"/>
-        </w:rPr>
-        <w:t>，</w:t>
-      </w:r>
-      <w:hyperlink r:id="rId118">
-        <w:r>
-          <w:rPr>
-            <w:lang w:val="zh_TW" w:bidi="zh_TW"/>
-          </w:rPr>
-          <w:rPr>
-            <w:color w:val="0000EE"/>
-            <w:u w:val="single"/>
-          </w:rPr>
-          <w:t>16:3–4</w:t>
-        </w:r>
-      </w:hyperlink>
-      <w:r>
-        <w:rPr>
-          <w:lang w:val="zh_TW" w:bidi="zh_TW"/>
-        </w:rPr>
-        <w:t>）。到了新約聖經時期，猶太人有時為了節省家族墓穴的空間，會把先前安葬之親屬的乾骨收納在骨盒中。這些盒狀容器很可能源自羅馬人用來盛放火化後骨灰的箱子。</w:t>
+          <w:t>書7:25</w:t>
+        </w:r>
+      </w:hyperlink>
+      <w:r>
+        <w:rPr>
+          <w:lang w:val="zh_TW" w:bidi="zh_TW"/>
+        </w:rPr>
+        <w:t>）。</w:t>
       </w:r>
     </w:p>
     <w:p>
@@ -3105,18 +3120,18 @@
         <w:rPr>
           <w:lang w:val="zh_TW" w:bidi="zh_TW"/>
         </w:rPr>
-        <w:t>根據摩西律法，人若接觸屍體，或參與喪葬的相關行動，就會染上禮儀上的污穢。這些規定對以色列的祭司特別嚴格。至於大祭司，更完全不可參與哀悼。律法特別說明，他「不可挨近死屍，也不可為父母沾染自己。不可出聖所，也不可褻瀆神的聖所，因為神膏油的冠冕在他頭上。」（</w:t>
-      </w:r>
-      <w:hyperlink r:id="rId119">
-        <w:r>
-          <w:rPr>
-            <w:lang w:val="zh_TW" w:bidi="zh_TW"/>
-          </w:rPr>
-          <w:rPr>
-            <w:color w:val="0000EE"/>
-            <w:u w:val="single"/>
-          </w:rPr>
-          <w:t>利21:10–12</w:t>
+        <w:t>人們處理好遺體之後，便會把遺體放在棺架（有抬桿的簡單架子）上運送，並不使用棺木。人們會把遺體安放在鑿石墓室牆上預備的凹槽裡，或直接放進墓地中挖好的淺坑。棺架和任何形式的棺具都不會一同放入墓穴。人們所使用的香料，是為了讓其散發香氣，也暫時減緩腐敗，但這種做法不能視為防腐處理（</w:t>
+      </w:r>
+      <w:hyperlink r:id="rId118">
+        <w:r>
+          <w:rPr>
+            <w:lang w:val="zh_TW" w:bidi="zh_TW"/>
+          </w:rPr>
+          <w:rPr>
+            <w:color w:val="0000EE"/>
+            <w:u w:val="single"/>
+          </w:rPr>
+          <w:t>可16:1</w:t>
         </w:r>
       </w:hyperlink>
       <w:r>
@@ -3137,7 +3152,25 @@
         <w:rPr>
           <w:lang w:val="zh_TW" w:bidi="zh_TW"/>
         </w:rPr>
-        <w:t>雖然從舊約聖經到新約聖經，安葬的習俗與處理方式顯然沒有太大改變，但新約聖經的記載補充了一些細節。例如，經文提到人們會先清洗遺體（</w:t>
+        <w:t>從福音書對耶穌安葬的記載可知，有些洞穴式墓穴在入口處設有封口，有時用可開合的木門，有時用一塊扁平的石頭，並設計成可以滾動到位的樣子。這樣的石封需要極大的力氣才能重新打開（</w:t>
+      </w:r>
+      <w:hyperlink r:id="rId119">
+        <w:r>
+          <w:rPr>
+            <w:lang w:val="zh_TW" w:bidi="zh_TW"/>
+          </w:rPr>
+          <w:rPr>
+            <w:color w:val="0000EE"/>
+            <w:u w:val="single"/>
+          </w:rPr>
+          <w:t>可15:46</w:t>
+        </w:r>
+      </w:hyperlink>
+      <w:r>
+        <w:rPr>
+          <w:lang w:val="zh_TW" w:bidi="zh_TW"/>
+        </w:rPr>
+        <w:t>，</w:t>
       </w:r>
       <w:hyperlink r:id="rId120">
         <w:r>
@@ -3148,68 +3181,14 @@
             <w:color w:val="0000EE"/>
             <w:u w:val="single"/>
           </w:rPr>
-          <w:t>徒9:37</w:t>
-        </w:r>
-      </w:hyperlink>
-      <w:r>
-        <w:rPr>
-          <w:lang w:val="zh_TW" w:bidi="zh_TW"/>
-        </w:rPr>
-        <w:t>）。接著，用香料膏抹遺體，並用細麻布把身體包裹起來，把香料一同裹在其中（</w:t>
-      </w:r>
-      <w:hyperlink r:id="rId116">
-        <w:r>
-          <w:rPr>
-            <w:lang w:val="zh_TW" w:bidi="zh_TW"/>
-          </w:rPr>
-          <w:rPr>
-            <w:color w:val="0000EE"/>
-            <w:u w:val="single"/>
-          </w:rPr>
-          <w:t>可16:1</w:t>
-        </w:r>
-      </w:hyperlink>
-      <w:r>
-        <w:rPr>
-          <w:lang w:val="zh_TW" w:bidi="zh_TW"/>
-        </w:rPr>
-        <w:t>；</w:t>
-      </w:r>
-      <w:hyperlink r:id="rId121">
-        <w:r>
-          <w:rPr>
-            <w:lang w:val="zh_TW" w:bidi="zh_TW"/>
-          </w:rPr>
-          <w:rPr>
-            <w:color w:val="0000EE"/>
-            <w:u w:val="single"/>
-          </w:rPr>
-          <w:t>約19:40</w:t>
-        </w:r>
-      </w:hyperlink>
-      <w:r>
-        <w:rPr>
-          <w:lang w:val="zh_TW" w:bidi="zh_TW"/>
-        </w:rPr>
-        <w:t>）。最後，把四肢緊緊裹住，並另外用一塊布包住頭部（</w:t>
-      </w:r>
-      <w:hyperlink r:id="rId122">
-        <w:r>
-          <w:rPr>
-            <w:lang w:val="zh_TW" w:bidi="zh_TW"/>
-          </w:rPr>
-          <w:rPr>
-            <w:color w:val="0000EE"/>
-            <w:u w:val="single"/>
-          </w:rPr>
-          <w:t>約11:44</w:t>
-        </w:r>
-      </w:hyperlink>
-      <w:r>
-        <w:rPr>
-          <w:lang w:val="zh_TW" w:bidi="zh_TW"/>
-        </w:rPr>
-        <w:t>）。</w:t>
+          <w:t>16:3–4</w:t>
+        </w:r>
+      </w:hyperlink>
+      <w:r>
+        <w:rPr>
+          <w:lang w:val="zh_TW" w:bidi="zh_TW"/>
+        </w:rPr>
+        <w:t>）。到了新約聖經時期，猶太人有時為了節省家族墓穴的空間，會把先前安葬之親屬的乾骨收納在骨盒中。這些盒狀容器很可能源自羅馬人用來盛放火化後骨灰的箱子。</w:t>
       </w:r>
     </w:p>
     <w:p>
@@ -3221,38 +3200,27 @@
       </w:r>
       <w:r>
         <w:rPr>
-          <w:i/>
-          <w:lang w:val="zh_TW" w:bidi="zh_TW"/>
-        </w:rPr>
-        <w:t>另見</w:t>
-      </w:r>
-      <w:r>
-        <w:rPr>
-          <w:lang w:val="zh_TW" w:bidi="zh_TW"/>
-        </w:rPr>
-        <w:t>哀悼；</w:t>
-      </w:r>
-      <w:r>
-        <w:rPr>
-          <w:lang w:val="zh_TW" w:bidi="zh_TW"/>
-        </w:rPr>
-        <w:t>葬禮習俗</w:t>
-      </w:r>
-      <w:r>
-        <w:rPr>
-          <w:lang w:val="zh_TW" w:bidi="zh_TW"/>
-        </w:rPr>
-        <w:t>。</w:t>
-      </w:r>
-      <w:r>
-        <w:rPr>
-          <w:lang w:val="zh_TW" w:bidi="zh_TW"/>
-        </w:rPr>
-      </w:r>
-      <w:r>
-        <w:rPr>
-          <w:lang w:val="zh_TW" w:bidi="zh_TW"/>
-        </w:rPr>
+          <w:lang w:val="zh_TW" w:bidi="zh_TW"/>
+        </w:rPr>
+        <w:t>根據摩西律法，人若接觸屍體，或參與喪葬的相關行動，就會染上禮儀上的污穢。這些規定對以色列的祭司特別嚴格。至於大祭司，更完全不可參與哀悼。律法特別說明，他「不可挨近死屍，也不可為父母沾染自己。不可出聖所，也不可褻瀆神的聖所，因為神膏油的冠冕在他頭上。」（</w:t>
+      </w:r>
+      <w:hyperlink r:id="rId121">
+        <w:r>
+          <w:rPr>
+            <w:lang w:val="zh_TW" w:bidi="zh_TW"/>
+          </w:rPr>
+          <w:rPr>
+            <w:color w:val="0000EE"/>
+            <w:u w:val="single"/>
+          </w:rPr>
+          <w:t>利21:10–12</w:t>
+        </w:r>
+      </w:hyperlink>
+      <w:r>
+        <w:rPr>
+          <w:lang w:val="zh_TW" w:bidi="zh_TW"/>
+        </w:rPr>
+        <w:t>）。</w:t>
       </w:r>
     </w:p>
     <w:p>
@@ -3262,32 +3230,83 @@
           <w:lang w:val="zh_TW" w:bidi="zh_TW"/>
         </w:rPr>
       </w:r>
-    </w:p>
-    <w:p>
-      <w:pPr>
-        <w:pStyle w:val="Heading2"/>
-      </w:pPr>
-      <w:r>
-        <w:rPr>
-          <w:lang w:val="zh_TW" w:bidi="zh_TW"/>
-        </w:rPr>
-        <w:t>暗拉非</w:t>
-      </w:r>
-      <w:r>
-        <w:rPr>
-          <w:lang w:val="zh_TW" w:bidi="zh_TW"/>
-        </w:rPr>
-      </w:r>
-    </w:p>
-    <w:p>
-      <w:pPr>
-        <w:pStyle w:val="Heading2"/>
-      </w:pPr>
-      <w:r>
-        <w:rPr>
-          <w:lang w:val="zh_TW" w:bidi="zh_TW"/>
-        </w:rPr>
-        <w:t>暗拉非</w:t>
+      <w:r>
+        <w:rPr>
+          <w:lang w:val="zh_TW" w:bidi="zh_TW"/>
+        </w:rPr>
+        <w:t>雖然從舊約聖經到新約聖經，安葬的習俗與處理方式顯然沒有太大改變，但新約聖經的記載補充了一些細節。例如，經文提到人們會先清洗遺體（</w:t>
+      </w:r>
+      <w:hyperlink r:id="rId122">
+        <w:r>
+          <w:rPr>
+            <w:lang w:val="zh_TW" w:bidi="zh_TW"/>
+          </w:rPr>
+          <w:rPr>
+            <w:color w:val="0000EE"/>
+            <w:u w:val="single"/>
+          </w:rPr>
+          <w:t>徒9:37</w:t>
+        </w:r>
+      </w:hyperlink>
+      <w:r>
+        <w:rPr>
+          <w:lang w:val="zh_TW" w:bidi="zh_TW"/>
+        </w:rPr>
+        <w:t>）。接著，用香料膏抹遺體，並用細麻布把身體包裹起來，把香料一同裹在其中（</w:t>
+      </w:r>
+      <w:hyperlink r:id="rId118">
+        <w:r>
+          <w:rPr>
+            <w:lang w:val="zh_TW" w:bidi="zh_TW"/>
+          </w:rPr>
+          <w:rPr>
+            <w:color w:val="0000EE"/>
+            <w:u w:val="single"/>
+          </w:rPr>
+          <w:t>可16:1</w:t>
+        </w:r>
+      </w:hyperlink>
+      <w:r>
+        <w:rPr>
+          <w:lang w:val="zh_TW" w:bidi="zh_TW"/>
+        </w:rPr>
+        <w:t>；</w:t>
+      </w:r>
+      <w:hyperlink r:id="rId123">
+        <w:r>
+          <w:rPr>
+            <w:lang w:val="zh_TW" w:bidi="zh_TW"/>
+          </w:rPr>
+          <w:rPr>
+            <w:color w:val="0000EE"/>
+            <w:u w:val="single"/>
+          </w:rPr>
+          <w:t>約19:40</w:t>
+        </w:r>
+      </w:hyperlink>
+      <w:r>
+        <w:rPr>
+          <w:lang w:val="zh_TW" w:bidi="zh_TW"/>
+        </w:rPr>
+        <w:t>）。最後，把四肢緊緊裹住，並另外用一塊布包住頭部（</w:t>
+      </w:r>
+      <w:hyperlink r:id="rId124">
+        <w:r>
+          <w:rPr>
+            <w:lang w:val="zh_TW" w:bidi="zh_TW"/>
+          </w:rPr>
+          <w:rPr>
+            <w:color w:val="0000EE"/>
+            <w:u w:val="single"/>
+          </w:rPr>
+          <w:t>約11:44</w:t>
+        </w:r>
+      </w:hyperlink>
+      <w:r>
+        <w:rPr>
+          <w:lang w:val="zh_TW" w:bidi="zh_TW"/>
+        </w:rPr>
+        <w:t>）。</w:t>
       </w:r>
     </w:p>
     <w:p>
@@ -3299,11 +3318,89 @@
       </w:r>
       <w:r>
         <w:rPr>
+          <w:i/>
+          <w:lang w:val="zh_TW" w:bidi="zh_TW"/>
+        </w:rPr>
+        <w:t>另見</w:t>
+      </w:r>
+      <w:r>
+        <w:rPr>
+          <w:lang w:val="zh_TW" w:bidi="zh_TW"/>
+        </w:rPr>
+        <w:t>哀悼；</w:t>
+      </w:r>
+      <w:r>
+        <w:rPr>
+          <w:lang w:val="zh_TW" w:bidi="zh_TW"/>
+        </w:rPr>
+        <w:t>葬禮習俗</w:t>
+      </w:r>
+      <w:r>
+        <w:rPr>
+          <w:lang w:val="zh_TW" w:bidi="zh_TW"/>
+        </w:rPr>
+        <w:t>。</w:t>
+      </w:r>
+      <w:r>
+        <w:rPr>
+          <w:lang w:val="zh_TW" w:bidi="zh_TW"/>
+        </w:rPr>
+      </w:r>
+      <w:r>
+        <w:rPr>
+          <w:lang w:val="zh_TW" w:bidi="zh_TW"/>
+        </w:rPr>
+      </w:r>
+    </w:p>
+    <w:p>
+      <w:pPr/>
+      <w:r>
+        <w:rPr>
+          <w:lang w:val="zh_TW" w:bidi="zh_TW"/>
+        </w:rPr>
+      </w:r>
+    </w:p>
+    <w:p>
+      <w:pPr>
+        <w:pStyle w:val="Heading2"/>
+      </w:pPr>
+      <w:r>
+        <w:rPr>
+          <w:lang w:val="zh_TW" w:bidi="zh_TW"/>
+        </w:rPr>
+        <w:t>暗拉非</w:t>
+      </w:r>
+      <w:r>
+        <w:rPr>
+          <w:lang w:val="zh_TW" w:bidi="zh_TW"/>
+        </w:rPr>
+      </w:r>
+    </w:p>
+    <w:p>
+      <w:pPr>
+        <w:pStyle w:val="Heading2"/>
+      </w:pPr>
+      <w:r>
+        <w:rPr>
+          <w:lang w:val="zh_TW" w:bidi="zh_TW"/>
+        </w:rPr>
+        <w:t>暗拉非</w:t>
+      </w:r>
+    </w:p>
+    <w:p>
+      <w:pPr/>
+      <w:r>
+        <w:rPr>
+          <w:lang w:val="zh_TW" w:bidi="zh_TW"/>
+        </w:rPr>
+      </w:r>
+      <w:r>
+        <w:rPr>
           <w:lang w:val="zh_TW" w:bidi="zh_TW"/>
         </w:rPr>
         <w:t>示拿或巴比倫的王。他協助以攔王基大老瑪平息了巴勒斯坦內五個城市的叛亂（</w:t>
       </w:r>
-      <w:hyperlink r:id="rId123">
+      <w:hyperlink r:id="rId125">
         <w:r>
           <w:rPr>
             <w:lang w:val="zh_TW" w:bidi="zh_TW"/>

--- a/zht/docx/003.content.docx
+++ b/zht/docx/003.content.docx
@@ -3417,6 +3417,261 @@
           <w:lang w:val="zh_TW" w:bidi="zh_TW"/>
         </w:rPr>
         <w:t>）。</w:t>
+      </w:r>
+      <w:r>
+        <w:rPr>
+          <w:lang w:val="zh_TW" w:bidi="zh_TW"/>
+        </w:rPr>
+      </w:r>
+      <w:r>
+        <w:rPr>
+          <w:lang w:val="zh_TW" w:bidi="zh_TW"/>
+        </w:rPr>
+      </w:r>
+    </w:p>
+    <w:p>
+      <w:pPr/>
+      <w:r>
+        <w:rPr>
+          <w:lang w:val="zh_TW" w:bidi="zh_TW"/>
+        </w:rPr>
+      </w:r>
+    </w:p>
+    <w:p>
+      <w:pPr>
+        <w:pStyle w:val="Heading2"/>
+      </w:pPr>
+      <w:r>
+        <w:rPr>
+          <w:lang w:val="zh_TW" w:bidi="zh_TW"/>
+        </w:rPr>
+        <w:t>暗蘭</w:t>
+      </w:r>
+      <w:r>
+        <w:rPr>
+          <w:lang w:val="zh_TW" w:bidi="zh_TW"/>
+        </w:rPr>
+      </w:r>
+    </w:p>
+    <w:p>
+      <w:pPr>
+        <w:pStyle w:val="ListNumber"/>
+        <w:numPr>
+          <w:ilvl w:val="0"/>
+          <w:numId w:val="14"/>
+        </w:numPr>
+        <w:spacing w:line="240" w:lineRule="auto"/>
+        <w:ind w:left="720"/>
+      </w:pPr>
+      <w:r>
+        <w:rPr>
+          <w:lang w:val="zh_TW" w:bidi="zh_TW"/>
+        </w:rPr>
+      </w:r>
+      <w:r>
+        <w:rPr>
+          <w:lang w:val="zh_TW" w:bidi="zh_TW"/>
+        </w:rPr>
+        <w:t>哥轄的兒子，屬於利未支派。暗蘭娶了約基別為妻，生了三個著名的兒女：亞倫、摩西和米利暗（</w:t>
+      </w:r>
+      <w:hyperlink r:id="rId126">
+        <w:r>
+          <w:rPr>
+            <w:lang w:val="zh_TW" w:bidi="zh_TW"/>
+          </w:rPr>
+          <w:rPr>
+            <w:color w:val="0000EE"/>
+            <w:u w:val="single"/>
+          </w:rPr>
+          <w:t>出6:16–20</w:t>
+        </w:r>
+      </w:hyperlink>
+      <w:r>
+        <w:rPr>
+          <w:lang w:val="zh_TW" w:bidi="zh_TW"/>
+        </w:rPr>
+        <w:t>；</w:t>
+      </w:r>
+      <w:hyperlink r:id="rId127">
+        <w:r>
+          <w:rPr>
+            <w:lang w:val="zh_TW" w:bidi="zh_TW"/>
+          </w:rPr>
+          <w:rPr>
+            <w:color w:val="0000EE"/>
+            <w:u w:val="single"/>
+          </w:rPr>
+          <w:t>民26:58–59</w:t>
+        </w:r>
+      </w:hyperlink>
+      <w:r>
+        <w:rPr>
+          <w:lang w:val="zh_TW" w:bidi="zh_TW"/>
+        </w:rPr>
+        <w:t>）。以色列人在曠野飄流期間，暗蘭族的人有特殊的職責。他們負責看守約櫃、桌子、燈臺、祭壇，以及會幕裡使用的其它器具（</w:t>
+      </w:r>
+      <w:hyperlink r:id="rId128">
+        <w:r>
+          <w:rPr>
+            <w:lang w:val="zh_TW" w:bidi="zh_TW"/>
+          </w:rPr>
+          <w:rPr>
+            <w:color w:val="0000EE"/>
+            <w:u w:val="single"/>
+          </w:rPr>
+          <w:t>民3:27</w:t>
+        </w:r>
+      </w:hyperlink>
+      <w:r>
+        <w:rPr>
+          <w:lang w:val="zh_TW" w:bidi="zh_TW"/>
+        </w:rPr>
+        <w:t>、</w:t>
+      </w:r>
+      <w:hyperlink r:id="rId128">
+        <w:r>
+          <w:rPr>
+            <w:lang w:val="zh_TW" w:bidi="zh_TW"/>
+          </w:rPr>
+          <w:rPr>
+            <w:color w:val="0000EE"/>
+            <w:u w:val="single"/>
+          </w:rPr>
+          <w:t>31</w:t>
+        </w:r>
+      </w:hyperlink>
+      <w:r>
+        <w:rPr>
+          <w:lang w:val="zh_TW" w:bidi="zh_TW"/>
+        </w:rPr>
+        <w:t>）。後來，暗蘭族的人也是管理聖殿府庫中供物的小組之一（</w:t>
+      </w:r>
+      <w:hyperlink r:id="rId129">
+        <w:r>
+          <w:rPr>
+            <w:lang w:val="zh_TW" w:bidi="zh_TW"/>
+          </w:rPr>
+          <w:rPr>
+            <w:color w:val="0000EE"/>
+            <w:u w:val="single"/>
+          </w:rPr>
+          <w:t>代上26:23–24</w:t>
+        </w:r>
+      </w:hyperlink>
+      <w:r>
+        <w:rPr>
+          <w:lang w:val="zh_TW" w:bidi="zh_TW"/>
+        </w:rPr>
+        <w:t>）。</w:t>
+      </w:r>
+    </w:p>
+    <w:p>
+      <w:pPr>
+        <w:pStyle w:val="ListNumber"/>
+        <w:spacing w:line="240" w:lineRule="auto"/>
+        <w:ind w:left="720"/>
+      </w:pPr>
+      <w:r>
+        <w:rPr>
+          <w:lang w:val="zh_TW" w:bidi="zh_TW"/>
+        </w:rPr>
+      </w:r>
+      <w:r>
+        <w:rPr>
+          <w:lang w:val="zh_TW" w:bidi="zh_TW"/>
+        </w:rPr>
+        <w:t>巴尼家族中的一位祭司。從巴比倫被擄歸回後，他聽從以斯拉嚴厲的勸告，休了他的外邦妻子（</w:t>
+      </w:r>
+      <w:hyperlink r:id="rId130">
+        <w:r>
+          <w:rPr>
+            <w:lang w:val="zh_TW" w:bidi="zh_TW"/>
+          </w:rPr>
+          <w:rPr>
+            <w:color w:val="0000EE"/>
+            <w:u w:val="single"/>
+          </w:rPr>
+          <w:t>拉10:34</w:t>
+        </w:r>
+      </w:hyperlink>
+      <w:r>
+        <w:rPr>
+          <w:lang w:val="zh_TW" w:bidi="zh_TW"/>
+        </w:rPr>
+        <w:t>）。</w:t>
+      </w:r>
+    </w:p>
+    <w:p>
+      <w:pPr>
+        <w:pStyle w:val="ListNumber"/>
+        <w:spacing w:line="240" w:lineRule="auto"/>
+        <w:ind w:left="720"/>
+      </w:pPr>
+      <w:r>
+        <w:rPr>
+          <w:lang w:val="zh_TW" w:bidi="zh_TW"/>
+        </w:rPr>
+      </w:r>
+      <w:r>
+        <w:rPr>
+          <w:lang w:val="zh_TW" w:bidi="zh_TW"/>
+        </w:rPr>
+        <w:t>某英文譯本中在</w:t>
+      </w:r>
+      <w:hyperlink r:id="rId131">
+        <w:r>
+          <w:rPr>
+            <w:lang w:val="zh_TW" w:bidi="zh_TW"/>
+          </w:rPr>
+          <w:rPr>
+            <w:color w:val="0000EE"/>
+            <w:u w:val="single"/>
+          </w:rPr>
+          <w:t>歷代志上一章41節</w:t>
+        </w:r>
+      </w:hyperlink>
+      <w:r>
+        <w:rPr>
+          <w:lang w:val="zh_TW" w:bidi="zh_TW"/>
+        </w:rPr>
+        <w:t>中使用暗蘭（Amram）來指底順的兒子哈默蘭（Hamran）。哈默蘭（Hamran）本身又是欣但（Hemdan）的另一個名稱（參</w:t>
+      </w:r>
+      <w:hyperlink r:id="rId132">
+        <w:r>
+          <w:rPr>
+            <w:lang w:val="zh_TW" w:bidi="zh_TW"/>
+          </w:rPr>
+          <w:rPr>
+            <w:color w:val="0000EE"/>
+            <w:u w:val="single"/>
+          </w:rPr>
+          <w:t>創36:26</w:t>
+        </w:r>
+      </w:hyperlink>
+      <w:r>
+        <w:rPr>
+          <w:lang w:val="zh_TW" w:bidi="zh_TW"/>
+        </w:rPr>
+        <w:t>）。</w:t>
+      </w:r>
+      <w:r>
+        <w:rPr>
+          <w:i/>
+          <w:lang w:val="zh_TW" w:bidi="zh_TW"/>
+        </w:rPr>
+        <w:t xml:space="preserve">見 </w:t>
+      </w:r>
+      <w:r>
+        <w:rPr>
+          <w:lang w:val="zh_TW" w:bidi="zh_TW"/>
+        </w:rPr>
+        <w:t>欣但</w:t>
+      </w:r>
+      <w:r>
+        <w:rPr>
+          <w:lang w:val="zh_TW" w:bidi="zh_TW"/>
+        </w:rPr>
+        <w:t>。</w:t>
       </w:r>
       <w:r>
         <w:rPr>
@@ -5318,6 +5573,12 @@
   </w:num>
   <w:num w:numId="13" w16cid:durableId="592781308">
     <w:abstractNumId w:val="11"/>
+  </w:num>
+  <w:num w:numId="14">
+    <w:abstractNumId w:val="3"/>
+    <w:lvlOverride w:ilvl="0">
+      <w:startOverride w:val="1"/>
+    </w:lvlOverride>
   </w:num>
   <w:numIdMacAtCleanup w:val="10"/>
 </w:numbering>

--- a/zht/docx/003.content.docx
+++ b/zht/docx/003.content.docx
@@ -233,30 +233,18 @@
         </w:rPr>
         <w:t>埃及城赫里奧坡里（Heliopolis）的希伯來文名稱（</w:t>
       </w:r>
-      <w:hyperlink r:id="rId13">
-        <w:r>
-          <w:rPr>
-            <w:lang w:val="zh_TW" w:bidi="zh_TW"/>
-          </w:rPr>
-          <w:rPr>
-            <w:color w:val="0000EE"/>
-            <w:u w:val="single"/>
-          </w:rPr>
-          <w:t>創41:45、50，</w:t>
-        </w:r>
-      </w:hyperlink>
-      <w:hyperlink r:id="rId14">
-        <w:r>
-          <w:rPr>
-            <w:lang w:val="zh_TW" w:bidi="zh_TW"/>
-          </w:rPr>
-          <w:rPr>
-            <w:color w:val="0000EE"/>
-            <w:u w:val="single"/>
-          </w:rPr>
-          <w:t>46:20</w:t>
-        </w:r>
-      </w:hyperlink>
+      <w:r>
+        <w:rPr>
+          <w:lang w:val="zh_TW" w:bidi="zh_TW"/>
+        </w:rPr>
+        <w:t>創41:45、50，</w:t>
+      </w:r>
+      <w:r>
+        <w:rPr>
+          <w:lang w:val="zh_TW" w:bidi="zh_TW"/>
+        </w:rPr>
+        <w:t>46:20</w:t>
+      </w:r>
       <w:r>
         <w:rPr>
           <w:lang w:val="zh_TW" w:bidi="zh_TW"/>
@@ -330,18 +318,12 @@
         </w:rPr>
         <w:t>加低斯早期的名字，在基大老瑪爭戰的記載中提及（</w:t>
       </w:r>
-      <w:hyperlink r:id="rId15">
-        <w:r>
-          <w:rPr>
-            <w:lang w:val="zh_TW" w:bidi="zh_TW"/>
-          </w:rPr>
-          <w:rPr>
-            <w:color w:val="0000EE"/>
-            <w:u w:val="single"/>
-          </w:rPr>
-          <w:t>創14:7</w:t>
-        </w:r>
-      </w:hyperlink>
+      <w:r>
+        <w:rPr>
+          <w:lang w:val="zh_TW" w:bidi="zh_TW"/>
+        </w:rPr>
+        <w:t>創14:7</w:t>
+      </w:r>
       <w:r>
         <w:rPr>
           <w:lang w:val="zh_TW" w:bidi="zh_TW"/>
@@ -415,18 +397,12 @@
         </w:rPr>
         <w:t>安息的意思是脫離工作或活動，得享自由。基督信仰中的安息概念起源於神自己的安息。神在六日創造天地之後，「就在第七日歇了他一切的工，安息了」（</w:t>
       </w:r>
-      <w:hyperlink r:id="rId16">
-        <w:r>
-          <w:rPr>
-            <w:lang w:val="zh_TW" w:bidi="zh_TW"/>
-          </w:rPr>
-          <w:rPr>
-            <w:color w:val="0000EE"/>
-            <w:u w:val="single"/>
-          </w:rPr>
-          <w:t>創2:2</w:t>
-        </w:r>
-      </w:hyperlink>
+      <w:r>
+        <w:rPr>
+          <w:lang w:val="zh_TW" w:bidi="zh_TW"/>
+        </w:rPr>
+        <w:t>創2:2</w:t>
+      </w:r>
       <w:r>
         <w:rPr>
           <w:lang w:val="zh_TW" w:bidi="zh_TW"/>
@@ -446,18 +422,12 @@
         </w:rPr>
         <w:t>）在希伯來文中就是「安息」的意思。七日之中，第七日的安息被視為創造秩序的一部分。第四條誡命要人為神守安息日，只工作六日，因為神用六日創造萬物，第七日便安息（</w:t>
       </w:r>
-      <w:hyperlink r:id="rId17">
-        <w:r>
-          <w:rPr>
-            <w:lang w:val="zh_TW" w:bidi="zh_TW"/>
-          </w:rPr>
-          <w:rPr>
-            <w:color w:val="0000EE"/>
-            <w:u w:val="single"/>
-          </w:rPr>
-          <w:t>出20:8–11</w:t>
-        </w:r>
-      </w:hyperlink>
+      <w:r>
+        <w:rPr>
+          <w:lang w:val="zh_TW" w:bidi="zh_TW"/>
+        </w:rPr>
+        <w:t>出20:8–11</w:t>
+      </w:r>
       <w:r>
         <w:rPr>
           <w:lang w:val="zh_TW" w:bidi="zh_TW"/>
@@ -478,18 +448,12 @@
         </w:rPr>
         <w:t>聖經中安息的概念不僅關乎過去（創造）與現在（每週的安息），也關乎將來。這將來的安息是以以色列人在摩西帶領下，從埃及的奴役走向應許之地的「安息」作為象徵。他們在約書亞的帶領下進入那地，得著安息（見</w:t>
       </w:r>
-      <w:hyperlink r:id="rId18">
-        <w:r>
-          <w:rPr>
-            <w:lang w:val="zh_TW" w:bidi="zh_TW"/>
-          </w:rPr>
-          <w:rPr>
-            <w:color w:val="0000EE"/>
-            <w:u w:val="single"/>
-          </w:rPr>
-          <w:t>書23–24章</w:t>
-        </w:r>
-      </w:hyperlink>
+      <w:r>
+        <w:rPr>
+          <w:lang w:val="zh_TW" w:bidi="zh_TW"/>
+        </w:rPr>
+        <w:t>書23–24章</w:t>
+      </w:r>
       <w:r>
         <w:rPr>
           <w:lang w:val="zh_TW" w:bidi="zh_TW"/>
@@ -510,90 +474,60 @@
         </w:rPr>
         <w:t>以色列人在曠野漂流四十年，這表示那些與摩西一同出埃及的成年人無法進入應許之地。他們因忘記神的恩典與悖逆神而自招審判（</w:t>
       </w:r>
-      <w:hyperlink r:id="rId19">
-        <w:r>
-          <w:rPr>
-            <w:lang w:val="zh_TW" w:bidi="zh_TW"/>
-          </w:rPr>
-          <w:rPr>
-            <w:color w:val="0000EE"/>
-            <w:u w:val="single"/>
-          </w:rPr>
-          <w:t>民14:26–35</w:t>
-        </w:r>
-      </w:hyperlink>
+      <w:r>
+        <w:rPr>
+          <w:lang w:val="zh_TW" w:bidi="zh_TW"/>
+        </w:rPr>
+        <w:t>民14:26–35</w:t>
+      </w:r>
       <w:r>
         <w:rPr>
           <w:lang w:val="zh_TW" w:bidi="zh_TW"/>
         </w:rPr>
         <w:t>）。幾個世紀之後，神警戒他們的後代，不可心硬，免得失去祂所賜的安息：「惟願你們今天聽他的話：你們不可硬著心」（</w:t>
       </w:r>
-      <w:hyperlink r:id="rId20">
-        <w:r>
-          <w:rPr>
-            <w:lang w:val="zh_TW" w:bidi="zh_TW"/>
-          </w:rPr>
-          <w:rPr>
-            <w:color w:val="0000EE"/>
-            <w:u w:val="single"/>
-          </w:rPr>
-          <w:t>詩95:7–11</w:t>
-        </w:r>
-      </w:hyperlink>
+      <w:r>
+        <w:rPr>
+          <w:lang w:val="zh_TW" w:bidi="zh_TW"/>
+        </w:rPr>
+        <w:t>詩95:7–11</w:t>
+      </w:r>
       <w:r>
         <w:rPr>
           <w:lang w:val="zh_TW" w:bidi="zh_TW"/>
         </w:rPr>
         <w:t>）。希伯來書的作者引用這段經文（</w:t>
       </w:r>
-      <w:hyperlink r:id="rId21">
-        <w:r>
-          <w:rPr>
-            <w:lang w:val="zh_TW" w:bidi="zh_TW"/>
-          </w:rPr>
-          <w:rPr>
-            <w:color w:val="0000EE"/>
-            <w:u w:val="single"/>
-          </w:rPr>
-          <w:t>來3:7–8</w:t>
-        </w:r>
-      </w:hyperlink>
+      <w:r>
+        <w:rPr>
+          <w:lang w:val="zh_TW" w:bidi="zh_TW"/>
+        </w:rPr>
+        <w:t>來3:7–8</w:t>
+      </w:r>
       <w:r>
         <w:rPr>
           <w:lang w:val="zh_TW" w:bidi="zh_TW"/>
         </w:rPr>
         <w:t>，</w:t>
       </w:r>
-      <w:hyperlink r:id="rId22">
-        <w:r>
-          <w:rPr>
-            <w:lang w:val="zh_TW" w:bidi="zh_TW"/>
-          </w:rPr>
-          <w:rPr>
-            <w:color w:val="0000EE"/>
-            <w:u w:val="single"/>
-          </w:rPr>
-          <w:t>4:7</w:t>
-        </w:r>
-      </w:hyperlink>
+      <w:r>
+        <w:rPr>
+          <w:lang w:val="zh_TW" w:bidi="zh_TW"/>
+        </w:rPr>
+        <w:t>4:7</w:t>
+      </w:r>
       <w:r>
         <w:rPr>
           <w:lang w:val="zh_TW" w:bidi="zh_TW"/>
         </w:rPr>
         <w:t>），表明神的安息不只是歷史的一部分，神仍然向人敞開進入祂安息的機會。「今日」這個詞顯明恩典的日子仍在：「若是約書亞已叫他們享了安息，後來神就不再提別的日子了。這樣看來，必另有一安息日的安息為神的子民存留。」（</w:t>
       </w:r>
-      <w:hyperlink r:id="rId23">
-        <w:r>
-          <w:rPr>
-            <w:lang w:val="zh_TW" w:bidi="zh_TW"/>
-          </w:rPr>
-          <w:rPr>
-            <w:color w:val="0000EE"/>
-            <w:u w:val="single"/>
-          </w:rPr>
-          <w:t>來4:8–9</w:t>
-        </w:r>
-      </w:hyperlink>
+      <w:r>
+        <w:rPr>
+          <w:lang w:val="zh_TW" w:bidi="zh_TW"/>
+        </w:rPr>
+        <w:t>來4:8–9</w:t>
+      </w:r>
       <w:r>
         <w:rPr>
           <w:lang w:val="zh_TW" w:bidi="zh_TW"/>
@@ -614,90 +548,60 @@
         </w:rPr>
         <w:t>神邀請所有人進入祂的安息。每週的安息日提醒並反映這真正的安息。以色列人在曠野漂流之後在應許之地所得的安息，是神永恆安息的預表，祂的百姓將一同分享這安息。基督向凡到祂那裡來的人所賜的安息（</w:t>
       </w:r>
-      <w:hyperlink r:id="rId24">
-        <w:r>
-          <w:rPr>
-            <w:lang w:val="zh_TW" w:bidi="zh_TW"/>
-          </w:rPr>
-          <w:rPr>
-            <w:color w:val="0000EE"/>
-            <w:u w:val="single"/>
-          </w:rPr>
-          <w:t>太11:28</w:t>
-        </w:r>
-      </w:hyperlink>
+      <w:r>
+        <w:rPr>
+          <w:lang w:val="zh_TW" w:bidi="zh_TW"/>
+        </w:rPr>
+        <w:t>太11:28</w:t>
+      </w:r>
       <w:r>
         <w:rPr>
           <w:lang w:val="zh_TW" w:bidi="zh_TW"/>
         </w:rPr>
         <w:t>），讓人預先嘗到並領受神所應許的安息。信徒「在基督裡睡了」之後所享的安息，是更深的安息經歷：「在主裡面而死的人有福了……他們息了自己的勞苦」（</w:t>
       </w:r>
-      <w:hyperlink r:id="rId25">
-        <w:r>
-          <w:rPr>
-            <w:lang w:val="zh_TW" w:bidi="zh_TW"/>
-          </w:rPr>
-          <w:rPr>
-            <w:color w:val="0000EE"/>
-            <w:u w:val="single"/>
-          </w:rPr>
-          <w:t>啟14:13</w:t>
-        </w:r>
-      </w:hyperlink>
+      <w:r>
+        <w:rPr>
+          <w:lang w:val="zh_TW" w:bidi="zh_TW"/>
+        </w:rPr>
+        <w:t>啟14:13</w:t>
+      </w:r>
       <w:r>
         <w:rPr>
           <w:lang w:val="zh_TW" w:bidi="zh_TW"/>
         </w:rPr>
         <w:t>）。然而，這安息要在基督再來的時候才完全實現。那時，凡屬於祂的人都要完全彰顯祂的樣式（</w:t>
       </w:r>
-      <w:hyperlink r:id="rId26">
-        <w:r>
-          <w:rPr>
-            <w:lang w:val="zh_TW" w:bidi="zh_TW"/>
-          </w:rPr>
-          <w:rPr>
-            <w:color w:val="0000EE"/>
-            <w:u w:val="single"/>
-          </w:rPr>
-          <w:t>約一3:2</w:t>
-        </w:r>
-      </w:hyperlink>
+      <w:r>
+        <w:rPr>
+          <w:lang w:val="zh_TW" w:bidi="zh_TW"/>
+        </w:rPr>
+        <w:t>約一3:2</w:t>
+      </w:r>
       <w:r>
         <w:rPr>
           <w:lang w:val="zh_TW" w:bidi="zh_TW"/>
         </w:rPr>
         <w:t>），救恩將得以完全。他們要得著不朽、榮耀的身體（</w:t>
       </w:r>
-      <w:hyperlink r:id="rId27">
-        <w:r>
-          <w:rPr>
-            <w:lang w:val="zh_TW" w:bidi="zh_TW"/>
-          </w:rPr>
-          <w:rPr>
-            <w:color w:val="0000EE"/>
-            <w:u w:val="single"/>
-          </w:rPr>
-          <w:t>林後5</w:t>
-        </w:r>
-      </w:hyperlink>
+      <w:r>
+        <w:rPr>
+          <w:lang w:val="zh_TW" w:bidi="zh_TW"/>
+        </w:rPr>
+        <w:t>林後5</w:t>
+      </w:r>
       <w:r>
         <w:rPr>
           <w:lang w:val="zh_TW" w:bidi="zh_TW"/>
         </w:rPr>
         <w:t>），並且神要建立有公義居住其中的新天新地（</w:t>
       </w:r>
-      <w:hyperlink r:id="rId28">
-        <w:r>
-          <w:rPr>
-            <w:lang w:val="zh_TW" w:bidi="zh_TW"/>
-          </w:rPr>
-          <w:rPr>
-            <w:color w:val="0000EE"/>
-            <w:u w:val="single"/>
-          </w:rPr>
-          <w:t>彼後3:13</w:t>
-        </w:r>
-      </w:hyperlink>
+      <w:r>
+        <w:rPr>
+          <w:lang w:val="zh_TW" w:bidi="zh_TW"/>
+        </w:rPr>
+        <w:t>彼後3:13</w:t>
+      </w:r>
       <w:r>
         <w:rPr>
           <w:lang w:val="zh_TW" w:bidi="zh_TW"/>
@@ -718,54 +622,36 @@
         </w:rPr>
         <w:t>那時將是歷史的高潮，也是神的百姓完全進入祂永恆安息的時刻。基督在十字架上成就的救贖將得以完全，帶來脫離一切罪的安息與自由，也使人不再經歷憂傷、痛苦和死亡（</w:t>
       </w:r>
-      <w:hyperlink r:id="rId29">
-        <w:r>
-          <w:rPr>
-            <w:lang w:val="zh_TW" w:bidi="zh_TW"/>
-          </w:rPr>
-          <w:rPr>
-            <w:color w:val="0000EE"/>
-            <w:u w:val="single"/>
-          </w:rPr>
-          <w:t>啟7:9–17</w:t>
-        </w:r>
-      </w:hyperlink>
+      <w:r>
+        <w:rPr>
+          <w:lang w:val="zh_TW" w:bidi="zh_TW"/>
+        </w:rPr>
+        <w:t>啟7:9–17</w:t>
+      </w:r>
       <w:r>
         <w:rPr>
           <w:lang w:val="zh_TW" w:bidi="zh_TW"/>
         </w:rPr>
         <w:t>，</w:t>
       </w:r>
-      <w:hyperlink r:id="rId30">
-        <w:r>
-          <w:rPr>
-            <w:lang w:val="zh_TW" w:bidi="zh_TW"/>
-          </w:rPr>
-          <w:rPr>
-            <w:color w:val="0000EE"/>
-            <w:u w:val="single"/>
-          </w:rPr>
-          <w:t>21:1–7</w:t>
-        </w:r>
-      </w:hyperlink>
+      <w:r>
+        <w:rPr>
+          <w:lang w:val="zh_TW" w:bidi="zh_TW"/>
+        </w:rPr>
+        <w:t>21:1–7</w:t>
+      </w:r>
       <w:r>
         <w:rPr>
           <w:lang w:val="zh_TW" w:bidi="zh_TW"/>
         </w:rPr>
         <w:t>）。此外，人類將與神一切的受造物一同得著更新，萬物要照著起初神的旨意得以成全（見</w:t>
       </w:r>
-      <w:hyperlink r:id="rId31">
-        <w:r>
-          <w:rPr>
-            <w:lang w:val="zh_TW" w:bidi="zh_TW"/>
-          </w:rPr>
-          <w:rPr>
-            <w:color w:val="0000EE"/>
-            <w:u w:val="single"/>
-          </w:rPr>
-          <w:t>羅8:19–25</w:t>
-        </w:r>
-      </w:hyperlink>
+      <w:r>
+        <w:rPr>
+          <w:lang w:val="zh_TW" w:bidi="zh_TW"/>
+        </w:rPr>
+        <w:t>羅8:19–25</w:t>
+      </w:r>
       <w:r>
         <w:rPr>
           <w:lang w:val="zh_TW" w:bidi="zh_TW"/>
@@ -786,36 +672,24 @@
         </w:rPr>
         <w:t>安息並不是表示沒有行動。神在創造的工作完成後安息，但祂仍在作工，持續托住祂所造的一切，並施行公義的審判與慈愛的拯救。耶穌基督藉著祂的生、死、復活與榮耀，彰顯出神仍在行動（</w:t>
       </w:r>
-      <w:hyperlink r:id="rId32">
-        <w:r>
-          <w:rPr>
-            <w:lang w:val="zh_TW" w:bidi="zh_TW"/>
-          </w:rPr>
-          <w:rPr>
-            <w:color w:val="0000EE"/>
-            <w:u w:val="single"/>
-          </w:rPr>
-          <w:t>林後5:19</w:t>
-        </w:r>
-      </w:hyperlink>
+      <w:r>
+        <w:rPr>
+          <w:lang w:val="zh_TW" w:bidi="zh_TW"/>
+        </w:rPr>
+        <w:t>林後5:19</w:t>
+      </w:r>
       <w:r>
         <w:rPr>
           <w:lang w:val="zh_TW" w:bidi="zh_TW"/>
         </w:rPr>
         <w:t>）。正如耶穌所說：「我父做事直到如今，我也做事」（</w:t>
       </w:r>
-      <w:hyperlink r:id="rId33">
-        <w:r>
-          <w:rPr>
-            <w:lang w:val="zh_TW" w:bidi="zh_TW"/>
-          </w:rPr>
-          <w:rPr>
-            <w:color w:val="0000EE"/>
-            <w:u w:val="single"/>
-          </w:rPr>
-          <w:t>約5:17</w:t>
-        </w:r>
-      </w:hyperlink>
+      <w:r>
+        <w:rPr>
+          <w:lang w:val="zh_TW" w:bidi="zh_TW"/>
+        </w:rPr>
+        <w:t>約5:17</w:t>
+      </w:r>
       <w:r>
         <w:rPr>
           <w:lang w:val="zh_TW" w:bidi="zh_TW"/>
@@ -836,72 +710,48 @@
         </w:rPr>
         <w:t>因此，信徒所歇下的一切，正使他們能喜樂而不斷地事奉那創造並救贖的神。信徒要與神一切的作為完全和諧地同工，歡喜讚美並事奉三一的神。他們的喜樂要完全，不再有缺乏，也不需再有改進（見</w:t>
       </w:r>
-      <w:hyperlink r:id="rId34">
-        <w:r>
-          <w:rPr>
-            <w:lang w:val="zh_TW" w:bidi="zh_TW"/>
-          </w:rPr>
-          <w:rPr>
-            <w:color w:val="0000EE"/>
-            <w:u w:val="single"/>
-          </w:rPr>
-          <w:t>啟4:8–11</w:t>
-        </w:r>
-      </w:hyperlink>
+      <w:r>
+        <w:rPr>
+          <w:lang w:val="zh_TW" w:bidi="zh_TW"/>
+        </w:rPr>
+        <w:t>啟4:8–11</w:t>
+      </w:r>
       <w:r>
         <w:rPr>
           <w:lang w:val="zh_TW" w:bidi="zh_TW"/>
         </w:rPr>
         <w:t>，</w:t>
       </w:r>
-      <w:hyperlink r:id="rId35">
-        <w:r>
-          <w:rPr>
-            <w:lang w:val="zh_TW" w:bidi="zh_TW"/>
-          </w:rPr>
-          <w:rPr>
-            <w:color w:val="0000EE"/>
-            <w:u w:val="single"/>
-          </w:rPr>
-          <w:t>5:8–14</w:t>
-        </w:r>
-      </w:hyperlink>
+      <w:r>
+        <w:rPr>
+          <w:lang w:val="zh_TW" w:bidi="zh_TW"/>
+        </w:rPr>
+        <w:t>5:8–14</w:t>
+      </w:r>
       <w:r>
         <w:rPr>
           <w:lang w:val="zh_TW" w:bidi="zh_TW"/>
         </w:rPr>
         <w:t>，</w:t>
       </w:r>
-      <w:hyperlink r:id="rId36">
-        <w:r>
-          <w:rPr>
-            <w:lang w:val="zh_TW" w:bidi="zh_TW"/>
-          </w:rPr>
-          <w:rPr>
-            <w:color w:val="0000EE"/>
-            <w:u w:val="single"/>
-          </w:rPr>
-          <w:t>7:9–12</w:t>
-        </w:r>
-      </w:hyperlink>
+      <w:r>
+        <w:rPr>
+          <w:lang w:val="zh_TW" w:bidi="zh_TW"/>
+        </w:rPr>
+        <w:t>7:9–12</w:t>
+      </w:r>
       <w:r>
         <w:rPr>
           <w:lang w:val="zh_TW" w:bidi="zh_TW"/>
         </w:rPr>
         <w:t>）。這就是那有始無終的永恆安息日：「所以，我們務必竭力進入那安息」（</w:t>
       </w:r>
-      <w:hyperlink r:id="rId37">
-        <w:r>
-          <w:rPr>
-            <w:lang w:val="zh_TW" w:bidi="zh_TW"/>
-          </w:rPr>
-          <w:rPr>
-            <w:color w:val="0000EE"/>
-            <w:u w:val="single"/>
-          </w:rPr>
-          <w:t>來4:11</w:t>
-        </w:r>
-      </w:hyperlink>
+      <w:r>
+        <w:rPr>
+          <w:lang w:val="zh_TW" w:bidi="zh_TW"/>
+        </w:rPr>
+        <w:t>來4:11</w:t>
+      </w:r>
       <w:r>
         <w:rPr>
           <w:lang w:val="zh_TW" w:bidi="zh_TW"/>
@@ -1032,36 +882,24 @@
         </w:rPr>
         <w:t>創造與安息日之間的關係首先在</w:t>
       </w:r>
-      <w:hyperlink r:id="rId38">
-        <w:r>
-          <w:rPr>
-            <w:lang w:val="zh_TW" w:bidi="zh_TW"/>
-          </w:rPr>
-          <w:rPr>
-            <w:color w:val="0000EE"/>
-            <w:u w:val="single"/>
-          </w:rPr>
-          <w:t>創世記二章2至3節</w:t>
-        </w:r>
-      </w:hyperlink>
+      <w:r>
+        <w:rPr>
+          <w:lang w:val="zh_TW" w:bidi="zh_TW"/>
+        </w:rPr>
+        <w:t>創世記二章2至3節</w:t>
+      </w:r>
       <w:r>
         <w:rPr>
           <w:lang w:val="zh_TW" w:bidi="zh_TW"/>
         </w:rPr>
         <w:t>中表達出來。神在六天創造之後「歇了」祂的工作，並且「賜福」給第七日，並「定為聖日」。在第四條誡命中（</w:t>
       </w:r>
-      <w:hyperlink r:id="rId17">
-        <w:r>
-          <w:rPr>
-            <w:lang w:val="zh_TW" w:bidi="zh_TW"/>
-          </w:rPr>
-          <w:rPr>
-            <w:color w:val="0000EE"/>
-            <w:u w:val="single"/>
-          </w:rPr>
-          <w:t>出20:8–11</w:t>
-        </w:r>
-      </w:hyperlink>
+      <w:r>
+        <w:rPr>
+          <w:lang w:val="zh_TW" w:bidi="zh_TW"/>
+        </w:rPr>
+        <w:t>出20:8–11</w:t>
+      </w:r>
       <w:r>
         <w:rPr>
           <w:lang w:val="zh_TW" w:bidi="zh_TW"/>
@@ -1082,36 +920,24 @@
         </w:rPr>
         <w:t>神從祂的工作中休息這一概念是令人驚奇的。在</w:t>
       </w:r>
-      <w:hyperlink r:id="rId39">
-        <w:r>
-          <w:rPr>
-            <w:lang w:val="zh_TW" w:bidi="zh_TW"/>
-          </w:rPr>
-          <w:rPr>
-            <w:color w:val="0000EE"/>
-            <w:u w:val="single"/>
-          </w:rPr>
-          <w:t>出埃及記三十一章17節</w:t>
-        </w:r>
-      </w:hyperlink>
+      <w:r>
+        <w:rPr>
+          <w:lang w:val="zh_TW" w:bidi="zh_TW"/>
+        </w:rPr>
+        <w:t>出埃及記三十一章17節</w:t>
+      </w:r>
       <w:r>
         <w:rPr>
           <w:lang w:val="zh_TW" w:bidi="zh_TW"/>
         </w:rPr>
         <w:t>中，神告訴摩西祂在安息日得到安息舒暢，使這一概念更加生動。聖經常把造物主描繪成一個做工的人。在出埃及記中，這種生動的表述無疑是為了強調安息日的基本教訓：人必須遵循造物主為他們設立的模式，在七天之中休息一天，對個人、家庭、家庭成員，甚至動物來說，都是必要的（</w:t>
       </w:r>
-      <w:hyperlink r:id="rId40">
-        <w:r>
-          <w:rPr>
-            <w:lang w:val="zh_TW" w:bidi="zh_TW"/>
-          </w:rPr>
-          <w:rPr>
-            <w:color w:val="0000EE"/>
-            <w:u w:val="single"/>
-          </w:rPr>
-          <w:t>出20:10</w:t>
-        </w:r>
-      </w:hyperlink>
+      <w:r>
+        <w:rPr>
+          <w:lang w:val="zh_TW" w:bidi="zh_TW"/>
+        </w:rPr>
+        <w:t>出20:10</w:t>
+      </w:r>
       <w:r>
         <w:rPr>
           <w:lang w:val="zh_TW" w:bidi="zh_TW"/>
@@ -1132,54 +958,36 @@
         </w:rPr>
         <w:t>設立安息日與聖經中的創造故事有關，這暗示它是舊約中的一條為所有人（而非僅僅為以色列人）而設立的標準。將安息日律法納入十誡，進一步強調了這一重要真理。十誡在舊約律法中佔有特殊地位。在神的一切命令中，只有十誡是由神以可聽見的聲音說出來（</w:t>
       </w:r>
-      <w:hyperlink r:id="rId41">
-        <w:r>
-          <w:rPr>
-            <w:lang w:val="zh_TW" w:bidi="zh_TW"/>
-          </w:rPr>
-          <w:rPr>
-            <w:color w:val="0000EE"/>
-            <w:u w:val="single"/>
-          </w:rPr>
-          <w:t>出20:1</w:t>
-        </w:r>
-      </w:hyperlink>
+      <w:r>
+        <w:rPr>
+          <w:lang w:val="zh_TW" w:bidi="zh_TW"/>
+        </w:rPr>
+        <w:t>出20:1</w:t>
+      </w:r>
       <w:r>
         <w:rPr>
           <w:lang w:val="zh_TW" w:bidi="zh_TW"/>
         </w:rPr>
         <w:t>），由祂的指頭寫下（</w:t>
       </w:r>
-      <w:hyperlink r:id="rId42">
-        <w:r>
-          <w:rPr>
-            <w:lang w:val="zh_TW" w:bidi="zh_TW"/>
-          </w:rPr>
-          <w:rPr>
-            <w:color w:val="0000EE"/>
-            <w:u w:val="single"/>
-          </w:rPr>
-          <w:t>31:18</w:t>
-        </w:r>
-      </w:hyperlink>
+      <w:r>
+        <w:rPr>
+          <w:lang w:val="zh_TW" w:bidi="zh_TW"/>
+        </w:rPr>
+        <w:t>31:18</w:t>
+      </w:r>
       <w:r>
         <w:rPr>
           <w:lang w:val="zh_TW" w:bidi="zh_TW"/>
         </w:rPr>
         <w:t>），最後放置於帳幕的約櫃中，成為以色列敬拜的中心（</w:t>
       </w:r>
-      <w:hyperlink r:id="rId43">
-        <w:r>
-          <w:rPr>
-            <w:lang w:val="zh_TW" w:bidi="zh_TW"/>
-          </w:rPr>
-          <w:rPr>
-            <w:color w:val="0000EE"/>
-            <w:u w:val="single"/>
-          </w:rPr>
-          <w:t>25:16</w:t>
-        </w:r>
-      </w:hyperlink>
+      <w:r>
+        <w:rPr>
+          <w:lang w:val="zh_TW" w:bidi="zh_TW"/>
+        </w:rPr>
+        <w:t>25:16</w:t>
+      </w:r>
       <w:r>
         <w:rPr>
           <w:lang w:val="zh_TW" w:bidi="zh_TW"/>
@@ -1200,54 +1008,36 @@
         </w:rPr>
         <w:t>值得注意的是，聖經中關於安息日教導的第二個主要觀點——救贖——也出現在十誡的清單中。安息日的律法（已在</w:t>
       </w:r>
-      <w:hyperlink r:id="rId17">
-        <w:r>
-          <w:rPr>
-            <w:lang w:val="zh_TW" w:bidi="zh_TW"/>
-          </w:rPr>
-          <w:rPr>
-            <w:color w:val="0000EE"/>
-            <w:u w:val="single"/>
-          </w:rPr>
-          <w:t>出20:8–11</w:t>
-        </w:r>
-      </w:hyperlink>
+      <w:r>
+        <w:rPr>
+          <w:lang w:val="zh_TW" w:bidi="zh_TW"/>
+        </w:rPr>
+        <w:t>出20:8–11</w:t>
+      </w:r>
       <w:r>
         <w:rPr>
           <w:lang w:val="zh_TW" w:bidi="zh_TW"/>
         </w:rPr>
         <w:t>中提到）在</w:t>
       </w:r>
-      <w:hyperlink r:id="rId44">
-        <w:r>
-          <w:rPr>
-            <w:lang w:val="zh_TW" w:bidi="zh_TW"/>
-          </w:rPr>
-          <w:rPr>
-            <w:color w:val="0000EE"/>
-            <w:u w:val="single"/>
-          </w:rPr>
-          <w:t>申命記五章12至15節</w:t>
-        </w:r>
-      </w:hyperlink>
+      <w:r>
+        <w:rPr>
+          <w:lang w:val="zh_TW" w:bidi="zh_TW"/>
+        </w:rPr>
+        <w:t>申命記五章12至15節</w:t>
+      </w:r>
       <w:r>
         <w:rPr>
           <w:lang w:val="zh_TW" w:bidi="zh_TW"/>
         </w:rPr>
         <w:t>中再次出現，為守安息日附加了一個不同的理由：「記念你在埃及地作過奴僕；耶和華—你神用大能的手和伸出來的膀臂將你從那裡領出來。因此，耶和華—你的神吩咐你守安息日。」（</w:t>
       </w:r>
-      <w:hyperlink r:id="rId45">
-        <w:r>
-          <w:rPr>
-            <w:lang w:val="zh_TW" w:bidi="zh_TW"/>
-          </w:rPr>
-          <w:rPr>
-            <w:color w:val="0000EE"/>
-            <w:u w:val="single"/>
-          </w:rPr>
-          <w:t>15</w:t>
-        </w:r>
-      </w:hyperlink>
+      <w:r>
+        <w:rPr>
+          <w:lang w:val="zh_TW" w:bidi="zh_TW"/>
+        </w:rPr>
+        <w:t>15</w:t>
+      </w:r>
       <w:r>
         <w:rPr>
           <w:lang w:val="zh_TW" w:bidi="zh_TW"/>
@@ -1268,36 +1058,24 @@
         </w:rPr>
         <w:t>這兩個關於第四誡敘述之間的差異十分重要。第一個（</w:t>
       </w:r>
-      <w:hyperlink r:id="rId46">
-        <w:r>
-          <w:rPr>
-            <w:lang w:val="zh_TW" w:bidi="zh_TW"/>
-          </w:rPr>
-          <w:rPr>
-            <w:color w:val="0000EE"/>
-            <w:u w:val="single"/>
-          </w:rPr>
-          <w:t>出20章</w:t>
-        </w:r>
-      </w:hyperlink>
+      <w:r>
+        <w:rPr>
+          <w:lang w:val="zh_TW" w:bidi="zh_TW"/>
+        </w:rPr>
+        <w:t>出20章</w:t>
+      </w:r>
       <w:r>
         <w:rPr>
           <w:lang w:val="zh_TW" w:bidi="zh_TW"/>
         </w:rPr>
         <w:t>）是通過以色列向所有受造之人發出的，第二個（</w:t>
       </w:r>
-      <w:hyperlink r:id="rId47">
-        <w:r>
-          <w:rPr>
-            <w:lang w:val="zh_TW" w:bidi="zh_TW"/>
-          </w:rPr>
-          <w:rPr>
-            <w:color w:val="0000EE"/>
-            <w:u w:val="single"/>
-          </w:rPr>
-          <w:t>申5章</w:t>
-        </w:r>
-      </w:hyperlink>
+      <w:r>
+        <w:rPr>
+          <w:lang w:val="zh_TW" w:bidi="zh_TW"/>
+        </w:rPr>
+        <w:t>申5章</w:t>
+      </w:r>
       <w:r>
         <w:rPr>
           <w:lang w:val="zh_TW" w:bidi="zh_TW"/>
@@ -1318,36 +1096,24 @@
         </w:rPr>
         <w:t>在申命記版本的安息日誡命中，有一個重要的觀點不容忽視。在禁止一切工作的命令之後，附有一個解釋性說明——「這一日，你和你的兒女、僕婢、牛、驢、牲畜，並在你城裡寄居的客旅，無論何工都不可做，使你的僕婢可以和你一樣安息。」（</w:t>
       </w:r>
-      <w:hyperlink r:id="rId48">
-        <w:r>
-          <w:rPr>
-            <w:lang w:val="zh_TW" w:bidi="zh_TW"/>
-          </w:rPr>
-          <w:rPr>
-            <w:color w:val="0000EE"/>
-            <w:u w:val="single"/>
-          </w:rPr>
-          <w:t>申5:14</w:t>
-        </w:r>
-      </w:hyperlink>
+      <w:r>
+        <w:rPr>
+          <w:lang w:val="zh_TW" w:bidi="zh_TW"/>
+        </w:rPr>
+        <w:t>申5:14</w:t>
+      </w:r>
       <w:r>
         <w:rPr>
           <w:lang w:val="zh_TW" w:bidi="zh_TW"/>
         </w:rPr>
         <w:t>，和合本）。對他人的實際關懷是舊約所有聖約教導中的一個特徵。因此，神對以色列在埃及為奴時的慈愛，必須與以色列家庭對那些服侍他們的人的慈愛相匹配。安息日提供了一個理想的途徑來實際表達這種關懷。耶穌特別積極地從大量僵化的規條中拯救出遵安安息日這人道主義的一面，因為在祂的時代，那些規條阻礙這原本應存在的關懷（見，例如，</w:t>
       </w:r>
-      <w:hyperlink r:id="rId49">
-        <w:r>
-          <w:rPr>
-            <w:lang w:val="zh_TW" w:bidi="zh_TW"/>
-          </w:rPr>
-          <w:rPr>
-            <w:color w:val="0000EE"/>
-            <w:u w:val="single"/>
-          </w:rPr>
-          <w:t>可3:1–5</w:t>
-        </w:r>
-      </w:hyperlink>
+      <w:r>
+        <w:rPr>
+          <w:lang w:val="zh_TW" w:bidi="zh_TW"/>
+        </w:rPr>
+        <w:t>可3:1–5</w:t>
+      </w:r>
       <w:r>
         <w:rPr>
           <w:lang w:val="zh_TW" w:bidi="zh_TW"/>
@@ -1368,144 +1134,96 @@
         </w:rPr>
         <w:t>舊約中有關「安息年」的規定，進一步發展了這個人道主義的主題（見</w:t>
       </w:r>
-      <w:hyperlink r:id="rId50">
-        <w:r>
-          <w:rPr>
-            <w:lang w:val="zh_TW" w:bidi="zh_TW"/>
-          </w:rPr>
-          <w:rPr>
-            <w:color w:val="0000EE"/>
-            <w:u w:val="single"/>
-          </w:rPr>
-          <w:t>出23:10–12</w:t>
-        </w:r>
-      </w:hyperlink>
+      <w:r>
+        <w:rPr>
+          <w:lang w:val="zh_TW" w:bidi="zh_TW"/>
+        </w:rPr>
+        <w:t>出23:10–12</w:t>
+      </w:r>
       <w:r>
         <w:rPr>
           <w:lang w:val="zh_TW" w:bidi="zh_TW"/>
         </w:rPr>
         <w:t>；</w:t>
       </w:r>
-      <w:hyperlink r:id="rId51">
-        <w:r>
-          <w:rPr>
-            <w:lang w:val="zh_TW" w:bidi="zh_TW"/>
-          </w:rPr>
-          <w:rPr>
-            <w:color w:val="0000EE"/>
-            <w:u w:val="single"/>
-          </w:rPr>
-          <w:t>利25:1–7</w:t>
-        </w:r>
-      </w:hyperlink>
+      <w:r>
+        <w:rPr>
+          <w:lang w:val="zh_TW" w:bidi="zh_TW"/>
+        </w:rPr>
+        <w:t>利25:1–7</w:t>
+      </w:r>
       <w:r>
         <w:rPr>
           <w:lang w:val="zh_TW" w:bidi="zh_TW"/>
         </w:rPr>
         <w:t>；</w:t>
       </w:r>
-      <w:hyperlink r:id="rId52">
-        <w:r>
-          <w:rPr>
-            <w:lang w:val="zh_TW" w:bidi="zh_TW"/>
-          </w:rPr>
-          <w:rPr>
-            <w:color w:val="0000EE"/>
-            <w:u w:val="single"/>
-          </w:rPr>
-          <w:t>申15:1–11</w:t>
-        </w:r>
-      </w:hyperlink>
+      <w:r>
+        <w:rPr>
+          <w:lang w:val="zh_TW" w:bidi="zh_TW"/>
+        </w:rPr>
+        <w:t>申15:1–11</w:t>
+      </w:r>
       <w:r>
         <w:rPr>
           <w:lang w:val="zh_TW" w:bidi="zh_TW"/>
         </w:rPr>
         <w:t>；以及</w:t>
       </w:r>
-      <w:hyperlink r:id="rId53">
-        <w:r>
-          <w:rPr>
-            <w:lang w:val="zh_TW" w:bidi="zh_TW"/>
-          </w:rPr>
-          <w:rPr>
-            <w:color w:val="0000EE"/>
-            <w:u w:val="single"/>
-          </w:rPr>
-          <w:t>利25:8–55</w:t>
-        </w:r>
-      </w:hyperlink>
+      <w:r>
+        <w:rPr>
+          <w:lang w:val="zh_TW" w:bidi="zh_TW"/>
+        </w:rPr>
+        <w:t>利25:8–55</w:t>
+      </w:r>
       <w:r>
         <w:rPr>
           <w:lang w:val="zh_TW" w:bidi="zh_TW"/>
         </w:rPr>
         <w:t>的「禧年」規定）。每逢第七年，土地要休耕不耕種（</w:t>
       </w:r>
-      <w:hyperlink r:id="rId54">
-        <w:r>
-          <w:rPr>
-            <w:lang w:val="zh_TW" w:bidi="zh_TW"/>
-          </w:rPr>
-          <w:rPr>
-            <w:color w:val="0000EE"/>
-            <w:u w:val="single"/>
-          </w:rPr>
-          <w:t>利25:4</w:t>
-        </w:r>
-      </w:hyperlink>
+      <w:r>
+        <w:rPr>
+          <w:lang w:val="zh_TW" w:bidi="zh_TW"/>
+        </w:rPr>
+        <w:t>利25:4</w:t>
+      </w:r>
       <w:r>
         <w:rPr>
           <w:lang w:val="zh_TW" w:bidi="zh_TW"/>
         </w:rPr>
         <w:t>）。土地和它所養活的人一樣，也需要定期的休息。這條律法的主要目的是以仁慈待人：「地在安息年所出的，要給你和你的僕人、婢女、雇工人，並寄居的外人當食物。這年的土產也要給你的牲畜和你地上的走獸當食物。」（</w:t>
       </w:r>
-      <w:hyperlink r:id="rId55">
-        <w:r>
-          <w:rPr>
-            <w:lang w:val="zh_TW" w:bidi="zh_TW"/>
-          </w:rPr>
-          <w:rPr>
-            <w:color w:val="0000EE"/>
-            <w:u w:val="single"/>
-          </w:rPr>
-          <w:t>6–7</w:t>
-        </w:r>
-      </w:hyperlink>
+      <w:r>
+        <w:rPr>
+          <w:lang w:val="zh_TW" w:bidi="zh_TW"/>
+        </w:rPr>
+        <w:t>6–7</w:t>
+      </w:r>
       <w:r>
         <w:rPr>
           <w:lang w:val="zh_TW" w:bidi="zh_TW"/>
         </w:rPr>
         <w:t>節）。</w:t>
       </w:r>
-      <w:hyperlink r:id="rId52">
-        <w:r>
-          <w:rPr>
-            <w:lang w:val="zh_TW" w:bidi="zh_TW"/>
-          </w:rPr>
-          <w:rPr>
-            <w:color w:val="0000EE"/>
-            <w:u w:val="single"/>
-          </w:rPr>
-          <w:t>申命記十五章1至11節</w:t>
-        </w:r>
-      </w:hyperlink>
+      <w:r>
+        <w:rPr>
+          <w:lang w:val="zh_TW" w:bidi="zh_TW"/>
+        </w:rPr>
+        <w:t>申命記十五章1至11節</w:t>
+      </w:r>
       <w:r>
         <w:rPr>
           <w:lang w:val="zh_TW" w:bidi="zh_TW"/>
         </w:rPr>
         <w:t>將同樣的人道主義原則延伸到商業領域。在神的救贖群體中，所有的債務在安息年都必須一筆勾消。對於那些因安息年即將到來而可能拒絕借款的吝嗇之人，律法加了一個警告和應許：「你要謹慎，不可心裡起惡念，說：『第七年的豁免年快到了』，你便惡眼看你窮乏的弟兄，甚麼都不給他，以致他因你求告耶和華，罪便歸於你了。你總要給他，給他的時候心裡不可愁煩；因耶和華—你的神必在你這一切所行的，並你手裡所辦的事上，賜福與你。」（</w:t>
       </w:r>
-      <w:hyperlink r:id="rId56">
-        <w:r>
-          <w:rPr>
-            <w:lang w:val="zh_TW" w:bidi="zh_TW"/>
-          </w:rPr>
-          <w:rPr>
-            <w:color w:val="0000EE"/>
-            <w:u w:val="single"/>
-          </w:rPr>
-          <w:t>申15:9–10</w:t>
-        </w:r>
-      </w:hyperlink>
+      <w:r>
+        <w:rPr>
+          <w:lang w:val="zh_TW" w:bidi="zh_TW"/>
+        </w:rPr>
+        <w:t>申15:9–10</w:t>
+      </w:r>
       <w:r>
         <w:rPr>
           <w:lang w:val="zh_TW" w:bidi="zh_TW"/>
@@ -1540,72 +1258,48 @@
         </w:rPr>
         <w:t>討論過關於第七年的安息後，接下來我們來探討第七天。舊約的律法詳細規定了安息日禁止工作的命令，明確指出神的百姓在安息日可以做什麼和不能做什麼。這些禁令並不是要排除任何形式的活動，它們的目的是停止日常的工作，因為如果神將安息日分別為聖（</w:t>
       </w:r>
-      <w:hyperlink r:id="rId57">
-        <w:r>
-          <w:rPr>
-            <w:lang w:val="zh_TW" w:bidi="zh_TW"/>
-          </w:rPr>
-          <w:rPr>
-            <w:color w:val="0000EE"/>
-            <w:u w:val="single"/>
-          </w:rPr>
-          <w:t>出20:11</w:t>
-        </w:r>
-      </w:hyperlink>
+      <w:r>
+        <w:rPr>
+          <w:lang w:val="zh_TW" w:bidi="zh_TW"/>
+        </w:rPr>
+        <w:t>出20:11</w:t>
+      </w:r>
       <w:r>
         <w:rPr>
           <w:lang w:val="zh_TW" w:bidi="zh_TW"/>
         </w:rPr>
         <w:t>），那麼對這日最明顯的褻瀆，就是把它視為普通的一天。這些規則以具體的方式列出，以便農夫（</w:t>
       </w:r>
-      <w:hyperlink r:id="rId58">
-        <w:r>
-          <w:rPr>
-            <w:lang w:val="zh_TW" w:bidi="zh_TW"/>
-          </w:rPr>
-          <w:rPr>
-            <w:color w:val="0000EE"/>
-            <w:u w:val="single"/>
-          </w:rPr>
-          <w:t>34:21</w:t>
-        </w:r>
-      </w:hyperlink>
+      <w:r>
+        <w:rPr>
+          <w:lang w:val="zh_TW" w:bidi="zh_TW"/>
+        </w:rPr>
+        <w:t>34:21</w:t>
+      </w:r>
       <w:r>
         <w:rPr>
           <w:lang w:val="zh_TW" w:bidi="zh_TW"/>
         </w:rPr>
         <w:t>）、商人（</w:t>
       </w:r>
-      <w:hyperlink r:id="rId59">
-        <w:r>
-          <w:rPr>
-            <w:lang w:val="zh_TW" w:bidi="zh_TW"/>
-          </w:rPr>
-          <w:rPr>
-            <w:color w:val="0000EE"/>
-            <w:u w:val="single"/>
-          </w:rPr>
-          <w:t>耶17:27</w:t>
-        </w:r>
-      </w:hyperlink>
+      <w:r>
+        <w:rPr>
+          <w:lang w:val="zh_TW" w:bidi="zh_TW"/>
+        </w:rPr>
+        <w:t>耶17:27</w:t>
+      </w:r>
       <w:r>
         <w:rPr>
           <w:lang w:val="zh_TW" w:bidi="zh_TW"/>
         </w:rPr>
         <w:t>）甚至主婦（</w:t>
       </w:r>
-      <w:hyperlink r:id="rId60">
-        <w:r>
-          <w:rPr>
-            <w:lang w:val="zh_TW" w:bidi="zh_TW"/>
-          </w:rPr>
-          <w:rPr>
-            <w:color w:val="0000EE"/>
-            <w:u w:val="single"/>
-          </w:rPr>
-          <w:t>出35:2–3</w:t>
-        </w:r>
-      </w:hyperlink>
+      <w:r>
+        <w:rPr>
+          <w:lang w:val="zh_TW" w:bidi="zh_TW"/>
+        </w:rPr>
+        <w:t>出35:2–3</w:t>
+      </w:r>
       <w:r>
         <w:rPr>
           <w:lang w:val="zh_TW" w:bidi="zh_TW"/>
@@ -1626,36 +1320,24 @@
         </w:rPr>
         <w:t>這些細節可能看似微不足道，但遵守安息日律法被視為百姓對耶和華忠誠的主要考驗。律法明確指出，故意違背這條律法是死罪（</w:t>
       </w:r>
-      <w:hyperlink r:id="rId61">
-        <w:r>
-          <w:rPr>
-            <w:lang w:val="zh_TW" w:bidi="zh_TW"/>
-          </w:rPr>
-          <w:rPr>
-            <w:color w:val="0000EE"/>
-            <w:u w:val="single"/>
-          </w:rPr>
-          <w:t>出35:2</w:t>
-        </w:r>
-      </w:hyperlink>
+      <w:r>
+        <w:rPr>
+          <w:lang w:val="zh_TW" w:bidi="zh_TW"/>
+        </w:rPr>
+        <w:t>出35:2</w:t>
+      </w:r>
       <w:r>
         <w:rPr>
           <w:lang w:val="zh_TW" w:bidi="zh_TW"/>
         </w:rPr>
         <w:t>），而那個在安息日違規撿柴的人所遭受的命運讓我們看見這並非只是嚇人的空談（</w:t>
       </w:r>
-      <w:hyperlink r:id="rId62">
-        <w:r>
-          <w:rPr>
-            <w:lang w:val="zh_TW" w:bidi="zh_TW"/>
-          </w:rPr>
-          <w:rPr>
-            <w:color w:val="0000EE"/>
-            <w:u w:val="single"/>
-          </w:rPr>
-          <w:t>民15:32–36</w:t>
-        </w:r>
-      </w:hyperlink>
+      <w:r>
+        <w:rPr>
+          <w:lang w:val="zh_TW" w:bidi="zh_TW"/>
+        </w:rPr>
+        <w:t>民15:32–36</w:t>
+      </w:r>
       <w:r>
         <w:rPr>
           <w:lang w:val="zh_TW" w:bidi="zh_TW"/>
@@ -1676,36 +1358,24 @@
         </w:rPr>
         <w:t>安息日被如此多的規則環伺（並且有死刑的威脅），很容易變成一個充滿恐懼的日子——人們更多的是害怕犯罪，而不是敬拜耶和華並享受每週的休息。但安息日的本意是要成為一個祝福，而非負擔。最重要的是它是每週的一個標誌，表明耶和華愛祂的百姓，並希望與他們建立更加親密的關係。那些珍惜這種關係的人會享受安息日，稱它為可喜樂的日子（</w:t>
       </w:r>
-      <w:hyperlink r:id="rId63">
-        <w:r>
-          <w:rPr>
-            <w:lang w:val="zh_TW" w:bidi="zh_TW"/>
-          </w:rPr>
-          <w:rPr>
-            <w:color w:val="0000EE"/>
-            <w:u w:val="single"/>
-          </w:rPr>
-          <w:t>賽58:13–14</w:t>
-        </w:r>
-      </w:hyperlink>
+      <w:r>
+        <w:rPr>
+          <w:lang w:val="zh_TW" w:bidi="zh_TW"/>
+        </w:rPr>
+        <w:t>賽58:13–14</w:t>
+      </w:r>
       <w:r>
         <w:rPr>
           <w:lang w:val="zh_TW" w:bidi="zh_TW"/>
         </w:rPr>
         <w:t>）。舊約中所表達的在安息日敬拜的歡欣，沒有能超過</w:t>
       </w:r>
-      <w:hyperlink r:id="rId64">
-        <w:r>
-          <w:rPr>
-            <w:lang w:val="zh_TW" w:bidi="zh_TW"/>
-          </w:rPr>
-          <w:rPr>
-            <w:color w:val="0000EE"/>
-            <w:u w:val="single"/>
-          </w:rPr>
-          <w:t>詩篇第九十二篇</w:t>
-        </w:r>
-      </w:hyperlink>
+      <w:r>
+        <w:rPr>
+          <w:lang w:val="zh_TW" w:bidi="zh_TW"/>
+        </w:rPr>
+        <w:t>詩篇第九十二篇</w:t>
+      </w:r>
       <w:r>
         <w:rPr>
           <w:lang w:val="zh_TW" w:bidi="zh_TW"/>
@@ -1726,36 +1396,24 @@
         </w:rPr>
         <w:t>然而，後來的先知十分清楚人性的陰暗面。他們知道許多人只是形式上遵守安息日，將安息日視為假日而不是聖日，是為放縱自己的機會，而不是以耶和華為樂（</w:t>
       </w:r>
-      <w:hyperlink r:id="rId65">
-        <w:r>
-          <w:rPr>
-            <w:lang w:val="zh_TW" w:bidi="zh_TW"/>
-          </w:rPr>
-          <w:rPr>
-            <w:color w:val="0000EE"/>
-            <w:u w:val="single"/>
-          </w:rPr>
-          <w:t>賽58:13</w:t>
-        </w:r>
-      </w:hyperlink>
+      <w:r>
+        <w:rPr>
+          <w:lang w:val="zh_TW" w:bidi="zh_TW"/>
+        </w:rPr>
+        <w:t>賽58:13</w:t>
+      </w:r>
       <w:r>
         <w:rPr>
           <w:lang w:val="zh_TW" w:bidi="zh_TW"/>
         </w:rPr>
         <w:t>）。一些貪婪的商人則視這天的限制為障礙（</w:t>
       </w:r>
-      <w:hyperlink r:id="rId66">
-        <w:r>
-          <w:rPr>
-            <w:lang w:val="zh_TW" w:bidi="zh_TW"/>
-          </w:rPr>
-          <w:rPr>
-            <w:color w:val="0000EE"/>
-            <w:u w:val="single"/>
-          </w:rPr>
-          <w:t>摩8:5</w:t>
-        </w:r>
-      </w:hyperlink>
+      <w:r>
+        <w:rPr>
+          <w:lang w:val="zh_TW" w:bidi="zh_TW"/>
+        </w:rPr>
+        <w:t>摩8:5</w:t>
+      </w:r>
       <w:r>
         <w:rPr>
           <w:lang w:val="zh_TW" w:bidi="zh_TW"/>
@@ -1776,72 +1434,48 @@
         </w:rPr>
         <w:t>作為神的代言人，先知們毫不畏懼地揭露這種忽視和濫用（</w:t>
       </w:r>
-      <w:hyperlink r:id="rId67">
-        <w:r>
-          <w:rPr>
-            <w:lang w:val="zh_TW" w:bidi="zh_TW"/>
-          </w:rPr>
-          <w:rPr>
-            <w:color w:val="0000EE"/>
-            <w:u w:val="single"/>
-          </w:rPr>
-          <w:t>結22:26</w:t>
-        </w:r>
-      </w:hyperlink>
+      <w:r>
+        <w:rPr>
+          <w:lang w:val="zh_TW" w:bidi="zh_TW"/>
+        </w:rPr>
+        <w:t>結22:26</w:t>
+      </w:r>
       <w:r>
         <w:rPr>
           <w:lang w:val="zh_TW" w:bidi="zh_TW"/>
         </w:rPr>
         <w:t>）。以賽亞說，那些心未悔改卻參與安息日敬拜的人，令耶和華感到憎惡（</w:t>
       </w:r>
-      <w:hyperlink r:id="rId68">
-        <w:r>
-          <w:rPr>
-            <w:lang w:val="zh_TW" w:bidi="zh_TW"/>
-          </w:rPr>
-          <w:rPr>
-            <w:color w:val="0000EE"/>
-            <w:u w:val="single"/>
-          </w:rPr>
-          <w:t>賽1:10–15</w:t>
-        </w:r>
-      </w:hyperlink>
+      <w:r>
+        <w:rPr>
+          <w:lang w:val="zh_TW" w:bidi="zh_TW"/>
+        </w:rPr>
+        <w:t>賽1:10–15</w:t>
+      </w:r>
       <w:r>
         <w:rPr>
           <w:lang w:val="zh_TW" w:bidi="zh_TW"/>
         </w:rPr>
         <w:t>）。耶利米則怒吼，耶路撒冷違背安息日，反映他們背叛神，這將會招致該城被毀（</w:t>
       </w:r>
-      <w:hyperlink r:id="rId59">
-        <w:r>
-          <w:rPr>
-            <w:lang w:val="zh_TW" w:bidi="zh_TW"/>
-          </w:rPr>
-          <w:rPr>
-            <w:color w:val="0000EE"/>
-            <w:u w:val="single"/>
-          </w:rPr>
-          <w:t>耶17:27</w:t>
-        </w:r>
-      </w:hyperlink>
+      <w:r>
+        <w:rPr>
+          <w:lang w:val="zh_TW" w:bidi="zh_TW"/>
+        </w:rPr>
+        <w:t>耶17:27</w:t>
+      </w:r>
       <w:r>
         <w:rPr>
           <w:lang w:val="zh_TW" w:bidi="zh_TW"/>
         </w:rPr>
         <w:t>）。以西結警告說，耶和華對祂的百姓極其忍耐，但百姓長期忽視祂的安息日，審判終將會臨到他們（</w:t>
       </w:r>
-      <w:hyperlink r:id="rId69">
-        <w:r>
-          <w:rPr>
-            <w:lang w:val="zh_TW" w:bidi="zh_TW"/>
-          </w:rPr>
-          <w:rPr>
-            <w:color w:val="0000EE"/>
-            <w:u w:val="single"/>
-          </w:rPr>
-          <w:t>結20:12–24</w:t>
-        </w:r>
-      </w:hyperlink>
+      <w:r>
+        <w:rPr>
+          <w:lang w:val="zh_TW" w:bidi="zh_TW"/>
+        </w:rPr>
+        <w:t>結20:12–24</w:t>
+      </w:r>
       <w:r>
         <w:rPr>
           <w:lang w:val="zh_TW" w:bidi="zh_TW"/>
@@ -1862,90 +1496,60 @@
         </w:rPr>
         <w:t>當審判的斧頭落下時（被擄至巴比倫，公元前586年），倖存的餘民將領會這個教訓。遵守安息日，是在外邦之地忠心的猶太人中僅存的幾個獨特標誌之一，因此它變得格外重要。在先知以西結的推動下，他們為重建的耶路撒冷聖殿設立了安息日敬拜的規範（</w:t>
       </w:r>
-      <w:hyperlink r:id="rId70">
-        <w:r>
-          <w:rPr>
-            <w:lang w:val="zh_TW" w:bidi="zh_TW"/>
-          </w:rPr>
-          <w:rPr>
-            <w:color w:val="0000EE"/>
-            <w:u w:val="single"/>
-          </w:rPr>
-          <w:t>結44:24</w:t>
-        </w:r>
-      </w:hyperlink>
+      <w:r>
+        <w:rPr>
+          <w:lang w:val="zh_TW" w:bidi="zh_TW"/>
+        </w:rPr>
+        <w:t>結44:24</w:t>
+      </w:r>
       <w:r>
         <w:rPr>
           <w:lang w:val="zh_TW" w:bidi="zh_TW"/>
         </w:rPr>
         <w:t>，</w:t>
       </w:r>
-      <w:hyperlink r:id="rId71">
-        <w:r>
-          <w:rPr>
-            <w:lang w:val="zh_TW" w:bidi="zh_TW"/>
-          </w:rPr>
-          <w:rPr>
-            <w:color w:val="0000EE"/>
-            <w:u w:val="single"/>
-          </w:rPr>
-          <w:t>45:17</w:t>
-        </w:r>
-      </w:hyperlink>
+      <w:r>
+        <w:rPr>
+          <w:lang w:val="zh_TW" w:bidi="zh_TW"/>
+        </w:rPr>
+        <w:t>45:17</w:t>
+      </w:r>
       <w:r>
         <w:rPr>
           <w:lang w:val="zh_TW" w:bidi="zh_TW"/>
         </w:rPr>
         <w:t>，</w:t>
       </w:r>
-      <w:hyperlink r:id="rId72">
-        <w:r>
-          <w:rPr>
-            <w:lang w:val="zh_TW" w:bidi="zh_TW"/>
-          </w:rPr>
-          <w:rPr>
-            <w:color w:val="0000EE"/>
-            <w:u w:val="single"/>
-          </w:rPr>
-          <w:t>46:3</w:t>
-        </w:r>
-      </w:hyperlink>
+      <w:r>
+        <w:rPr>
+          <w:lang w:val="zh_TW" w:bidi="zh_TW"/>
+        </w:rPr>
+        <w:t>46:3</w:t>
+      </w:r>
       <w:r>
         <w:rPr>
           <w:lang w:val="zh_TW" w:bidi="zh_TW"/>
         </w:rPr>
         <w:t>），並在尼希米等人的帶領下，被擄歸回的人比他們的祖先更謹慎地遵守安息日（</w:t>
       </w:r>
-      <w:hyperlink r:id="rId73">
-        <w:r>
-          <w:rPr>
-            <w:lang w:val="zh_TW" w:bidi="zh_TW"/>
-          </w:rPr>
-          <w:rPr>
-            <w:color w:val="0000EE"/>
-            <w:u w:val="single"/>
-          </w:rPr>
-          <w:t>尼10:31</w:t>
-        </w:r>
-      </w:hyperlink>
+      <w:r>
+        <w:rPr>
+          <w:lang w:val="zh_TW" w:bidi="zh_TW"/>
+        </w:rPr>
+        <w:t>尼10:31</w:t>
+      </w:r>
       <w:r>
         <w:rPr>
           <w:lang w:val="zh_TW" w:bidi="zh_TW"/>
         </w:rPr>
         <w:t>，</w:t>
       </w:r>
-      <w:hyperlink r:id="rId74">
-        <w:r>
-          <w:rPr>
-            <w:lang w:val="zh_TW" w:bidi="zh_TW"/>
-          </w:rPr>
-          <w:rPr>
-            <w:color w:val="0000EE"/>
-            <w:u w:val="single"/>
-          </w:rPr>
-          <w:t>13:15–22</w:t>
-        </w:r>
-      </w:hyperlink>
+      <w:r>
+        <w:rPr>
+          <w:lang w:val="zh_TW" w:bidi="zh_TW"/>
+        </w:rPr>
+        <w:t>13:15–22</w:t>
+      </w:r>
       <w:r>
         <w:rPr>
           <w:lang w:val="zh_TW" w:bidi="zh_TW"/>
@@ -1991,54 +1595,36 @@
         </w:rPr>
         <w:t>耶穌在守安息日的問題上與猶太宗教領袖發生許多衝突。在他們看來，耶穌破壞了安息日，因此也違背了律法。然而，耶穌從未認為自己破壞了安息日，祂經常在安息日去會堂（</w:t>
       </w:r>
-      <w:hyperlink r:id="rId75">
-        <w:r>
-          <w:rPr>
-            <w:lang w:val="zh_TW" w:bidi="zh_TW"/>
-          </w:rPr>
-          <w:rPr>
-            <w:color w:val="0000EE"/>
-            <w:u w:val="single"/>
-          </w:rPr>
-          <w:t>路4:16</w:t>
-        </w:r>
-      </w:hyperlink>
+      <w:r>
+        <w:rPr>
+          <w:lang w:val="zh_TW" w:bidi="zh_TW"/>
+        </w:rPr>
+        <w:t>路4:16</w:t>
+      </w:r>
       <w:r>
         <w:rPr>
           <w:lang w:val="zh_TW" w:bidi="zh_TW"/>
         </w:rPr>
         <w:t>），在那裡讀經、宣講和教訓人（</w:t>
       </w:r>
-      <w:hyperlink r:id="rId76">
-        <w:r>
-          <w:rPr>
-            <w:lang w:val="zh_TW" w:bidi="zh_TW"/>
-          </w:rPr>
-          <w:rPr>
-            <w:color w:val="0000EE"/>
-            <w:u w:val="single"/>
-          </w:rPr>
-          <w:t>可1:21</w:t>
-        </w:r>
-      </w:hyperlink>
+      <w:r>
+        <w:rPr>
+          <w:lang w:val="zh_TW" w:bidi="zh_TW"/>
+        </w:rPr>
+        <w:t>可1:21</w:t>
+      </w:r>
       <w:r>
         <w:rPr>
           <w:lang w:val="zh_TW" w:bidi="zh_TW"/>
         </w:rPr>
         <w:t>；</w:t>
       </w:r>
-      <w:hyperlink r:id="rId77">
-        <w:r>
-          <w:rPr>
-            <w:lang w:val="zh_TW" w:bidi="zh_TW"/>
-          </w:rPr>
-          <w:rPr>
-            <w:color w:val="0000EE"/>
-            <w:u w:val="single"/>
-          </w:rPr>
-          <w:t>路13:10</w:t>
-        </w:r>
-      </w:hyperlink>
+      <w:r>
+        <w:rPr>
+          <w:lang w:val="zh_TW" w:bidi="zh_TW"/>
+        </w:rPr>
+        <w:t>路13:10</w:t>
+      </w:r>
       <w:r>
         <w:rPr>
           <w:lang w:val="zh_TW" w:bidi="zh_TW"/>
@@ -2059,36 +1645,24 @@
         </w:rPr>
         <w:t>耶穌與法利賽人的衝突點在於他們的傳統偏離聖經的教導。當法利賽人指責祂的門徒在安息日走過麥地，用手掐麥穗時（根據法利賽人的說法，這屬於「收割」的範疇；</w:t>
       </w:r>
-      <w:hyperlink r:id="rId78">
-        <w:r>
-          <w:rPr>
-            <w:lang w:val="zh_TW" w:bidi="zh_TW"/>
-          </w:rPr>
-          <w:rPr>
-            <w:color w:val="0000EE"/>
-            <w:u w:val="single"/>
-          </w:rPr>
-          <w:t>可2:23–26</w:t>
-        </w:r>
-      </w:hyperlink>
+      <w:r>
+        <w:rPr>
+          <w:lang w:val="zh_TW" w:bidi="zh_TW"/>
+        </w:rPr>
+        <w:t>可2:23–26</w:t>
+      </w:r>
       <w:r>
         <w:rPr>
           <w:lang w:val="zh_TW" w:bidi="zh_TW"/>
         </w:rPr>
         <w:t>），耶穌引用聖經為門徒們辯護，並隨即指出：「安息日是為人設立的，人不是為安息日設立的」（</w:t>
       </w:r>
-      <w:hyperlink r:id="rId79">
-        <w:r>
-          <w:rPr>
-            <w:lang w:val="zh_TW" w:bidi="zh_TW"/>
-          </w:rPr>
-          <w:rPr>
-            <w:color w:val="0000EE"/>
-            <w:u w:val="single"/>
-          </w:rPr>
-          <w:t>可2:27</w:t>
-        </w:r>
-      </w:hyperlink>
+      <w:r>
+        <w:rPr>
+          <w:lang w:val="zh_TW" w:bidi="zh_TW"/>
+        </w:rPr>
+        <w:t>可2:27</w:t>
+      </w:r>
       <w:r>
         <w:rPr>
           <w:lang w:val="zh_TW" w:bidi="zh_TW"/>
@@ -2123,54 +1697,36 @@
         </w:rPr>
         <w:t>耶穌在安息日的醫治行為使祂與拉比的規範發生了最激烈的衝突。舊約並未禁止在安息日治病，但拉比們將所有醫治視為工作，除非性命有危險，否則必須避免在安息日醫治。耶穌毫不畏懼地揭露了這種態度所帶來的冷酷無情和荒謬矛盾。祂問道，安息日既然可以給嬰兒行割禮或帶動物去飲水（這些是傳統允許的），那麼為何不能醫治一個長期受苦的婦人或瘸腿的男人，即使他們的生命沒有立即危險呢（</w:t>
       </w:r>
-      <w:hyperlink r:id="rId80">
-        <w:r>
-          <w:rPr>
-            <w:lang w:val="zh_TW" w:bidi="zh_TW"/>
-          </w:rPr>
-          <w:rPr>
-            <w:color w:val="0000EE"/>
-            <w:u w:val="single"/>
-          </w:rPr>
-          <w:t>路13:10–17</w:t>
-        </w:r>
-      </w:hyperlink>
+      <w:r>
+        <w:rPr>
+          <w:lang w:val="zh_TW" w:bidi="zh_TW"/>
+        </w:rPr>
+        <w:t>路13:10–17</w:t>
+      </w:r>
       <w:r>
         <w:rPr>
           <w:lang w:val="zh_TW" w:bidi="zh_TW"/>
         </w:rPr>
         <w:t>；</w:t>
       </w:r>
-      <w:hyperlink r:id="rId81">
-        <w:r>
-          <w:rPr>
-            <w:lang w:val="zh_TW" w:bidi="zh_TW"/>
-          </w:rPr>
-          <w:rPr>
-            <w:color w:val="0000EE"/>
-            <w:u w:val="single"/>
-          </w:rPr>
-          <w:t>約7:21–24</w:t>
-        </w:r>
-      </w:hyperlink>
+      <w:r>
+        <w:rPr>
+          <w:lang w:val="zh_TW" w:bidi="zh_TW"/>
+        </w:rPr>
+        <w:t>約7:21–24</w:t>
+      </w:r>
       <w:r>
         <w:rPr>
           <w:lang w:val="zh_TW" w:bidi="zh_TW"/>
         </w:rPr>
         <w:t>）？祂教導說，安息日是特別適合行善的日子（</w:t>
       </w:r>
-      <w:hyperlink r:id="rId82">
-        <w:r>
-          <w:rPr>
-            <w:lang w:val="zh_TW" w:bidi="zh_TW"/>
-          </w:rPr>
-          <w:rPr>
-            <w:color w:val="0000EE"/>
-            <w:u w:val="single"/>
-          </w:rPr>
-          <w:t>可3:4–5</w:t>
-        </w:r>
-      </w:hyperlink>
+      <w:r>
+        <w:rPr>
+          <w:lang w:val="zh_TW" w:bidi="zh_TW"/>
+        </w:rPr>
+        <w:t>可3:4–5</w:t>
+      </w:r>
       <w:r>
         <w:rPr>
           <w:lang w:val="zh_TW" w:bidi="zh_TW"/>
@@ -2191,54 +1747,36 @@
         </w:rPr>
         <w:t>耶穌是來自天上的人，宣稱祂是安息日的主（</w:t>
       </w:r>
-      <w:hyperlink r:id="rId83">
-        <w:r>
-          <w:rPr>
-            <w:lang w:val="zh_TW" w:bidi="zh_TW"/>
-          </w:rPr>
-          <w:rPr>
-            <w:color w:val="0000EE"/>
-            <w:u w:val="single"/>
-          </w:rPr>
-          <w:t>可2:28</w:t>
-        </w:r>
-      </w:hyperlink>
+      <w:r>
+        <w:rPr>
+          <w:lang w:val="zh_TW" w:bidi="zh_TW"/>
+        </w:rPr>
+        <w:t>可2:28</w:t>
+      </w:r>
       <w:r>
         <w:rPr>
           <w:lang w:val="zh_TW" w:bidi="zh_TW"/>
         </w:rPr>
         <w:t>；參</w:t>
       </w:r>
-      <w:hyperlink r:id="rId84">
-        <w:r>
-          <w:rPr>
-            <w:lang w:val="zh_TW" w:bidi="zh_TW"/>
-          </w:rPr>
-          <w:rPr>
-            <w:color w:val="0000EE"/>
-            <w:u w:val="single"/>
-          </w:rPr>
-          <w:t>太12:5–8</w:t>
-        </w:r>
-      </w:hyperlink>
+      <w:r>
+        <w:rPr>
+          <w:lang w:val="zh_TW" w:bidi="zh_TW"/>
+        </w:rPr>
+        <w:t>太12:5–8</w:t>
+      </w:r>
       <w:r>
         <w:rPr>
           <w:lang w:val="zh_TW" w:bidi="zh_TW"/>
         </w:rPr>
         <w:t>）。正如神雖然有創造之後的安息，但祂仍然持續作工，並以祂慈愛顧念世界，耶穌也會繼續在安息日教導和醫治（</w:t>
       </w:r>
-      <w:hyperlink r:id="rId85">
-        <w:r>
-          <w:rPr>
-            <w:lang w:val="zh_TW" w:bidi="zh_TW"/>
-          </w:rPr>
-          <w:rPr>
-            <w:color w:val="0000EE"/>
-            <w:u w:val="single"/>
-          </w:rPr>
-          <w:t>約5:2–17</w:t>
-        </w:r>
-      </w:hyperlink>
+      <w:r>
+        <w:rPr>
+          <w:lang w:val="zh_TW" w:bidi="zh_TW"/>
+        </w:rPr>
+        <w:t>約5:2–17</w:t>
+      </w:r>
       <w:r>
         <w:rPr>
           <w:lang w:val="zh_TW" w:bidi="zh_TW"/>
@@ -2259,72 +1797,48 @@
         </w:rPr>
         <w:t>保羅在耶穌死亡與復活後，迅速領會到這兩者對於遵守安息日的重要意義。他並未禁止所有遵守猶太安息日的做法。事實上，在他傳福音的旅程中，他多次參加安息日的會堂聚會（見，例如，</w:t>
       </w:r>
-      <w:hyperlink r:id="rId86">
-        <w:r>
-          <w:rPr>
-            <w:lang w:val="zh_TW" w:bidi="zh_TW"/>
-          </w:rPr>
-          <w:rPr>
-            <w:color w:val="0000EE"/>
-            <w:u w:val="single"/>
-          </w:rPr>
-          <w:t>徒13:14–16</w:t>
-        </w:r>
-      </w:hyperlink>
+      <w:r>
+        <w:rPr>
+          <w:lang w:val="zh_TW" w:bidi="zh_TW"/>
+        </w:rPr>
+        <w:t>徒13:14–16</w:t>
+      </w:r>
       <w:r>
         <w:rPr>
           <w:lang w:val="zh_TW" w:bidi="zh_TW"/>
         </w:rPr>
         <w:t>）。堅持保持安息日習慣的猶太基督徒可以自由這樣做，只要他們尊重那些有不同觀點的人（</w:t>
       </w:r>
-      <w:hyperlink r:id="rId87">
-        <w:r>
-          <w:rPr>
-            <w:lang w:val="zh_TW" w:bidi="zh_TW"/>
-          </w:rPr>
-          <w:rPr>
-            <w:color w:val="0000EE"/>
-            <w:u w:val="single"/>
-          </w:rPr>
-          <w:t>羅14:5–6、13</w:t>
-        </w:r>
-      </w:hyperlink>
+      <w:r>
+        <w:rPr>
+          <w:lang w:val="zh_TW" w:bidi="zh_TW"/>
+        </w:rPr>
+        <w:t>羅14:5–6、13</w:t>
+      </w:r>
       <w:r>
         <w:rPr>
           <w:lang w:val="zh_TW" w:bidi="zh_TW"/>
         </w:rPr>
         <w:t>）。但任何認為遵守猶太曆法是得救的必要條件的觀點，都必須加以抵制（</w:t>
       </w:r>
-      <w:hyperlink r:id="rId88">
-        <w:r>
-          <w:rPr>
-            <w:lang w:val="zh_TW" w:bidi="zh_TW"/>
-          </w:rPr>
-          <w:rPr>
-            <w:color w:val="0000EE"/>
-            <w:u w:val="single"/>
-          </w:rPr>
-          <w:t>加4:8–11</w:t>
-        </w:r>
-      </w:hyperlink>
+      <w:r>
+        <w:rPr>
+          <w:lang w:val="zh_TW" w:bidi="zh_TW"/>
+        </w:rPr>
+        <w:t>加4:8–11</w:t>
+      </w:r>
       <w:r>
         <w:rPr>
           <w:lang w:val="zh_TW" w:bidi="zh_TW"/>
         </w:rPr>
         <w:t>）。因為保羅認為安息日是影兒，而基督自己才是那形體（</w:t>
       </w:r>
-      <w:hyperlink r:id="rId89">
-        <w:r>
-          <w:rPr>
-            <w:lang w:val="zh_TW" w:bidi="zh_TW"/>
-          </w:rPr>
-          <w:rPr>
-            <w:color w:val="0000EE"/>
-            <w:u w:val="single"/>
-          </w:rPr>
-          <w:t>西2:17</w:t>
-        </w:r>
-      </w:hyperlink>
+      <w:r>
+        <w:rPr>
+          <w:lang w:val="zh_TW" w:bidi="zh_TW"/>
+        </w:rPr>
+        <w:t>西2:17</w:t>
+      </w:r>
       <w:r>
         <w:rPr>
           <w:lang w:val="zh_TW" w:bidi="zh_TW"/>
@@ -2345,18 +1859,12 @@
         </w:rPr>
         <w:t>最後，希伯來書的作者解釋了聖經中創造和救贖這兩個「安息主題」，如何在基督裡找到共同的實現。他通過將神在創造後的休息與祂帶領以色列進入迦南「安息」的救贖行動聯繫起來，並展示了這兩者如何與基督徒在現今和將來所享有的安息相關聯（</w:t>
       </w:r>
-      <w:hyperlink r:id="rId90">
-        <w:r>
-          <w:rPr>
-            <w:lang w:val="zh_TW" w:bidi="zh_TW"/>
-          </w:rPr>
-          <w:rPr>
-            <w:color w:val="0000EE"/>
-            <w:u w:val="single"/>
-          </w:rPr>
-          <w:t>來4:1–11</w:t>
-        </w:r>
-      </w:hyperlink>
+      <w:r>
+        <w:rPr>
+          <w:lang w:val="zh_TW" w:bidi="zh_TW"/>
+        </w:rPr>
+        <w:t>來4:1–11</w:t>
+      </w:r>
       <w:r>
         <w:rPr>
           <w:lang w:val="zh_TW" w:bidi="zh_TW"/>
@@ -2377,18 +1885,12 @@
         </w:rPr>
         <w:t>神的旨意是讓祂所有的百姓都分享祂的安息——也就是祂的應許。當祂帶領以色列進入應許之地，祂清楚表明了這個意圖，但這並不標誌著祂的應許的完全實現。完全的安息仍然在天上等待著神的百姓。基督已經進入那裡，祂正從祂的工作中安息，正如神在創造之後所做的一樣。因著祂的救贖工作，祂邀請所有信祂的人現在就分享那同樣的「安息日的安息」（</w:t>
       </w:r>
-      <w:hyperlink r:id="rId91">
-        <w:r>
-          <w:rPr>
-            <w:lang w:val="zh_TW" w:bidi="zh_TW"/>
-          </w:rPr>
-          <w:rPr>
-            <w:color w:val="0000EE"/>
-            <w:u w:val="single"/>
-          </w:rPr>
-          <w:t>9</w:t>
-        </w:r>
-      </w:hyperlink>
+      <w:r>
+        <w:rPr>
+          <w:lang w:val="zh_TW" w:bidi="zh_TW"/>
+        </w:rPr>
+        <w:t>9</w:t>
+      </w:r>
       <w:r>
         <w:rPr>
           <w:lang w:val="zh_TW" w:bidi="zh_TW"/>
@@ -2513,36 +2015,24 @@
         </w:rPr>
         <w:t>在希伯來人中，墓地的位置通常以家族為單位來決定。舊約聖經多次提到，以色列人盼望死後葬在家族的墓地，經文常用「歸到他列祖那裡」來形容他的死亡（</w:t>
       </w:r>
-      <w:hyperlink r:id="rId92">
-        <w:r>
-          <w:rPr>
-            <w:lang w:val="zh_TW" w:bidi="zh_TW"/>
-          </w:rPr>
-          <w:rPr>
-            <w:color w:val="0000EE"/>
-            <w:u w:val="single"/>
-          </w:rPr>
-          <w:t>創15:15</w:t>
-        </w:r>
-      </w:hyperlink>
+      <w:r>
+        <w:rPr>
+          <w:lang w:val="zh_TW" w:bidi="zh_TW"/>
+        </w:rPr>
+        <w:t>創15:15</w:t>
+      </w:r>
       <w:r>
         <w:rPr>
           <w:lang w:val="zh_TW" w:bidi="zh_TW"/>
         </w:rPr>
         <w:t>；</w:t>
       </w:r>
-      <w:hyperlink r:id="rId93">
-        <w:r>
-          <w:rPr>
-            <w:lang w:val="zh_TW" w:bidi="zh_TW"/>
-          </w:rPr>
-          <w:rPr>
-            <w:color w:val="0000EE"/>
-            <w:u w:val="single"/>
-          </w:rPr>
-          <w:t>王上13:22</w:t>
-        </w:r>
-      </w:hyperlink>
+      <w:r>
+        <w:rPr>
+          <w:lang w:val="zh_TW" w:bidi="zh_TW"/>
+        </w:rPr>
+        <w:t>王上13:22</w:t>
+      </w:r>
       <w:r>
         <w:rPr>
           <w:lang w:val="zh_TW" w:bidi="zh_TW"/>
@@ -2563,198 +2053,132 @@
         </w:rPr>
         <w:t>位於希伯崙的麥比拉洞，便是家族墓穴供世代後人「合葬」的例子。撒拉去世時，亞伯拉罕向赫人以弗崙買下這塊地（</w:t>
       </w:r>
-      <w:hyperlink r:id="rId94">
-        <w:r>
-          <w:rPr>
-            <w:lang w:val="zh_TW" w:bidi="zh_TW"/>
-          </w:rPr>
-          <w:rPr>
-            <w:color w:val="0000EE"/>
-            <w:u w:val="single"/>
-          </w:rPr>
-          <w:t>創23章</w:t>
-        </w:r>
-      </w:hyperlink>
+      <w:r>
+        <w:rPr>
+          <w:lang w:val="zh_TW" w:bidi="zh_TW"/>
+        </w:rPr>
+        <w:t>創23章</w:t>
+      </w:r>
       <w:r>
         <w:rPr>
           <w:lang w:val="zh_TW" w:bidi="zh_TW"/>
         </w:rPr>
         <w:t>）。亞伯拉罕去世後，以撒和以實瑪利把他葬在同一個墓穴裡（</w:t>
       </w:r>
-      <w:hyperlink r:id="rId95">
-        <w:r>
-          <w:rPr>
-            <w:lang w:val="zh_TW" w:bidi="zh_TW"/>
-          </w:rPr>
-          <w:rPr>
-            <w:color w:val="0000EE"/>
-            <w:u w:val="single"/>
-          </w:rPr>
-          <w:t>25:9</w:t>
-        </w:r>
-      </w:hyperlink>
+      <w:r>
+        <w:rPr>
+          <w:lang w:val="zh_TW" w:bidi="zh_TW"/>
+        </w:rPr>
+        <w:t>25:9</w:t>
+      </w:r>
       <w:r>
         <w:rPr>
           <w:lang w:val="zh_TW" w:bidi="zh_TW"/>
         </w:rPr>
         <w:t>）。後來，雅各也在那裡安葬了他的父母以撒和利百加，以及他的妻子利亞（</w:t>
       </w:r>
-      <w:hyperlink r:id="rId96">
-        <w:r>
-          <w:rPr>
-            <w:lang w:val="zh_TW" w:bidi="zh_TW"/>
-          </w:rPr>
-          <w:rPr>
-            <w:color w:val="0000EE"/>
-            <w:u w:val="single"/>
-          </w:rPr>
-          <w:t>49:31</w:t>
-        </w:r>
-      </w:hyperlink>
+      <w:r>
+        <w:rPr>
+          <w:lang w:val="zh_TW" w:bidi="zh_TW"/>
+        </w:rPr>
+        <w:t>49:31</w:t>
+      </w:r>
       <w:r>
         <w:rPr>
           <w:lang w:val="zh_TW" w:bidi="zh_TW"/>
         </w:rPr>
         <w:t>）。雅各死後，眾人照著他的囑咐，把他的身體葬在他父親所在的墓穴中（</w:t>
       </w:r>
-      <w:hyperlink r:id="rId97">
-        <w:r>
-          <w:rPr>
-            <w:lang w:val="zh_TW" w:bidi="zh_TW"/>
-          </w:rPr>
-          <w:rPr>
-            <w:color w:val="0000EE"/>
-            <w:u w:val="single"/>
-          </w:rPr>
-          <w:t>49:29</w:t>
-        </w:r>
-      </w:hyperlink>
+      <w:r>
+        <w:rPr>
+          <w:lang w:val="zh_TW" w:bidi="zh_TW"/>
+        </w:rPr>
+        <w:t>49:29</w:t>
+      </w:r>
       <w:r>
         <w:rPr>
           <w:lang w:val="zh_TW" w:bidi="zh_TW"/>
         </w:rPr>
         <w:t>，</w:t>
       </w:r>
-      <w:hyperlink r:id="rId98">
-        <w:r>
-          <w:rPr>
-            <w:lang w:val="zh_TW" w:bidi="zh_TW"/>
-          </w:rPr>
-          <w:rPr>
-            <w:color w:val="0000EE"/>
-            <w:u w:val="single"/>
-          </w:rPr>
-          <w:t>50:13</w:t>
-        </w:r>
-      </w:hyperlink>
+      <w:r>
+        <w:rPr>
+          <w:lang w:val="zh_TW" w:bidi="zh_TW"/>
+        </w:rPr>
+        <w:t>50:13</w:t>
+      </w:r>
       <w:r>
         <w:rPr>
           <w:lang w:val="zh_TW" w:bidi="zh_TW"/>
         </w:rPr>
         <w:t>）。雅各的兒子約瑟則要他的親族起誓，保存他的骸骨，好在神使祂的百姓從埃及歸回時，把他的遺骸帶回故土（</w:t>
       </w:r>
-      <w:hyperlink r:id="rId99">
-        <w:r>
-          <w:rPr>
-            <w:lang w:val="zh_TW" w:bidi="zh_TW"/>
-          </w:rPr>
-          <w:rPr>
-            <w:color w:val="0000EE"/>
-            <w:u w:val="single"/>
-          </w:rPr>
-          <w:t>50:25</w:t>
-        </w:r>
-      </w:hyperlink>
+      <w:r>
+        <w:rPr>
+          <w:lang w:val="zh_TW" w:bidi="zh_TW"/>
+        </w:rPr>
+        <w:t>50:25</w:t>
+      </w:r>
       <w:r>
         <w:rPr>
           <w:lang w:val="zh_TW" w:bidi="zh_TW"/>
         </w:rPr>
         <w:t>）。撒母耳葬在拉瑪自己的家中，這顯然是指家族的墓地（</w:t>
       </w:r>
-      <w:hyperlink r:id="rId100">
-        <w:r>
-          <w:rPr>
-            <w:lang w:val="zh_TW" w:bidi="zh_TW"/>
-          </w:rPr>
-          <w:rPr>
-            <w:color w:val="0000EE"/>
-            <w:u w:val="single"/>
-          </w:rPr>
-          <w:t>撒上25:1</w:t>
-        </w:r>
-      </w:hyperlink>
+      <w:r>
+        <w:rPr>
+          <w:lang w:val="zh_TW" w:bidi="zh_TW"/>
+        </w:rPr>
+        <w:t>撒上25:1</w:t>
+      </w:r>
       <w:r>
         <w:rPr>
           <w:lang w:val="zh_TW" w:bidi="zh_TW"/>
         </w:rPr>
         <w:t>）。約押葬在曠野自己家中（</w:t>
       </w:r>
-      <w:hyperlink r:id="rId101">
-        <w:r>
-          <w:rPr>
-            <w:lang w:val="zh_TW" w:bidi="zh_TW"/>
-          </w:rPr>
-          <w:rPr>
-            <w:color w:val="0000EE"/>
-            <w:u w:val="single"/>
-          </w:rPr>
-          <w:t>王上2:34</w:t>
-        </w:r>
-      </w:hyperlink>
+      <w:r>
+        <w:rPr>
+          <w:lang w:val="zh_TW" w:bidi="zh_TW"/>
+        </w:rPr>
+        <w:t>王上2:34</w:t>
+      </w:r>
       <w:r>
         <w:rPr>
           <w:lang w:val="zh_TW" w:bidi="zh_TW"/>
         </w:rPr>
         <w:t>）。瑪拿西王葬在他宮殿的園中（</w:t>
       </w:r>
-      <w:hyperlink r:id="rId102">
-        <w:r>
-          <w:rPr>
-            <w:lang w:val="zh_TW" w:bidi="zh_TW"/>
-          </w:rPr>
-          <w:rPr>
-            <w:color w:val="0000EE"/>
-            <w:u w:val="single"/>
-          </w:rPr>
-          <w:t>王下21:18</w:t>
-        </w:r>
-      </w:hyperlink>
+      <w:r>
+        <w:rPr>
+          <w:lang w:val="zh_TW" w:bidi="zh_TW"/>
+        </w:rPr>
+        <w:t>王下21:18</w:t>
+      </w:r>
       <w:r>
         <w:rPr>
           <w:lang w:val="zh_TW" w:bidi="zh_TW"/>
         </w:rPr>
         <w:t>），約書亞則葬在亭拿‧西拉自己所得的地業中（</w:t>
       </w:r>
-      <w:hyperlink r:id="rId103">
-        <w:r>
-          <w:rPr>
-            <w:lang w:val="zh_TW" w:bidi="zh_TW"/>
-          </w:rPr>
-          <w:rPr>
-            <w:color w:val="0000EE"/>
-            <w:u w:val="single"/>
-          </w:rPr>
-          <w:t>書24:30</w:t>
-        </w:r>
-      </w:hyperlink>
+      <w:r>
+        <w:rPr>
+          <w:lang w:val="zh_TW" w:bidi="zh_TW"/>
+        </w:rPr>
+        <w:t>書24:30</w:t>
+      </w:r>
       <w:r>
         <w:rPr>
           <w:lang w:val="zh_TW" w:bidi="zh_TW"/>
         </w:rPr>
         <w:t>）。君王十分重視延續自己的記念，因此會設立特別的安葬地點，這些地點多半位於大衛城（即耶路撒冷東南山脊上最初由這位偉大君王佔據的地方）。約西亞王也預先指定自己的葬處，很可能是一座祖先的墓穴（</w:t>
       </w:r>
-      <w:hyperlink r:id="rId104">
-        <w:r>
-          <w:rPr>
-            <w:lang w:val="zh_TW" w:bidi="zh_TW"/>
-          </w:rPr>
-          <w:rPr>
-            <w:color w:val="0000EE"/>
-            <w:u w:val="single"/>
-          </w:rPr>
-          <w:t>王下23:30</w:t>
-        </w:r>
-      </w:hyperlink>
+      <w:r>
+        <w:rPr>
+          <w:lang w:val="zh_TW" w:bidi="zh_TW"/>
+        </w:rPr>
+        <w:t>王下23:30</w:t>
+      </w:r>
       <w:r>
         <w:rPr>
           <w:lang w:val="zh_TW" w:bidi="zh_TW"/>
@@ -2775,54 +2199,36 @@
         </w:rPr>
         <w:t>像底波拉葬在伯特利附近（</w:t>
       </w:r>
-      <w:hyperlink r:id="rId105">
-        <w:r>
-          <w:rPr>
-            <w:lang w:val="zh_TW" w:bidi="zh_TW"/>
-          </w:rPr>
-          <w:rPr>
-            <w:color w:val="0000EE"/>
-            <w:u w:val="single"/>
-          </w:rPr>
-          <w:t>創35:8</w:t>
-        </w:r>
-      </w:hyperlink>
+      <w:r>
+        <w:rPr>
+          <w:lang w:val="zh_TW" w:bidi="zh_TW"/>
+        </w:rPr>
+        <w:t>創35:8</w:t>
+      </w:r>
       <w:r>
         <w:rPr>
           <w:lang w:val="zh_TW" w:bidi="zh_TW"/>
         </w:rPr>
         <w:t>），以及拉結葬在往以法他的路上（</w:t>
       </w:r>
-      <w:hyperlink r:id="rId106">
-        <w:r>
-          <w:rPr>
-            <w:lang w:val="zh_TW" w:bidi="zh_TW"/>
-          </w:rPr>
-          <w:rPr>
-            <w:color w:val="0000EE"/>
-            <w:u w:val="single"/>
-          </w:rPr>
-          <w:t>創35:1</w:t>
-        </w:r>
-      </w:hyperlink>
+      <w:r>
+        <w:rPr>
+          <w:lang w:val="zh_TW" w:bidi="zh_TW"/>
+        </w:rPr>
+        <w:t>創35:1</w:t>
+      </w:r>
       <w:r>
         <w:rPr>
           <w:lang w:val="zh_TW" w:bidi="zh_TW"/>
         </w:rPr>
         <w:t>、</w:t>
       </w:r>
-      <w:hyperlink r:id="rId106">
-        <w:r>
-          <w:rPr>
-            <w:lang w:val="zh_TW" w:bidi="zh_TW"/>
-          </w:rPr>
-          <w:rPr>
-            <w:color w:val="0000EE"/>
-            <w:u w:val="single"/>
-          </w:rPr>
-          <w:t>20</w:t>
-        </w:r>
-      </w:hyperlink>
+      <w:r>
+        <w:rPr>
+          <w:lang w:val="zh_TW" w:bidi="zh_TW"/>
+        </w:rPr>
+        <w:t>20</w:t>
+      </w:r>
       <w:r>
         <w:rPr>
           <w:lang w:val="zh_TW" w:bidi="zh_TW"/>
@@ -2843,18 +2249,12 @@
         </w:rPr>
         <w:t>人們把遺體安葬在墓穴中，也就是天然的洞穴或鑿在磐石中的墳墓；亞利馬太的約瑟所擁有的墓穴就是一個例子，耶穌的遺體曾安放在那裡（</w:t>
       </w:r>
-      <w:hyperlink r:id="rId107">
-        <w:r>
-          <w:rPr>
-            <w:lang w:val="zh_TW" w:bidi="zh_TW"/>
-          </w:rPr>
-          <w:rPr>
-            <w:color w:val="0000EE"/>
-            <w:u w:val="single"/>
-          </w:rPr>
-          <w:t>太27:59–60</w:t>
-        </w:r>
-      </w:hyperlink>
+      <w:r>
+        <w:rPr>
+          <w:lang w:val="zh_TW" w:bidi="zh_TW"/>
+        </w:rPr>
+        <w:t>太27:59–60</w:t>
+      </w:r>
       <w:r>
         <w:rPr>
           <w:lang w:val="zh_TW" w:bidi="zh_TW"/>
@@ -2875,90 +2275,60 @@
         </w:rPr>
         <w:t>有些墳墓因著愛而立碑作記念 （</w:t>
       </w:r>
-      <w:hyperlink r:id="rId108">
-        <w:r>
-          <w:rPr>
-            <w:lang w:val="zh_TW" w:bidi="zh_TW"/>
-          </w:rPr>
-          <w:rPr>
-            <w:color w:val="0000EE"/>
-            <w:u w:val="single"/>
-          </w:rPr>
-          <w:t>創35:20</w:t>
-        </w:r>
-      </w:hyperlink>
+      <w:r>
+        <w:rPr>
+          <w:lang w:val="zh_TW" w:bidi="zh_TW"/>
+        </w:rPr>
+        <w:t>創35:20</w:t>
+      </w:r>
       <w:r>
         <w:rPr>
           <w:lang w:val="zh_TW" w:bidi="zh_TW"/>
         </w:rPr>
         <w:t>），也有人因尊榮逝者而為其立碑 （</w:t>
       </w:r>
-      <w:hyperlink r:id="rId109">
-        <w:r>
-          <w:rPr>
-            <w:lang w:val="zh_TW" w:bidi="zh_TW"/>
-          </w:rPr>
-          <w:rPr>
-            <w:color w:val="0000EE"/>
-            <w:u w:val="single"/>
-          </w:rPr>
-          <w:t>王下23:17</w:t>
-        </w:r>
-      </w:hyperlink>
+      <w:r>
+        <w:rPr>
+          <w:lang w:val="zh_TW" w:bidi="zh_TW"/>
+        </w:rPr>
+        <w:t>王下23:17</w:t>
+      </w:r>
       <w:r>
         <w:rPr>
           <w:lang w:val="zh_TW" w:bidi="zh_TW"/>
         </w:rPr>
         <w:t>）。不過，人有時也在不名譽的埋葬處堆起石頭，例如亞干（</w:t>
       </w:r>
-      <w:hyperlink r:id="rId110">
-        <w:r>
-          <w:rPr>
-            <w:lang w:val="zh_TW" w:bidi="zh_TW"/>
-          </w:rPr>
-          <w:rPr>
-            <w:color w:val="0000EE"/>
-            <w:u w:val="single"/>
-          </w:rPr>
-          <w:t>書7:26</w:t>
-        </w:r>
-      </w:hyperlink>
+      <w:r>
+        <w:rPr>
+          <w:lang w:val="zh_TW" w:bidi="zh_TW"/>
+        </w:rPr>
+        <w:t>書7:26</w:t>
+      </w:r>
       <w:r>
         <w:rPr>
           <w:lang w:val="zh_TW" w:bidi="zh_TW"/>
         </w:rPr>
         <w:t>） 和押沙龍（</w:t>
       </w:r>
-      <w:hyperlink r:id="rId111">
-        <w:r>
-          <w:rPr>
-            <w:lang w:val="zh_TW" w:bidi="zh_TW"/>
-          </w:rPr>
-          <w:rPr>
-            <w:color w:val="0000EE"/>
-            <w:u w:val="single"/>
-          </w:rPr>
-          <w:t>撒下18:17</w:t>
-        </w:r>
-      </w:hyperlink>
+      <w:r>
+        <w:rPr>
+          <w:lang w:val="zh_TW" w:bidi="zh_TW"/>
+        </w:rPr>
+        <w:t>撒下18:17</w:t>
+      </w:r>
       <w:r>
         <w:rPr>
           <w:lang w:val="zh_TW" w:bidi="zh_TW"/>
         </w:rPr>
         <w:t>）的情況。人常會裝飾或修整墓穴，有時還會把墓粉刷成白色，部分原因是要提醒人避免摩西律法所禁止的禮儀上的玷污。耶穌責備法利賽人時，也提到這樣的裝飾 （</w:t>
       </w:r>
-      <w:hyperlink r:id="rId112">
-        <w:r>
-          <w:rPr>
-            <w:lang w:val="zh_TW" w:bidi="zh_TW"/>
-          </w:rPr>
-          <w:rPr>
-            <w:color w:val="0000EE"/>
-            <w:u w:val="single"/>
-          </w:rPr>
-          <w:t>太23:27</w:t>
-        </w:r>
-      </w:hyperlink>
+      <w:r>
+        <w:rPr>
+          <w:lang w:val="zh_TW" w:bidi="zh_TW"/>
+        </w:rPr>
+        <w:t>太23:27</w:t>
+      </w:r>
       <w:r>
         <w:rPr>
           <w:lang w:val="zh_TW" w:bidi="zh_TW"/>
@@ -2990,36 +2360,24 @@
         </w:rPr>
         <w:t>神向雅各保證：「約瑟必給你送終」（</w:t>
       </w:r>
-      <w:hyperlink r:id="rId113">
-        <w:r>
-          <w:rPr>
-            <w:lang w:val="zh_TW" w:bidi="zh_TW"/>
-          </w:rPr>
-          <w:rPr>
-            <w:color w:val="0000EE"/>
-            <w:u w:val="single"/>
-          </w:rPr>
-          <w:t>創46:4</w:t>
-        </w:r>
-      </w:hyperlink>
+      <w:r>
+        <w:rPr>
+          <w:lang w:val="zh_TW" w:bidi="zh_TW"/>
+        </w:rPr>
+        <w:t>創46:4</w:t>
+      </w:r>
       <w:r>
         <w:rPr>
           <w:lang w:val="zh_TW" w:bidi="zh_TW"/>
         </w:rPr>
         <w:t>），很可能是指一種習俗，這是由至親在死者眼神定住之後為他闔上眼睛。至親也可能會在逝者斷氣之後，立刻抱著並親吻遺體。人們會清洗遺體，並為死者穿上他生前的衣服。考古發掘的墓穴中發現別針和各樣飾物，顯示人們把死者穿戴整齊後下葬。軍兵下葬時會穿著全副軍裝，盾牌覆蓋或托著披甲的身體，刀劍放在頭下（</w:t>
       </w:r>
-      <w:hyperlink r:id="rId114">
-        <w:r>
-          <w:rPr>
-            <w:lang w:val="zh_TW" w:bidi="zh_TW"/>
-          </w:rPr>
-          <w:rPr>
-            <w:color w:val="0000EE"/>
-            <w:u w:val="single"/>
-          </w:rPr>
-          <w:t>結32:27</w:t>
-        </w:r>
-      </w:hyperlink>
+      <w:r>
+        <w:rPr>
+          <w:lang w:val="zh_TW" w:bidi="zh_TW"/>
+        </w:rPr>
+        <w:t>結32:27</w:t>
+      </w:r>
       <w:r>
         <w:rPr>
           <w:lang w:val="zh_TW" w:bidi="zh_TW"/>
@@ -3054,54 +2412,36 @@
         </w:rPr>
         <w:t>焚燒掃羅和他眾子的遺體（</w:t>
       </w:r>
-      <w:hyperlink r:id="rId115">
-        <w:r>
-          <w:rPr>
-            <w:lang w:val="zh_TW" w:bidi="zh_TW"/>
-          </w:rPr>
-          <w:rPr>
-            <w:color w:val="0000EE"/>
-            <w:u w:val="single"/>
-          </w:rPr>
-          <w:t>撒上31:12–13</w:t>
-        </w:r>
-      </w:hyperlink>
+      <w:r>
+        <w:rPr>
+          <w:lang w:val="zh_TW" w:bidi="zh_TW"/>
+        </w:rPr>
+        <w:t>撒上31:12–13</w:t>
+      </w:r>
       <w:r>
         <w:rPr>
           <w:lang w:val="zh_TW" w:bidi="zh_TW"/>
         </w:rPr>
         <w:t>）同樣屬於非常規的做法。羅馬歷史學家塔西圖（Tacitus）記載，猶太人與羅馬人的習俗不同，猶太人的敬虔觀念要求安葬死者，而不是焚燒遺體。按照摩西律法，此類焚燒的做法只作為施行審判的刑罰（</w:t>
       </w:r>
-      <w:hyperlink r:id="rId116">
-        <w:r>
-          <w:rPr>
-            <w:lang w:val="zh_TW" w:bidi="zh_TW"/>
-          </w:rPr>
-          <w:rPr>
-            <w:color w:val="0000EE"/>
-            <w:u w:val="single"/>
-          </w:rPr>
-          <w:t>利21:9</w:t>
-        </w:r>
-      </w:hyperlink>
+      <w:r>
+        <w:rPr>
+          <w:lang w:val="zh_TW" w:bidi="zh_TW"/>
+        </w:rPr>
+        <w:t>利21:9</w:t>
+      </w:r>
       <w:r>
         <w:rPr>
           <w:lang w:val="zh_TW" w:bidi="zh_TW"/>
         </w:rPr>
         <w:t>；</w:t>
       </w:r>
-      <w:hyperlink r:id="rId117">
-        <w:r>
-          <w:rPr>
-            <w:lang w:val="zh_TW" w:bidi="zh_TW"/>
-          </w:rPr>
-          <w:rPr>
-            <w:color w:val="0000EE"/>
-            <w:u w:val="single"/>
-          </w:rPr>
-          <w:t>書7:25</w:t>
-        </w:r>
-      </w:hyperlink>
+      <w:r>
+        <w:rPr>
+          <w:lang w:val="zh_TW" w:bidi="zh_TW"/>
+        </w:rPr>
+        <w:t>書7:25</w:t>
+      </w:r>
       <w:r>
         <w:rPr>
           <w:lang w:val="zh_TW" w:bidi="zh_TW"/>
@@ -3122,18 +2462,12 @@
         </w:rPr>
         <w:t>人們處理好遺體之後，便會把遺體放在棺架（有抬桿的簡單架子）上運送，並不使用棺木。人們會把遺體安放在鑿石墓室牆上預備的凹槽裡，或直接放進墓地中挖好的淺坑。棺架和任何形式的棺具都不會一同放入墓穴。人們所使用的香料，是為了讓其散發香氣，也暫時減緩腐敗，但這種做法不能視為防腐處理（</w:t>
       </w:r>
-      <w:hyperlink r:id="rId118">
-        <w:r>
-          <w:rPr>
-            <w:lang w:val="zh_TW" w:bidi="zh_TW"/>
-          </w:rPr>
-          <w:rPr>
-            <w:color w:val="0000EE"/>
-            <w:u w:val="single"/>
-          </w:rPr>
-          <w:t>可16:1</w:t>
-        </w:r>
-      </w:hyperlink>
+      <w:r>
+        <w:rPr>
+          <w:lang w:val="zh_TW" w:bidi="zh_TW"/>
+        </w:rPr>
+        <w:t>可16:1</w:t>
+      </w:r>
       <w:r>
         <w:rPr>
           <w:lang w:val="zh_TW" w:bidi="zh_TW"/>
@@ -3154,36 +2488,24 @@
         </w:rPr>
         <w:t>從福音書對耶穌安葬的記載可知，有些洞穴式墓穴在入口處設有封口，有時用可開合的木門，有時用一塊扁平的石頭，並設計成可以滾動到位的樣子。這樣的石封需要極大的力氣才能重新打開（</w:t>
       </w:r>
-      <w:hyperlink r:id="rId119">
-        <w:r>
-          <w:rPr>
-            <w:lang w:val="zh_TW" w:bidi="zh_TW"/>
-          </w:rPr>
-          <w:rPr>
-            <w:color w:val="0000EE"/>
-            <w:u w:val="single"/>
-          </w:rPr>
-          <w:t>可15:46</w:t>
-        </w:r>
-      </w:hyperlink>
+      <w:r>
+        <w:rPr>
+          <w:lang w:val="zh_TW" w:bidi="zh_TW"/>
+        </w:rPr>
+        <w:t>可15:46</w:t>
+      </w:r>
       <w:r>
         <w:rPr>
           <w:lang w:val="zh_TW" w:bidi="zh_TW"/>
         </w:rPr>
         <w:t>，</w:t>
       </w:r>
-      <w:hyperlink r:id="rId120">
-        <w:r>
-          <w:rPr>
-            <w:lang w:val="zh_TW" w:bidi="zh_TW"/>
-          </w:rPr>
-          <w:rPr>
-            <w:color w:val="0000EE"/>
-            <w:u w:val="single"/>
-          </w:rPr>
-          <w:t>16:3–4</w:t>
-        </w:r>
-      </w:hyperlink>
+      <w:r>
+        <w:rPr>
+          <w:lang w:val="zh_TW" w:bidi="zh_TW"/>
+        </w:rPr>
+        <w:t>16:3–4</w:t>
+      </w:r>
       <w:r>
         <w:rPr>
           <w:lang w:val="zh_TW" w:bidi="zh_TW"/>
@@ -3204,18 +2526,12 @@
         </w:rPr>
         <w:t>根據摩西律法，人若接觸屍體，或參與喪葬的相關行動，就會染上禮儀上的污穢。這些規定對以色列的祭司特別嚴格。至於大祭司，更完全不可參與哀悼。律法特別說明，他「不可挨近死屍，也不可為父母沾染自己。不可出聖所，也不可褻瀆神的聖所，因為神膏油的冠冕在他頭上。」（</w:t>
       </w:r>
-      <w:hyperlink r:id="rId121">
-        <w:r>
-          <w:rPr>
-            <w:lang w:val="zh_TW" w:bidi="zh_TW"/>
-          </w:rPr>
-          <w:rPr>
-            <w:color w:val="0000EE"/>
-            <w:u w:val="single"/>
-          </w:rPr>
-          <w:t>利21:10–12</w:t>
-        </w:r>
-      </w:hyperlink>
+      <w:r>
+        <w:rPr>
+          <w:lang w:val="zh_TW" w:bidi="zh_TW"/>
+        </w:rPr>
+        <w:t>利21:10–12</w:t>
+      </w:r>
       <w:r>
         <w:rPr>
           <w:lang w:val="zh_TW" w:bidi="zh_TW"/>
@@ -3236,72 +2552,48 @@
         </w:rPr>
         <w:t>雖然從舊約聖經到新約聖經，安葬的習俗與處理方式顯然沒有太大改變，但新約聖經的記載補充了一些細節。例如，經文提到人們會先清洗遺體（</w:t>
       </w:r>
-      <w:hyperlink r:id="rId122">
-        <w:r>
-          <w:rPr>
-            <w:lang w:val="zh_TW" w:bidi="zh_TW"/>
-          </w:rPr>
-          <w:rPr>
-            <w:color w:val="0000EE"/>
-            <w:u w:val="single"/>
-          </w:rPr>
-          <w:t>徒9:37</w:t>
-        </w:r>
-      </w:hyperlink>
+      <w:r>
+        <w:rPr>
+          <w:lang w:val="zh_TW" w:bidi="zh_TW"/>
+        </w:rPr>
+        <w:t>徒9:37</w:t>
+      </w:r>
       <w:r>
         <w:rPr>
           <w:lang w:val="zh_TW" w:bidi="zh_TW"/>
         </w:rPr>
         <w:t>）。接著，用香料膏抹遺體，並用細麻布把身體包裹起來，把香料一同裹在其中（</w:t>
       </w:r>
-      <w:hyperlink r:id="rId118">
-        <w:r>
-          <w:rPr>
-            <w:lang w:val="zh_TW" w:bidi="zh_TW"/>
-          </w:rPr>
-          <w:rPr>
-            <w:color w:val="0000EE"/>
-            <w:u w:val="single"/>
-          </w:rPr>
-          <w:t>可16:1</w:t>
-        </w:r>
-      </w:hyperlink>
+      <w:r>
+        <w:rPr>
+          <w:lang w:val="zh_TW" w:bidi="zh_TW"/>
+        </w:rPr>
+        <w:t>可16:1</w:t>
+      </w:r>
       <w:r>
         <w:rPr>
           <w:lang w:val="zh_TW" w:bidi="zh_TW"/>
         </w:rPr>
         <w:t>；</w:t>
       </w:r>
-      <w:hyperlink r:id="rId123">
-        <w:r>
-          <w:rPr>
-            <w:lang w:val="zh_TW" w:bidi="zh_TW"/>
-          </w:rPr>
-          <w:rPr>
-            <w:color w:val="0000EE"/>
-            <w:u w:val="single"/>
-          </w:rPr>
-          <w:t>約19:40</w:t>
-        </w:r>
-      </w:hyperlink>
+      <w:r>
+        <w:rPr>
+          <w:lang w:val="zh_TW" w:bidi="zh_TW"/>
+        </w:rPr>
+        <w:t>約19:40</w:t>
+      </w:r>
       <w:r>
         <w:rPr>
           <w:lang w:val="zh_TW" w:bidi="zh_TW"/>
         </w:rPr>
         <w:t>）。最後，把四肢緊緊裹住，並另外用一塊布包住頭部（</w:t>
       </w:r>
-      <w:hyperlink r:id="rId124">
-        <w:r>
-          <w:rPr>
-            <w:lang w:val="zh_TW" w:bidi="zh_TW"/>
-          </w:rPr>
-          <w:rPr>
-            <w:color w:val="0000EE"/>
-            <w:u w:val="single"/>
-          </w:rPr>
-          <w:t>約11:44</w:t>
-        </w:r>
-      </w:hyperlink>
+      <w:r>
+        <w:rPr>
+          <w:lang w:val="zh_TW" w:bidi="zh_TW"/>
+        </w:rPr>
+        <w:t>約11:44</w:t>
+      </w:r>
       <w:r>
         <w:rPr>
           <w:lang w:val="zh_TW" w:bidi="zh_TW"/>
@@ -3400,18 +2692,12 @@
         </w:rPr>
         <w:t>示拿或巴比倫的王。他協助以攔王基大老瑪平息了巴勒斯坦內五個城市的叛亂（</w:t>
       </w:r>
-      <w:hyperlink r:id="rId125">
-        <w:r>
-          <w:rPr>
-            <w:lang w:val="zh_TW" w:bidi="zh_TW"/>
-          </w:rPr>
-          <w:rPr>
-            <w:color w:val="0000EE"/>
-            <w:u w:val="single"/>
-          </w:rPr>
-          <w:t>創世記14:1–11</w:t>
-        </w:r>
-      </w:hyperlink>
+      <w:r>
+        <w:rPr>
+          <w:lang w:val="zh_TW" w:bidi="zh_TW"/>
+        </w:rPr>
+        <w:t>創世記14:1–11</w:t>
+      </w:r>
       <w:r>
         <w:rPr>
           <w:lang w:val="zh_TW" w:bidi="zh_TW"/>
@@ -3474,90 +2760,60 @@
         </w:rPr>
         <w:t>哥轄的兒子，屬於利未支派。暗蘭娶了約基別為妻，生了三個著名的兒女：亞倫、摩西和米利暗（</w:t>
       </w:r>
-      <w:hyperlink r:id="rId126">
-        <w:r>
-          <w:rPr>
-            <w:lang w:val="zh_TW" w:bidi="zh_TW"/>
-          </w:rPr>
-          <w:rPr>
-            <w:color w:val="0000EE"/>
-            <w:u w:val="single"/>
-          </w:rPr>
-          <w:t>出6:16–20</w:t>
-        </w:r>
-      </w:hyperlink>
+      <w:r>
+        <w:rPr>
+          <w:lang w:val="zh_TW" w:bidi="zh_TW"/>
+        </w:rPr>
+        <w:t>出6:16–20</w:t>
+      </w:r>
       <w:r>
         <w:rPr>
           <w:lang w:val="zh_TW" w:bidi="zh_TW"/>
         </w:rPr>
         <w:t>；</w:t>
       </w:r>
-      <w:hyperlink r:id="rId127">
-        <w:r>
-          <w:rPr>
-            <w:lang w:val="zh_TW" w:bidi="zh_TW"/>
-          </w:rPr>
-          <w:rPr>
-            <w:color w:val="0000EE"/>
-            <w:u w:val="single"/>
-          </w:rPr>
-          <w:t>民26:58–59</w:t>
-        </w:r>
-      </w:hyperlink>
+      <w:r>
+        <w:rPr>
+          <w:lang w:val="zh_TW" w:bidi="zh_TW"/>
+        </w:rPr>
+        <w:t>民26:58–59</w:t>
+      </w:r>
       <w:r>
         <w:rPr>
           <w:lang w:val="zh_TW" w:bidi="zh_TW"/>
         </w:rPr>
         <w:t>）。以色列人在曠野飄流期間，暗蘭族的人有特殊的職責。他們負責看守約櫃、桌子、燈臺、祭壇，以及會幕裡使用的其它器具（</w:t>
       </w:r>
-      <w:hyperlink r:id="rId128">
-        <w:r>
-          <w:rPr>
-            <w:lang w:val="zh_TW" w:bidi="zh_TW"/>
-          </w:rPr>
-          <w:rPr>
-            <w:color w:val="0000EE"/>
-            <w:u w:val="single"/>
-          </w:rPr>
-          <w:t>民3:27</w:t>
-        </w:r>
-      </w:hyperlink>
+      <w:r>
+        <w:rPr>
+          <w:lang w:val="zh_TW" w:bidi="zh_TW"/>
+        </w:rPr>
+        <w:t>民3:27</w:t>
+      </w:r>
       <w:r>
         <w:rPr>
           <w:lang w:val="zh_TW" w:bidi="zh_TW"/>
         </w:rPr>
         <w:t>、</w:t>
       </w:r>
-      <w:hyperlink r:id="rId128">
-        <w:r>
-          <w:rPr>
-            <w:lang w:val="zh_TW" w:bidi="zh_TW"/>
-          </w:rPr>
-          <w:rPr>
-            <w:color w:val="0000EE"/>
-            <w:u w:val="single"/>
-          </w:rPr>
-          <w:t>31</w:t>
-        </w:r>
-      </w:hyperlink>
+      <w:r>
+        <w:rPr>
+          <w:lang w:val="zh_TW" w:bidi="zh_TW"/>
+        </w:rPr>
+        <w:t>31</w:t>
+      </w:r>
       <w:r>
         <w:rPr>
           <w:lang w:val="zh_TW" w:bidi="zh_TW"/>
         </w:rPr>
         <w:t>）。後來，暗蘭族的人也是管理聖殿府庫中供物的小組之一（</w:t>
       </w:r>
-      <w:hyperlink r:id="rId129">
-        <w:r>
-          <w:rPr>
-            <w:lang w:val="zh_TW" w:bidi="zh_TW"/>
-          </w:rPr>
-          <w:rPr>
-            <w:color w:val="0000EE"/>
-            <w:u w:val="single"/>
-          </w:rPr>
-          <w:t>代上26:23–24</w:t>
-        </w:r>
-      </w:hyperlink>
+      <w:r>
+        <w:rPr>
+          <w:lang w:val="zh_TW" w:bidi="zh_TW"/>
+        </w:rPr>
+        <w:t>代上26:23–24</w:t>
+      </w:r>
       <w:r>
         <w:rPr>
           <w:lang w:val="zh_TW" w:bidi="zh_TW"/>
@@ -3582,18 +2838,12 @@
         </w:rPr>
         <w:t>巴尼家族中的一位祭司。從巴比倫被擄歸回後，他聽從以斯拉嚴厲的勸告，休了他的外邦妻子（</w:t>
       </w:r>
-      <w:hyperlink r:id="rId130">
-        <w:r>
-          <w:rPr>
-            <w:lang w:val="zh_TW" w:bidi="zh_TW"/>
-          </w:rPr>
-          <w:rPr>
-            <w:color w:val="0000EE"/>
-            <w:u w:val="single"/>
-          </w:rPr>
-          <w:t>拉10:34</w:t>
-        </w:r>
-      </w:hyperlink>
+      <w:r>
+        <w:rPr>
+          <w:lang w:val="zh_TW" w:bidi="zh_TW"/>
+        </w:rPr>
+        <w:t>拉10:34</w:t>
+      </w:r>
       <w:r>
         <w:rPr>
           <w:lang w:val="zh_TW" w:bidi="zh_TW"/>
@@ -3618,36 +2868,24 @@
         </w:rPr>
         <w:t>某英文譯本中在</w:t>
       </w:r>
-      <w:hyperlink r:id="rId131">
-        <w:r>
-          <w:rPr>
-            <w:lang w:val="zh_TW" w:bidi="zh_TW"/>
-          </w:rPr>
-          <w:rPr>
-            <w:color w:val="0000EE"/>
-            <w:u w:val="single"/>
-          </w:rPr>
-          <w:t>歷代志上一章41節</w:t>
-        </w:r>
-      </w:hyperlink>
+      <w:r>
+        <w:rPr>
+          <w:lang w:val="zh_TW" w:bidi="zh_TW"/>
+        </w:rPr>
+        <w:t>歷代志上一章41節</w:t>
+      </w:r>
       <w:r>
         <w:rPr>
           <w:lang w:val="zh_TW" w:bidi="zh_TW"/>
         </w:rPr>
         <w:t>中使用暗蘭（Amram）來指底順的兒子哈默蘭（Hamran）。哈默蘭（Hamran）本身又是欣但（Hemdan）的另一個名稱（參</w:t>
       </w:r>
-      <w:hyperlink r:id="rId132">
-        <w:r>
-          <w:rPr>
-            <w:lang w:val="zh_TW" w:bidi="zh_TW"/>
-          </w:rPr>
-          <w:rPr>
-            <w:color w:val="0000EE"/>
-            <w:u w:val="single"/>
-          </w:rPr>
-          <w:t>創36:26</w:t>
-        </w:r>
-      </w:hyperlink>
+      <w:r>
+        <w:rPr>
+          <w:lang w:val="zh_TW" w:bidi="zh_TW"/>
+        </w:rPr>
+        <w:t>創36:26</w:t>
+      </w:r>
       <w:r>
         <w:rPr>
           <w:lang w:val="zh_TW" w:bidi="zh_TW"/>
